--- a/docs/efsystem-manual.docx
+++ b/docs/efsystem-manual.docx
@@ -102,6 +102,7 @@
           <w:insideH w:val="single" w:color="D8DCE8" w:sz="4"/>
           <w:insideV w:val="single" w:color="D8DCE8" w:sz="4"/>
         </w:tblBorders>
+        <w:tblLayout w:type="fixed"/>
       </w:tblPr>
       <w:tblGrid>
         <w:gridCol w:w="2400"/>
@@ -447,6 +448,7 @@
           <w:insideH w:val="single" w:color="D8DCE8" w:sz="4"/>
           <w:insideV w:val="single" w:color="D8DCE8" w:sz="4"/>
         </w:tblBorders>
+        <w:tblLayout w:type="fixed"/>
       </w:tblPr>
       <w:tblGrid>
         <w:gridCol w:w="9700"/>
@@ -566,20 +568,24 @@
           <w:insideH w:val="none" w:color="FFFFFF" w:sz="0"/>
           <w:insideV w:val="none" w:color="FFFFFF" w:sz="0"/>
         </w:tblBorders>
+        <w:tblLayout w:type="fixed"/>
       </w:tblPr>
       <w:tblGrid>
-        <w:gridCol w:w="3000"/>
-        <w:gridCol w:w="6700"/>
+        <w:gridCol w:w="3400"/>
+        <w:gridCol w:w="6300"/>
       </w:tblGrid>
       <w:tr>
-        <w:tc>
-          <w:tcPr>
-            <w:tcW w:type="dxa" w:w="3000"/>
+        <w:trPr>
+          <w:cantSplit w:val="false"/>
+        </w:trPr>
+        <w:tc>
+          <w:tcPr>
+            <w:tcW w:type="dxa" w:w="3400"/>
             <w:tcMar>
               <w:top w:type="dxa" w:w="0"/>
               <w:left w:type="dxa" w:w="0"/>
               <w:bottom w:type="dxa" w:w="0"/>
-              <w:right w:type="dxa" w:w="180"/>
+              <w:right w:type="dxa" w:w="300"/>
             </w:tcMar>
           </w:tcPr>
           <w:p>
@@ -590,7 +596,7 @@
             <w:r>
               <w:drawing>
                 <wp:inline distT="0" distB="0" distL="0" distR="0">
-                  <wp:extent cx="1952625" cy="4229100"/>
+                  <wp:extent cx="1666875" cy="3609975"/>
                   <wp:effectExtent t="0" r="0" b="0" l="0"/>
                   <wp:docPr id="1" name="" descr="" title=""/>
                   <wp:cNvGraphicFramePr>
@@ -615,7 +621,7 @@
                         <pic:spPr bwMode="auto">
                           <a:xfrm>
                             <a:off x="0" y="0"/>
-                            <a:ext cx="1952625" cy="4229100"/>
+                            <a:ext cx="1666875" cy="3609975"/>
                           </a:xfrm>
                           <a:prstGeom prst="rect">
                             <a:avLst/>
@@ -631,7 +637,7 @@
         </w:tc>
         <w:tc>
           <w:tcPr>
-            <w:tcW w:type="dxa" w:w="6700"/>
+            <w:tcW w:type="dxa" w:w="6300"/>
             <w:tcMar>
               <w:top w:type="dxa" w:w="0"/>
               <w:left w:type="dxa" w:w="0"/>
@@ -796,6 +802,7 @@
                 <w:insideH w:val="single" w:color="D8DCE8" w:sz="4"/>
                 <w:insideV w:val="single" w:color="D8DCE8" w:sz="4"/>
               </w:tblBorders>
+              <w:tblLayout w:type="fixed"/>
             </w:tblPr>
             <w:tblGrid>
               <w:gridCol w:w="9700"/>
@@ -883,20 +890,24 @@
           <w:insideH w:val="none" w:color="FFFFFF" w:sz="0"/>
           <w:insideV w:val="none" w:color="FFFFFF" w:sz="0"/>
         </w:tblBorders>
+        <w:tblLayout w:type="fixed"/>
       </w:tblPr>
       <w:tblGrid>
-        <w:gridCol w:w="3000"/>
-        <w:gridCol w:w="6700"/>
+        <w:gridCol w:w="3400"/>
+        <w:gridCol w:w="6300"/>
       </w:tblGrid>
       <w:tr>
-        <w:tc>
-          <w:tcPr>
-            <w:tcW w:type="dxa" w:w="3000"/>
+        <w:trPr>
+          <w:cantSplit w:val="false"/>
+        </w:trPr>
+        <w:tc>
+          <w:tcPr>
+            <w:tcW w:type="dxa" w:w="3400"/>
             <w:tcMar>
               <w:top w:type="dxa" w:w="0"/>
               <w:left w:type="dxa" w:w="0"/>
               <w:bottom w:type="dxa" w:w="0"/>
-              <w:right w:type="dxa" w:w="180"/>
+              <w:right w:type="dxa" w:w="300"/>
             </w:tcMar>
           </w:tcPr>
           <w:p>
@@ -907,7 +918,7 @@
             <w:r>
               <w:drawing>
                 <wp:inline distT="0" distB="0" distL="0" distR="0">
-                  <wp:extent cx="1952625" cy="4229100"/>
+                  <wp:extent cx="1666875" cy="3609975"/>
                   <wp:effectExtent t="0" r="0" b="0" l="0"/>
                   <wp:docPr id="1" name="" descr="" title=""/>
                   <wp:cNvGraphicFramePr>
@@ -932,7 +943,7 @@
                         <pic:spPr bwMode="auto">
                           <a:xfrm>
                             <a:off x="0" y="0"/>
-                            <a:ext cx="1952625" cy="4229100"/>
+                            <a:ext cx="1666875" cy="3609975"/>
                           </a:xfrm>
                           <a:prstGeom prst="rect">
                             <a:avLst/>
@@ -948,7 +959,7 @@
         </w:tc>
         <w:tc>
           <w:tcPr>
-            <w:tcW w:type="dxa" w:w="6700"/>
+            <w:tcW w:type="dxa" w:w="6300"/>
             <w:tcMar>
               <w:top w:type="dxa" w:w="0"/>
               <w:left w:type="dxa" w:w="0"/>
@@ -967,6 +978,7 @@
                 <w:insideH w:val="single" w:color="D8DCE8" w:sz="4"/>
                 <w:insideV w:val="single" w:color="D8DCE8" w:sz="4"/>
               </w:tblBorders>
+              <w:tblLayout w:type="fixed"/>
             </w:tblPr>
             <w:tblGrid>
               <w:gridCol w:w="1700"/>
@@ -1396,6 +1408,7 @@
                 <w:insideH w:val="single" w:color="D8DCE8" w:sz="4"/>
                 <w:insideV w:val="single" w:color="D8DCE8" w:sz="4"/>
               </w:tblBorders>
+              <w:tblLayout w:type="fixed"/>
             </w:tblPr>
             <w:tblGrid>
               <w:gridCol w:w="9700"/>
@@ -1488,20 +1501,24 @@
           <w:insideH w:val="none" w:color="FFFFFF" w:sz="0"/>
           <w:insideV w:val="none" w:color="FFFFFF" w:sz="0"/>
         </w:tblBorders>
+        <w:tblLayout w:type="fixed"/>
       </w:tblPr>
       <w:tblGrid>
-        <w:gridCol w:w="3000"/>
-        <w:gridCol w:w="6700"/>
+        <w:gridCol w:w="3400"/>
+        <w:gridCol w:w="6300"/>
       </w:tblGrid>
       <w:tr>
-        <w:tc>
-          <w:tcPr>
-            <w:tcW w:type="dxa" w:w="3000"/>
+        <w:trPr>
+          <w:cantSplit w:val="false"/>
+        </w:trPr>
+        <w:tc>
+          <w:tcPr>
+            <w:tcW w:type="dxa" w:w="3400"/>
             <w:tcMar>
               <w:top w:type="dxa" w:w="0"/>
               <w:left w:type="dxa" w:w="0"/>
               <w:bottom w:type="dxa" w:w="0"/>
-              <w:right w:type="dxa" w:w="180"/>
+              <w:right w:type="dxa" w:w="300"/>
             </w:tcMar>
           </w:tcPr>
           <w:p>
@@ -1512,7 +1529,7 @@
             <w:r>
               <w:drawing>
                 <wp:inline distT="0" distB="0" distL="0" distR="0">
-                  <wp:extent cx="1952625" cy="4229100"/>
+                  <wp:extent cx="1666875" cy="3609975"/>
                   <wp:effectExtent t="0" r="0" b="0" l="0"/>
                   <wp:docPr id="1" name="" descr="" title=""/>
                   <wp:cNvGraphicFramePr>
@@ -1537,7 +1554,7 @@
                         <pic:spPr bwMode="auto">
                           <a:xfrm>
                             <a:off x="0" y="0"/>
-                            <a:ext cx="1952625" cy="4229100"/>
+                            <a:ext cx="1666875" cy="3609975"/>
                           </a:xfrm>
                           <a:prstGeom prst="rect">
                             <a:avLst/>
@@ -1553,7 +1570,7 @@
         </w:tc>
         <w:tc>
           <w:tcPr>
-            <w:tcW w:type="dxa" w:w="6700"/>
+            <w:tcW w:type="dxa" w:w="6300"/>
             <w:tcMar>
               <w:top w:type="dxa" w:w="0"/>
               <w:left w:type="dxa" w:w="0"/>
@@ -1657,6 +1674,7 @@
                 <w:insideH w:val="single" w:color="D8DCE8" w:sz="4"/>
                 <w:insideV w:val="single" w:color="D8DCE8" w:sz="4"/>
               </w:tblBorders>
+              <w:tblLayout w:type="fixed"/>
             </w:tblPr>
             <w:tblGrid>
               <w:gridCol w:w="9700"/>
@@ -1744,20 +1762,24 @@
           <w:insideH w:val="none" w:color="FFFFFF" w:sz="0"/>
           <w:insideV w:val="none" w:color="FFFFFF" w:sz="0"/>
         </w:tblBorders>
+        <w:tblLayout w:type="fixed"/>
       </w:tblPr>
       <w:tblGrid>
-        <w:gridCol w:w="3000"/>
-        <w:gridCol w:w="6700"/>
+        <w:gridCol w:w="3400"/>
+        <w:gridCol w:w="6300"/>
       </w:tblGrid>
       <w:tr>
-        <w:tc>
-          <w:tcPr>
-            <w:tcW w:type="dxa" w:w="3000"/>
+        <w:trPr>
+          <w:cantSplit w:val="false"/>
+        </w:trPr>
+        <w:tc>
+          <w:tcPr>
+            <w:tcW w:type="dxa" w:w="3400"/>
             <w:tcMar>
               <w:top w:type="dxa" w:w="0"/>
               <w:left w:type="dxa" w:w="0"/>
               <w:bottom w:type="dxa" w:w="0"/>
-              <w:right w:type="dxa" w:w="180"/>
+              <w:right w:type="dxa" w:w="300"/>
             </w:tcMar>
           </w:tcPr>
           <w:p>
@@ -1768,7 +1790,7 @@
             <w:r>
               <w:drawing>
                 <wp:inline distT="0" distB="0" distL="0" distR="0">
-                  <wp:extent cx="1952625" cy="4229100"/>
+                  <wp:extent cx="1666875" cy="3609975"/>
                   <wp:effectExtent t="0" r="0" b="0" l="0"/>
                   <wp:docPr id="1" name="" descr="" title=""/>
                   <wp:cNvGraphicFramePr>
@@ -1793,7 +1815,7 @@
                         <pic:spPr bwMode="auto">
                           <a:xfrm>
                             <a:off x="0" y="0"/>
-                            <a:ext cx="1952625" cy="4229100"/>
+                            <a:ext cx="1666875" cy="3609975"/>
                           </a:xfrm>
                           <a:prstGeom prst="rect">
                             <a:avLst/>
@@ -1809,7 +1831,7 @@
         </w:tc>
         <w:tc>
           <w:tcPr>
-            <w:tcW w:type="dxa" w:w="6700"/>
+            <w:tcW w:type="dxa" w:w="6300"/>
             <w:tcMar>
               <w:top w:type="dxa" w:w="0"/>
               <w:left w:type="dxa" w:w="0"/>
@@ -1916,6 +1938,7 @@
                 <w:insideH w:val="single" w:color="D8DCE8" w:sz="4"/>
                 <w:insideV w:val="single" w:color="D8DCE8" w:sz="4"/>
               </w:tblBorders>
+              <w:tblLayout w:type="fixed"/>
             </w:tblPr>
             <w:tblGrid>
               <w:gridCol w:w="9700"/>
@@ -1973,6 +1996,7 @@
                 <w:insideH w:val="single" w:color="854F0B" w:sz="4"/>
                 <w:insideV w:val="single" w:color="854F0B" w:sz="4"/>
               </w:tblBorders>
+              <w:tblLayout w:type="fixed"/>
             </w:tblPr>
             <w:tblGrid>
               <w:gridCol w:w="9700"/>
@@ -2076,20 +2100,24 @@
           <w:insideH w:val="none" w:color="FFFFFF" w:sz="0"/>
           <w:insideV w:val="none" w:color="FFFFFF" w:sz="0"/>
         </w:tblBorders>
+        <w:tblLayout w:type="fixed"/>
       </w:tblPr>
       <w:tblGrid>
-        <w:gridCol w:w="3000"/>
-        <w:gridCol w:w="6700"/>
+        <w:gridCol w:w="3400"/>
+        <w:gridCol w:w="6300"/>
       </w:tblGrid>
       <w:tr>
-        <w:tc>
-          <w:tcPr>
-            <w:tcW w:type="dxa" w:w="3000"/>
+        <w:trPr>
+          <w:cantSplit w:val="false"/>
+        </w:trPr>
+        <w:tc>
+          <w:tcPr>
+            <w:tcW w:type="dxa" w:w="3400"/>
             <w:tcMar>
               <w:top w:type="dxa" w:w="0"/>
               <w:left w:type="dxa" w:w="0"/>
               <w:bottom w:type="dxa" w:w="0"/>
-              <w:right w:type="dxa" w:w="180"/>
+              <w:right w:type="dxa" w:w="300"/>
             </w:tcMar>
           </w:tcPr>
           <w:p>
@@ -2100,7 +2128,7 @@
             <w:r>
               <w:drawing>
                 <wp:inline distT="0" distB="0" distL="0" distR="0">
-                  <wp:extent cx="1952625" cy="4229100"/>
+                  <wp:extent cx="1666875" cy="3609975"/>
                   <wp:effectExtent t="0" r="0" b="0" l="0"/>
                   <wp:docPr id="1" name="" descr="" title=""/>
                   <wp:cNvGraphicFramePr>
@@ -2125,7 +2153,7 @@
                         <pic:spPr bwMode="auto">
                           <a:xfrm>
                             <a:off x="0" y="0"/>
-                            <a:ext cx="1952625" cy="4229100"/>
+                            <a:ext cx="1666875" cy="3609975"/>
                           </a:xfrm>
                           <a:prstGeom prst="rect">
                             <a:avLst/>
@@ -2141,7 +2169,7 @@
         </w:tc>
         <w:tc>
           <w:tcPr>
-            <w:tcW w:type="dxa" w:w="6700"/>
+            <w:tcW w:type="dxa" w:w="6300"/>
             <w:tcMar>
               <w:top w:type="dxa" w:w="0"/>
               <w:left w:type="dxa" w:w="0"/>
@@ -2304,6 +2332,7 @@
                 <w:insideH w:val="single" w:color="D8DCE8" w:sz="4"/>
                 <w:insideV w:val="single" w:color="D8DCE8" w:sz="4"/>
               </w:tblBorders>
+              <w:tblLayout w:type="fixed"/>
             </w:tblPr>
             <w:tblGrid>
               <w:gridCol w:w="9700"/>
@@ -2391,20 +2420,24 @@
           <w:insideH w:val="none" w:color="FFFFFF" w:sz="0"/>
           <w:insideV w:val="none" w:color="FFFFFF" w:sz="0"/>
         </w:tblBorders>
+        <w:tblLayout w:type="fixed"/>
       </w:tblPr>
       <w:tblGrid>
-        <w:gridCol w:w="3000"/>
-        <w:gridCol w:w="6700"/>
+        <w:gridCol w:w="3400"/>
+        <w:gridCol w:w="6300"/>
       </w:tblGrid>
       <w:tr>
-        <w:tc>
-          <w:tcPr>
-            <w:tcW w:type="dxa" w:w="3000"/>
+        <w:trPr>
+          <w:cantSplit w:val="false"/>
+        </w:trPr>
+        <w:tc>
+          <w:tcPr>
+            <w:tcW w:type="dxa" w:w="3400"/>
             <w:tcMar>
               <w:top w:type="dxa" w:w="0"/>
               <w:left w:type="dxa" w:w="0"/>
               <w:bottom w:type="dxa" w:w="0"/>
-              <w:right w:type="dxa" w:w="180"/>
+              <w:right w:type="dxa" w:w="300"/>
             </w:tcMar>
           </w:tcPr>
           <w:p>
@@ -2415,7 +2448,7 @@
             <w:r>
               <w:drawing>
                 <wp:inline distT="0" distB="0" distL="0" distR="0">
-                  <wp:extent cx="1952625" cy="4229100"/>
+                  <wp:extent cx="1666875" cy="3609975"/>
                   <wp:effectExtent t="0" r="0" b="0" l="0"/>
                   <wp:docPr id="1" name="" descr="" title=""/>
                   <wp:cNvGraphicFramePr>
@@ -2440,7 +2473,7 @@
                         <pic:spPr bwMode="auto">
                           <a:xfrm>
                             <a:off x="0" y="0"/>
-                            <a:ext cx="1952625" cy="4229100"/>
+                            <a:ext cx="1666875" cy="3609975"/>
                           </a:xfrm>
                           <a:prstGeom prst="rect">
                             <a:avLst/>
@@ -2456,7 +2489,7 @@
         </w:tc>
         <w:tc>
           <w:tcPr>
-            <w:tcW w:type="dxa" w:w="6700"/>
+            <w:tcW w:type="dxa" w:w="6300"/>
             <w:tcMar>
               <w:top w:type="dxa" w:w="0"/>
               <w:left w:type="dxa" w:w="0"/>
@@ -2511,6 +2544,7 @@
                 <w:insideH w:val="single" w:color="D8DCE8" w:sz="4"/>
                 <w:insideV w:val="single" w:color="D8DCE8" w:sz="4"/>
               </w:tblBorders>
+              <w:tblLayout w:type="fixed"/>
             </w:tblPr>
             <w:tblGrid>
               <w:gridCol w:w="1800"/>
@@ -2752,6 +2786,7 @@
                 <w:insideH w:val="single" w:color="D8DCE8" w:sz="4"/>
                 <w:insideV w:val="single" w:color="D8DCE8" w:sz="4"/>
               </w:tblBorders>
+              <w:tblLayout w:type="fixed"/>
             </w:tblPr>
             <w:tblGrid>
               <w:gridCol w:w="9700"/>
@@ -2844,20 +2879,24 @@
           <w:insideH w:val="none" w:color="FFFFFF" w:sz="0"/>
           <w:insideV w:val="none" w:color="FFFFFF" w:sz="0"/>
         </w:tblBorders>
+        <w:tblLayout w:type="fixed"/>
       </w:tblPr>
       <w:tblGrid>
-        <w:gridCol w:w="3000"/>
-        <w:gridCol w:w="6700"/>
+        <w:gridCol w:w="3400"/>
+        <w:gridCol w:w="6300"/>
       </w:tblGrid>
       <w:tr>
-        <w:tc>
-          <w:tcPr>
-            <w:tcW w:type="dxa" w:w="3000"/>
+        <w:trPr>
+          <w:cantSplit w:val="false"/>
+        </w:trPr>
+        <w:tc>
+          <w:tcPr>
+            <w:tcW w:type="dxa" w:w="3400"/>
             <w:tcMar>
               <w:top w:type="dxa" w:w="0"/>
               <w:left w:type="dxa" w:w="0"/>
               <w:bottom w:type="dxa" w:w="0"/>
-              <w:right w:type="dxa" w:w="180"/>
+              <w:right w:type="dxa" w:w="300"/>
             </w:tcMar>
           </w:tcPr>
           <w:p>
@@ -2868,7 +2907,7 @@
             <w:r>
               <w:drawing>
                 <wp:inline distT="0" distB="0" distL="0" distR="0">
-                  <wp:extent cx="1952625" cy="4229100"/>
+                  <wp:extent cx="1666875" cy="3609975"/>
                   <wp:effectExtent t="0" r="0" b="0" l="0"/>
                   <wp:docPr id="1" name="" descr="" title=""/>
                   <wp:cNvGraphicFramePr>
@@ -2893,7 +2932,7 @@
                         <pic:spPr bwMode="auto">
                           <a:xfrm>
                             <a:off x="0" y="0"/>
-                            <a:ext cx="1952625" cy="4229100"/>
+                            <a:ext cx="1666875" cy="3609975"/>
                           </a:xfrm>
                           <a:prstGeom prst="rect">
                             <a:avLst/>
@@ -2909,7 +2948,7 @@
         </w:tc>
         <w:tc>
           <w:tcPr>
-            <w:tcW w:type="dxa" w:w="6700"/>
+            <w:tcW w:type="dxa" w:w="6300"/>
             <w:tcMar>
               <w:top w:type="dxa" w:w="0"/>
               <w:left w:type="dxa" w:w="0"/>
@@ -3050,6 +3089,7 @@
                 <w:insideH w:val="single" w:color="D8DCE8" w:sz="4"/>
                 <w:insideV w:val="single" w:color="D8DCE8" w:sz="4"/>
               </w:tblBorders>
+              <w:tblLayout w:type="fixed"/>
             </w:tblPr>
             <w:tblGrid>
               <w:gridCol w:w="9700"/>
@@ -3107,6 +3147,7 @@
                 <w:insideH w:val="single" w:color="D8DCE8" w:sz="4"/>
                 <w:insideV w:val="single" w:color="D8DCE8" w:sz="4"/>
               </w:tblBorders>
+              <w:tblLayout w:type="fixed"/>
             </w:tblPr>
             <w:tblGrid>
               <w:gridCol w:w="9700"/>
@@ -3194,20 +3235,24 @@
           <w:insideH w:val="none" w:color="FFFFFF" w:sz="0"/>
           <w:insideV w:val="none" w:color="FFFFFF" w:sz="0"/>
         </w:tblBorders>
+        <w:tblLayout w:type="fixed"/>
       </w:tblPr>
       <w:tblGrid>
-        <w:gridCol w:w="3000"/>
-        <w:gridCol w:w="6700"/>
+        <w:gridCol w:w="3400"/>
+        <w:gridCol w:w="6300"/>
       </w:tblGrid>
       <w:tr>
-        <w:tc>
-          <w:tcPr>
-            <w:tcW w:type="dxa" w:w="3000"/>
+        <w:trPr>
+          <w:cantSplit w:val="false"/>
+        </w:trPr>
+        <w:tc>
+          <w:tcPr>
+            <w:tcW w:type="dxa" w:w="3400"/>
             <w:tcMar>
               <w:top w:type="dxa" w:w="0"/>
               <w:left w:type="dxa" w:w="0"/>
               <w:bottom w:type="dxa" w:w="0"/>
-              <w:right w:type="dxa" w:w="180"/>
+              <w:right w:type="dxa" w:w="300"/>
             </w:tcMar>
           </w:tcPr>
           <w:p>
@@ -3218,7 +3263,7 @@
             <w:r>
               <w:drawing>
                 <wp:inline distT="0" distB="0" distL="0" distR="0">
-                  <wp:extent cx="1952625" cy="4229100"/>
+                  <wp:extent cx="1666875" cy="3609975"/>
                   <wp:effectExtent t="0" r="0" b="0" l="0"/>
                   <wp:docPr id="1" name="" descr="" title=""/>
                   <wp:cNvGraphicFramePr>
@@ -3243,7 +3288,7 @@
                         <pic:spPr bwMode="auto">
                           <a:xfrm>
                             <a:off x="0" y="0"/>
-                            <a:ext cx="1952625" cy="4229100"/>
+                            <a:ext cx="1666875" cy="3609975"/>
                           </a:xfrm>
                           <a:prstGeom prst="rect">
                             <a:avLst/>
@@ -3259,7 +3304,7 @@
         </w:tc>
         <w:tc>
           <w:tcPr>
-            <w:tcW w:type="dxa" w:w="6700"/>
+            <w:tcW w:type="dxa" w:w="6300"/>
             <w:tcMar>
               <w:top w:type="dxa" w:w="0"/>
               <w:left w:type="dxa" w:w="0"/>
@@ -3461,7 +3506,7 @@
       <w:r>
         <w:drawing>
           <wp:inline distT="0" distB="0" distL="0" distR="0">
-            <wp:extent cx="5810250" cy="4086225"/>
+            <wp:extent cx="5715000" cy="4019550"/>
             <wp:effectExtent t="0" r="0" b="0" l="0"/>
             <wp:docPr id="1" name="" descr="" title=""/>
             <wp:cNvGraphicFramePr>
@@ -3486,7 +3531,7 @@
                   <pic:spPr bwMode="auto">
                     <a:xfrm>
                       <a:off x="0" y="0"/>
-                      <a:ext cx="5810250" cy="4086225"/>
+                      <a:ext cx="5715000" cy="4019550"/>
                     </a:xfrm>
                     <a:prstGeom prst="rect">
                       <a:avLst/>
@@ -3688,6 +3733,7 @@
           <w:insideH w:val="single" w:color="854F0B" w:sz="4"/>
           <w:insideV w:val="single" w:color="854F0B" w:sz="4"/>
         </w:tblBorders>
+        <w:tblLayout w:type="fixed"/>
       </w:tblPr>
       <w:tblGrid>
         <w:gridCol w:w="9700"/>
@@ -3784,7 +3830,7 @@
       <w:r>
         <w:drawing>
           <wp:inline distT="0" distB="0" distL="0" distR="0">
-            <wp:extent cx="5810250" cy="4676775"/>
+            <wp:extent cx="5715000" cy="4600575"/>
             <wp:effectExtent t="0" r="0" b="0" l="0"/>
             <wp:docPr id="1" name="" descr="" title=""/>
             <wp:cNvGraphicFramePr>
@@ -3809,7 +3855,7 @@
                   <pic:spPr bwMode="auto">
                     <a:xfrm>
                       <a:off x="0" y="0"/>
-                      <a:ext cx="5810250" cy="4676775"/>
+                      <a:ext cx="5715000" cy="4600575"/>
                     </a:xfrm>
                     <a:prstGeom prst="rect">
                       <a:avLst/>
@@ -3994,6 +4040,7 @@
           <w:insideH w:val="single" w:color="D8DCE8" w:sz="4"/>
           <w:insideV w:val="single" w:color="D8DCE8" w:sz="4"/>
         </w:tblBorders>
+        <w:tblLayout w:type="fixed"/>
       </w:tblPr>
       <w:tblGrid>
         <w:gridCol w:w="9700"/>
@@ -4079,7 +4126,7 @@
       <w:r>
         <w:drawing>
           <wp:inline distT="0" distB="0" distL="0" distR="0">
-            <wp:extent cx="5810250" cy="4086225"/>
+            <wp:extent cx="5715000" cy="4019550"/>
             <wp:effectExtent t="0" r="0" b="0" l="0"/>
             <wp:docPr id="1" name="" descr="" title=""/>
             <wp:cNvGraphicFramePr>
@@ -4104,7 +4151,7 @@
                   <pic:spPr bwMode="auto">
                     <a:xfrm>
                       <a:off x="0" y="0"/>
-                      <a:ext cx="5810250" cy="4086225"/>
+                      <a:ext cx="5715000" cy="4019550"/>
                     </a:xfrm>
                     <a:prstGeom prst="rect">
                       <a:avLst/>
@@ -4172,6 +4219,7 @@
           <w:insideH w:val="single" w:color="D8DCE8" w:sz="4"/>
           <w:insideV w:val="single" w:color="D8DCE8" w:sz="4"/>
         </w:tblBorders>
+        <w:tblLayout w:type="fixed"/>
       </w:tblPr>
       <w:tblGrid>
         <w:gridCol w:w="2000"/>
@@ -4551,7 +4599,7 @@
       <w:r>
         <w:drawing>
           <wp:inline distT="0" distB="0" distL="0" distR="0">
-            <wp:extent cx="5810250" cy="5876925"/>
+            <wp:extent cx="5715000" cy="5781675"/>
             <wp:effectExtent t="0" r="0" b="0" l="0"/>
             <wp:docPr id="1" name="" descr="" title=""/>
             <wp:cNvGraphicFramePr>
@@ -4576,7 +4624,7 @@
                   <pic:spPr bwMode="auto">
                     <a:xfrm>
                       <a:off x="0" y="0"/>
-                      <a:ext cx="5810250" cy="5876925"/>
+                      <a:ext cx="5715000" cy="5781675"/>
                     </a:xfrm>
                     <a:prstGeom prst="rect">
                       <a:avLst/>
@@ -4796,6 +4844,7 @@
           <w:insideH w:val="single" w:color="D8DCE8" w:sz="4"/>
           <w:insideV w:val="single" w:color="D8DCE8" w:sz="4"/>
         </w:tblBorders>
+        <w:tblLayout w:type="fixed"/>
       </w:tblPr>
       <w:tblGrid>
         <w:gridCol w:w="9700"/>
@@ -4885,6 +4934,7 @@
           <w:insideH w:val="single" w:color="D8DCE8" w:sz="4"/>
           <w:insideV w:val="single" w:color="D8DCE8" w:sz="4"/>
         </w:tblBorders>
+        <w:tblLayout w:type="fixed"/>
       </w:tblPr>
       <w:tblGrid>
         <w:gridCol w:w="2600"/>
@@ -5076,6 +5126,7 @@
           <w:insideH w:val="single" w:color="854F0B" w:sz="4"/>
           <w:insideV w:val="single" w:color="854F0B" w:sz="4"/>
         </w:tblBorders>
+        <w:tblLayout w:type="fixed"/>
       </w:tblPr>
       <w:tblGrid>
         <w:gridCol w:w="9700"/>
@@ -5181,7 +5232,7 @@
       <w:r>
         <w:drawing>
           <wp:inline distT="0" distB="0" distL="0" distR="0">
-            <wp:extent cx="5810250" cy="4086225"/>
+            <wp:extent cx="5715000" cy="4019550"/>
             <wp:effectExtent t="0" r="0" b="0" l="0"/>
             <wp:docPr id="1" name="" descr="" title=""/>
             <wp:cNvGraphicFramePr>
@@ -5206,7 +5257,7 @@
                   <pic:spPr bwMode="auto">
                     <a:xfrm>
                       <a:off x="0" y="0"/>
-                      <a:ext cx="5810250" cy="4086225"/>
+                      <a:ext cx="5715000" cy="4019550"/>
                     </a:xfrm>
                     <a:prstGeom prst="rect">
                       <a:avLst/>
@@ -5377,7 +5428,7 @@
       <w:r>
         <w:drawing>
           <wp:inline distT="0" distB="0" distL="0" distR="0">
-            <wp:extent cx="5810250" cy="4476750"/>
+            <wp:extent cx="5715000" cy="4400550"/>
             <wp:effectExtent t="0" r="0" b="0" l="0"/>
             <wp:docPr id="1" name="" descr="" title=""/>
             <wp:cNvGraphicFramePr>
@@ -5402,7 +5453,7 @@
                   <pic:spPr bwMode="auto">
                     <a:xfrm>
                       <a:off x="0" y="0"/>
-                      <a:ext cx="5810250" cy="4476750"/>
+                      <a:ext cx="5715000" cy="4400550"/>
                     </a:xfrm>
                     <a:prstGeom prst="rect">
                       <a:avLst/>
@@ -5426,6 +5477,7 @@
           <w:insideH w:val="single" w:color="854F0B" w:sz="4"/>
           <w:insideV w:val="single" w:color="854F0B" w:sz="4"/>
         </w:tblBorders>
+        <w:tblLayout w:type="fixed"/>
       </w:tblPr>
       <w:tblGrid>
         <w:gridCol w:w="9700"/>
@@ -5497,6 +5549,7 @@
           <w:insideH w:val="single" w:color="D8DCE8" w:sz="4"/>
           <w:insideV w:val="single" w:color="D8DCE8" w:sz="4"/>
         </w:tblBorders>
+        <w:tblLayout w:type="fixed"/>
       </w:tblPr>
       <w:tblGrid>
         <w:gridCol w:w="1700"/>
@@ -5832,6 +5885,7 @@
           <w:insideH w:val="single" w:color="D8DCE8" w:sz="4"/>
           <w:insideV w:val="single" w:color="D8DCE8" w:sz="4"/>
         </w:tblBorders>
+        <w:tblLayout w:type="fixed"/>
       </w:tblPr>
       <w:tblGrid>
         <w:gridCol w:w="9700"/>
@@ -5892,6 +5946,7 @@
           <w:insideH w:val="single" w:color="B23B3B" w:sz="4"/>
           <w:insideV w:val="single" w:color="B23B3B" w:sz="4"/>
         </w:tblBorders>
+        <w:tblLayout w:type="fixed"/>
       </w:tblPr>
       <w:tblGrid>
         <w:gridCol w:w="9700"/>
@@ -5988,7 +6043,7 @@
       <w:r>
         <w:drawing>
           <wp:inline distT="0" distB="0" distL="0" distR="0">
-            <wp:extent cx="5810250" cy="5543550"/>
+            <wp:extent cx="5715000" cy="5457825"/>
             <wp:effectExtent t="0" r="0" b="0" l="0"/>
             <wp:docPr id="1" name="" descr="" title=""/>
             <wp:cNvGraphicFramePr>
@@ -6013,7 +6068,7 @@
                   <pic:spPr bwMode="auto">
                     <a:xfrm>
                       <a:off x="0" y="0"/>
-                      <a:ext cx="5810250" cy="5543550"/>
+                      <a:ext cx="5715000" cy="5457825"/>
                     </a:xfrm>
                     <a:prstGeom prst="rect">
                       <a:avLst/>
@@ -6084,6 +6139,7 @@
           <w:insideH w:val="single" w:color="D8DCE8" w:sz="4"/>
           <w:insideV w:val="single" w:color="D8DCE8" w:sz="4"/>
         </w:tblBorders>
+        <w:tblLayout w:type="fixed"/>
       </w:tblPr>
       <w:tblGrid>
         <w:gridCol w:w="2200"/>
@@ -6398,7 +6454,7 @@
       <w:r>
         <w:drawing>
           <wp:inline distT="0" distB="0" distL="0" distR="0">
-            <wp:extent cx="5810250" cy="4086225"/>
+            <wp:extent cx="5715000" cy="4019550"/>
             <wp:effectExtent t="0" r="0" b="0" l="0"/>
             <wp:docPr id="1" name="" descr="" title=""/>
             <wp:cNvGraphicFramePr>
@@ -6423,7 +6479,7 @@
                   <pic:spPr bwMode="auto">
                     <a:xfrm>
                       <a:off x="0" y="0"/>
-                      <a:ext cx="5810250" cy="4086225"/>
+                      <a:ext cx="5715000" cy="4019550"/>
                     </a:xfrm>
                     <a:prstGeom prst="rect">
                       <a:avLst/>
@@ -6476,6 +6532,7 @@
           <w:insideH w:val="single" w:color="D8DCE8" w:sz="4"/>
           <w:insideV w:val="single" w:color="D8DCE8" w:sz="4"/>
         </w:tblBorders>
+        <w:tblLayout w:type="fixed"/>
       </w:tblPr>
       <w:tblGrid>
         <w:gridCol w:w="2000"/>
@@ -6733,6 +6790,7 @@
           <w:insideH w:val="single" w:color="B23B3B" w:sz="4"/>
           <w:insideV w:val="single" w:color="B23B3B" w:sz="4"/>
         </w:tblBorders>
+        <w:tblLayout w:type="fixed"/>
       </w:tblPr>
       <w:tblGrid>
         <w:gridCol w:w="9700"/>
@@ -6907,6 +6965,7 @@
           <w:insideH w:val="single" w:color="D8DCE8" w:sz="4"/>
           <w:insideV w:val="single" w:color="D8DCE8" w:sz="4"/>
         </w:tblBorders>
+        <w:tblLayout w:type="fixed"/>
       </w:tblPr>
       <w:tblGrid>
         <w:gridCol w:w="9700"/>
@@ -6992,7 +7051,7 @@
       <w:r>
         <w:drawing>
           <wp:inline distT="0" distB="0" distL="0" distR="0">
-            <wp:extent cx="5810250" cy="4086225"/>
+            <wp:extent cx="5715000" cy="4019550"/>
             <wp:effectExtent t="0" r="0" b="0" l="0"/>
             <wp:docPr id="1" name="" descr="" title=""/>
             <wp:cNvGraphicFramePr>
@@ -7017,7 +7076,7 @@
                   <pic:spPr bwMode="auto">
                     <a:xfrm>
                       <a:off x="0" y="0"/>
-                      <a:ext cx="5810250" cy="4086225"/>
+                      <a:ext cx="5715000" cy="4019550"/>
                     </a:xfrm>
                     <a:prstGeom prst="rect">
                       <a:avLst/>
@@ -7080,6 +7139,7 @@
           <w:insideH w:val="single" w:color="D8DCE8" w:sz="4"/>
           <w:insideV w:val="single" w:color="D8DCE8" w:sz="4"/>
         </w:tblBorders>
+        <w:tblLayout w:type="fixed"/>
       </w:tblPr>
       <w:tblGrid>
         <w:gridCol w:w="9700"/>
@@ -7362,7 +7422,7 @@
       <w:r>
         <w:drawing>
           <wp:inline distT="0" distB="0" distL="0" distR="0">
-            <wp:extent cx="5810250" cy="4086225"/>
+            <wp:extent cx="5715000" cy="4019550"/>
             <wp:effectExtent t="0" r="0" b="0" l="0"/>
             <wp:docPr id="1" name="" descr="" title=""/>
             <wp:cNvGraphicFramePr>
@@ -7387,7 +7447,7 @@
                   <pic:spPr bwMode="auto">
                     <a:xfrm>
                       <a:off x="0" y="0"/>
-                      <a:ext cx="5810250" cy="4086225"/>
+                      <a:ext cx="5715000" cy="4019550"/>
                     </a:xfrm>
                     <a:prstGeom prst="rect">
                       <a:avLst/>
@@ -7510,6 +7570,7 @@
           <w:insideH w:val="single" w:color="D8DCE8" w:sz="4"/>
           <w:insideV w:val="single" w:color="D8DCE8" w:sz="4"/>
         </w:tblBorders>
+        <w:tblLayout w:type="fixed"/>
       </w:tblPr>
       <w:tblGrid>
         <w:gridCol w:w="1800"/>

--- a/docs/efsystem-manual.docx
+++ b/docs/efsystem-manual.docx
@@ -557,111 +557,364 @@
         <w:t xml:space="preserve">　/login</w:t>
       </w:r>
     </w:p>
+    <w:p>
+      <w:pPr>
+        <w:spacing w:after="120" w:before="60"/>
+        <w:jc w:val="left"/>
+      </w:pPr>
+      <w:r>
+        <w:drawing>
+          <wp:inline distT="0" distB="0" distL="0" distR="0">
+            <wp:extent cx="2190750" cy="4743450"/>
+            <wp:effectExtent t="0" r="0" b="0" l="0"/>
+            <wp:docPr id="1" name="" descr="" title=""/>
+            <wp:cNvGraphicFramePr>
+              <a:graphicFrameLocks xmlns:a="http://schemas.openxmlformats.org/drawingml/2006/main" noChangeAspect="1"/>
+            </wp:cNvGraphicFramePr>
+            <a:graphic xmlns:a="http://schemas.openxmlformats.org/drawingml/2006/main">
+              <a:graphicData uri="http://schemas.openxmlformats.org/drawingml/2006/picture">
+                <pic:pic xmlns:pic="http://schemas.openxmlformats.org/drawingml/2006/picture">
+                  <pic:nvPicPr>
+                    <pic:cNvPr id="0" name="" descr=""/>
+                    <pic:cNvPicPr>
+                      <a:picLocks noChangeAspect="1" noChangeArrowheads="1"/>
+                    </pic:cNvPicPr>
+                  </pic:nvPicPr>
+                  <pic:blipFill>
+                    <a:blip r:embed="rId7" cstate="none"/>
+                    <a:srcRect/>
+                    <a:stretch>
+                      <a:fillRect/>
+                    </a:stretch>
+                  </pic:blipFill>
+                  <pic:spPr bwMode="auto">
+                    <a:xfrm>
+                      <a:off x="0" y="0"/>
+                      <a:ext cx="2190750" cy="4743450"/>
+                    </a:xfrm>
+                    <a:prstGeom prst="rect">
+                      <a:avLst/>
+                    </a:prstGeom>
+                  </pic:spPr>
+                </pic:pic>
+              </a:graphicData>
+            </a:graphic>
+          </wp:inline>
+        </w:drawing>
+      </w:r>
+    </w:p>
+    <w:p>
+      <w:pPr>
+        <w:spacing w:after="110" w:line="300"/>
+      </w:pPr>
+      <w:r>
+        <w:rPr>
+          <w:rFonts w:ascii="Yu Gothic" w:cs="Yu Gothic" w:eastAsia="Yu Gothic" w:hAnsi="Yu Gothic"/>
+          <w:sz w:val="20"/>
+          <w:szCs w:val="20"/>
+        </w:rPr>
+        <w:t xml:space="preserve">QRを読み取ると最初に開く画面です。</w:t>
+      </w:r>
+    </w:p>
+    <w:p>
+      <w:pPr>
+        <w:spacing w:after="70" w:line="290"/>
+        <w:ind w:left="403" w:hanging="403"/>
+      </w:pPr>
+      <w:r>
+        <w:rPr>
+          <w:rFonts w:ascii="Yu Gothic" w:cs="Yu Gothic" w:eastAsia="Yu Gothic" w:hAnsi="Yu Gothic"/>
+          <w:b/>
+          <w:bCs/>
+          <w:color w:val="1E2761"/>
+          <w:sz w:val="20"/>
+          <w:szCs w:val="20"/>
+        </w:rPr>
+        <w:t xml:space="preserve">1. </w:t>
+      </w:r>
+      <w:r>
+        <w:rPr>
+          <w:rFonts w:ascii="Yu Gothic" w:cs="Yu Gothic" w:eastAsia="Yu Gothic" w:hAnsi="Yu Gothic"/>
+          <w:sz w:val="20"/>
+          <w:szCs w:val="20"/>
+        </w:rPr>
+        <w:t xml:space="preserve">メールアドレスを入力</w:t>
+      </w:r>
+    </w:p>
+    <w:p>
+      <w:pPr>
+        <w:spacing w:after="70" w:line="290"/>
+        <w:ind w:left="403" w:hanging="403"/>
+      </w:pPr>
+      <w:r>
+        <w:rPr>
+          <w:rFonts w:ascii="Yu Gothic" w:cs="Yu Gothic" w:eastAsia="Yu Gothic" w:hAnsi="Yu Gothic"/>
+          <w:b/>
+          <w:bCs/>
+          <w:color w:val="1E2761"/>
+          <w:sz w:val="20"/>
+          <w:szCs w:val="20"/>
+        </w:rPr>
+        <w:t xml:space="preserve">2. </w:t>
+      </w:r>
+      <w:r>
+        <w:rPr>
+          <w:rFonts w:ascii="Yu Gothic" w:cs="Yu Gothic" w:eastAsia="Yu Gothic" w:hAnsi="Yu Gothic"/>
+          <w:sz w:val="20"/>
+          <w:szCs w:val="20"/>
+        </w:rPr>
+        <w:t xml:space="preserve">パスワードを入力(「表示」で確認できます)</w:t>
+      </w:r>
+    </w:p>
+    <w:p>
+      <w:pPr>
+        <w:spacing w:after="70" w:line="290"/>
+        <w:ind w:left="403" w:hanging="403"/>
+      </w:pPr>
+      <w:r>
+        <w:rPr>
+          <w:rFonts w:ascii="Yu Gothic" w:cs="Yu Gothic" w:eastAsia="Yu Gothic" w:hAnsi="Yu Gothic"/>
+          <w:b/>
+          <w:bCs/>
+          <w:color w:val="1E2761"/>
+          <w:sz w:val="20"/>
+          <w:szCs w:val="20"/>
+        </w:rPr>
+        <w:t xml:space="preserve">3. </w:t>
+      </w:r>
+      <w:r>
+        <w:rPr>
+          <w:rFonts w:ascii="Yu Gothic" w:cs="Yu Gothic" w:eastAsia="Yu Gothic" w:hAnsi="Yu Gothic"/>
+          <w:sz w:val="20"/>
+          <w:szCs w:val="20"/>
+        </w:rPr>
+        <w:t xml:space="preserve">「ログイン」を押す</w:t>
+      </w:r>
+    </w:p>
+    <w:p>
+      <w:pPr>
+        <w:spacing w:after="80" w:before="170"/>
+      </w:pPr>
+      <w:r>
+        <w:rPr>
+          <w:rFonts w:ascii="Yu Gothic" w:cs="Yu Gothic" w:eastAsia="Yu Gothic" w:hAnsi="Yu Gothic"/>
+          <w:b/>
+          <w:bCs/>
+          <w:color w:val="1E2761"/>
+          <w:sz w:val="21"/>
+          <w:szCs w:val="21"/>
+        </w:rPr>
+        <w:t xml:space="preserve">初めての方</w:t>
+      </w:r>
+    </w:p>
+    <w:p>
+      <w:pPr>
+        <w:spacing w:after="110" w:line="300"/>
+      </w:pPr>
+      <w:r>
+        <w:rPr>
+          <w:rFonts w:ascii="Yu Gothic" w:cs="Yu Gothic" w:eastAsia="Yu Gothic" w:hAnsi="Yu Gothic"/>
+          <w:sz w:val="20"/>
+          <w:szCs w:val="20"/>
+        </w:rPr>
+        <w:t xml:space="preserve">下の「はじめての方は会員登録」から登録してください。</w:t>
+      </w:r>
+    </w:p>
+    <w:p>
+      <w:pPr>
+        <w:spacing w:after="80" w:before="170"/>
+      </w:pPr>
+      <w:r>
+        <w:rPr>
+          <w:rFonts w:ascii="Yu Gothic" w:cs="Yu Gothic" w:eastAsia="Yu Gothic" w:hAnsi="Yu Gothic"/>
+          <w:b/>
+          <w:bCs/>
+          <w:color w:val="1E2761"/>
+          <w:sz w:val="21"/>
+          <w:szCs w:val="21"/>
+        </w:rPr>
+        <w:t xml:space="preserve">パスワードを忘れた場合</w:t>
+      </w:r>
+    </w:p>
+    <w:p>
+      <w:pPr>
+        <w:spacing w:after="110" w:line="300"/>
+      </w:pPr>
+      <w:r>
+        <w:rPr>
+          <w:rFonts w:ascii="Yu Gothic" w:cs="Yu Gothic" w:eastAsia="Yu Gothic" w:hAnsi="Yu Gothic"/>
+          <w:sz w:val="20"/>
+          <w:szCs w:val="20"/>
+        </w:rPr>
+        <w:t xml:space="preserve">「パスワードをお忘れの方」から再設定できます。</w:t>
+      </w:r>
+    </w:p>
     <w:tbl>
       <w:tblPr>
         <w:tblW w:type="dxa" w:w="9700"/>
         <w:tblBorders>
-          <w:top w:val="none" w:color="FFFFFF" w:sz="0"/>
-          <w:left w:val="none" w:color="FFFFFF" w:sz="0"/>
-          <w:bottom w:val="none" w:color="FFFFFF" w:sz="0"/>
-          <w:right w:val="none" w:color="FFFFFF" w:sz="0"/>
-          <w:insideH w:val="none" w:color="FFFFFF" w:sz="0"/>
-          <w:insideV w:val="none" w:color="FFFFFF" w:sz="0"/>
+          <w:top w:val="single" w:color="D8DCE8" w:sz="4"/>
+          <w:left w:val="single" w:color="D8DCE8" w:sz="4"/>
+          <w:bottom w:val="single" w:color="D8DCE8" w:sz="4"/>
+          <w:right w:val="single" w:color="D8DCE8" w:sz="4"/>
+          <w:insideH w:val="single" w:color="D8DCE8" w:sz="4"/>
+          <w:insideV w:val="single" w:color="D8DCE8" w:sz="4"/>
         </w:tblBorders>
         <w:tblLayout w:type="fixed"/>
       </w:tblPr>
       <w:tblGrid>
-        <w:gridCol w:w="3400"/>
-        <w:gridCol w:w="6300"/>
+        <w:gridCol w:w="9700"/>
+      </w:tblGrid>
+      <w:tr>
+        <w:tc>
+          <w:tcPr>
+            <w:tcW w:type="dxa" w:w="9700"/>
+            <w:shd w:fill="F5F7FA" w:color="auto" w:val="clear"/>
+            <w:tcMar>
+              <w:top w:type="dxa" w:w="90"/>
+              <w:left w:type="dxa" w:w="130"/>
+              <w:bottom w:type="dxa" w:w="90"/>
+              <w:right w:type="dxa" w:w="130"/>
+            </w:tcMar>
+          </w:tcPr>
+          <w:p>
+            <w:pPr>
+              <w:spacing w:after="0" w:line="290"/>
+            </w:pPr>
+            <w:r>
+              <w:rPr>
+                <w:rFonts w:ascii="Yu Gothic" w:cs="Yu Gothic" w:eastAsia="Yu Gothic" w:hAnsi="Yu Gothic"/>
+                <w:color w:val="2C2C2A"/>
+                <w:sz w:val="19"/>
+                <w:szCs w:val="19"/>
+              </w:rPr>
+              <w:t xml:space="preserve">誤ったパスワードを入れると「メールアドレスまたはパスワードが正しくありません」と表示されます。どちらが間違っているかは、安全のため区別して表示しません。</w:t>
+            </w:r>
+          </w:p>
+        </w:tc>
+      </w:tr>
+    </w:tbl>
+    <w:p>
+      <w:pPr>
+        <w:spacing w:after="160"/>
+      </w:pPr>
+      <w:r>
+        <w:rPr>
+          <w:rFonts w:ascii="Yu Gothic" w:cs="Yu Gothic" w:eastAsia="Yu Gothic" w:hAnsi="Yu Gothic"/>
+          <w:sz w:val="2"/>
+          <w:szCs w:val="2"/>
+        </w:rPr>
+        <w:t xml:space="preserve"/>
+      </w:r>
+    </w:p>
+    <w:p>
+      <w:pPr>
+        <w:pStyle w:val="Heading2"/>
+        <w:spacing w:after="100" w:before="260"/>
+      </w:pPr>
+      <w:r>
+        <w:rPr>
+          <w:rFonts w:ascii="Yu Gothic" w:cs="Yu Gothic" w:eastAsia="Yu Gothic" w:hAnsi="Yu Gothic"/>
+          <w:b/>
+          <w:bCs/>
+          <w:color w:val="2C2C2A"/>
+          <w:sz w:val="23"/>
+          <w:szCs w:val="23"/>
+        </w:rPr>
+        <w:t xml:space="preserve">2. 新規登録</w:t>
+      </w:r>
+      <w:r>
+        <w:rPr>
+          <w:rFonts w:ascii="Yu Gothic" w:cs="Yu Gothic" w:eastAsia="Yu Gothic" w:hAnsi="Yu Gothic"/>
+          <w:color w:val="6B7280"/>
+          <w:sz w:val="17"/>
+          <w:szCs w:val="17"/>
+        </w:rPr>
+        <w:t xml:space="preserve">　/signup</w:t>
+      </w:r>
+    </w:p>
+    <w:p>
+      <w:pPr>
+        <w:spacing w:after="120" w:before="60"/>
+        <w:jc w:val="left"/>
+      </w:pPr>
+      <w:r>
+        <w:drawing>
+          <wp:inline distT="0" distB="0" distL="0" distR="0">
+            <wp:extent cx="2190750" cy="4743450"/>
+            <wp:effectExtent t="0" r="0" b="0" l="0"/>
+            <wp:docPr id="1" name="" descr="" title=""/>
+            <wp:cNvGraphicFramePr>
+              <a:graphicFrameLocks xmlns:a="http://schemas.openxmlformats.org/drawingml/2006/main" noChangeAspect="1"/>
+            </wp:cNvGraphicFramePr>
+            <a:graphic xmlns:a="http://schemas.openxmlformats.org/drawingml/2006/main">
+              <a:graphicData uri="http://schemas.openxmlformats.org/drawingml/2006/picture">
+                <pic:pic xmlns:pic="http://schemas.openxmlformats.org/drawingml/2006/picture">
+                  <pic:nvPicPr>
+                    <pic:cNvPr id="0" name="" descr=""/>
+                    <pic:cNvPicPr>
+                      <a:picLocks noChangeAspect="1" noChangeArrowheads="1"/>
+                    </pic:cNvPicPr>
+                  </pic:nvPicPr>
+                  <pic:blipFill>
+                    <a:blip r:embed="rId8" cstate="none"/>
+                    <a:srcRect/>
+                    <a:stretch>
+                      <a:fillRect/>
+                    </a:stretch>
+                  </pic:blipFill>
+                  <pic:spPr bwMode="auto">
+                    <a:xfrm>
+                      <a:off x="0" y="0"/>
+                      <a:ext cx="2190750" cy="4743450"/>
+                    </a:xfrm>
+                    <a:prstGeom prst="rect">
+                      <a:avLst/>
+                    </a:prstGeom>
+                  </pic:spPr>
+                </pic:pic>
+              </a:graphicData>
+            </a:graphic>
+          </wp:inline>
+        </w:drawing>
+      </w:r>
+    </w:p>
+    <w:tbl>
+      <w:tblPr>
+        <w:tblW w:type="dxa" w:w="6700"/>
+        <w:tblBorders>
+          <w:top w:val="single" w:color="D8DCE8" w:sz="4"/>
+          <w:left w:val="single" w:color="D8DCE8" w:sz="4"/>
+          <w:bottom w:val="single" w:color="D8DCE8" w:sz="4"/>
+          <w:right w:val="single" w:color="D8DCE8" w:sz="4"/>
+          <w:insideH w:val="single" w:color="D8DCE8" w:sz="4"/>
+          <w:insideV w:val="single" w:color="D8DCE8" w:sz="4"/>
+        </w:tblBorders>
+        <w:tblLayout w:type="fixed"/>
+      </w:tblPr>
+      <w:tblGrid>
+        <w:gridCol w:w="1700"/>
+        <w:gridCol w:w="900"/>
+        <w:gridCol w:w="4100"/>
       </w:tblGrid>
       <w:tr>
         <w:trPr>
-          <w:cantSplit w:val="false"/>
+          <w:tblHeader/>
         </w:trPr>
         <w:tc>
           <w:tcPr>
-            <w:tcW w:type="dxa" w:w="3400"/>
-            <w:tcMar>
-              <w:top w:type="dxa" w:w="0"/>
-              <w:left w:type="dxa" w:w="0"/>
-              <w:bottom w:type="dxa" w:w="0"/>
-              <w:right w:type="dxa" w:w="300"/>
-            </w:tcMar>
-          </w:tcPr>
-          <w:p>
-            <w:pPr>
-              <w:spacing w:after="120" w:before="60"/>
-              <w:jc w:val="left"/>
-            </w:pPr>
-            <w:r>
-              <w:drawing>
-                <wp:inline distT="0" distB="0" distL="0" distR="0">
-                  <wp:extent cx="1666875" cy="3609975"/>
-                  <wp:effectExtent t="0" r="0" b="0" l="0"/>
-                  <wp:docPr id="1" name="" descr="" title=""/>
-                  <wp:cNvGraphicFramePr>
-                    <a:graphicFrameLocks xmlns:a="http://schemas.openxmlformats.org/drawingml/2006/main" noChangeAspect="1"/>
-                  </wp:cNvGraphicFramePr>
-                  <a:graphic xmlns:a="http://schemas.openxmlformats.org/drawingml/2006/main">
-                    <a:graphicData uri="http://schemas.openxmlformats.org/drawingml/2006/picture">
-                      <pic:pic xmlns:pic="http://schemas.openxmlformats.org/drawingml/2006/picture">
-                        <pic:nvPicPr>
-                          <pic:cNvPr id="0" name="" descr=""/>
-                          <pic:cNvPicPr>
-                            <a:picLocks noChangeAspect="1" noChangeArrowheads="1"/>
-                          </pic:cNvPicPr>
-                        </pic:nvPicPr>
-                        <pic:blipFill>
-                          <a:blip r:embed="rId7" cstate="none"/>
-                          <a:srcRect/>
-                          <a:stretch>
-                            <a:fillRect/>
-                          </a:stretch>
-                        </pic:blipFill>
-                        <pic:spPr bwMode="auto">
-                          <a:xfrm>
-                            <a:off x="0" y="0"/>
-                            <a:ext cx="1666875" cy="3609975"/>
-                          </a:xfrm>
-                          <a:prstGeom prst="rect">
-                            <a:avLst/>
-                          </a:prstGeom>
-                        </pic:spPr>
-                      </pic:pic>
-                    </a:graphicData>
-                  </a:graphic>
-                </wp:inline>
-              </w:drawing>
-            </w:r>
-          </w:p>
-        </w:tc>
-        <w:tc>
-          <w:tcPr>
-            <w:tcW w:type="dxa" w:w="6300"/>
-            <w:tcMar>
-              <w:top w:type="dxa" w:w="0"/>
-              <w:left w:type="dxa" w:w="0"/>
-              <w:bottom w:type="dxa" w:w="0"/>
-              <w:right w:type="dxa" w:w="0"/>
-            </w:tcMar>
-          </w:tcPr>
-          <w:p>
-            <w:pPr>
-              <w:spacing w:after="110" w:line="300"/>
-            </w:pPr>
-            <w:r>
-              <w:rPr>
-                <w:rFonts w:ascii="Yu Gothic" w:cs="Yu Gothic" w:eastAsia="Yu Gothic" w:hAnsi="Yu Gothic"/>
-                <w:sz w:val="20"/>
-                <w:szCs w:val="20"/>
-              </w:rPr>
-              <w:t xml:space="preserve">QRを読み取ると最初に開く画面です。</w:t>
-            </w:r>
-          </w:p>
-          <w:p>
-            <w:pPr>
-              <w:spacing w:after="70" w:line="290"/>
-              <w:ind w:left="403" w:hanging="403"/>
+            <w:tcW w:type="dxa" w:w="1700"/>
+            <w:shd w:fill="EDF1FA" w:color="auto" w:val="clear"/>
+            <w:tcMar>
+              <w:top w:type="dxa" w:w="70"/>
+              <w:left w:type="dxa" w:w="110"/>
+              <w:bottom w:type="dxa" w:w="70"/>
+              <w:right w:type="dxa" w:w="110"/>
+            </w:tcMar>
+          </w:tcPr>
+          <w:p>
+            <w:pPr>
+              <w:spacing w:after="0" w:line="280"/>
             </w:pPr>
             <w:r>
               <w:rPr>
@@ -669,24 +922,27 @@
                 <w:b/>
                 <w:bCs/>
                 <w:color w:val="1E2761"/>
-                <w:sz w:val="20"/>
-                <w:szCs w:val="20"/>
-              </w:rPr>
-              <w:t xml:space="preserve">1. </w:t>
-            </w:r>
-            <w:r>
-              <w:rPr>
-                <w:rFonts w:ascii="Yu Gothic" w:cs="Yu Gothic" w:eastAsia="Yu Gothic" w:hAnsi="Yu Gothic"/>
-                <w:sz w:val="20"/>
-                <w:szCs w:val="20"/>
-              </w:rPr>
-              <w:t xml:space="preserve">メールアドレスを入力</w:t>
-            </w:r>
-          </w:p>
-          <w:p>
-            <w:pPr>
-              <w:spacing w:after="70" w:line="290"/>
-              <w:ind w:left="403" w:hanging="403"/>
+                <w:sz w:val="18"/>
+                <w:szCs w:val="18"/>
+              </w:rPr>
+              <w:t xml:space="preserve">項目</w:t>
+            </w:r>
+          </w:p>
+        </w:tc>
+        <w:tc>
+          <w:tcPr>
+            <w:tcW w:type="dxa" w:w="900"/>
+            <w:shd w:fill="EDF1FA" w:color="auto" w:val="clear"/>
+            <w:tcMar>
+              <w:top w:type="dxa" w:w="70"/>
+              <w:left w:type="dxa" w:w="110"/>
+              <w:bottom w:type="dxa" w:w="70"/>
+              <w:right w:type="dxa" w:w="110"/>
+            </w:tcMar>
+          </w:tcPr>
+          <w:p>
+            <w:pPr>
+              <w:spacing w:after="0" w:line="280"/>
             </w:pPr>
             <w:r>
               <w:rPr>
@@ -694,24 +950,27 @@
                 <w:b/>
                 <w:bCs/>
                 <w:color w:val="1E2761"/>
-                <w:sz w:val="20"/>
-                <w:szCs w:val="20"/>
-              </w:rPr>
-              <w:t xml:space="preserve">2. </w:t>
-            </w:r>
-            <w:r>
-              <w:rPr>
-                <w:rFonts w:ascii="Yu Gothic" w:cs="Yu Gothic" w:eastAsia="Yu Gothic" w:hAnsi="Yu Gothic"/>
-                <w:sz w:val="20"/>
-                <w:szCs w:val="20"/>
-              </w:rPr>
-              <w:t xml:space="preserve">パスワードを入力(「表示」で確認できます)</w:t>
-            </w:r>
-          </w:p>
-          <w:p>
-            <w:pPr>
-              <w:spacing w:after="70" w:line="290"/>
-              <w:ind w:left="403" w:hanging="403"/>
+                <w:sz w:val="18"/>
+                <w:szCs w:val="18"/>
+              </w:rPr>
+              <w:t xml:space="preserve">必須</w:t>
+            </w:r>
+          </w:p>
+        </w:tc>
+        <w:tc>
+          <w:tcPr>
+            <w:tcW w:type="dxa" w:w="4100"/>
+            <w:shd w:fill="EDF1FA" w:color="auto" w:val="clear"/>
+            <w:tcMar>
+              <w:top w:type="dxa" w:w="70"/>
+              <w:left w:type="dxa" w:w="110"/>
+              <w:bottom w:type="dxa" w:w="70"/>
+              <w:right w:type="dxa" w:w="110"/>
+            </w:tcMar>
+          </w:tcPr>
+          <w:p>
+            <w:pPr>
+              <w:spacing w:after="0" w:line="280"/>
             </w:pPr>
             <w:r>
               <w:rPr>
@@ -719,130 +978,314 @@
                 <w:b/>
                 <w:bCs/>
                 <w:color w:val="1E2761"/>
-                <w:sz w:val="20"/>
-                <w:szCs w:val="20"/>
-              </w:rPr>
-              <w:t xml:space="preserve">3. </w:t>
-            </w:r>
-            <w:r>
-              <w:rPr>
-                <w:rFonts w:ascii="Yu Gothic" w:cs="Yu Gothic" w:eastAsia="Yu Gothic" w:hAnsi="Yu Gothic"/>
-                <w:sz w:val="20"/>
-                <w:szCs w:val="20"/>
-              </w:rPr>
-              <w:t xml:space="preserve">「ログイン」を押す</w:t>
-            </w:r>
-          </w:p>
-          <w:p>
-            <w:pPr>
-              <w:spacing w:after="80" w:before="170"/>
-            </w:pPr>
-            <w:r>
-              <w:rPr>
-                <w:rFonts w:ascii="Yu Gothic" w:cs="Yu Gothic" w:eastAsia="Yu Gothic" w:hAnsi="Yu Gothic"/>
-                <w:b/>
-                <w:bCs/>
-                <w:color w:val="1E2761"/>
-                <w:sz w:val="21"/>
-                <w:szCs w:val="21"/>
-              </w:rPr>
-              <w:t xml:space="preserve">初めての方</w:t>
-            </w:r>
-          </w:p>
-          <w:p>
-            <w:pPr>
-              <w:spacing w:after="110" w:line="300"/>
-            </w:pPr>
-            <w:r>
-              <w:rPr>
-                <w:rFonts w:ascii="Yu Gothic" w:cs="Yu Gothic" w:eastAsia="Yu Gothic" w:hAnsi="Yu Gothic"/>
-                <w:sz w:val="20"/>
-                <w:szCs w:val="20"/>
-              </w:rPr>
-              <w:t xml:space="preserve">下の「はじめての方は会員登録」から登録してください。</w:t>
-            </w:r>
-          </w:p>
-          <w:p>
-            <w:pPr>
-              <w:spacing w:after="80" w:before="170"/>
-            </w:pPr>
-            <w:r>
-              <w:rPr>
-                <w:rFonts w:ascii="Yu Gothic" w:cs="Yu Gothic" w:eastAsia="Yu Gothic" w:hAnsi="Yu Gothic"/>
-                <w:b/>
-                <w:bCs/>
-                <w:color w:val="1E2761"/>
-                <w:sz w:val="21"/>
-                <w:szCs w:val="21"/>
-              </w:rPr>
-              <w:t xml:space="preserve">パスワードを忘れた場合</w:t>
-            </w:r>
-          </w:p>
-          <w:p>
-            <w:pPr>
-              <w:spacing w:after="110" w:line="300"/>
-            </w:pPr>
-            <w:r>
-              <w:rPr>
-                <w:rFonts w:ascii="Yu Gothic" w:cs="Yu Gothic" w:eastAsia="Yu Gothic" w:hAnsi="Yu Gothic"/>
-                <w:sz w:val="20"/>
-                <w:szCs w:val="20"/>
-              </w:rPr>
-              <w:t xml:space="preserve">「パスワードをお忘れの方」から再設定できます。</w:t>
-            </w:r>
-          </w:p>
-          <w:tbl>
-            <w:tblPr>
-              <w:tblW w:type="dxa" w:w="9700"/>
-              <w:tblBorders>
-                <w:top w:val="single" w:color="D8DCE8" w:sz="4"/>
-                <w:left w:val="single" w:color="D8DCE8" w:sz="4"/>
-                <w:bottom w:val="single" w:color="D8DCE8" w:sz="4"/>
-                <w:right w:val="single" w:color="D8DCE8" w:sz="4"/>
-                <w:insideH w:val="single" w:color="D8DCE8" w:sz="4"/>
-                <w:insideV w:val="single" w:color="D8DCE8" w:sz="4"/>
-              </w:tblBorders>
-              <w:tblLayout w:type="fixed"/>
-            </w:tblPr>
-            <w:tblGrid>
-              <w:gridCol w:w="9700"/>
-            </w:tblGrid>
-            <w:tr>
-              <w:tc>
-                <w:tcPr>
-                  <w:tcW w:type="dxa" w:w="9700"/>
-                  <w:shd w:fill="F5F7FA" w:color="auto" w:val="clear"/>
-                  <w:tcMar>
-                    <w:top w:type="dxa" w:w="90"/>
-                    <w:left w:type="dxa" w:w="130"/>
-                    <w:bottom w:type="dxa" w:w="90"/>
-                    <w:right w:type="dxa" w:w="130"/>
-                  </w:tcMar>
-                </w:tcPr>
-                <w:p>
-                  <w:pPr>
-                    <w:spacing w:after="0" w:line="290"/>
-                  </w:pPr>
-                  <w:r>
-                    <w:rPr>
-                      <w:rFonts w:ascii="Yu Gothic" w:cs="Yu Gothic" w:eastAsia="Yu Gothic" w:hAnsi="Yu Gothic"/>
-                      <w:color w:val="2C2C2A"/>
-                      <w:sz w:val="19"/>
-                      <w:szCs w:val="19"/>
-                    </w:rPr>
-                    <w:t xml:space="preserve">誤ったパスワードを入れると「メールアドレスまたはパスワードが正しくありません」と表示されます。どちらが間違っているかは、安全のため区別して表示しません。</w:t>
-                  </w:r>
-                </w:p>
-              </w:tc>
-            </w:tr>
-          </w:tbl>
-          <w:p/>
+                <w:sz w:val="18"/>
+                <w:szCs w:val="18"/>
+              </w:rPr>
+              <w:t xml:space="preserve">内容</w:t>
+            </w:r>
+          </w:p>
+        </w:tc>
+      </w:tr>
+      <w:tr>
+        <w:tc>
+          <w:tcPr>
+            <w:tcW w:type="dxa" w:w="1700"/>
+            <w:tcMar>
+              <w:top w:type="dxa" w:w="70"/>
+              <w:left w:type="dxa" w:w="110"/>
+              <w:bottom w:type="dxa" w:w="70"/>
+              <w:right w:type="dxa" w:w="110"/>
+            </w:tcMar>
+          </w:tcPr>
+          <w:p>
+            <w:pPr>
+              <w:spacing w:after="0" w:line="280"/>
+            </w:pPr>
+            <w:r>
+              <w:rPr>
+                <w:rFonts w:ascii="Yu Gothic" w:cs="Yu Gothic" w:eastAsia="Yu Gothic" w:hAnsi="Yu Gothic"/>
+                <w:sz w:val="18"/>
+                <w:szCs w:val="18"/>
+              </w:rPr>
+              <w:t xml:space="preserve">氏名</w:t>
+            </w:r>
+          </w:p>
+        </w:tc>
+        <w:tc>
+          <w:tcPr>
+            <w:tcW w:type="dxa" w:w="900"/>
+            <w:tcMar>
+              <w:top w:type="dxa" w:w="70"/>
+              <w:left w:type="dxa" w:w="110"/>
+              <w:bottom w:type="dxa" w:w="70"/>
+              <w:right w:type="dxa" w:w="110"/>
+            </w:tcMar>
+          </w:tcPr>
+          <w:p>
+            <w:pPr>
+              <w:spacing w:after="0" w:line="280"/>
+            </w:pPr>
+            <w:r>
+              <w:rPr>
+                <w:rFonts w:ascii="Yu Gothic" w:cs="Yu Gothic" w:eastAsia="Yu Gothic" w:hAnsi="Yu Gothic"/>
+                <w:sz w:val="18"/>
+                <w:szCs w:val="18"/>
+              </w:rPr>
+              <w:t xml:space="preserve">必須</w:t>
+            </w:r>
+          </w:p>
+        </w:tc>
+        <w:tc>
+          <w:tcPr>
+            <w:tcW w:type="dxa" w:w="4100"/>
+            <w:tcMar>
+              <w:top w:type="dxa" w:w="70"/>
+              <w:left w:type="dxa" w:w="110"/>
+              <w:bottom w:type="dxa" w:w="70"/>
+              <w:right w:type="dxa" w:w="110"/>
+            </w:tcMar>
+          </w:tcPr>
+          <w:p>
+            <w:pPr>
+              <w:spacing w:after="0" w:line="280"/>
+            </w:pPr>
+            <w:r>
+              <w:rPr>
+                <w:rFonts w:ascii="Yu Gothic" w:cs="Yu Gothic" w:eastAsia="Yu Gothic" w:hAnsi="Yu Gothic"/>
+                <w:sz w:val="18"/>
+                <w:szCs w:val="18"/>
+              </w:rPr>
+              <w:t xml:space="preserve">予約時に表示されます</w:t>
+            </w:r>
+          </w:p>
+        </w:tc>
+      </w:tr>
+      <w:tr>
+        <w:tc>
+          <w:tcPr>
+            <w:tcW w:type="dxa" w:w="1700"/>
+            <w:tcMar>
+              <w:top w:type="dxa" w:w="70"/>
+              <w:left w:type="dxa" w:w="110"/>
+              <w:bottom w:type="dxa" w:w="70"/>
+              <w:right w:type="dxa" w:w="110"/>
+            </w:tcMar>
+          </w:tcPr>
+          <w:p>
+            <w:pPr>
+              <w:spacing w:after="0" w:line="280"/>
+            </w:pPr>
+            <w:r>
+              <w:rPr>
+                <w:rFonts w:ascii="Yu Gothic" w:cs="Yu Gothic" w:eastAsia="Yu Gothic" w:hAnsi="Yu Gothic"/>
+                <w:sz w:val="18"/>
+                <w:szCs w:val="18"/>
+              </w:rPr>
+              <w:t xml:space="preserve">メールアドレス</w:t>
+            </w:r>
+          </w:p>
+        </w:tc>
+        <w:tc>
+          <w:tcPr>
+            <w:tcW w:type="dxa" w:w="900"/>
+            <w:tcMar>
+              <w:top w:type="dxa" w:w="70"/>
+              <w:left w:type="dxa" w:w="110"/>
+              <w:bottom w:type="dxa" w:w="70"/>
+              <w:right w:type="dxa" w:w="110"/>
+            </w:tcMar>
+          </w:tcPr>
+          <w:p>
+            <w:pPr>
+              <w:spacing w:after="0" w:line="280"/>
+            </w:pPr>
+            <w:r>
+              <w:rPr>
+                <w:rFonts w:ascii="Yu Gothic" w:cs="Yu Gothic" w:eastAsia="Yu Gothic" w:hAnsi="Yu Gothic"/>
+                <w:sz w:val="18"/>
+                <w:szCs w:val="18"/>
+              </w:rPr>
+              <w:t xml:space="preserve">必須</w:t>
+            </w:r>
+          </w:p>
+        </w:tc>
+        <w:tc>
+          <w:tcPr>
+            <w:tcW w:type="dxa" w:w="4100"/>
+            <w:tcMar>
+              <w:top w:type="dxa" w:w="70"/>
+              <w:left w:type="dxa" w:w="110"/>
+              <w:bottom w:type="dxa" w:w="70"/>
+              <w:right w:type="dxa" w:w="110"/>
+            </w:tcMar>
+          </w:tcPr>
+          <w:p>
+            <w:pPr>
+              <w:spacing w:after="0" w:line="280"/>
+            </w:pPr>
+            <w:r>
+              <w:rPr>
+                <w:rFonts w:ascii="Yu Gothic" w:cs="Yu Gothic" w:eastAsia="Yu Gothic" w:hAnsi="Yu Gothic"/>
+                <w:sz w:val="18"/>
+                <w:szCs w:val="18"/>
+              </w:rPr>
+              <w:t xml:space="preserve">ログインIDになります</w:t>
+            </w:r>
+          </w:p>
+        </w:tc>
+      </w:tr>
+      <w:tr>
+        <w:tc>
+          <w:tcPr>
+            <w:tcW w:type="dxa" w:w="1700"/>
+            <w:tcMar>
+              <w:top w:type="dxa" w:w="70"/>
+              <w:left w:type="dxa" w:w="110"/>
+              <w:bottom w:type="dxa" w:w="70"/>
+              <w:right w:type="dxa" w:w="110"/>
+            </w:tcMar>
+          </w:tcPr>
+          <w:p>
+            <w:pPr>
+              <w:spacing w:after="0" w:line="280"/>
+            </w:pPr>
+            <w:r>
+              <w:rPr>
+                <w:rFonts w:ascii="Yu Gothic" w:cs="Yu Gothic" w:eastAsia="Yu Gothic" w:hAnsi="Yu Gothic"/>
+                <w:sz w:val="18"/>
+                <w:szCs w:val="18"/>
+              </w:rPr>
+              <w:t xml:space="preserve">パスワード</w:t>
+            </w:r>
+          </w:p>
+        </w:tc>
+        <w:tc>
+          <w:tcPr>
+            <w:tcW w:type="dxa" w:w="900"/>
+            <w:tcMar>
+              <w:top w:type="dxa" w:w="70"/>
+              <w:left w:type="dxa" w:w="110"/>
+              <w:bottom w:type="dxa" w:w="70"/>
+              <w:right w:type="dxa" w:w="110"/>
+            </w:tcMar>
+          </w:tcPr>
+          <w:p>
+            <w:pPr>
+              <w:spacing w:after="0" w:line="280"/>
+            </w:pPr>
+            <w:r>
+              <w:rPr>
+                <w:rFonts w:ascii="Yu Gothic" w:cs="Yu Gothic" w:eastAsia="Yu Gothic" w:hAnsi="Yu Gothic"/>
+                <w:sz w:val="18"/>
+                <w:szCs w:val="18"/>
+              </w:rPr>
+              <w:t xml:space="preserve">必須</w:t>
+            </w:r>
+          </w:p>
+        </w:tc>
+        <w:tc>
+          <w:tcPr>
+            <w:tcW w:type="dxa" w:w="4100"/>
+            <w:tcMar>
+              <w:top w:type="dxa" w:w="70"/>
+              <w:left w:type="dxa" w:w="110"/>
+              <w:bottom w:type="dxa" w:w="70"/>
+              <w:right w:type="dxa" w:w="110"/>
+            </w:tcMar>
+          </w:tcPr>
+          <w:p>
+            <w:pPr>
+              <w:spacing w:after="0" w:line="280"/>
+            </w:pPr>
+            <w:r>
+              <w:rPr>
+                <w:rFonts w:ascii="Yu Gothic" w:cs="Yu Gothic" w:eastAsia="Yu Gothic" w:hAnsi="Yu Gothic"/>
+                <w:sz w:val="18"/>
+                <w:szCs w:val="18"/>
+              </w:rPr>
+              <w:t xml:space="preserve">8文字以上</w:t>
+            </w:r>
+          </w:p>
+        </w:tc>
+      </w:tr>
+      <w:tr>
+        <w:tc>
+          <w:tcPr>
+            <w:tcW w:type="dxa" w:w="1700"/>
+            <w:tcMar>
+              <w:top w:type="dxa" w:w="70"/>
+              <w:left w:type="dxa" w:w="110"/>
+              <w:bottom w:type="dxa" w:w="70"/>
+              <w:right w:type="dxa" w:w="110"/>
+            </w:tcMar>
+          </w:tcPr>
+          <w:p>
+            <w:pPr>
+              <w:spacing w:after="0" w:line="280"/>
+            </w:pPr>
+            <w:r>
+              <w:rPr>
+                <w:rFonts w:ascii="Yu Gothic" w:cs="Yu Gothic" w:eastAsia="Yu Gothic" w:hAnsi="Yu Gothic"/>
+                <w:sz w:val="18"/>
+                <w:szCs w:val="18"/>
+              </w:rPr>
+              <w:t xml:space="preserve">生年月日</w:t>
+            </w:r>
+          </w:p>
+        </w:tc>
+        <w:tc>
+          <w:tcPr>
+            <w:tcW w:type="dxa" w:w="900"/>
+            <w:tcMar>
+              <w:top w:type="dxa" w:w="70"/>
+              <w:left w:type="dxa" w:w="110"/>
+              <w:bottom w:type="dxa" w:w="70"/>
+              <w:right w:type="dxa" w:w="110"/>
+            </w:tcMar>
+          </w:tcPr>
+          <w:p>
+            <w:pPr>
+              <w:spacing w:after="0" w:line="280"/>
+            </w:pPr>
+            <w:r>
+              <w:rPr>
+                <w:rFonts w:ascii="Yu Gothic" w:cs="Yu Gothic" w:eastAsia="Yu Gothic" w:hAnsi="Yu Gothic"/>
+                <w:sz w:val="18"/>
+                <w:szCs w:val="18"/>
+              </w:rPr>
+              <w:t xml:space="preserve">任意</w:t>
+            </w:r>
+          </w:p>
+        </w:tc>
+        <w:tc>
+          <w:tcPr>
+            <w:tcW w:type="dxa" w:w="4100"/>
+            <w:tcMar>
+              <w:top w:type="dxa" w:w="70"/>
+              <w:left w:type="dxa" w:w="110"/>
+              <w:bottom w:type="dxa" w:w="70"/>
+              <w:right w:type="dxa" w:w="110"/>
+            </w:tcMar>
+          </w:tcPr>
+          <w:p>
+            <w:pPr>
+              <w:spacing w:after="0" w:line="280"/>
+            </w:pPr>
+            <w:r>
+              <w:rPr>
+                <w:rFonts w:ascii="Yu Gothic" w:cs="Yu Gothic" w:eastAsia="Yu Gothic" w:hAnsi="Yu Gothic"/>
+                <w:sz w:val="18"/>
+                <w:szCs w:val="18"/>
+              </w:rPr>
+              <w:t xml:space="preserve">YYYY/MM/DD 形式</w:t>
+            </w:r>
+          </w:p>
         </w:tc>
       </w:tr>
     </w:tbl>
     <w:p>
       <w:pPr>
-        <w:spacing w:after="160"/>
+        <w:spacing w:after="110"/>
       </w:pPr>
       <w:r>
         <w:rPr>
@@ -855,594 +1298,59 @@
     </w:p>
     <w:p>
       <w:pPr>
-        <w:pStyle w:val="Heading2"/>
-        <w:spacing w:after="100" w:before="260"/>
-      </w:pPr>
-      <w:r>
-        <w:rPr>
-          <w:rFonts w:ascii="Yu Gothic" w:cs="Yu Gothic" w:eastAsia="Yu Gothic" w:hAnsi="Yu Gothic"/>
-          <w:b/>
-          <w:bCs/>
-          <w:color w:val="2C2C2A"/>
-          <w:sz w:val="23"/>
-          <w:szCs w:val="23"/>
-        </w:rPr>
-        <w:t xml:space="preserve">2. 新規登録</w:t>
-      </w:r>
-      <w:r>
-        <w:rPr>
-          <w:rFonts w:ascii="Yu Gothic" w:cs="Yu Gothic" w:eastAsia="Yu Gothic" w:hAnsi="Yu Gothic"/>
-          <w:color w:val="6B7280"/>
-          <w:sz w:val="17"/>
-          <w:szCs w:val="17"/>
-        </w:rPr>
-        <w:t xml:space="preserve">　/signup</w:t>
+        <w:spacing w:after="110" w:line="300"/>
+      </w:pPr>
+      <w:r>
+        <w:rPr>
+          <w:rFonts w:ascii="Yu Gothic" w:cs="Yu Gothic" w:eastAsia="Yu Gothic" w:hAnsi="Yu Gothic"/>
+          <w:sz w:val="20"/>
+          <w:szCs w:val="20"/>
+        </w:rPr>
+        <w:t xml:space="preserve">登録が終わると完了画面が出ます。そのままログインしてご利用いただけます。</w:t>
       </w:r>
     </w:p>
     <w:tbl>
       <w:tblPr>
         <w:tblW w:type="dxa" w:w="9700"/>
         <w:tblBorders>
-          <w:top w:val="none" w:color="FFFFFF" w:sz="0"/>
-          <w:left w:val="none" w:color="FFFFFF" w:sz="0"/>
-          <w:bottom w:val="none" w:color="FFFFFF" w:sz="0"/>
-          <w:right w:val="none" w:color="FFFFFF" w:sz="0"/>
-          <w:insideH w:val="none" w:color="FFFFFF" w:sz="0"/>
-          <w:insideV w:val="none" w:color="FFFFFF" w:sz="0"/>
+          <w:top w:val="single" w:color="D8DCE8" w:sz="4"/>
+          <w:left w:val="single" w:color="D8DCE8" w:sz="4"/>
+          <w:bottom w:val="single" w:color="D8DCE8" w:sz="4"/>
+          <w:right w:val="single" w:color="D8DCE8" w:sz="4"/>
+          <w:insideH w:val="single" w:color="D8DCE8" w:sz="4"/>
+          <w:insideV w:val="single" w:color="D8DCE8" w:sz="4"/>
         </w:tblBorders>
         <w:tblLayout w:type="fixed"/>
       </w:tblPr>
       <w:tblGrid>
-        <w:gridCol w:w="3400"/>
-        <w:gridCol w:w="6300"/>
+        <w:gridCol w:w="9700"/>
       </w:tblGrid>
       <w:tr>
-        <w:trPr>
-          <w:cantSplit w:val="false"/>
-        </w:trPr>
-        <w:tc>
-          <w:tcPr>
-            <w:tcW w:type="dxa" w:w="3400"/>
-            <w:tcMar>
-              <w:top w:type="dxa" w:w="0"/>
-              <w:left w:type="dxa" w:w="0"/>
-              <w:bottom w:type="dxa" w:w="0"/>
-              <w:right w:type="dxa" w:w="300"/>
-            </w:tcMar>
-          </w:tcPr>
-          <w:p>
-            <w:pPr>
-              <w:spacing w:after="120" w:before="60"/>
-              <w:jc w:val="left"/>
-            </w:pPr>
-            <w:r>
-              <w:drawing>
-                <wp:inline distT="0" distB="0" distL="0" distR="0">
-                  <wp:extent cx="1666875" cy="3609975"/>
-                  <wp:effectExtent t="0" r="0" b="0" l="0"/>
-                  <wp:docPr id="1" name="" descr="" title=""/>
-                  <wp:cNvGraphicFramePr>
-                    <a:graphicFrameLocks xmlns:a="http://schemas.openxmlformats.org/drawingml/2006/main" noChangeAspect="1"/>
-                  </wp:cNvGraphicFramePr>
-                  <a:graphic xmlns:a="http://schemas.openxmlformats.org/drawingml/2006/main">
-                    <a:graphicData uri="http://schemas.openxmlformats.org/drawingml/2006/picture">
-                      <pic:pic xmlns:pic="http://schemas.openxmlformats.org/drawingml/2006/picture">
-                        <pic:nvPicPr>
-                          <pic:cNvPr id="0" name="" descr=""/>
-                          <pic:cNvPicPr>
-                            <a:picLocks noChangeAspect="1" noChangeArrowheads="1"/>
-                          </pic:cNvPicPr>
-                        </pic:nvPicPr>
-                        <pic:blipFill>
-                          <a:blip r:embed="rId8" cstate="none"/>
-                          <a:srcRect/>
-                          <a:stretch>
-                            <a:fillRect/>
-                          </a:stretch>
-                        </pic:blipFill>
-                        <pic:spPr bwMode="auto">
-                          <a:xfrm>
-                            <a:off x="0" y="0"/>
-                            <a:ext cx="1666875" cy="3609975"/>
-                          </a:xfrm>
-                          <a:prstGeom prst="rect">
-                            <a:avLst/>
-                          </a:prstGeom>
-                        </pic:spPr>
-                      </pic:pic>
-                    </a:graphicData>
-                  </a:graphic>
-                </wp:inline>
-              </w:drawing>
-            </w:r>
-          </w:p>
-        </w:tc>
-        <w:tc>
-          <w:tcPr>
-            <w:tcW w:type="dxa" w:w="6300"/>
-            <w:tcMar>
-              <w:top w:type="dxa" w:w="0"/>
-              <w:left w:type="dxa" w:w="0"/>
-              <w:bottom w:type="dxa" w:w="0"/>
-              <w:right w:type="dxa" w:w="0"/>
-            </w:tcMar>
-          </w:tcPr>
-          <w:tbl>
-            <w:tblPr>
-              <w:tblW w:type="dxa" w:w="6700"/>
-              <w:tblBorders>
-                <w:top w:val="single" w:color="D8DCE8" w:sz="4"/>
-                <w:left w:val="single" w:color="D8DCE8" w:sz="4"/>
-                <w:bottom w:val="single" w:color="D8DCE8" w:sz="4"/>
-                <w:right w:val="single" w:color="D8DCE8" w:sz="4"/>
-                <w:insideH w:val="single" w:color="D8DCE8" w:sz="4"/>
-                <w:insideV w:val="single" w:color="D8DCE8" w:sz="4"/>
-              </w:tblBorders>
-              <w:tblLayout w:type="fixed"/>
-            </w:tblPr>
-            <w:tblGrid>
-              <w:gridCol w:w="1700"/>
-              <w:gridCol w:w="900"/>
-              <w:gridCol w:w="4100"/>
-            </w:tblGrid>
-            <w:tr>
-              <w:trPr>
-                <w:tblHeader/>
-              </w:trPr>
-              <w:tc>
-                <w:tcPr>
-                  <w:tcW w:type="dxa" w:w="1700"/>
-                  <w:shd w:fill="EDF1FA" w:color="auto" w:val="clear"/>
-                  <w:tcMar>
-                    <w:top w:type="dxa" w:w="70"/>
-                    <w:left w:type="dxa" w:w="110"/>
-                    <w:bottom w:type="dxa" w:w="70"/>
-                    <w:right w:type="dxa" w:w="110"/>
-                  </w:tcMar>
-                </w:tcPr>
-                <w:p>
-                  <w:pPr>
-                    <w:spacing w:after="0" w:line="280"/>
-                  </w:pPr>
-                  <w:r>
-                    <w:rPr>
-                      <w:rFonts w:ascii="Yu Gothic" w:cs="Yu Gothic" w:eastAsia="Yu Gothic" w:hAnsi="Yu Gothic"/>
-                      <w:b/>
-                      <w:bCs/>
-                      <w:color w:val="1E2761"/>
-                      <w:sz w:val="18"/>
-                      <w:szCs w:val="18"/>
-                    </w:rPr>
-                    <w:t xml:space="preserve">項目</w:t>
-                  </w:r>
-                </w:p>
-              </w:tc>
-              <w:tc>
-                <w:tcPr>
-                  <w:tcW w:type="dxa" w:w="900"/>
-                  <w:shd w:fill="EDF1FA" w:color="auto" w:val="clear"/>
-                  <w:tcMar>
-                    <w:top w:type="dxa" w:w="70"/>
-                    <w:left w:type="dxa" w:w="110"/>
-                    <w:bottom w:type="dxa" w:w="70"/>
-                    <w:right w:type="dxa" w:w="110"/>
-                  </w:tcMar>
-                </w:tcPr>
-                <w:p>
-                  <w:pPr>
-                    <w:spacing w:after="0" w:line="280"/>
-                  </w:pPr>
-                  <w:r>
-                    <w:rPr>
-                      <w:rFonts w:ascii="Yu Gothic" w:cs="Yu Gothic" w:eastAsia="Yu Gothic" w:hAnsi="Yu Gothic"/>
-                      <w:b/>
-                      <w:bCs/>
-                      <w:color w:val="1E2761"/>
-                      <w:sz w:val="18"/>
-                      <w:szCs w:val="18"/>
-                    </w:rPr>
-                    <w:t xml:space="preserve">必須</w:t>
-                  </w:r>
-                </w:p>
-              </w:tc>
-              <w:tc>
-                <w:tcPr>
-                  <w:tcW w:type="dxa" w:w="4100"/>
-                  <w:shd w:fill="EDF1FA" w:color="auto" w:val="clear"/>
-                  <w:tcMar>
-                    <w:top w:type="dxa" w:w="70"/>
-                    <w:left w:type="dxa" w:w="110"/>
-                    <w:bottom w:type="dxa" w:w="70"/>
-                    <w:right w:type="dxa" w:w="110"/>
-                  </w:tcMar>
-                </w:tcPr>
-                <w:p>
-                  <w:pPr>
-                    <w:spacing w:after="0" w:line="280"/>
-                  </w:pPr>
-                  <w:r>
-                    <w:rPr>
-                      <w:rFonts w:ascii="Yu Gothic" w:cs="Yu Gothic" w:eastAsia="Yu Gothic" w:hAnsi="Yu Gothic"/>
-                      <w:b/>
-                      <w:bCs/>
-                      <w:color w:val="1E2761"/>
-                      <w:sz w:val="18"/>
-                      <w:szCs w:val="18"/>
-                    </w:rPr>
-                    <w:t xml:space="preserve">内容</w:t>
-                  </w:r>
-                </w:p>
-              </w:tc>
-            </w:tr>
-            <w:tr>
-              <w:tc>
-                <w:tcPr>
-                  <w:tcW w:type="dxa" w:w="1700"/>
-                  <w:tcMar>
-                    <w:top w:type="dxa" w:w="70"/>
-                    <w:left w:type="dxa" w:w="110"/>
-                    <w:bottom w:type="dxa" w:w="70"/>
-                    <w:right w:type="dxa" w:w="110"/>
-                  </w:tcMar>
-                </w:tcPr>
-                <w:p>
-                  <w:pPr>
-                    <w:spacing w:after="0" w:line="280"/>
-                  </w:pPr>
-                  <w:r>
-                    <w:rPr>
-                      <w:rFonts w:ascii="Yu Gothic" w:cs="Yu Gothic" w:eastAsia="Yu Gothic" w:hAnsi="Yu Gothic"/>
-                      <w:sz w:val="18"/>
-                      <w:szCs w:val="18"/>
-                    </w:rPr>
-                    <w:t xml:space="preserve">氏名</w:t>
-                  </w:r>
-                </w:p>
-              </w:tc>
-              <w:tc>
-                <w:tcPr>
-                  <w:tcW w:type="dxa" w:w="900"/>
-                  <w:tcMar>
-                    <w:top w:type="dxa" w:w="70"/>
-                    <w:left w:type="dxa" w:w="110"/>
-                    <w:bottom w:type="dxa" w:w="70"/>
-                    <w:right w:type="dxa" w:w="110"/>
-                  </w:tcMar>
-                </w:tcPr>
-                <w:p>
-                  <w:pPr>
-                    <w:spacing w:after="0" w:line="280"/>
-                  </w:pPr>
-                  <w:r>
-                    <w:rPr>
-                      <w:rFonts w:ascii="Yu Gothic" w:cs="Yu Gothic" w:eastAsia="Yu Gothic" w:hAnsi="Yu Gothic"/>
-                      <w:sz w:val="18"/>
-                      <w:szCs w:val="18"/>
-                    </w:rPr>
-                    <w:t xml:space="preserve">必須</w:t>
-                  </w:r>
-                </w:p>
-              </w:tc>
-              <w:tc>
-                <w:tcPr>
-                  <w:tcW w:type="dxa" w:w="4100"/>
-                  <w:tcMar>
-                    <w:top w:type="dxa" w:w="70"/>
-                    <w:left w:type="dxa" w:w="110"/>
-                    <w:bottom w:type="dxa" w:w="70"/>
-                    <w:right w:type="dxa" w:w="110"/>
-                  </w:tcMar>
-                </w:tcPr>
-                <w:p>
-                  <w:pPr>
-                    <w:spacing w:after="0" w:line="280"/>
-                  </w:pPr>
-                  <w:r>
-                    <w:rPr>
-                      <w:rFonts w:ascii="Yu Gothic" w:cs="Yu Gothic" w:eastAsia="Yu Gothic" w:hAnsi="Yu Gothic"/>
-                      <w:sz w:val="18"/>
-                      <w:szCs w:val="18"/>
-                    </w:rPr>
-                    <w:t xml:space="preserve">予約時に表示されます</w:t>
-                  </w:r>
-                </w:p>
-              </w:tc>
-            </w:tr>
-            <w:tr>
-              <w:tc>
-                <w:tcPr>
-                  <w:tcW w:type="dxa" w:w="1700"/>
-                  <w:tcMar>
-                    <w:top w:type="dxa" w:w="70"/>
-                    <w:left w:type="dxa" w:w="110"/>
-                    <w:bottom w:type="dxa" w:w="70"/>
-                    <w:right w:type="dxa" w:w="110"/>
-                  </w:tcMar>
-                </w:tcPr>
-                <w:p>
-                  <w:pPr>
-                    <w:spacing w:after="0" w:line="280"/>
-                  </w:pPr>
-                  <w:r>
-                    <w:rPr>
-                      <w:rFonts w:ascii="Yu Gothic" w:cs="Yu Gothic" w:eastAsia="Yu Gothic" w:hAnsi="Yu Gothic"/>
-                      <w:sz w:val="18"/>
-                      <w:szCs w:val="18"/>
-                    </w:rPr>
-                    <w:t xml:space="preserve">メールアドレス</w:t>
-                  </w:r>
-                </w:p>
-              </w:tc>
-              <w:tc>
-                <w:tcPr>
-                  <w:tcW w:type="dxa" w:w="900"/>
-                  <w:tcMar>
-                    <w:top w:type="dxa" w:w="70"/>
-                    <w:left w:type="dxa" w:w="110"/>
-                    <w:bottom w:type="dxa" w:w="70"/>
-                    <w:right w:type="dxa" w:w="110"/>
-                  </w:tcMar>
-                </w:tcPr>
-                <w:p>
-                  <w:pPr>
-                    <w:spacing w:after="0" w:line="280"/>
-                  </w:pPr>
-                  <w:r>
-                    <w:rPr>
-                      <w:rFonts w:ascii="Yu Gothic" w:cs="Yu Gothic" w:eastAsia="Yu Gothic" w:hAnsi="Yu Gothic"/>
-                      <w:sz w:val="18"/>
-                      <w:szCs w:val="18"/>
-                    </w:rPr>
-                    <w:t xml:space="preserve">必須</w:t>
-                  </w:r>
-                </w:p>
-              </w:tc>
-              <w:tc>
-                <w:tcPr>
-                  <w:tcW w:type="dxa" w:w="4100"/>
-                  <w:tcMar>
-                    <w:top w:type="dxa" w:w="70"/>
-                    <w:left w:type="dxa" w:w="110"/>
-                    <w:bottom w:type="dxa" w:w="70"/>
-                    <w:right w:type="dxa" w:w="110"/>
-                  </w:tcMar>
-                </w:tcPr>
-                <w:p>
-                  <w:pPr>
-                    <w:spacing w:after="0" w:line="280"/>
-                  </w:pPr>
-                  <w:r>
-                    <w:rPr>
-                      <w:rFonts w:ascii="Yu Gothic" w:cs="Yu Gothic" w:eastAsia="Yu Gothic" w:hAnsi="Yu Gothic"/>
-                      <w:sz w:val="18"/>
-                      <w:szCs w:val="18"/>
-                    </w:rPr>
-                    <w:t xml:space="preserve">ログインIDになります</w:t>
-                  </w:r>
-                </w:p>
-              </w:tc>
-            </w:tr>
-            <w:tr>
-              <w:tc>
-                <w:tcPr>
-                  <w:tcW w:type="dxa" w:w="1700"/>
-                  <w:tcMar>
-                    <w:top w:type="dxa" w:w="70"/>
-                    <w:left w:type="dxa" w:w="110"/>
-                    <w:bottom w:type="dxa" w:w="70"/>
-                    <w:right w:type="dxa" w:w="110"/>
-                  </w:tcMar>
-                </w:tcPr>
-                <w:p>
-                  <w:pPr>
-                    <w:spacing w:after="0" w:line="280"/>
-                  </w:pPr>
-                  <w:r>
-                    <w:rPr>
-                      <w:rFonts w:ascii="Yu Gothic" w:cs="Yu Gothic" w:eastAsia="Yu Gothic" w:hAnsi="Yu Gothic"/>
-                      <w:sz w:val="18"/>
-                      <w:szCs w:val="18"/>
-                    </w:rPr>
-                    <w:t xml:space="preserve">パスワード</w:t>
-                  </w:r>
-                </w:p>
-              </w:tc>
-              <w:tc>
-                <w:tcPr>
-                  <w:tcW w:type="dxa" w:w="900"/>
-                  <w:tcMar>
-                    <w:top w:type="dxa" w:w="70"/>
-                    <w:left w:type="dxa" w:w="110"/>
-                    <w:bottom w:type="dxa" w:w="70"/>
-                    <w:right w:type="dxa" w:w="110"/>
-                  </w:tcMar>
-                </w:tcPr>
-                <w:p>
-                  <w:pPr>
-                    <w:spacing w:after="0" w:line="280"/>
-                  </w:pPr>
-                  <w:r>
-                    <w:rPr>
-                      <w:rFonts w:ascii="Yu Gothic" w:cs="Yu Gothic" w:eastAsia="Yu Gothic" w:hAnsi="Yu Gothic"/>
-                      <w:sz w:val="18"/>
-                      <w:szCs w:val="18"/>
-                    </w:rPr>
-                    <w:t xml:space="preserve">必須</w:t>
-                  </w:r>
-                </w:p>
-              </w:tc>
-              <w:tc>
-                <w:tcPr>
-                  <w:tcW w:type="dxa" w:w="4100"/>
-                  <w:tcMar>
-                    <w:top w:type="dxa" w:w="70"/>
-                    <w:left w:type="dxa" w:w="110"/>
-                    <w:bottom w:type="dxa" w:w="70"/>
-                    <w:right w:type="dxa" w:w="110"/>
-                  </w:tcMar>
-                </w:tcPr>
-                <w:p>
-                  <w:pPr>
-                    <w:spacing w:after="0" w:line="280"/>
-                  </w:pPr>
-                  <w:r>
-                    <w:rPr>
-                      <w:rFonts w:ascii="Yu Gothic" w:cs="Yu Gothic" w:eastAsia="Yu Gothic" w:hAnsi="Yu Gothic"/>
-                      <w:sz w:val="18"/>
-                      <w:szCs w:val="18"/>
-                    </w:rPr>
-                    <w:t xml:space="preserve">8文字以上</w:t>
-                  </w:r>
-                </w:p>
-              </w:tc>
-            </w:tr>
-            <w:tr>
-              <w:tc>
-                <w:tcPr>
-                  <w:tcW w:type="dxa" w:w="1700"/>
-                  <w:tcMar>
-                    <w:top w:type="dxa" w:w="70"/>
-                    <w:left w:type="dxa" w:w="110"/>
-                    <w:bottom w:type="dxa" w:w="70"/>
-                    <w:right w:type="dxa" w:w="110"/>
-                  </w:tcMar>
-                </w:tcPr>
-                <w:p>
-                  <w:pPr>
-                    <w:spacing w:after="0" w:line="280"/>
-                  </w:pPr>
-                  <w:r>
-                    <w:rPr>
-                      <w:rFonts w:ascii="Yu Gothic" w:cs="Yu Gothic" w:eastAsia="Yu Gothic" w:hAnsi="Yu Gothic"/>
-                      <w:sz w:val="18"/>
-                      <w:szCs w:val="18"/>
-                    </w:rPr>
-                    <w:t xml:space="preserve">生年月日</w:t>
-                  </w:r>
-                </w:p>
-              </w:tc>
-              <w:tc>
-                <w:tcPr>
-                  <w:tcW w:type="dxa" w:w="900"/>
-                  <w:tcMar>
-                    <w:top w:type="dxa" w:w="70"/>
-                    <w:left w:type="dxa" w:w="110"/>
-                    <w:bottom w:type="dxa" w:w="70"/>
-                    <w:right w:type="dxa" w:w="110"/>
-                  </w:tcMar>
-                </w:tcPr>
-                <w:p>
-                  <w:pPr>
-                    <w:spacing w:after="0" w:line="280"/>
-                  </w:pPr>
-                  <w:r>
-                    <w:rPr>
-                      <w:rFonts w:ascii="Yu Gothic" w:cs="Yu Gothic" w:eastAsia="Yu Gothic" w:hAnsi="Yu Gothic"/>
-                      <w:sz w:val="18"/>
-                      <w:szCs w:val="18"/>
-                    </w:rPr>
-                    <w:t xml:space="preserve">任意</w:t>
-                  </w:r>
-                </w:p>
-              </w:tc>
-              <w:tc>
-                <w:tcPr>
-                  <w:tcW w:type="dxa" w:w="4100"/>
-                  <w:tcMar>
-                    <w:top w:type="dxa" w:w="70"/>
-                    <w:left w:type="dxa" w:w="110"/>
-                    <w:bottom w:type="dxa" w:w="70"/>
-                    <w:right w:type="dxa" w:w="110"/>
-                  </w:tcMar>
-                </w:tcPr>
-                <w:p>
-                  <w:pPr>
-                    <w:spacing w:after="0" w:line="280"/>
-                  </w:pPr>
-                  <w:r>
-                    <w:rPr>
-                      <w:rFonts w:ascii="Yu Gothic" w:cs="Yu Gothic" w:eastAsia="Yu Gothic" w:hAnsi="Yu Gothic"/>
-                      <w:sz w:val="18"/>
-                      <w:szCs w:val="18"/>
-                    </w:rPr>
-                    <w:t xml:space="preserve">YYYY/MM/DD 形式</w:t>
-                  </w:r>
-                </w:p>
-              </w:tc>
-            </w:tr>
-          </w:tbl>
-          <w:p>
-            <w:pPr>
-              <w:spacing w:after="110"/>
-            </w:pPr>
-            <w:r>
-              <w:rPr>
-                <w:rFonts w:ascii="Yu Gothic" w:cs="Yu Gothic" w:eastAsia="Yu Gothic" w:hAnsi="Yu Gothic"/>
-                <w:sz w:val="2"/>
-                <w:szCs w:val="2"/>
-              </w:rPr>
-              <w:t xml:space="preserve"/>
-            </w:r>
-          </w:p>
-          <w:p>
-            <w:pPr>
-              <w:spacing w:after="110" w:line="300"/>
-            </w:pPr>
-            <w:r>
-              <w:rPr>
-                <w:rFonts w:ascii="Yu Gothic" w:cs="Yu Gothic" w:eastAsia="Yu Gothic" w:hAnsi="Yu Gothic"/>
-                <w:sz w:val="20"/>
-                <w:szCs w:val="20"/>
-              </w:rPr>
-              <w:t xml:space="preserve">登録が終わると完了画面が出ます。そのままログインしてご利用いただけます。</w:t>
-            </w:r>
-          </w:p>
-          <w:tbl>
-            <w:tblPr>
-              <w:tblW w:type="dxa" w:w="9700"/>
-              <w:tblBorders>
-                <w:top w:val="single" w:color="D8DCE8" w:sz="4"/>
-                <w:left w:val="single" w:color="D8DCE8" w:sz="4"/>
-                <w:bottom w:val="single" w:color="D8DCE8" w:sz="4"/>
-                <w:right w:val="single" w:color="D8DCE8" w:sz="4"/>
-                <w:insideH w:val="single" w:color="D8DCE8" w:sz="4"/>
-                <w:insideV w:val="single" w:color="D8DCE8" w:sz="4"/>
-              </w:tblBorders>
-              <w:tblLayout w:type="fixed"/>
-            </w:tblPr>
-            <w:tblGrid>
-              <w:gridCol w:w="9700"/>
-            </w:tblGrid>
-            <w:tr>
-              <w:tc>
-                <w:tcPr>
-                  <w:tcW w:type="dxa" w:w="9700"/>
-                  <w:shd w:fill="F5F7FA" w:color="auto" w:val="clear"/>
-                  <w:tcMar>
-                    <w:top w:type="dxa" w:w="90"/>
-                    <w:left w:type="dxa" w:w="130"/>
-                    <w:bottom w:type="dxa" w:w="90"/>
-                    <w:right w:type="dxa" w:w="130"/>
-                  </w:tcMar>
-                </w:tcPr>
-                <w:p>
-                  <w:pPr>
-                    <w:spacing w:after="0" w:line="290"/>
-                  </w:pPr>
-                  <w:r>
-                    <w:rPr>
-                      <w:rFonts w:ascii="Yu Gothic" w:cs="Yu Gothic" w:eastAsia="Yu Gothic" w:hAnsi="Yu Gothic"/>
-                      <w:color w:val="2C2C2A"/>
-                      <w:sz w:val="19"/>
-                      <w:szCs w:val="19"/>
-                    </w:rPr>
-                    <w:t xml:space="preserve">すでに登録済みのメールアドレスでは登録できません。その場合は「このメールアドレスは既に登録されています」と表示されます。</w:t>
-                  </w:r>
-                </w:p>
-              </w:tc>
-            </w:tr>
-          </w:tbl>
-          <w:p/>
+        <w:tc>
+          <w:tcPr>
+            <w:tcW w:type="dxa" w:w="9700"/>
+            <w:shd w:fill="F5F7FA" w:color="auto" w:val="clear"/>
+            <w:tcMar>
+              <w:top w:type="dxa" w:w="90"/>
+              <w:left w:type="dxa" w:w="130"/>
+              <w:bottom w:type="dxa" w:w="90"/>
+              <w:right w:type="dxa" w:w="130"/>
+            </w:tcMar>
+          </w:tcPr>
+          <w:p>
+            <w:pPr>
+              <w:spacing w:after="0" w:line="290"/>
+            </w:pPr>
+            <w:r>
+              <w:rPr>
+                <w:rFonts w:ascii="Yu Gothic" w:cs="Yu Gothic" w:eastAsia="Yu Gothic" w:hAnsi="Yu Gothic"/>
+                <w:color w:val="2C2C2A"/>
+                <w:sz w:val="19"/>
+                <w:szCs w:val="19"/>
+              </w:rPr>
+              <w:t xml:space="preserve">すでに登録済みのメールアドレスでは登録できません。その場合は「このメールアドレスは既に登録されています」と表示されます。</w:t>
+            </w:r>
+          </w:p>
         </w:tc>
       </w:tr>
     </w:tbl>
@@ -1488,227 +1396,181 @@
           <w:szCs w:val="17"/>
         </w:rPr>
         <w:t xml:space="preserve">　/trial</w:t>
+      </w:r>
+    </w:p>
+    <w:p>
+      <w:pPr>
+        <w:spacing w:after="120" w:before="60"/>
+        <w:jc w:val="left"/>
+      </w:pPr>
+      <w:r>
+        <w:drawing>
+          <wp:inline distT="0" distB="0" distL="0" distR="0">
+            <wp:extent cx="2190750" cy="4743450"/>
+            <wp:effectExtent t="0" r="0" b="0" l="0"/>
+            <wp:docPr id="1" name="" descr="" title=""/>
+            <wp:cNvGraphicFramePr>
+              <a:graphicFrameLocks xmlns:a="http://schemas.openxmlformats.org/drawingml/2006/main" noChangeAspect="1"/>
+            </wp:cNvGraphicFramePr>
+            <a:graphic xmlns:a="http://schemas.openxmlformats.org/drawingml/2006/main">
+              <a:graphicData uri="http://schemas.openxmlformats.org/drawingml/2006/picture">
+                <pic:pic xmlns:pic="http://schemas.openxmlformats.org/drawingml/2006/picture">
+                  <pic:nvPicPr>
+                    <pic:cNvPr id="0" name="" descr=""/>
+                    <pic:cNvPicPr>
+                      <a:picLocks noChangeAspect="1" noChangeArrowheads="1"/>
+                    </pic:cNvPicPr>
+                  </pic:nvPicPr>
+                  <pic:blipFill>
+                    <a:blip r:embed="rId9" cstate="none"/>
+                    <a:srcRect/>
+                    <a:stretch>
+                      <a:fillRect/>
+                    </a:stretch>
+                  </pic:blipFill>
+                  <pic:spPr bwMode="auto">
+                    <a:xfrm>
+                      <a:off x="0" y="0"/>
+                      <a:ext cx="2190750" cy="4743450"/>
+                    </a:xfrm>
+                    <a:prstGeom prst="rect">
+                      <a:avLst/>
+                    </a:prstGeom>
+                  </pic:spPr>
+                </pic:pic>
+              </a:graphicData>
+            </a:graphic>
+          </wp:inline>
+        </w:drawing>
+      </w:r>
+    </w:p>
+    <w:p>
+      <w:pPr>
+        <w:spacing w:after="110" w:line="300"/>
+      </w:pPr>
+      <w:r>
+        <w:rPr>
+          <w:rFonts w:ascii="Yu Gothic" w:cs="Yu Gothic" w:eastAsia="Yu Gothic" w:hAnsi="Yu Gothic"/>
+          <w:b/>
+          <w:bCs/>
+          <w:sz w:val="20"/>
+          <w:szCs w:val="20"/>
+        </w:rPr>
+        <w:t xml:space="preserve">会員登録もログインも不要</w:t>
+      </w:r>
+      <w:r>
+        <w:rPr>
+          <w:rFonts w:ascii="Yu Gothic" w:cs="Yu Gothic" w:eastAsia="Yu Gothic" w:hAnsi="Yu Gothic"/>
+          <w:sz w:val="20"/>
+          <w:szCs w:val="20"/>
+        </w:rPr>
+        <w:t xml:space="preserve">で申し込める画面です。公式サイトやSNSからこのURLにリンクしてご利用ください。</w:t>
+      </w:r>
+    </w:p>
+    <w:p>
+      <w:pPr>
+        <w:pStyle w:val="ListParagraph"/>
+        <w:numPr>
+          <w:ilvl w:val="0"/>
+          <w:numId w:val="2"/>
+        </w:numPr>
+        <w:spacing w:after="60" w:line="290"/>
+      </w:pPr>
+      <w:r>
+        <w:rPr>
+          <w:rFonts w:ascii="Yu Gothic" w:cs="Yu Gothic" w:eastAsia="Yu Gothic" w:hAnsi="Yu Gothic"/>
+          <w:sz w:val="20"/>
+          <w:szCs w:val="20"/>
+        </w:rPr>
+        <w:t xml:space="preserve">お名前・メールアドレスが必須</w:t>
+      </w:r>
+    </w:p>
+    <w:p>
+      <w:pPr>
+        <w:pStyle w:val="ListParagraph"/>
+        <w:numPr>
+          <w:ilvl w:val="0"/>
+          <w:numId w:val="2"/>
+        </w:numPr>
+        <w:spacing w:after="60" w:line="290"/>
+      </w:pPr>
+      <w:r>
+        <w:rPr>
+          <w:rFonts w:ascii="Yu Gothic" w:cs="Yu Gothic" w:eastAsia="Yu Gothic" w:hAnsi="Yu Gothic"/>
+          <w:sz w:val="20"/>
+          <w:szCs w:val="20"/>
+        </w:rPr>
+        <w:t xml:space="preserve">電話番号、希望日時、ご要望は任意</w:t>
+      </w:r>
+    </w:p>
+    <w:p>
+      <w:pPr>
+        <w:spacing w:after="60"/>
+      </w:pPr>
+      <w:r>
+        <w:rPr>
+          <w:rFonts w:ascii="Yu Gothic" w:cs="Yu Gothic" w:eastAsia="Yu Gothic" w:hAnsi="Yu Gothic"/>
+          <w:sz w:val="2"/>
+          <w:szCs w:val="2"/>
+        </w:rPr>
+        <w:t xml:space="preserve"/>
+      </w:r>
+    </w:p>
+    <w:p>
+      <w:pPr>
+        <w:spacing w:after="110" w:line="300"/>
+      </w:pPr>
+      <w:r>
+        <w:rPr>
+          <w:rFonts w:ascii="Yu Gothic" w:cs="Yu Gothic" w:eastAsia="Yu Gothic" w:hAnsi="Yu Gothic"/>
+          <w:sz w:val="20"/>
+          <w:szCs w:val="20"/>
+        </w:rPr>
+        <w:t xml:space="preserve">送信された内容は、管理画面の「アンケート・体験予約」に届きます。店舗から折り返しご連絡いただく流れです。</w:t>
       </w:r>
     </w:p>
     <w:tbl>
       <w:tblPr>
         <w:tblW w:type="dxa" w:w="9700"/>
         <w:tblBorders>
-          <w:top w:val="none" w:color="FFFFFF" w:sz="0"/>
-          <w:left w:val="none" w:color="FFFFFF" w:sz="0"/>
-          <w:bottom w:val="none" w:color="FFFFFF" w:sz="0"/>
-          <w:right w:val="none" w:color="FFFFFF" w:sz="0"/>
-          <w:insideH w:val="none" w:color="FFFFFF" w:sz="0"/>
-          <w:insideV w:val="none" w:color="FFFFFF" w:sz="0"/>
+          <w:top w:val="single" w:color="D8DCE8" w:sz="4"/>
+          <w:left w:val="single" w:color="D8DCE8" w:sz="4"/>
+          <w:bottom w:val="single" w:color="D8DCE8" w:sz="4"/>
+          <w:right w:val="single" w:color="D8DCE8" w:sz="4"/>
+          <w:insideH w:val="single" w:color="D8DCE8" w:sz="4"/>
+          <w:insideV w:val="single" w:color="D8DCE8" w:sz="4"/>
         </w:tblBorders>
         <w:tblLayout w:type="fixed"/>
       </w:tblPr>
       <w:tblGrid>
-        <w:gridCol w:w="3400"/>
-        <w:gridCol w:w="6300"/>
+        <w:gridCol w:w="9700"/>
       </w:tblGrid>
       <w:tr>
-        <w:trPr>
-          <w:cantSplit w:val="false"/>
-        </w:trPr>
-        <w:tc>
-          <w:tcPr>
-            <w:tcW w:type="dxa" w:w="3400"/>
-            <w:tcMar>
-              <w:top w:type="dxa" w:w="0"/>
-              <w:left w:type="dxa" w:w="0"/>
-              <w:bottom w:type="dxa" w:w="0"/>
-              <w:right w:type="dxa" w:w="300"/>
-            </w:tcMar>
-          </w:tcPr>
-          <w:p>
-            <w:pPr>
-              <w:spacing w:after="120" w:before="60"/>
-              <w:jc w:val="left"/>
-            </w:pPr>
-            <w:r>
-              <w:drawing>
-                <wp:inline distT="0" distB="0" distL="0" distR="0">
-                  <wp:extent cx="1666875" cy="3609975"/>
-                  <wp:effectExtent t="0" r="0" b="0" l="0"/>
-                  <wp:docPr id="1" name="" descr="" title=""/>
-                  <wp:cNvGraphicFramePr>
-                    <a:graphicFrameLocks xmlns:a="http://schemas.openxmlformats.org/drawingml/2006/main" noChangeAspect="1"/>
-                  </wp:cNvGraphicFramePr>
-                  <a:graphic xmlns:a="http://schemas.openxmlformats.org/drawingml/2006/main">
-                    <a:graphicData uri="http://schemas.openxmlformats.org/drawingml/2006/picture">
-                      <pic:pic xmlns:pic="http://schemas.openxmlformats.org/drawingml/2006/picture">
-                        <pic:nvPicPr>
-                          <pic:cNvPr id="0" name="" descr=""/>
-                          <pic:cNvPicPr>
-                            <a:picLocks noChangeAspect="1" noChangeArrowheads="1"/>
-                          </pic:cNvPicPr>
-                        </pic:nvPicPr>
-                        <pic:blipFill>
-                          <a:blip r:embed="rId9" cstate="none"/>
-                          <a:srcRect/>
-                          <a:stretch>
-                            <a:fillRect/>
-                          </a:stretch>
-                        </pic:blipFill>
-                        <pic:spPr bwMode="auto">
-                          <a:xfrm>
-                            <a:off x="0" y="0"/>
-                            <a:ext cx="1666875" cy="3609975"/>
-                          </a:xfrm>
-                          <a:prstGeom prst="rect">
-                            <a:avLst/>
-                          </a:prstGeom>
-                        </pic:spPr>
-                      </pic:pic>
-                    </a:graphicData>
-                  </a:graphic>
-                </wp:inline>
-              </w:drawing>
-            </w:r>
-          </w:p>
-        </w:tc>
-        <w:tc>
-          <w:tcPr>
-            <w:tcW w:type="dxa" w:w="6300"/>
-            <w:tcMar>
-              <w:top w:type="dxa" w:w="0"/>
-              <w:left w:type="dxa" w:w="0"/>
-              <w:bottom w:type="dxa" w:w="0"/>
-              <w:right w:type="dxa" w:w="0"/>
-            </w:tcMar>
-          </w:tcPr>
-          <w:p>
-            <w:pPr>
-              <w:spacing w:after="110" w:line="300"/>
-            </w:pPr>
-            <w:r>
-              <w:rPr>
-                <w:rFonts w:ascii="Yu Gothic" w:cs="Yu Gothic" w:eastAsia="Yu Gothic" w:hAnsi="Yu Gothic"/>
-                <w:b/>
-                <w:bCs/>
-                <w:sz w:val="20"/>
-                <w:szCs w:val="20"/>
-              </w:rPr>
-              <w:t xml:space="preserve">会員登録もログインも不要</w:t>
-            </w:r>
-            <w:r>
-              <w:rPr>
-                <w:rFonts w:ascii="Yu Gothic" w:cs="Yu Gothic" w:eastAsia="Yu Gothic" w:hAnsi="Yu Gothic"/>
-                <w:sz w:val="20"/>
-                <w:szCs w:val="20"/>
-              </w:rPr>
-              <w:t xml:space="preserve">で申し込める画面です。公式サイトやSNSからこのURLにリンクしてご利用ください。</w:t>
-            </w:r>
-          </w:p>
-          <w:p>
-            <w:pPr>
-              <w:pStyle w:val="ListParagraph"/>
-              <w:numPr>
-                <w:ilvl w:val="0"/>
-                <w:numId w:val="2"/>
-              </w:numPr>
-              <w:spacing w:after="60" w:line="290"/>
-            </w:pPr>
-            <w:r>
-              <w:rPr>
-                <w:rFonts w:ascii="Yu Gothic" w:cs="Yu Gothic" w:eastAsia="Yu Gothic" w:hAnsi="Yu Gothic"/>
-                <w:sz w:val="20"/>
-                <w:szCs w:val="20"/>
-              </w:rPr>
-              <w:t xml:space="preserve">お名前・メールアドレスが必須</w:t>
-            </w:r>
-          </w:p>
-          <w:p>
-            <w:pPr>
-              <w:pStyle w:val="ListParagraph"/>
-              <w:numPr>
-                <w:ilvl w:val="0"/>
-                <w:numId w:val="2"/>
-              </w:numPr>
-              <w:spacing w:after="60" w:line="290"/>
-            </w:pPr>
-            <w:r>
-              <w:rPr>
-                <w:rFonts w:ascii="Yu Gothic" w:cs="Yu Gothic" w:eastAsia="Yu Gothic" w:hAnsi="Yu Gothic"/>
-                <w:sz w:val="20"/>
-                <w:szCs w:val="20"/>
-              </w:rPr>
-              <w:t xml:space="preserve">電話番号、希望日時、ご要望は任意</w:t>
-            </w:r>
-          </w:p>
-          <w:p>
-            <w:pPr>
-              <w:spacing w:after="60"/>
-            </w:pPr>
-            <w:r>
-              <w:rPr>
-                <w:rFonts w:ascii="Yu Gothic" w:cs="Yu Gothic" w:eastAsia="Yu Gothic" w:hAnsi="Yu Gothic"/>
-                <w:sz w:val="2"/>
-                <w:szCs w:val="2"/>
-              </w:rPr>
-              <w:t xml:space="preserve"/>
-            </w:r>
-          </w:p>
-          <w:p>
-            <w:pPr>
-              <w:spacing w:after="110" w:line="300"/>
-            </w:pPr>
-            <w:r>
-              <w:rPr>
-                <w:rFonts w:ascii="Yu Gothic" w:cs="Yu Gothic" w:eastAsia="Yu Gothic" w:hAnsi="Yu Gothic"/>
-                <w:sz w:val="20"/>
-                <w:szCs w:val="20"/>
-              </w:rPr>
-              <w:t xml:space="preserve">送信された内容は、管理画面の「アンケート・体験予約」に届きます。店舗から折り返しご連絡いただく流れです。</w:t>
-            </w:r>
-          </w:p>
-          <w:tbl>
-            <w:tblPr>
-              <w:tblW w:type="dxa" w:w="9700"/>
-              <w:tblBorders>
-                <w:top w:val="single" w:color="D8DCE8" w:sz="4"/>
-                <w:left w:val="single" w:color="D8DCE8" w:sz="4"/>
-                <w:bottom w:val="single" w:color="D8DCE8" w:sz="4"/>
-                <w:right w:val="single" w:color="D8DCE8" w:sz="4"/>
-                <w:insideH w:val="single" w:color="D8DCE8" w:sz="4"/>
-                <w:insideV w:val="single" w:color="D8DCE8" w:sz="4"/>
-              </w:tblBorders>
-              <w:tblLayout w:type="fixed"/>
-            </w:tblPr>
-            <w:tblGrid>
-              <w:gridCol w:w="9700"/>
-            </w:tblGrid>
-            <w:tr>
-              <w:tc>
-                <w:tcPr>
-                  <w:tcW w:type="dxa" w:w="9700"/>
-                  <w:shd w:fill="F5F7FA" w:color="auto" w:val="clear"/>
-                  <w:tcMar>
-                    <w:top w:type="dxa" w:w="90"/>
-                    <w:left w:type="dxa" w:w="130"/>
-                    <w:bottom w:type="dxa" w:w="90"/>
-                    <w:right w:type="dxa" w:w="130"/>
-                  </w:tcMar>
-                </w:tcPr>
-                <w:p>
-                  <w:pPr>
-                    <w:spacing w:after="0" w:line="290"/>
-                  </w:pPr>
-                  <w:r>
-                    <w:rPr>
-                      <w:rFonts w:ascii="Yu Gothic" w:cs="Yu Gothic" w:eastAsia="Yu Gothic" w:hAnsi="Yu Gothic"/>
-                      <w:color w:val="2C2C2A"/>
-                      <w:sz w:val="19"/>
-                      <w:szCs w:val="19"/>
-                    </w:rPr>
-                    <w:t xml:space="preserve">同じメールアドレスから10分以内に続けて送信することはできません。二重送信といたずらを防ぐためです。</w:t>
-                  </w:r>
-                </w:p>
-              </w:tc>
-            </w:tr>
-          </w:tbl>
-          <w:p/>
+        <w:tc>
+          <w:tcPr>
+            <w:tcW w:type="dxa" w:w="9700"/>
+            <w:shd w:fill="F5F7FA" w:color="auto" w:val="clear"/>
+            <w:tcMar>
+              <w:top w:type="dxa" w:w="90"/>
+              <w:left w:type="dxa" w:w="130"/>
+              <w:bottom w:type="dxa" w:w="90"/>
+              <w:right w:type="dxa" w:w="130"/>
+            </w:tcMar>
+          </w:tcPr>
+          <w:p>
+            <w:pPr>
+              <w:spacing w:after="0" w:line="290"/>
+            </w:pPr>
+            <w:r>
+              <w:rPr>
+                <w:rFonts w:ascii="Yu Gothic" w:cs="Yu Gothic" w:eastAsia="Yu Gothic" w:hAnsi="Yu Gothic"/>
+                <w:color w:val="2C2C2A"/>
+                <w:sz w:val="19"/>
+                <w:szCs w:val="19"/>
+              </w:rPr>
+              <w:t xml:space="preserve">同じメールアドレスから10分以内に続けて送信することはできません。二重送信といたずらを防ぐためです。</w:t>
+            </w:r>
+          </w:p>
         </w:tc>
       </w:tr>
     </w:tbl>
@@ -1749,305 +1611,190 @@
           <w:szCs w:val="17"/>
         </w:rPr>
         <w:t xml:space="preserve">　/reset-password</w:t>
+      </w:r>
+    </w:p>
+    <w:p>
+      <w:pPr>
+        <w:spacing w:after="120" w:before="60"/>
+        <w:jc w:val="left"/>
+      </w:pPr>
+      <w:r>
+        <w:drawing>
+          <wp:inline distT="0" distB="0" distL="0" distR="0">
+            <wp:extent cx="2190750" cy="4743450"/>
+            <wp:effectExtent t="0" r="0" b="0" l="0"/>
+            <wp:docPr id="1" name="" descr="" title=""/>
+            <wp:cNvGraphicFramePr>
+              <a:graphicFrameLocks xmlns:a="http://schemas.openxmlformats.org/drawingml/2006/main" noChangeAspect="1"/>
+            </wp:cNvGraphicFramePr>
+            <a:graphic xmlns:a="http://schemas.openxmlformats.org/drawingml/2006/main">
+              <a:graphicData uri="http://schemas.openxmlformats.org/drawingml/2006/picture">
+                <pic:pic xmlns:pic="http://schemas.openxmlformats.org/drawingml/2006/picture">
+                  <pic:nvPicPr>
+                    <pic:cNvPr id="0" name="" descr=""/>
+                    <pic:cNvPicPr>
+                      <a:picLocks noChangeAspect="1" noChangeArrowheads="1"/>
+                    </pic:cNvPicPr>
+                  </pic:nvPicPr>
+                  <pic:blipFill>
+                    <a:blip r:embed="rId10" cstate="none"/>
+                    <a:srcRect/>
+                    <a:stretch>
+                      <a:fillRect/>
+                    </a:stretch>
+                  </pic:blipFill>
+                  <pic:spPr bwMode="auto">
+                    <a:xfrm>
+                      <a:off x="0" y="0"/>
+                      <a:ext cx="2190750" cy="4743450"/>
+                    </a:xfrm>
+                    <a:prstGeom prst="rect">
+                      <a:avLst/>
+                    </a:prstGeom>
+                  </pic:spPr>
+                </pic:pic>
+              </a:graphicData>
+            </a:graphic>
+          </wp:inline>
+        </w:drawing>
+      </w:r>
+    </w:p>
+    <w:p>
+      <w:pPr>
+        <w:spacing w:after="70" w:line="290"/>
+        <w:ind w:left="403" w:hanging="403"/>
+      </w:pPr>
+      <w:r>
+        <w:rPr>
+          <w:rFonts w:ascii="Yu Gothic" w:cs="Yu Gothic" w:eastAsia="Yu Gothic" w:hAnsi="Yu Gothic"/>
+          <w:b/>
+          <w:bCs/>
+          <w:color w:val="1E2761"/>
+          <w:sz w:val="20"/>
+          <w:szCs w:val="20"/>
+        </w:rPr>
+        <w:t xml:space="preserve">1. </w:t>
+      </w:r>
+      <w:r>
+        <w:rPr>
+          <w:rFonts w:ascii="Yu Gothic" w:cs="Yu Gothic" w:eastAsia="Yu Gothic" w:hAnsi="Yu Gothic"/>
+          <w:sz w:val="20"/>
+          <w:szCs w:val="20"/>
+        </w:rPr>
+        <w:t xml:space="preserve">登録メールアドレスを入力して「再設定リンクを送る」</w:t>
+      </w:r>
+    </w:p>
+    <w:p>
+      <w:pPr>
+        <w:spacing w:after="70" w:line="290"/>
+        <w:ind w:left="403" w:hanging="403"/>
+      </w:pPr>
+      <w:r>
+        <w:rPr>
+          <w:rFonts w:ascii="Yu Gothic" w:cs="Yu Gothic" w:eastAsia="Yu Gothic" w:hAnsi="Yu Gothic"/>
+          <w:b/>
+          <w:bCs/>
+          <w:color w:val="1E2761"/>
+          <w:sz w:val="20"/>
+          <w:szCs w:val="20"/>
+        </w:rPr>
+        <w:t xml:space="preserve">2. </w:t>
+      </w:r>
+      <w:r>
+        <w:rPr>
+          <w:rFonts w:ascii="Yu Gothic" w:cs="Yu Gothic" w:eastAsia="Yu Gothic" w:hAnsi="Yu Gothic"/>
+          <w:sz w:val="20"/>
+          <w:szCs w:val="20"/>
+        </w:rPr>
+        <w:t xml:space="preserve">届いたメールのリンクを開く(有効期限60分)</w:t>
+      </w:r>
+    </w:p>
+    <w:p>
+      <w:pPr>
+        <w:spacing w:after="70" w:line="290"/>
+        <w:ind w:left="403" w:hanging="403"/>
+      </w:pPr>
+      <w:r>
+        <w:rPr>
+          <w:rFonts w:ascii="Yu Gothic" w:cs="Yu Gothic" w:eastAsia="Yu Gothic" w:hAnsi="Yu Gothic"/>
+          <w:b/>
+          <w:bCs/>
+          <w:color w:val="1E2761"/>
+          <w:sz w:val="20"/>
+          <w:szCs w:val="20"/>
+        </w:rPr>
+        <w:t xml:space="preserve">3. </w:t>
+      </w:r>
+      <w:r>
+        <w:rPr>
+          <w:rFonts w:ascii="Yu Gothic" w:cs="Yu Gothic" w:eastAsia="Yu Gothic" w:hAnsi="Yu Gothic"/>
+          <w:sz w:val="20"/>
+          <w:szCs w:val="20"/>
+        </w:rPr>
+        <w:t xml:space="preserve">新しいパスワードを設定する</w:t>
+      </w:r>
+    </w:p>
+    <w:p>
+      <w:pPr>
+        <w:spacing w:after="60"/>
+      </w:pPr>
+      <w:r>
+        <w:rPr>
+          <w:rFonts w:ascii="Yu Gothic" w:cs="Yu Gothic" w:eastAsia="Yu Gothic" w:hAnsi="Yu Gothic"/>
+          <w:sz w:val="2"/>
+          <w:szCs w:val="2"/>
+        </w:rPr>
+        <w:t xml:space="preserve"/>
       </w:r>
     </w:p>
     <w:tbl>
       <w:tblPr>
         <w:tblW w:type="dxa" w:w="9700"/>
         <w:tblBorders>
-          <w:top w:val="none" w:color="FFFFFF" w:sz="0"/>
-          <w:left w:val="none" w:color="FFFFFF" w:sz="0"/>
-          <w:bottom w:val="none" w:color="FFFFFF" w:sz="0"/>
-          <w:right w:val="none" w:color="FFFFFF" w:sz="0"/>
-          <w:insideH w:val="none" w:color="FFFFFF" w:sz="0"/>
-          <w:insideV w:val="none" w:color="FFFFFF" w:sz="0"/>
+          <w:top w:val="single" w:color="D8DCE8" w:sz="4"/>
+          <w:left w:val="single" w:color="D8DCE8" w:sz="4"/>
+          <w:bottom w:val="single" w:color="D8DCE8" w:sz="4"/>
+          <w:right w:val="single" w:color="D8DCE8" w:sz="4"/>
+          <w:insideH w:val="single" w:color="D8DCE8" w:sz="4"/>
+          <w:insideV w:val="single" w:color="D8DCE8" w:sz="4"/>
         </w:tblBorders>
         <w:tblLayout w:type="fixed"/>
       </w:tblPr>
       <w:tblGrid>
-        <w:gridCol w:w="3400"/>
-        <w:gridCol w:w="6300"/>
+        <w:gridCol w:w="9700"/>
       </w:tblGrid>
       <w:tr>
-        <w:trPr>
-          <w:cantSplit w:val="false"/>
-        </w:trPr>
-        <w:tc>
-          <w:tcPr>
-            <w:tcW w:type="dxa" w:w="3400"/>
-            <w:tcMar>
-              <w:top w:type="dxa" w:w="0"/>
-              <w:left w:type="dxa" w:w="0"/>
-              <w:bottom w:type="dxa" w:w="0"/>
-              <w:right w:type="dxa" w:w="300"/>
-            </w:tcMar>
-          </w:tcPr>
-          <w:p>
-            <w:pPr>
-              <w:spacing w:after="120" w:before="60"/>
-              <w:jc w:val="left"/>
-            </w:pPr>
-            <w:r>
-              <w:drawing>
-                <wp:inline distT="0" distB="0" distL="0" distR="0">
-                  <wp:extent cx="1666875" cy="3609975"/>
-                  <wp:effectExtent t="0" r="0" b="0" l="0"/>
-                  <wp:docPr id="1" name="" descr="" title=""/>
-                  <wp:cNvGraphicFramePr>
-                    <a:graphicFrameLocks xmlns:a="http://schemas.openxmlformats.org/drawingml/2006/main" noChangeAspect="1"/>
-                  </wp:cNvGraphicFramePr>
-                  <a:graphic xmlns:a="http://schemas.openxmlformats.org/drawingml/2006/main">
-                    <a:graphicData uri="http://schemas.openxmlformats.org/drawingml/2006/picture">
-                      <pic:pic xmlns:pic="http://schemas.openxmlformats.org/drawingml/2006/picture">
-                        <pic:nvPicPr>
-                          <pic:cNvPr id="0" name="" descr=""/>
-                          <pic:cNvPicPr>
-                            <a:picLocks noChangeAspect="1" noChangeArrowheads="1"/>
-                          </pic:cNvPicPr>
-                        </pic:nvPicPr>
-                        <pic:blipFill>
-                          <a:blip r:embed="rId10" cstate="none"/>
-                          <a:srcRect/>
-                          <a:stretch>
-                            <a:fillRect/>
-                          </a:stretch>
-                        </pic:blipFill>
-                        <pic:spPr bwMode="auto">
-                          <a:xfrm>
-                            <a:off x="0" y="0"/>
-                            <a:ext cx="1666875" cy="3609975"/>
-                          </a:xfrm>
-                          <a:prstGeom prst="rect">
-                            <a:avLst/>
-                          </a:prstGeom>
-                        </pic:spPr>
-                      </pic:pic>
-                    </a:graphicData>
-                  </a:graphic>
-                </wp:inline>
-              </w:drawing>
-            </w:r>
-          </w:p>
-        </w:tc>
-        <w:tc>
-          <w:tcPr>
-            <w:tcW w:type="dxa" w:w="6300"/>
-            <w:tcMar>
-              <w:top w:type="dxa" w:w="0"/>
-              <w:left w:type="dxa" w:w="0"/>
-              <w:bottom w:type="dxa" w:w="0"/>
-              <w:right w:type="dxa" w:w="0"/>
-            </w:tcMar>
-          </w:tcPr>
-          <w:p>
-            <w:pPr>
-              <w:spacing w:after="70" w:line="290"/>
-              <w:ind w:left="403" w:hanging="403"/>
-            </w:pPr>
-            <w:r>
-              <w:rPr>
-                <w:rFonts w:ascii="Yu Gothic" w:cs="Yu Gothic" w:eastAsia="Yu Gothic" w:hAnsi="Yu Gothic"/>
-                <w:b/>
-                <w:bCs/>
-                <w:color w:val="1E2761"/>
-                <w:sz w:val="20"/>
-                <w:szCs w:val="20"/>
-              </w:rPr>
-              <w:t xml:space="preserve">1. </w:t>
-            </w:r>
-            <w:r>
-              <w:rPr>
-                <w:rFonts w:ascii="Yu Gothic" w:cs="Yu Gothic" w:eastAsia="Yu Gothic" w:hAnsi="Yu Gothic"/>
-                <w:sz w:val="20"/>
-                <w:szCs w:val="20"/>
-              </w:rPr>
-              <w:t xml:space="preserve">登録メールアドレスを入力して「再設定リンクを送る」</w:t>
-            </w:r>
-          </w:p>
-          <w:p>
-            <w:pPr>
-              <w:spacing w:after="70" w:line="290"/>
-              <w:ind w:left="403" w:hanging="403"/>
-            </w:pPr>
-            <w:r>
-              <w:rPr>
-                <w:rFonts w:ascii="Yu Gothic" w:cs="Yu Gothic" w:eastAsia="Yu Gothic" w:hAnsi="Yu Gothic"/>
-                <w:b/>
-                <w:bCs/>
-                <w:color w:val="1E2761"/>
-                <w:sz w:val="20"/>
-                <w:szCs w:val="20"/>
-              </w:rPr>
-              <w:t xml:space="preserve">2. </w:t>
-            </w:r>
-            <w:r>
-              <w:rPr>
-                <w:rFonts w:ascii="Yu Gothic" w:cs="Yu Gothic" w:eastAsia="Yu Gothic" w:hAnsi="Yu Gothic"/>
-                <w:sz w:val="20"/>
-                <w:szCs w:val="20"/>
-              </w:rPr>
-              <w:t xml:space="preserve">届いたメールのリンクを開く(有効期限60分)</w:t>
-            </w:r>
-          </w:p>
-          <w:p>
-            <w:pPr>
-              <w:spacing w:after="70" w:line="290"/>
-              <w:ind w:left="403" w:hanging="403"/>
-            </w:pPr>
-            <w:r>
-              <w:rPr>
-                <w:rFonts w:ascii="Yu Gothic" w:cs="Yu Gothic" w:eastAsia="Yu Gothic" w:hAnsi="Yu Gothic"/>
-                <w:b/>
-                <w:bCs/>
-                <w:color w:val="1E2761"/>
-                <w:sz w:val="20"/>
-                <w:szCs w:val="20"/>
-              </w:rPr>
-              <w:t xml:space="preserve">3. </w:t>
-            </w:r>
-            <w:r>
-              <w:rPr>
-                <w:rFonts w:ascii="Yu Gothic" w:cs="Yu Gothic" w:eastAsia="Yu Gothic" w:hAnsi="Yu Gothic"/>
-                <w:sz w:val="20"/>
-                <w:szCs w:val="20"/>
-              </w:rPr>
-              <w:t xml:space="preserve">新しいパスワードを設定する</w:t>
-            </w:r>
-          </w:p>
-          <w:p>
-            <w:pPr>
-              <w:spacing w:after="60"/>
-            </w:pPr>
-            <w:r>
-              <w:rPr>
-                <w:rFonts w:ascii="Yu Gothic" w:cs="Yu Gothic" w:eastAsia="Yu Gothic" w:hAnsi="Yu Gothic"/>
-                <w:sz w:val="2"/>
-                <w:szCs w:val="2"/>
-              </w:rPr>
-              <w:t xml:space="preserve"/>
-            </w:r>
-          </w:p>
-          <w:tbl>
-            <w:tblPr>
-              <w:tblW w:type="dxa" w:w="9700"/>
-              <w:tblBorders>
-                <w:top w:val="single" w:color="D8DCE8" w:sz="4"/>
-                <w:left w:val="single" w:color="D8DCE8" w:sz="4"/>
-                <w:bottom w:val="single" w:color="D8DCE8" w:sz="4"/>
-                <w:right w:val="single" w:color="D8DCE8" w:sz="4"/>
-                <w:insideH w:val="single" w:color="D8DCE8" w:sz="4"/>
-                <w:insideV w:val="single" w:color="D8DCE8" w:sz="4"/>
-              </w:tblBorders>
-              <w:tblLayout w:type="fixed"/>
-            </w:tblPr>
-            <w:tblGrid>
-              <w:gridCol w:w="9700"/>
-            </w:tblGrid>
-            <w:tr>
-              <w:tc>
-                <w:tcPr>
-                  <w:tcW w:type="dxa" w:w="9700"/>
-                  <w:shd w:fill="F5F7FA" w:color="auto" w:val="clear"/>
-                  <w:tcMar>
-                    <w:top w:type="dxa" w:w="90"/>
-                    <w:left w:type="dxa" w:w="130"/>
-                    <w:bottom w:type="dxa" w:w="90"/>
-                    <w:right w:type="dxa" w:w="130"/>
-                  </w:tcMar>
-                </w:tcPr>
-                <w:p>
-                  <w:pPr>
-                    <w:spacing w:after="0" w:line="290"/>
-                  </w:pPr>
-                  <w:r>
-                    <w:rPr>
-                      <w:rFonts w:ascii="Yu Gothic" w:cs="Yu Gothic" w:eastAsia="Yu Gothic" w:hAnsi="Yu Gothic"/>
-                      <w:color w:val="2C2C2A"/>
-                      <w:sz w:val="19"/>
-                      <w:szCs w:val="19"/>
-                    </w:rPr>
-                    <w:t xml:space="preserve">未登録のアドレスを入れても「送信しました」と表示されます。そのアドレスが登録済みかどうかを第三者に推測させないための仕様です。</w:t>
-                  </w:r>
-                </w:p>
-              </w:tc>
-            </w:tr>
-          </w:tbl>
-          <w:p>
-            <w:pPr>
-              <w:spacing w:after="80"/>
-            </w:pPr>
-            <w:r>
-              <w:rPr>
-                <w:rFonts w:ascii="Yu Gothic" w:cs="Yu Gothic" w:eastAsia="Yu Gothic" w:hAnsi="Yu Gothic"/>
-                <w:sz w:val="2"/>
-                <w:szCs w:val="2"/>
-              </w:rPr>
-              <w:t xml:space="preserve"/>
-            </w:r>
-          </w:p>
-          <w:tbl>
-            <w:tblPr>
-              <w:tblW w:type="dxa" w:w="9700"/>
-              <w:tblBorders>
-                <w:top w:val="single" w:color="854F0B" w:sz="4"/>
-                <w:left w:val="single" w:color="854F0B" w:sz="4"/>
-                <w:bottom w:val="single" w:color="854F0B" w:sz="4"/>
-                <w:right w:val="single" w:color="854F0B" w:sz="4"/>
-                <w:insideH w:val="single" w:color="854F0B" w:sz="4"/>
-                <w:insideV w:val="single" w:color="854F0B" w:sz="4"/>
-              </w:tblBorders>
-              <w:tblLayout w:type="fixed"/>
-            </w:tblPr>
-            <w:tblGrid>
-              <w:gridCol w:w="9700"/>
-            </w:tblGrid>
-            <w:tr>
-              <w:tc>
-                <w:tcPr>
-                  <w:tcW w:type="dxa" w:w="9700"/>
-                  <w:shd w:fill="FBF1DE" w:color="auto" w:val="clear"/>
-                  <w:tcMar>
-                    <w:top w:type="dxa" w:w="90"/>
-                    <w:left w:type="dxa" w:w="130"/>
-                    <w:bottom w:type="dxa" w:w="90"/>
-                    <w:right w:type="dxa" w:w="130"/>
-                  </w:tcMar>
-                </w:tcPr>
-                <w:p>
-                  <w:pPr>
-                    <w:spacing w:after="0" w:line="290"/>
-                  </w:pPr>
-                  <w:r>
-                    <w:rPr>
-                      <w:rFonts w:ascii="Yu Gothic" w:cs="Yu Gothic" w:eastAsia="Yu Gothic" w:hAnsi="Yu Gothic"/>
-                      <w:b/>
-                      <w:bCs/>
-                      <w:color w:val="854F0B"/>
-                      <w:sz w:val="19"/>
-                      <w:szCs w:val="19"/>
-                    </w:rPr>
-                    <w:t xml:space="preserve">現在、メールは実際には届きません。</w:t>
-                  </w:r>
-                  <w:r>
-                    <w:rPr>
-                      <w:rFonts w:ascii="Yu Gothic" w:cs="Yu Gothic" w:eastAsia="Yu Gothic" w:hAnsi="Yu Gothic"/>
-                      <w:color w:val="854F0B"/>
-                      <w:sz w:val="19"/>
-                      <w:szCs w:val="19"/>
-                    </w:rPr>
-                    <w:t xml:space="preserve">独自ドメインとメール送信サービスの設定が未完了のためです。それまでは、管理者による代理リセット(会員詳細画面)をご利用ください。</w:t>
-                  </w:r>
-                </w:p>
-              </w:tc>
-            </w:tr>
-          </w:tbl>
-          <w:p/>
+        <w:tc>
+          <w:tcPr>
+            <w:tcW w:type="dxa" w:w="9700"/>
+            <w:shd w:fill="F5F7FA" w:color="auto" w:val="clear"/>
+            <w:tcMar>
+              <w:top w:type="dxa" w:w="90"/>
+              <w:left w:type="dxa" w:w="130"/>
+              <w:bottom w:type="dxa" w:w="90"/>
+              <w:right w:type="dxa" w:w="130"/>
+            </w:tcMar>
+          </w:tcPr>
+          <w:p>
+            <w:pPr>
+              <w:spacing w:after="0" w:line="290"/>
+            </w:pPr>
+            <w:r>
+              <w:rPr>
+                <w:rFonts w:ascii="Yu Gothic" w:cs="Yu Gothic" w:eastAsia="Yu Gothic" w:hAnsi="Yu Gothic"/>
+                <w:color w:val="2C2C2A"/>
+                <w:sz w:val="19"/>
+                <w:szCs w:val="19"/>
+              </w:rPr>
+              <w:t xml:space="preserve">未登録のアドレスを入れても「送信しました」と表示されます。そのアドレスが登録済みかどうかを第三者に推測させないための仕様です。</w:t>
+            </w:r>
+          </w:p>
         </w:tc>
       </w:tr>
     </w:tbl>
     <w:p>
       <w:pPr>
-        <w:spacing w:after="160"/>
+        <w:spacing w:after="80"/>
       </w:pPr>
       <w:r>
         <w:rPr>
@@ -2056,317 +1803,61 @@
           <w:szCs w:val="2"/>
         </w:rPr>
         <w:t xml:space="preserve"/>
-      </w:r>
-    </w:p>
-    <w:p>
-      <w:r>
-        <w:br w:type="page"/>
-      </w:r>
-    </w:p>
-    <w:p>
-      <w:pPr>
-        <w:pStyle w:val="Heading2"/>
-        <w:spacing w:after="100" w:before="260"/>
-      </w:pPr>
-      <w:r>
-        <w:rPr>
-          <w:rFonts w:ascii="Yu Gothic" w:cs="Yu Gothic" w:eastAsia="Yu Gothic" w:hAnsi="Yu Gothic"/>
-          <w:b/>
-          <w:bCs/>
-          <w:color w:val="2C2C2A"/>
-          <w:sz w:val="23"/>
-          <w:szCs w:val="23"/>
-        </w:rPr>
-        <w:t xml:space="preserve">5. ホーム</w:t>
-      </w:r>
-      <w:r>
-        <w:rPr>
-          <w:rFonts w:ascii="Yu Gothic" w:cs="Yu Gothic" w:eastAsia="Yu Gothic" w:hAnsi="Yu Gothic"/>
-          <w:color w:val="6B7280"/>
-          <w:sz w:val="17"/>
-          <w:szCs w:val="17"/>
-        </w:rPr>
-        <w:t xml:space="preserve">　/home</w:t>
       </w:r>
     </w:p>
     <w:tbl>
       <w:tblPr>
         <w:tblW w:type="dxa" w:w="9700"/>
         <w:tblBorders>
-          <w:top w:val="none" w:color="FFFFFF" w:sz="0"/>
-          <w:left w:val="none" w:color="FFFFFF" w:sz="0"/>
-          <w:bottom w:val="none" w:color="FFFFFF" w:sz="0"/>
-          <w:right w:val="none" w:color="FFFFFF" w:sz="0"/>
-          <w:insideH w:val="none" w:color="FFFFFF" w:sz="0"/>
-          <w:insideV w:val="none" w:color="FFFFFF" w:sz="0"/>
+          <w:top w:val="single" w:color="854F0B" w:sz="4"/>
+          <w:left w:val="single" w:color="854F0B" w:sz="4"/>
+          <w:bottom w:val="single" w:color="854F0B" w:sz="4"/>
+          <w:right w:val="single" w:color="854F0B" w:sz="4"/>
+          <w:insideH w:val="single" w:color="854F0B" w:sz="4"/>
+          <w:insideV w:val="single" w:color="854F0B" w:sz="4"/>
         </w:tblBorders>
         <w:tblLayout w:type="fixed"/>
       </w:tblPr>
       <w:tblGrid>
-        <w:gridCol w:w="3400"/>
-        <w:gridCol w:w="6300"/>
+        <w:gridCol w:w="9700"/>
       </w:tblGrid>
       <w:tr>
-        <w:trPr>
-          <w:cantSplit w:val="false"/>
-        </w:trPr>
-        <w:tc>
-          <w:tcPr>
-            <w:tcW w:type="dxa" w:w="3400"/>
-            <w:tcMar>
-              <w:top w:type="dxa" w:w="0"/>
-              <w:left w:type="dxa" w:w="0"/>
-              <w:bottom w:type="dxa" w:w="0"/>
-              <w:right w:type="dxa" w:w="300"/>
-            </w:tcMar>
-          </w:tcPr>
-          <w:p>
-            <w:pPr>
-              <w:spacing w:after="120" w:before="60"/>
-              <w:jc w:val="left"/>
-            </w:pPr>
-            <w:r>
-              <w:drawing>
-                <wp:inline distT="0" distB="0" distL="0" distR="0">
-                  <wp:extent cx="1666875" cy="3609975"/>
-                  <wp:effectExtent t="0" r="0" b="0" l="0"/>
-                  <wp:docPr id="1" name="" descr="" title=""/>
-                  <wp:cNvGraphicFramePr>
-                    <a:graphicFrameLocks xmlns:a="http://schemas.openxmlformats.org/drawingml/2006/main" noChangeAspect="1"/>
-                  </wp:cNvGraphicFramePr>
-                  <a:graphic xmlns:a="http://schemas.openxmlformats.org/drawingml/2006/main">
-                    <a:graphicData uri="http://schemas.openxmlformats.org/drawingml/2006/picture">
-                      <pic:pic xmlns:pic="http://schemas.openxmlformats.org/drawingml/2006/picture">
-                        <pic:nvPicPr>
-                          <pic:cNvPr id="0" name="" descr=""/>
-                          <pic:cNvPicPr>
-                            <a:picLocks noChangeAspect="1" noChangeArrowheads="1"/>
-                          </pic:cNvPicPr>
-                        </pic:nvPicPr>
-                        <pic:blipFill>
-                          <a:blip r:embed="rId11" cstate="none"/>
-                          <a:srcRect/>
-                          <a:stretch>
-                            <a:fillRect/>
-                          </a:stretch>
-                        </pic:blipFill>
-                        <pic:spPr bwMode="auto">
-                          <a:xfrm>
-                            <a:off x="0" y="0"/>
-                            <a:ext cx="1666875" cy="3609975"/>
-                          </a:xfrm>
-                          <a:prstGeom prst="rect">
-                            <a:avLst/>
-                          </a:prstGeom>
-                        </pic:spPr>
-                      </pic:pic>
-                    </a:graphicData>
-                  </a:graphic>
-                </wp:inline>
-              </w:drawing>
-            </w:r>
-          </w:p>
-        </w:tc>
-        <w:tc>
-          <w:tcPr>
-            <w:tcW w:type="dxa" w:w="6300"/>
-            <w:tcMar>
-              <w:top w:type="dxa" w:w="0"/>
-              <w:left w:type="dxa" w:w="0"/>
-              <w:bottom w:type="dxa" w:w="0"/>
-              <w:right w:type="dxa" w:w="0"/>
-            </w:tcMar>
-          </w:tcPr>
-          <w:p>
-            <w:pPr>
-              <w:spacing w:after="110" w:line="300"/>
-            </w:pPr>
-            <w:r>
-              <w:rPr>
-                <w:rFonts w:ascii="Yu Gothic" w:cs="Yu Gothic" w:eastAsia="Yu Gothic" w:hAnsi="Yu Gothic"/>
-                <w:sz w:val="20"/>
-                <w:szCs w:val="20"/>
-              </w:rPr>
-              <w:t xml:space="preserve">ログイン後の最初の画面です。</w:t>
-            </w:r>
-          </w:p>
-          <w:p>
-            <w:pPr>
-              <w:pStyle w:val="ListParagraph"/>
-              <w:numPr>
-                <w:ilvl w:val="0"/>
-                <w:numId w:val="2"/>
-              </w:numPr>
-              <w:spacing w:after="60" w:line="290"/>
+        <w:tc>
+          <w:tcPr>
+            <w:tcW w:type="dxa" w:w="9700"/>
+            <w:shd w:fill="FBF1DE" w:color="auto" w:val="clear"/>
+            <w:tcMar>
+              <w:top w:type="dxa" w:w="90"/>
+              <w:left w:type="dxa" w:w="130"/>
+              <w:bottom w:type="dxa" w:w="90"/>
+              <w:right w:type="dxa" w:w="130"/>
+            </w:tcMar>
+          </w:tcPr>
+          <w:p>
+            <w:pPr>
+              <w:spacing w:after="0" w:line="290"/>
             </w:pPr>
             <w:r>
               <w:rPr>
                 <w:rFonts w:ascii="Yu Gothic" w:cs="Yu Gothic" w:eastAsia="Yu Gothic" w:hAnsi="Yu Gothic"/>
                 <w:b/>
                 <w:bCs/>
-                <w:sz w:val="20"/>
-                <w:szCs w:val="20"/>
-              </w:rPr>
-              <w:t xml:space="preserve">予約する</w:t>
-            </w:r>
-            <w:r>
-              <w:rPr>
-                <w:rFonts w:ascii="Yu Gothic" w:cs="Yu Gothic" w:eastAsia="Yu Gothic" w:hAnsi="Yu Gothic"/>
-                <w:sz w:val="20"/>
-                <w:szCs w:val="20"/>
-              </w:rPr>
-              <w:t xml:space="preserve"> — 予約の開始</w:t>
-            </w:r>
-          </w:p>
-          <w:p>
-            <w:pPr>
-              <w:pStyle w:val="ListParagraph"/>
-              <w:numPr>
-                <w:ilvl w:val="0"/>
-                <w:numId w:val="2"/>
-              </w:numPr>
-              <w:spacing w:after="60" w:line="290"/>
-            </w:pPr>
-            <w:r>
-              <w:rPr>
-                <w:rFonts w:ascii="Yu Gothic" w:cs="Yu Gothic" w:eastAsia="Yu Gothic" w:hAnsi="Yu Gothic"/>
-                <w:b/>
-                <w:bCs/>
-                <w:sz w:val="20"/>
-                <w:szCs w:val="20"/>
-              </w:rPr>
-              <w:t xml:space="preserve">これからの予約</w:t>
-            </w:r>
-            <w:r>
-              <w:rPr>
-                <w:rFonts w:ascii="Yu Gothic" w:cs="Yu Gothic" w:eastAsia="Yu Gothic" w:hAnsi="Yu Gothic"/>
-                <w:sz w:val="20"/>
-                <w:szCs w:val="20"/>
-              </w:rPr>
-              <w:t xml:space="preserve"> — 今後の予約が一覧で並びます</w:t>
-            </w:r>
-          </w:p>
-          <w:p>
-            <w:pPr>
-              <w:pStyle w:val="ListParagraph"/>
-              <w:numPr>
-                <w:ilvl w:val="0"/>
-                <w:numId w:val="2"/>
-              </w:numPr>
-              <w:spacing w:after="60" w:line="290"/>
-            </w:pPr>
-            <w:r>
-              <w:rPr>
-                <w:rFonts w:ascii="Yu Gothic" w:cs="Yu Gothic" w:eastAsia="Yu Gothic" w:hAnsi="Yu Gothic"/>
-                <w:b/>
-                <w:bCs/>
-                <w:sz w:val="20"/>
-                <w:szCs w:val="20"/>
-              </w:rPr>
-              <w:t xml:space="preserve">キャンセル</w:t>
-            </w:r>
-            <w:r>
-              <w:rPr>
-                <w:rFonts w:ascii="Yu Gothic" w:cs="Yu Gothic" w:eastAsia="Yu Gothic" w:hAnsi="Yu Gothic"/>
-                <w:sz w:val="20"/>
-                <w:szCs w:val="20"/>
-              </w:rPr>
-              <w:t xml:space="preserve"> — 開始前の予約のみ取り消せます</w:t>
-            </w:r>
-          </w:p>
-          <w:p>
-            <w:pPr>
-              <w:spacing w:after="80" w:before="170"/>
-            </w:pPr>
-            <w:r>
-              <w:rPr>
-                <w:rFonts w:ascii="Yu Gothic" w:cs="Yu Gothic" w:eastAsia="Yu Gothic" w:hAnsi="Yu Gothic"/>
-                <w:b/>
-                <w:bCs/>
-                <w:color w:val="1E2761"/>
-                <w:sz w:val="21"/>
-                <w:szCs w:val="21"/>
-              </w:rPr>
-              <w:t xml:space="preserve">下部のタブ</w:t>
-            </w:r>
-          </w:p>
-          <w:p>
-            <w:pPr>
-              <w:spacing w:after="110" w:line="300"/>
-            </w:pPr>
-            <w:r>
-              <w:rPr>
-                <w:rFonts w:ascii="Yu Gothic" w:cs="Yu Gothic" w:eastAsia="Yu Gothic" w:hAnsi="Yu Gothic"/>
-                <w:sz w:val="20"/>
-                <w:szCs w:val="20"/>
-              </w:rPr>
-              <w:t xml:space="preserve">「記録」「マイページ」には鍵のマークが付いています。こちらは</w:t>
-            </w:r>
-            <w:r>
-              <w:rPr>
-                <w:rFonts w:ascii="Yu Gothic" w:cs="Yu Gothic" w:eastAsia="Yu Gothic" w:hAnsi="Yu Gothic"/>
-                <w:b/>
-                <w:bCs/>
-                <w:sz w:val="20"/>
-                <w:szCs w:val="20"/>
-              </w:rPr>
-              <w:t xml:space="preserve">今回の版では非公開</w:t>
-            </w:r>
-            <w:r>
-              <w:rPr>
-                <w:rFonts w:ascii="Yu Gothic" w:cs="Yu Gothic" w:eastAsia="Yu Gothic" w:hAnsi="Yu Gothic"/>
-                <w:sz w:val="20"/>
-                <w:szCs w:val="20"/>
-              </w:rPr>
-              <w:t xml:space="preserve">で、押しても移動しません。</w:t>
-            </w:r>
-          </w:p>
-          <w:tbl>
-            <w:tblPr>
-              <w:tblW w:type="dxa" w:w="9700"/>
-              <w:tblBorders>
-                <w:top w:val="single" w:color="D8DCE8" w:sz="4"/>
-                <w:left w:val="single" w:color="D8DCE8" w:sz="4"/>
-                <w:bottom w:val="single" w:color="D8DCE8" w:sz="4"/>
-                <w:right w:val="single" w:color="D8DCE8" w:sz="4"/>
-                <w:insideH w:val="single" w:color="D8DCE8" w:sz="4"/>
-                <w:insideV w:val="single" w:color="D8DCE8" w:sz="4"/>
-              </w:tblBorders>
-              <w:tblLayout w:type="fixed"/>
-            </w:tblPr>
-            <w:tblGrid>
-              <w:gridCol w:w="9700"/>
-            </w:tblGrid>
-            <w:tr>
-              <w:tc>
-                <w:tcPr>
-                  <w:tcW w:type="dxa" w:w="9700"/>
-                  <w:shd w:fill="F5F7FA" w:color="auto" w:val="clear"/>
-                  <w:tcMar>
-                    <w:top w:type="dxa" w:w="90"/>
-                    <w:left w:type="dxa" w:w="130"/>
-                    <w:bottom w:type="dxa" w:w="90"/>
-                    <w:right w:type="dxa" w:w="130"/>
-                  </w:tcMar>
-                </w:tcPr>
-                <w:p>
-                  <w:pPr>
-                    <w:spacing w:after="0" w:line="290"/>
-                  </w:pPr>
-                  <w:r>
-                    <w:rPr>
-                      <w:rFonts w:ascii="Yu Gothic" w:cs="Yu Gothic" w:eastAsia="Yu Gothic" w:hAnsi="Yu Gothic"/>
-                      <w:color w:val="2C2C2A"/>
-                      <w:sz w:val="19"/>
-                      <w:szCs w:val="19"/>
-                    </w:rPr>
-                    <w:t xml:space="preserve">開始時刻を過ぎた予約は会員側からキャンセルできません。その場合は店舗へご連絡ください(管理者側からは取り消せます)。</w:t>
-                  </w:r>
-                </w:p>
-              </w:tc>
-            </w:tr>
-          </w:tbl>
-          <w:p/>
+                <w:color w:val="854F0B"/>
+                <w:sz w:val="19"/>
+                <w:szCs w:val="19"/>
+              </w:rPr>
+              <w:t xml:space="preserve">現在、メールは実際には届きません。</w:t>
+            </w:r>
+            <w:r>
+              <w:rPr>
+                <w:rFonts w:ascii="Yu Gothic" w:cs="Yu Gothic" w:eastAsia="Yu Gothic" w:hAnsi="Yu Gothic"/>
+                <w:color w:val="854F0B"/>
+                <w:sz w:val="19"/>
+                <w:szCs w:val="19"/>
+              </w:rPr>
+              <w:t xml:space="preserve">独自ドメインとメール送信サービスの設定が未完了のためです。それまでは、管理者による代理リセット(会員詳細画面)をご利用ください。</w:t>
+            </w:r>
+          </w:p>
         </w:tc>
       </w:tr>
     </w:tbl>
@@ -2381,6 +1872,11 @@
           <w:szCs w:val="2"/>
         </w:rPr>
         <w:t xml:space="preserve"/>
+      </w:r>
+    </w:p>
+    <w:p>
+      <w:r>
+        <w:br w:type="page"/>
       </w:r>
     </w:p>
     <w:p>
@@ -2397,7 +1893,7 @@
           <w:sz w:val="23"/>
           <w:szCs w:val="23"/>
         </w:rPr>
-        <w:t xml:space="preserve">6. 予約① メニューを選ぶ</w:t>
+        <w:t xml:space="preserve">5. ホーム</w:t>
       </w:r>
       <w:r>
         <w:rPr>
@@ -2406,427 +1902,597 @@
           <w:sz w:val="17"/>
           <w:szCs w:val="17"/>
         </w:rPr>
-        <w:t xml:space="preserve">　/reserve</w:t>
+        <w:t xml:space="preserve">　/home</w:t>
+      </w:r>
+    </w:p>
+    <w:p>
+      <w:pPr>
+        <w:spacing w:after="120" w:before="60"/>
+        <w:jc w:val="left"/>
+      </w:pPr>
+      <w:r>
+        <w:drawing>
+          <wp:inline distT="0" distB="0" distL="0" distR="0">
+            <wp:extent cx="2190750" cy="4743450"/>
+            <wp:effectExtent t="0" r="0" b="0" l="0"/>
+            <wp:docPr id="1" name="" descr="" title=""/>
+            <wp:cNvGraphicFramePr>
+              <a:graphicFrameLocks xmlns:a="http://schemas.openxmlformats.org/drawingml/2006/main" noChangeAspect="1"/>
+            </wp:cNvGraphicFramePr>
+            <a:graphic xmlns:a="http://schemas.openxmlformats.org/drawingml/2006/main">
+              <a:graphicData uri="http://schemas.openxmlformats.org/drawingml/2006/picture">
+                <pic:pic xmlns:pic="http://schemas.openxmlformats.org/drawingml/2006/picture">
+                  <pic:nvPicPr>
+                    <pic:cNvPr id="0" name="" descr=""/>
+                    <pic:cNvPicPr>
+                      <a:picLocks noChangeAspect="1" noChangeArrowheads="1"/>
+                    </pic:cNvPicPr>
+                  </pic:nvPicPr>
+                  <pic:blipFill>
+                    <a:blip r:embed="rId11" cstate="none"/>
+                    <a:srcRect/>
+                    <a:stretch>
+                      <a:fillRect/>
+                    </a:stretch>
+                  </pic:blipFill>
+                  <pic:spPr bwMode="auto">
+                    <a:xfrm>
+                      <a:off x="0" y="0"/>
+                      <a:ext cx="2190750" cy="4743450"/>
+                    </a:xfrm>
+                    <a:prstGeom prst="rect">
+                      <a:avLst/>
+                    </a:prstGeom>
+                  </pic:spPr>
+                </pic:pic>
+              </a:graphicData>
+            </a:graphic>
+          </wp:inline>
+        </w:drawing>
+      </w:r>
+    </w:p>
+    <w:p>
+      <w:pPr>
+        <w:spacing w:after="110" w:line="300"/>
+      </w:pPr>
+      <w:r>
+        <w:rPr>
+          <w:rFonts w:ascii="Yu Gothic" w:cs="Yu Gothic" w:eastAsia="Yu Gothic" w:hAnsi="Yu Gothic"/>
+          <w:sz w:val="20"/>
+          <w:szCs w:val="20"/>
+        </w:rPr>
+        <w:t xml:space="preserve">ログイン後の最初の画面です。</w:t>
+      </w:r>
+    </w:p>
+    <w:p>
+      <w:pPr>
+        <w:pStyle w:val="ListParagraph"/>
+        <w:numPr>
+          <w:ilvl w:val="0"/>
+          <w:numId w:val="2"/>
+        </w:numPr>
+        <w:spacing w:after="60" w:line="290"/>
+      </w:pPr>
+      <w:r>
+        <w:rPr>
+          <w:rFonts w:ascii="Yu Gothic" w:cs="Yu Gothic" w:eastAsia="Yu Gothic" w:hAnsi="Yu Gothic"/>
+          <w:b/>
+          <w:bCs/>
+          <w:sz w:val="20"/>
+          <w:szCs w:val="20"/>
+        </w:rPr>
+        <w:t xml:space="preserve">予約する</w:t>
+      </w:r>
+      <w:r>
+        <w:rPr>
+          <w:rFonts w:ascii="Yu Gothic" w:cs="Yu Gothic" w:eastAsia="Yu Gothic" w:hAnsi="Yu Gothic"/>
+          <w:sz w:val="20"/>
+          <w:szCs w:val="20"/>
+        </w:rPr>
+        <w:t xml:space="preserve"> — 予約の開始</w:t>
+      </w:r>
+    </w:p>
+    <w:p>
+      <w:pPr>
+        <w:pStyle w:val="ListParagraph"/>
+        <w:numPr>
+          <w:ilvl w:val="0"/>
+          <w:numId w:val="2"/>
+        </w:numPr>
+        <w:spacing w:after="60" w:line="290"/>
+      </w:pPr>
+      <w:r>
+        <w:rPr>
+          <w:rFonts w:ascii="Yu Gothic" w:cs="Yu Gothic" w:eastAsia="Yu Gothic" w:hAnsi="Yu Gothic"/>
+          <w:b/>
+          <w:bCs/>
+          <w:sz w:val="20"/>
+          <w:szCs w:val="20"/>
+        </w:rPr>
+        <w:t xml:space="preserve">これからの予約</w:t>
+      </w:r>
+      <w:r>
+        <w:rPr>
+          <w:rFonts w:ascii="Yu Gothic" w:cs="Yu Gothic" w:eastAsia="Yu Gothic" w:hAnsi="Yu Gothic"/>
+          <w:sz w:val="20"/>
+          <w:szCs w:val="20"/>
+        </w:rPr>
+        <w:t xml:space="preserve"> — 今後の予約が一覧で並びます</w:t>
+      </w:r>
+    </w:p>
+    <w:p>
+      <w:pPr>
+        <w:pStyle w:val="ListParagraph"/>
+        <w:numPr>
+          <w:ilvl w:val="0"/>
+          <w:numId w:val="2"/>
+        </w:numPr>
+        <w:spacing w:after="60" w:line="290"/>
+      </w:pPr>
+      <w:r>
+        <w:rPr>
+          <w:rFonts w:ascii="Yu Gothic" w:cs="Yu Gothic" w:eastAsia="Yu Gothic" w:hAnsi="Yu Gothic"/>
+          <w:b/>
+          <w:bCs/>
+          <w:sz w:val="20"/>
+          <w:szCs w:val="20"/>
+        </w:rPr>
+        <w:t xml:space="preserve">キャンセル</w:t>
+      </w:r>
+      <w:r>
+        <w:rPr>
+          <w:rFonts w:ascii="Yu Gothic" w:cs="Yu Gothic" w:eastAsia="Yu Gothic" w:hAnsi="Yu Gothic"/>
+          <w:sz w:val="20"/>
+          <w:szCs w:val="20"/>
+        </w:rPr>
+        <w:t xml:space="preserve"> — 開始前の予約のみ取り消せます</w:t>
+      </w:r>
+    </w:p>
+    <w:p>
+      <w:pPr>
+        <w:spacing w:after="80" w:before="170"/>
+      </w:pPr>
+      <w:r>
+        <w:rPr>
+          <w:rFonts w:ascii="Yu Gothic" w:cs="Yu Gothic" w:eastAsia="Yu Gothic" w:hAnsi="Yu Gothic"/>
+          <w:b/>
+          <w:bCs/>
+          <w:color w:val="1E2761"/>
+          <w:sz w:val="21"/>
+          <w:szCs w:val="21"/>
+        </w:rPr>
+        <w:t xml:space="preserve">下部のタブ</w:t>
+      </w:r>
+    </w:p>
+    <w:p>
+      <w:pPr>
+        <w:spacing w:after="110" w:line="300"/>
+      </w:pPr>
+      <w:r>
+        <w:rPr>
+          <w:rFonts w:ascii="Yu Gothic" w:cs="Yu Gothic" w:eastAsia="Yu Gothic" w:hAnsi="Yu Gothic"/>
+          <w:sz w:val="20"/>
+          <w:szCs w:val="20"/>
+        </w:rPr>
+        <w:t xml:space="preserve">「記録」「マイページ」には鍵のマークが付いています。こちらは</w:t>
+      </w:r>
+      <w:r>
+        <w:rPr>
+          <w:rFonts w:ascii="Yu Gothic" w:cs="Yu Gothic" w:eastAsia="Yu Gothic" w:hAnsi="Yu Gothic"/>
+          <w:b/>
+          <w:bCs/>
+          <w:sz w:val="20"/>
+          <w:szCs w:val="20"/>
+        </w:rPr>
+        <w:t xml:space="preserve">今回の版では非公開</w:t>
+      </w:r>
+      <w:r>
+        <w:rPr>
+          <w:rFonts w:ascii="Yu Gothic" w:cs="Yu Gothic" w:eastAsia="Yu Gothic" w:hAnsi="Yu Gothic"/>
+          <w:sz w:val="20"/>
+          <w:szCs w:val="20"/>
+        </w:rPr>
+        <w:t xml:space="preserve">で、押しても移動しません。</w:t>
       </w:r>
     </w:p>
     <w:tbl>
       <w:tblPr>
         <w:tblW w:type="dxa" w:w="9700"/>
         <w:tblBorders>
-          <w:top w:val="none" w:color="FFFFFF" w:sz="0"/>
-          <w:left w:val="none" w:color="FFFFFF" w:sz="0"/>
-          <w:bottom w:val="none" w:color="FFFFFF" w:sz="0"/>
-          <w:right w:val="none" w:color="FFFFFF" w:sz="0"/>
-          <w:insideH w:val="none" w:color="FFFFFF" w:sz="0"/>
-          <w:insideV w:val="none" w:color="FFFFFF" w:sz="0"/>
+          <w:top w:val="single" w:color="D8DCE8" w:sz="4"/>
+          <w:left w:val="single" w:color="D8DCE8" w:sz="4"/>
+          <w:bottom w:val="single" w:color="D8DCE8" w:sz="4"/>
+          <w:right w:val="single" w:color="D8DCE8" w:sz="4"/>
+          <w:insideH w:val="single" w:color="D8DCE8" w:sz="4"/>
+          <w:insideV w:val="single" w:color="D8DCE8" w:sz="4"/>
         </w:tblBorders>
         <w:tblLayout w:type="fixed"/>
       </w:tblPr>
       <w:tblGrid>
-        <w:gridCol w:w="3400"/>
-        <w:gridCol w:w="6300"/>
+        <w:gridCol w:w="9700"/>
+      </w:tblGrid>
+      <w:tr>
+        <w:tc>
+          <w:tcPr>
+            <w:tcW w:type="dxa" w:w="9700"/>
+            <w:shd w:fill="F5F7FA" w:color="auto" w:val="clear"/>
+            <w:tcMar>
+              <w:top w:type="dxa" w:w="90"/>
+              <w:left w:type="dxa" w:w="130"/>
+              <w:bottom w:type="dxa" w:w="90"/>
+              <w:right w:type="dxa" w:w="130"/>
+            </w:tcMar>
+          </w:tcPr>
+          <w:p>
+            <w:pPr>
+              <w:spacing w:after="0" w:line="290"/>
+            </w:pPr>
+            <w:r>
+              <w:rPr>
+                <w:rFonts w:ascii="Yu Gothic" w:cs="Yu Gothic" w:eastAsia="Yu Gothic" w:hAnsi="Yu Gothic"/>
+                <w:color w:val="2C2C2A"/>
+                <w:sz w:val="19"/>
+                <w:szCs w:val="19"/>
+              </w:rPr>
+              <w:t xml:space="preserve">開始時刻を過ぎた予約は会員側からキャンセルできません。その場合は店舗へご連絡ください(管理者側からは取り消せます)。</w:t>
+            </w:r>
+          </w:p>
+        </w:tc>
+      </w:tr>
+    </w:tbl>
+    <w:p>
+      <w:pPr>
+        <w:spacing w:after="160"/>
+      </w:pPr>
+      <w:r>
+        <w:rPr>
+          <w:rFonts w:ascii="Yu Gothic" w:cs="Yu Gothic" w:eastAsia="Yu Gothic" w:hAnsi="Yu Gothic"/>
+          <w:sz w:val="2"/>
+          <w:szCs w:val="2"/>
+        </w:rPr>
+        <w:t xml:space="preserve"/>
+      </w:r>
+    </w:p>
+    <w:p>
+      <w:pPr>
+        <w:pStyle w:val="Heading2"/>
+        <w:spacing w:after="100" w:before="260"/>
+      </w:pPr>
+      <w:r>
+        <w:rPr>
+          <w:rFonts w:ascii="Yu Gothic" w:cs="Yu Gothic" w:eastAsia="Yu Gothic" w:hAnsi="Yu Gothic"/>
+          <w:b/>
+          <w:bCs/>
+          <w:color w:val="2C2C2A"/>
+          <w:sz w:val="23"/>
+          <w:szCs w:val="23"/>
+        </w:rPr>
+        <w:t xml:space="preserve">6. 予約① メニューを選ぶ</w:t>
+      </w:r>
+      <w:r>
+        <w:rPr>
+          <w:rFonts w:ascii="Yu Gothic" w:cs="Yu Gothic" w:eastAsia="Yu Gothic" w:hAnsi="Yu Gothic"/>
+          <w:color w:val="6B7280"/>
+          <w:sz w:val="17"/>
+          <w:szCs w:val="17"/>
+        </w:rPr>
+        <w:t xml:space="preserve">　/reserve</w:t>
+      </w:r>
+    </w:p>
+    <w:p>
+      <w:pPr>
+        <w:spacing w:after="120" w:before="60"/>
+        <w:jc w:val="left"/>
+      </w:pPr>
+      <w:r>
+        <w:drawing>
+          <wp:inline distT="0" distB="0" distL="0" distR="0">
+            <wp:extent cx="2190750" cy="4743450"/>
+            <wp:effectExtent t="0" r="0" b="0" l="0"/>
+            <wp:docPr id="1" name="" descr="" title=""/>
+            <wp:cNvGraphicFramePr>
+              <a:graphicFrameLocks xmlns:a="http://schemas.openxmlformats.org/drawingml/2006/main" noChangeAspect="1"/>
+            </wp:cNvGraphicFramePr>
+            <a:graphic xmlns:a="http://schemas.openxmlformats.org/drawingml/2006/main">
+              <a:graphicData uri="http://schemas.openxmlformats.org/drawingml/2006/picture">
+                <pic:pic xmlns:pic="http://schemas.openxmlformats.org/drawingml/2006/picture">
+                  <pic:nvPicPr>
+                    <pic:cNvPr id="0" name="" descr=""/>
+                    <pic:cNvPicPr>
+                      <a:picLocks noChangeAspect="1" noChangeArrowheads="1"/>
+                    </pic:cNvPicPr>
+                  </pic:nvPicPr>
+                  <pic:blipFill>
+                    <a:blip r:embed="rId12" cstate="none"/>
+                    <a:srcRect/>
+                    <a:stretch>
+                      <a:fillRect/>
+                    </a:stretch>
+                  </pic:blipFill>
+                  <pic:spPr bwMode="auto">
+                    <a:xfrm>
+                      <a:off x="0" y="0"/>
+                      <a:ext cx="2190750" cy="4743450"/>
+                    </a:xfrm>
+                    <a:prstGeom prst="rect">
+                      <a:avLst/>
+                    </a:prstGeom>
+                  </pic:spPr>
+                </pic:pic>
+              </a:graphicData>
+            </a:graphic>
+          </wp:inline>
+        </w:drawing>
+      </w:r>
+    </w:p>
+    <w:p>
+      <w:pPr>
+        <w:spacing w:after="110" w:line="300"/>
+      </w:pPr>
+      <w:r>
+        <w:rPr>
+          <w:rFonts w:ascii="Yu Gothic" w:cs="Yu Gothic" w:eastAsia="Yu Gothic" w:hAnsi="Yu Gothic"/>
+          <w:sz w:val="20"/>
+          <w:szCs w:val="20"/>
+        </w:rPr>
+        <w:t xml:space="preserve">ご自身が利用できるメニューが並びます。</w:t>
+      </w:r>
+      <w:r>
+        <w:rPr>
+          <w:rFonts w:ascii="Yu Gothic" w:cs="Yu Gothic" w:eastAsia="Yu Gothic" w:hAnsi="Yu Gothic"/>
+          <w:b/>
+          <w:bCs/>
+          <w:sz w:val="20"/>
+          <w:szCs w:val="20"/>
+        </w:rPr>
+        <w:t xml:space="preserve">利用できないものは薄く表示され、押せません。</w:t>
+      </w:r>
+    </w:p>
+    <w:p>
+      <w:pPr>
+        <w:spacing w:after="60"/>
+      </w:pPr>
+      <w:r>
+        <w:rPr>
+          <w:rFonts w:ascii="Yu Gothic" w:cs="Yu Gothic" w:eastAsia="Yu Gothic" w:hAnsi="Yu Gothic"/>
+          <w:sz w:val="2"/>
+          <w:szCs w:val="2"/>
+        </w:rPr>
+        <w:t xml:space="preserve"/>
+      </w:r>
+    </w:p>
+    <w:tbl>
+      <w:tblPr>
+        <w:tblW w:type="dxa" w:w="6700"/>
+        <w:tblBorders>
+          <w:top w:val="single" w:color="D8DCE8" w:sz="4"/>
+          <w:left w:val="single" w:color="D8DCE8" w:sz="4"/>
+          <w:bottom w:val="single" w:color="D8DCE8" w:sz="4"/>
+          <w:right w:val="single" w:color="D8DCE8" w:sz="4"/>
+          <w:insideH w:val="single" w:color="D8DCE8" w:sz="4"/>
+          <w:insideV w:val="single" w:color="D8DCE8" w:sz="4"/>
+        </w:tblBorders>
+        <w:tblLayout w:type="fixed"/>
+      </w:tblPr>
+      <w:tblGrid>
+        <w:gridCol w:w="1800"/>
+        <w:gridCol w:w="4900"/>
       </w:tblGrid>
       <w:tr>
         <w:trPr>
-          <w:cantSplit w:val="false"/>
+          <w:tblHeader/>
         </w:trPr>
         <w:tc>
           <w:tcPr>
-            <w:tcW w:type="dxa" w:w="3400"/>
-            <w:tcMar>
-              <w:top w:type="dxa" w:w="0"/>
-              <w:left w:type="dxa" w:w="0"/>
-              <w:bottom w:type="dxa" w:w="0"/>
-              <w:right w:type="dxa" w:w="300"/>
-            </w:tcMar>
-          </w:tcPr>
-          <w:p>
-            <w:pPr>
-              <w:spacing w:after="120" w:before="60"/>
-              <w:jc w:val="left"/>
-            </w:pPr>
-            <w:r>
-              <w:drawing>
-                <wp:inline distT="0" distB="0" distL="0" distR="0">
-                  <wp:extent cx="1666875" cy="3609975"/>
-                  <wp:effectExtent t="0" r="0" b="0" l="0"/>
-                  <wp:docPr id="1" name="" descr="" title=""/>
-                  <wp:cNvGraphicFramePr>
-                    <a:graphicFrameLocks xmlns:a="http://schemas.openxmlformats.org/drawingml/2006/main" noChangeAspect="1"/>
-                  </wp:cNvGraphicFramePr>
-                  <a:graphic xmlns:a="http://schemas.openxmlformats.org/drawingml/2006/main">
-                    <a:graphicData uri="http://schemas.openxmlformats.org/drawingml/2006/picture">
-                      <pic:pic xmlns:pic="http://schemas.openxmlformats.org/drawingml/2006/picture">
-                        <pic:nvPicPr>
-                          <pic:cNvPr id="0" name="" descr=""/>
-                          <pic:cNvPicPr>
-                            <a:picLocks noChangeAspect="1" noChangeArrowheads="1"/>
-                          </pic:cNvPicPr>
-                        </pic:nvPicPr>
-                        <pic:blipFill>
-                          <a:blip r:embed="rId12" cstate="none"/>
-                          <a:srcRect/>
-                          <a:stretch>
-                            <a:fillRect/>
-                          </a:stretch>
-                        </pic:blipFill>
-                        <pic:spPr bwMode="auto">
-                          <a:xfrm>
-                            <a:off x="0" y="0"/>
-                            <a:ext cx="1666875" cy="3609975"/>
-                          </a:xfrm>
-                          <a:prstGeom prst="rect">
-                            <a:avLst/>
-                          </a:prstGeom>
-                        </pic:spPr>
-                      </pic:pic>
-                    </a:graphicData>
-                  </a:graphic>
-                </wp:inline>
-              </w:drawing>
-            </w:r>
-          </w:p>
-        </w:tc>
-        <w:tc>
-          <w:tcPr>
-            <w:tcW w:type="dxa" w:w="6300"/>
-            <w:tcMar>
-              <w:top w:type="dxa" w:w="0"/>
-              <w:left w:type="dxa" w:w="0"/>
-              <w:bottom w:type="dxa" w:w="0"/>
-              <w:right w:type="dxa" w:w="0"/>
-            </w:tcMar>
-          </w:tcPr>
-          <w:p>
-            <w:pPr>
-              <w:spacing w:after="110" w:line="300"/>
-            </w:pPr>
-            <w:r>
-              <w:rPr>
-                <w:rFonts w:ascii="Yu Gothic" w:cs="Yu Gothic" w:eastAsia="Yu Gothic" w:hAnsi="Yu Gothic"/>
-                <w:sz w:val="20"/>
-                <w:szCs w:val="20"/>
-              </w:rPr>
-              <w:t xml:space="preserve">ご自身が利用できるメニューが並びます。</w:t>
-            </w:r>
+            <w:tcW w:type="dxa" w:w="1800"/>
+            <w:shd w:fill="EDF1FA" w:color="auto" w:val="clear"/>
+            <w:tcMar>
+              <w:top w:type="dxa" w:w="70"/>
+              <w:left w:type="dxa" w:w="110"/>
+              <w:bottom w:type="dxa" w:w="70"/>
+              <w:right w:type="dxa" w:w="110"/>
+            </w:tcMar>
+          </w:tcPr>
+          <w:p>
+            <w:pPr>
+              <w:spacing w:after="0" w:line="280"/>
+            </w:pPr>
             <w:r>
               <w:rPr>
                 <w:rFonts w:ascii="Yu Gothic" w:cs="Yu Gothic" w:eastAsia="Yu Gothic" w:hAnsi="Yu Gothic"/>
                 <w:b/>
                 <w:bCs/>
-                <w:sz w:val="20"/>
-                <w:szCs w:val="20"/>
-              </w:rPr>
-              <w:t xml:space="preserve">利用できないものは薄く表示され、押せません。</w:t>
-            </w:r>
-          </w:p>
-          <w:p>
-            <w:pPr>
-              <w:spacing w:after="60"/>
-            </w:pPr>
-            <w:r>
-              <w:rPr>
-                <w:rFonts w:ascii="Yu Gothic" w:cs="Yu Gothic" w:eastAsia="Yu Gothic" w:hAnsi="Yu Gothic"/>
-                <w:sz w:val="2"/>
-                <w:szCs w:val="2"/>
-              </w:rPr>
-              <w:t xml:space="preserve"/>
-            </w:r>
-          </w:p>
-          <w:tbl>
-            <w:tblPr>
-              <w:tblW w:type="dxa" w:w="6700"/>
-              <w:tblBorders>
-                <w:top w:val="single" w:color="D8DCE8" w:sz="4"/>
-                <w:left w:val="single" w:color="D8DCE8" w:sz="4"/>
-                <w:bottom w:val="single" w:color="D8DCE8" w:sz="4"/>
-                <w:right w:val="single" w:color="D8DCE8" w:sz="4"/>
-                <w:insideH w:val="single" w:color="D8DCE8" w:sz="4"/>
-                <w:insideV w:val="single" w:color="D8DCE8" w:sz="4"/>
-              </w:tblBorders>
-              <w:tblLayout w:type="fixed"/>
-            </w:tblPr>
-            <w:tblGrid>
-              <w:gridCol w:w="1800"/>
-              <w:gridCol w:w="4900"/>
-            </w:tblGrid>
-            <w:tr>
-              <w:trPr>
-                <w:tblHeader/>
-              </w:trPr>
-              <w:tc>
-                <w:tcPr>
-                  <w:tcW w:type="dxa" w:w="1800"/>
-                  <w:shd w:fill="EDF1FA" w:color="auto" w:val="clear"/>
-                  <w:tcMar>
-                    <w:top w:type="dxa" w:w="70"/>
-                    <w:left w:type="dxa" w:w="110"/>
-                    <w:bottom w:type="dxa" w:w="70"/>
-                    <w:right w:type="dxa" w:w="110"/>
-                  </w:tcMar>
-                </w:tcPr>
-                <w:p>
-                  <w:pPr>
-                    <w:spacing w:after="0" w:line="280"/>
-                  </w:pPr>
-                  <w:r>
-                    <w:rPr>
-                      <w:rFonts w:ascii="Yu Gothic" w:cs="Yu Gothic" w:eastAsia="Yu Gothic" w:hAnsi="Yu Gothic"/>
-                      <w:b/>
-                      <w:bCs/>
-                      <w:color w:val="1E2761"/>
-                      <w:sz w:val="18"/>
-                      <w:szCs w:val="18"/>
-                    </w:rPr>
-                    <w:t xml:space="preserve">課金タイプ</w:t>
-                  </w:r>
-                </w:p>
-              </w:tc>
-              <w:tc>
-                <w:tcPr>
-                  <w:tcW w:type="dxa" w:w="4900"/>
-                  <w:shd w:fill="EDF1FA" w:color="auto" w:val="clear"/>
-                  <w:tcMar>
-                    <w:top w:type="dxa" w:w="70"/>
-                    <w:left w:type="dxa" w:w="110"/>
-                    <w:bottom w:type="dxa" w:w="70"/>
-                    <w:right w:type="dxa" w:w="110"/>
-                  </w:tcMar>
-                </w:tcPr>
-                <w:p>
-                  <w:pPr>
-                    <w:spacing w:after="0" w:line="280"/>
-                  </w:pPr>
-                  <w:r>
-                    <w:rPr>
-                      <w:rFonts w:ascii="Yu Gothic" w:cs="Yu Gothic" w:eastAsia="Yu Gothic" w:hAnsi="Yu Gothic"/>
-                      <w:b/>
-                      <w:bCs/>
-                      <w:color w:val="1E2761"/>
-                      <w:sz w:val="18"/>
-                      <w:szCs w:val="18"/>
-                    </w:rPr>
-                    <w:t xml:space="preserve">予約できる条件</w:t>
-                  </w:r>
-                </w:p>
-              </w:tc>
-            </w:tr>
-            <w:tr>
-              <w:tc>
-                <w:tcPr>
-                  <w:tcW w:type="dxa" w:w="1800"/>
-                  <w:tcMar>
-                    <w:top w:type="dxa" w:w="70"/>
-                    <w:left w:type="dxa" w:w="110"/>
-                    <w:bottom w:type="dxa" w:w="70"/>
-                    <w:right w:type="dxa" w:w="110"/>
-                  </w:tcMar>
-                </w:tcPr>
-                <w:p>
-                  <w:pPr>
-                    <w:spacing w:after="0" w:line="280"/>
-                  </w:pPr>
-                  <w:r>
-                    <w:rPr>
-                      <w:rFonts w:ascii="Yu Gothic" w:cs="Yu Gothic" w:eastAsia="Yu Gothic" w:hAnsi="Yu Gothic"/>
-                      <w:sz w:val="18"/>
-                      <w:szCs w:val="18"/>
-                    </w:rPr>
-                    <w:t xml:space="preserve">時間課金</w:t>
-                  </w:r>
-                </w:p>
-              </w:tc>
-              <w:tc>
-                <w:tcPr>
-                  <w:tcW w:type="dxa" w:w="4900"/>
-                  <w:tcMar>
-                    <w:top w:type="dxa" w:w="70"/>
-                    <w:left w:type="dxa" w:w="110"/>
-                    <w:bottom w:type="dxa" w:w="70"/>
-                    <w:right w:type="dxa" w:w="110"/>
-                  </w:tcMar>
-                </w:tcPr>
-                <w:p>
-                  <w:pPr>
-                    <w:spacing w:after="0" w:line="280"/>
-                  </w:pPr>
-                  <w:r>
-                    <w:rPr>
-                      <w:rFonts w:ascii="Yu Gothic" w:cs="Yu Gothic" w:eastAsia="Yu Gothic" w:hAnsi="Yu Gothic"/>
-                      <w:sz w:val="18"/>
-                      <w:szCs w:val="18"/>
-                    </w:rPr>
-                    <w:t xml:space="preserve">誰でも予約できます(都度払い)</w:t>
-                  </w:r>
-                </w:p>
-              </w:tc>
-            </w:tr>
-            <w:tr>
-              <w:tc>
-                <w:tcPr>
-                  <w:tcW w:type="dxa" w:w="1800"/>
-                  <w:tcMar>
-                    <w:top w:type="dxa" w:w="70"/>
-                    <w:left w:type="dxa" w:w="110"/>
-                    <w:bottom w:type="dxa" w:w="70"/>
-                    <w:right w:type="dxa" w:w="110"/>
-                  </w:tcMar>
-                </w:tcPr>
-                <w:p>
-                  <w:pPr>
-                    <w:spacing w:after="0" w:line="280"/>
-                  </w:pPr>
-                  <w:r>
-                    <w:rPr>
-                      <w:rFonts w:ascii="Yu Gothic" w:cs="Yu Gothic" w:eastAsia="Yu Gothic" w:hAnsi="Yu Gothic"/>
-                      <w:sz w:val="18"/>
-                      <w:szCs w:val="18"/>
-                    </w:rPr>
-                    <w:t xml:space="preserve">回数券</w:t>
-                  </w:r>
-                </w:p>
-              </w:tc>
-              <w:tc>
-                <w:tcPr>
-                  <w:tcW w:type="dxa" w:w="4900"/>
-                  <w:tcMar>
-                    <w:top w:type="dxa" w:w="70"/>
-                    <w:left w:type="dxa" w:w="110"/>
-                    <w:bottom w:type="dxa" w:w="70"/>
-                    <w:right w:type="dxa" w:w="110"/>
-                  </w:tcMar>
-                </w:tcPr>
-                <w:p>
-                  <w:pPr>
-                    <w:spacing w:after="0" w:line="280"/>
-                  </w:pPr>
-                  <w:r>
-                    <w:rPr>
-                      <w:rFonts w:ascii="Yu Gothic" w:cs="Yu Gothic" w:eastAsia="Yu Gothic" w:hAnsi="Yu Gothic"/>
-                      <w:sz w:val="18"/>
-                      <w:szCs w:val="18"/>
-                    </w:rPr>
-                    <w:t xml:space="preserve">回数券を持っている方のみ。「残り8回」と表示</w:t>
-                  </w:r>
-                </w:p>
-              </w:tc>
-            </w:tr>
-            <w:tr>
-              <w:tc>
-                <w:tcPr>
-                  <w:tcW w:type="dxa" w:w="1800"/>
-                  <w:tcMar>
-                    <w:top w:type="dxa" w:w="70"/>
-                    <w:left w:type="dxa" w:w="110"/>
-                    <w:bottom w:type="dxa" w:w="70"/>
-                    <w:right w:type="dxa" w:w="110"/>
-                  </w:tcMar>
-                </w:tcPr>
-                <w:p>
-                  <w:pPr>
-                    <w:spacing w:after="0" w:line="280"/>
-                  </w:pPr>
-                  <w:r>
-                    <w:rPr>
-                      <w:rFonts w:ascii="Yu Gothic" w:cs="Yu Gothic" w:eastAsia="Yu Gothic" w:hAnsi="Yu Gothic"/>
-                      <w:sz w:val="18"/>
-                      <w:szCs w:val="18"/>
-                    </w:rPr>
-                    <w:t xml:space="preserve">通い放題</w:t>
-                  </w:r>
-                </w:p>
-              </w:tc>
-              <w:tc>
-                <w:tcPr>
-                  <w:tcW w:type="dxa" w:w="4900"/>
-                  <w:tcMar>
-                    <w:top w:type="dxa" w:w="70"/>
-                    <w:left w:type="dxa" w:w="110"/>
-                    <w:bottom w:type="dxa" w:w="70"/>
-                    <w:right w:type="dxa" w:w="110"/>
-                  </w:tcMar>
-                </w:tcPr>
-                <w:p>
-                  <w:pPr>
-                    <w:spacing w:after="0" w:line="280"/>
-                  </w:pPr>
-                  <w:r>
-                    <w:rPr>
-                      <w:rFonts w:ascii="Yu Gothic" w:cs="Yu Gothic" w:eastAsia="Yu Gothic" w:hAnsi="Yu Gothic"/>
-                      <w:sz w:val="18"/>
-                      <w:szCs w:val="18"/>
-                    </w:rPr>
-                    <w:t xml:space="preserve">契約期間中の方のみ。「契約期間 ◯◯まで」と表示</w:t>
-                  </w:r>
-                </w:p>
-              </w:tc>
-            </w:tr>
-          </w:tbl>
-          <w:p>
-            <w:pPr>
-              <w:spacing w:after="110"/>
-            </w:pPr>
-            <w:r>
-              <w:rPr>
-                <w:rFonts w:ascii="Yu Gothic" w:cs="Yu Gothic" w:eastAsia="Yu Gothic" w:hAnsi="Yu Gothic"/>
-                <w:sz w:val="2"/>
-                <w:szCs w:val="2"/>
-              </w:rPr>
-              <w:t xml:space="preserve"/>
-            </w:r>
-          </w:p>
-          <w:tbl>
-            <w:tblPr>
-              <w:tblW w:type="dxa" w:w="9700"/>
-              <w:tblBorders>
-                <w:top w:val="single" w:color="D8DCE8" w:sz="4"/>
-                <w:left w:val="single" w:color="D8DCE8" w:sz="4"/>
-                <w:bottom w:val="single" w:color="D8DCE8" w:sz="4"/>
-                <w:right w:val="single" w:color="D8DCE8" w:sz="4"/>
-                <w:insideH w:val="single" w:color="D8DCE8" w:sz="4"/>
-                <w:insideV w:val="single" w:color="D8DCE8" w:sz="4"/>
-              </w:tblBorders>
-              <w:tblLayout w:type="fixed"/>
-            </w:tblPr>
-            <w:tblGrid>
-              <w:gridCol w:w="9700"/>
-            </w:tblGrid>
-            <w:tr>
-              <w:tc>
-                <w:tcPr>
-                  <w:tcW w:type="dxa" w:w="9700"/>
-                  <w:shd w:fill="F5F7FA" w:color="auto" w:val="clear"/>
-                  <w:tcMar>
-                    <w:top w:type="dxa" w:w="90"/>
-                    <w:left w:type="dxa" w:w="130"/>
-                    <w:bottom w:type="dxa" w:w="90"/>
-                    <w:right w:type="dxa" w:w="130"/>
-                  </w:tcMar>
-                </w:tcPr>
-                <w:p>
-                  <w:pPr>
-                    <w:spacing w:after="0" w:line="290"/>
-                  </w:pPr>
-                  <w:r>
-                    <w:rPr>
-                      <w:rFonts w:ascii="Yu Gothic" w:cs="Yu Gothic" w:eastAsia="Yu Gothic" w:hAnsi="Yu Gothic"/>
-                      <w:color w:val="2C2C2A"/>
-                      <w:sz w:val="19"/>
-                      <w:szCs w:val="19"/>
-                    </w:rPr>
-                    <w:t xml:space="preserve">回数券や通い放題をお持ちでない場合は「回数券がありません」「契約がありません」と赤字で表示されます。ご購入後、店舗側で登録すると予約できるようになります。</w:t>
-                  </w:r>
-                </w:p>
-              </w:tc>
-            </w:tr>
-          </w:tbl>
-          <w:p/>
+                <w:color w:val="1E2761"/>
+                <w:sz w:val="18"/>
+                <w:szCs w:val="18"/>
+              </w:rPr>
+              <w:t xml:space="preserve">課金タイプ</w:t>
+            </w:r>
+          </w:p>
+        </w:tc>
+        <w:tc>
+          <w:tcPr>
+            <w:tcW w:type="dxa" w:w="4900"/>
+            <w:shd w:fill="EDF1FA" w:color="auto" w:val="clear"/>
+            <w:tcMar>
+              <w:top w:type="dxa" w:w="70"/>
+              <w:left w:type="dxa" w:w="110"/>
+              <w:bottom w:type="dxa" w:w="70"/>
+              <w:right w:type="dxa" w:w="110"/>
+            </w:tcMar>
+          </w:tcPr>
+          <w:p>
+            <w:pPr>
+              <w:spacing w:after="0" w:line="280"/>
+            </w:pPr>
+            <w:r>
+              <w:rPr>
+                <w:rFonts w:ascii="Yu Gothic" w:cs="Yu Gothic" w:eastAsia="Yu Gothic" w:hAnsi="Yu Gothic"/>
+                <w:b/>
+                <w:bCs/>
+                <w:color w:val="1E2761"/>
+                <w:sz w:val="18"/>
+                <w:szCs w:val="18"/>
+              </w:rPr>
+              <w:t xml:space="preserve">予約できる条件</w:t>
+            </w:r>
+          </w:p>
+        </w:tc>
+      </w:tr>
+      <w:tr>
+        <w:tc>
+          <w:tcPr>
+            <w:tcW w:type="dxa" w:w="1800"/>
+            <w:tcMar>
+              <w:top w:type="dxa" w:w="70"/>
+              <w:left w:type="dxa" w:w="110"/>
+              <w:bottom w:type="dxa" w:w="70"/>
+              <w:right w:type="dxa" w:w="110"/>
+            </w:tcMar>
+          </w:tcPr>
+          <w:p>
+            <w:pPr>
+              <w:spacing w:after="0" w:line="280"/>
+            </w:pPr>
+            <w:r>
+              <w:rPr>
+                <w:rFonts w:ascii="Yu Gothic" w:cs="Yu Gothic" w:eastAsia="Yu Gothic" w:hAnsi="Yu Gothic"/>
+                <w:sz w:val="18"/>
+                <w:szCs w:val="18"/>
+              </w:rPr>
+              <w:t xml:space="preserve">時間課金</w:t>
+            </w:r>
+          </w:p>
+        </w:tc>
+        <w:tc>
+          <w:tcPr>
+            <w:tcW w:type="dxa" w:w="4900"/>
+            <w:tcMar>
+              <w:top w:type="dxa" w:w="70"/>
+              <w:left w:type="dxa" w:w="110"/>
+              <w:bottom w:type="dxa" w:w="70"/>
+              <w:right w:type="dxa" w:w="110"/>
+            </w:tcMar>
+          </w:tcPr>
+          <w:p>
+            <w:pPr>
+              <w:spacing w:after="0" w:line="280"/>
+            </w:pPr>
+            <w:r>
+              <w:rPr>
+                <w:rFonts w:ascii="Yu Gothic" w:cs="Yu Gothic" w:eastAsia="Yu Gothic" w:hAnsi="Yu Gothic"/>
+                <w:sz w:val="18"/>
+                <w:szCs w:val="18"/>
+              </w:rPr>
+              <w:t xml:space="preserve">誰でも予約できます(都度払い)</w:t>
+            </w:r>
+          </w:p>
+        </w:tc>
+      </w:tr>
+      <w:tr>
+        <w:tc>
+          <w:tcPr>
+            <w:tcW w:type="dxa" w:w="1800"/>
+            <w:tcMar>
+              <w:top w:type="dxa" w:w="70"/>
+              <w:left w:type="dxa" w:w="110"/>
+              <w:bottom w:type="dxa" w:w="70"/>
+              <w:right w:type="dxa" w:w="110"/>
+            </w:tcMar>
+          </w:tcPr>
+          <w:p>
+            <w:pPr>
+              <w:spacing w:after="0" w:line="280"/>
+            </w:pPr>
+            <w:r>
+              <w:rPr>
+                <w:rFonts w:ascii="Yu Gothic" w:cs="Yu Gothic" w:eastAsia="Yu Gothic" w:hAnsi="Yu Gothic"/>
+                <w:sz w:val="18"/>
+                <w:szCs w:val="18"/>
+              </w:rPr>
+              <w:t xml:space="preserve">回数券</w:t>
+            </w:r>
+          </w:p>
+        </w:tc>
+        <w:tc>
+          <w:tcPr>
+            <w:tcW w:type="dxa" w:w="4900"/>
+            <w:tcMar>
+              <w:top w:type="dxa" w:w="70"/>
+              <w:left w:type="dxa" w:w="110"/>
+              <w:bottom w:type="dxa" w:w="70"/>
+              <w:right w:type="dxa" w:w="110"/>
+            </w:tcMar>
+          </w:tcPr>
+          <w:p>
+            <w:pPr>
+              <w:spacing w:after="0" w:line="280"/>
+            </w:pPr>
+            <w:r>
+              <w:rPr>
+                <w:rFonts w:ascii="Yu Gothic" w:cs="Yu Gothic" w:eastAsia="Yu Gothic" w:hAnsi="Yu Gothic"/>
+                <w:sz w:val="18"/>
+                <w:szCs w:val="18"/>
+              </w:rPr>
+              <w:t xml:space="preserve">回数券を持っている方のみ。「残り8回」と表示</w:t>
+            </w:r>
+          </w:p>
+        </w:tc>
+      </w:tr>
+      <w:tr>
+        <w:tc>
+          <w:tcPr>
+            <w:tcW w:type="dxa" w:w="1800"/>
+            <w:tcMar>
+              <w:top w:type="dxa" w:w="70"/>
+              <w:left w:type="dxa" w:w="110"/>
+              <w:bottom w:type="dxa" w:w="70"/>
+              <w:right w:type="dxa" w:w="110"/>
+            </w:tcMar>
+          </w:tcPr>
+          <w:p>
+            <w:pPr>
+              <w:spacing w:after="0" w:line="280"/>
+            </w:pPr>
+            <w:r>
+              <w:rPr>
+                <w:rFonts w:ascii="Yu Gothic" w:cs="Yu Gothic" w:eastAsia="Yu Gothic" w:hAnsi="Yu Gothic"/>
+                <w:sz w:val="18"/>
+                <w:szCs w:val="18"/>
+              </w:rPr>
+              <w:t xml:space="preserve">通い放題</w:t>
+            </w:r>
+          </w:p>
+        </w:tc>
+        <w:tc>
+          <w:tcPr>
+            <w:tcW w:type="dxa" w:w="4900"/>
+            <w:tcMar>
+              <w:top w:type="dxa" w:w="70"/>
+              <w:left w:type="dxa" w:w="110"/>
+              <w:bottom w:type="dxa" w:w="70"/>
+              <w:right w:type="dxa" w:w="110"/>
+            </w:tcMar>
+          </w:tcPr>
+          <w:p>
+            <w:pPr>
+              <w:spacing w:after="0" w:line="280"/>
+            </w:pPr>
+            <w:r>
+              <w:rPr>
+                <w:rFonts w:ascii="Yu Gothic" w:cs="Yu Gothic" w:eastAsia="Yu Gothic" w:hAnsi="Yu Gothic"/>
+                <w:sz w:val="18"/>
+                <w:szCs w:val="18"/>
+              </w:rPr>
+              <w:t xml:space="preserve">契約期間中の方のみ。「契約期間 ◯◯まで」と表示</w:t>
+            </w:r>
+          </w:p>
         </w:tc>
       </w:tr>
     </w:tbl>
     <w:p>
       <w:pPr>
-        <w:spacing w:after="160"/>
+        <w:spacing w:after="110"/>
       </w:pPr>
       <w:r>
         <w:rPr>
@@ -2835,353 +2501,50 @@
           <w:szCs w:val="2"/>
         </w:rPr>
         <w:t xml:space="preserve"/>
-      </w:r>
-    </w:p>
-    <w:p>
-      <w:r>
-        <w:br w:type="page"/>
-      </w:r>
-    </w:p>
-    <w:p>
-      <w:pPr>
-        <w:pStyle w:val="Heading2"/>
-        <w:spacing w:after="100" w:before="260"/>
-      </w:pPr>
-      <w:r>
-        <w:rPr>
-          <w:rFonts w:ascii="Yu Gothic" w:cs="Yu Gothic" w:eastAsia="Yu Gothic" w:hAnsi="Yu Gothic"/>
-          <w:b/>
-          <w:bCs/>
-          <w:color w:val="2C2C2A"/>
-          <w:sz w:val="23"/>
-          <w:szCs w:val="23"/>
-        </w:rPr>
-        <w:t xml:space="preserve">7. 予約② 日時を選ぶ</w:t>
-      </w:r>
-      <w:r>
-        <w:rPr>
-          <w:rFonts w:ascii="Yu Gothic" w:cs="Yu Gothic" w:eastAsia="Yu Gothic" w:hAnsi="Yu Gothic"/>
-          <w:color w:val="6B7280"/>
-          <w:sz w:val="17"/>
-          <w:szCs w:val="17"/>
-        </w:rPr>
-        <w:t xml:space="preserve">　/reserve</w:t>
       </w:r>
     </w:p>
     <w:tbl>
       <w:tblPr>
         <w:tblW w:type="dxa" w:w="9700"/>
         <w:tblBorders>
-          <w:top w:val="none" w:color="FFFFFF" w:sz="0"/>
-          <w:left w:val="none" w:color="FFFFFF" w:sz="0"/>
-          <w:bottom w:val="none" w:color="FFFFFF" w:sz="0"/>
-          <w:right w:val="none" w:color="FFFFFF" w:sz="0"/>
-          <w:insideH w:val="none" w:color="FFFFFF" w:sz="0"/>
-          <w:insideV w:val="none" w:color="FFFFFF" w:sz="0"/>
+          <w:top w:val="single" w:color="D8DCE8" w:sz="4"/>
+          <w:left w:val="single" w:color="D8DCE8" w:sz="4"/>
+          <w:bottom w:val="single" w:color="D8DCE8" w:sz="4"/>
+          <w:right w:val="single" w:color="D8DCE8" w:sz="4"/>
+          <w:insideH w:val="single" w:color="D8DCE8" w:sz="4"/>
+          <w:insideV w:val="single" w:color="D8DCE8" w:sz="4"/>
         </w:tblBorders>
         <w:tblLayout w:type="fixed"/>
       </w:tblPr>
       <w:tblGrid>
-        <w:gridCol w:w="3400"/>
-        <w:gridCol w:w="6300"/>
+        <w:gridCol w:w="9700"/>
       </w:tblGrid>
       <w:tr>
-        <w:trPr>
-          <w:cantSplit w:val="false"/>
-        </w:trPr>
-        <w:tc>
-          <w:tcPr>
-            <w:tcW w:type="dxa" w:w="3400"/>
-            <w:tcMar>
-              <w:top w:type="dxa" w:w="0"/>
-              <w:left w:type="dxa" w:w="0"/>
-              <w:bottom w:type="dxa" w:w="0"/>
-              <w:right w:type="dxa" w:w="300"/>
-            </w:tcMar>
-          </w:tcPr>
-          <w:p>
-            <w:pPr>
-              <w:spacing w:after="120" w:before="60"/>
-              <w:jc w:val="left"/>
-            </w:pPr>
-            <w:r>
-              <w:drawing>
-                <wp:inline distT="0" distB="0" distL="0" distR="0">
-                  <wp:extent cx="1666875" cy="3609975"/>
-                  <wp:effectExtent t="0" r="0" b="0" l="0"/>
-                  <wp:docPr id="1" name="" descr="" title=""/>
-                  <wp:cNvGraphicFramePr>
-                    <a:graphicFrameLocks xmlns:a="http://schemas.openxmlformats.org/drawingml/2006/main" noChangeAspect="1"/>
-                  </wp:cNvGraphicFramePr>
-                  <a:graphic xmlns:a="http://schemas.openxmlformats.org/drawingml/2006/main">
-                    <a:graphicData uri="http://schemas.openxmlformats.org/drawingml/2006/picture">
-                      <pic:pic xmlns:pic="http://schemas.openxmlformats.org/drawingml/2006/picture">
-                        <pic:nvPicPr>
-                          <pic:cNvPr id="0" name="" descr=""/>
-                          <pic:cNvPicPr>
-                            <a:picLocks noChangeAspect="1" noChangeArrowheads="1"/>
-                          </pic:cNvPicPr>
-                        </pic:nvPicPr>
-                        <pic:blipFill>
-                          <a:blip r:embed="rId13" cstate="none"/>
-                          <a:srcRect/>
-                          <a:stretch>
-                            <a:fillRect/>
-                          </a:stretch>
-                        </pic:blipFill>
-                        <pic:spPr bwMode="auto">
-                          <a:xfrm>
-                            <a:off x="0" y="0"/>
-                            <a:ext cx="1666875" cy="3609975"/>
-                          </a:xfrm>
-                          <a:prstGeom prst="rect">
-                            <a:avLst/>
-                          </a:prstGeom>
-                        </pic:spPr>
-                      </pic:pic>
-                    </a:graphicData>
-                  </a:graphic>
-                </wp:inline>
-              </w:drawing>
-            </w:r>
-          </w:p>
-        </w:tc>
-        <w:tc>
-          <w:tcPr>
-            <w:tcW w:type="dxa" w:w="6300"/>
-            <w:tcMar>
-              <w:top w:type="dxa" w:w="0"/>
-              <w:left w:type="dxa" w:w="0"/>
-              <w:bottom w:type="dxa" w:w="0"/>
-              <w:right w:type="dxa" w:w="0"/>
-            </w:tcMar>
-          </w:tcPr>
-          <w:p>
-            <w:pPr>
-              <w:spacing w:after="70" w:line="290"/>
-              <w:ind w:left="403" w:hanging="403"/>
-            </w:pPr>
-            <w:r>
-              <w:rPr>
-                <w:rFonts w:ascii="Yu Gothic" w:cs="Yu Gothic" w:eastAsia="Yu Gothic" w:hAnsi="Yu Gothic"/>
-                <w:b/>
-                <w:bCs/>
-                <w:color w:val="1E2761"/>
-                <w:sz w:val="20"/>
-                <w:szCs w:val="20"/>
-              </w:rPr>
-              <w:t xml:space="preserve">1. </w:t>
-            </w:r>
-            <w:r>
-              <w:rPr>
-                <w:rFonts w:ascii="Yu Gothic" w:cs="Yu Gothic" w:eastAsia="Yu Gothic" w:hAnsi="Yu Gothic"/>
-                <w:sz w:val="20"/>
-                <w:szCs w:val="20"/>
-              </w:rPr>
-              <w:t xml:space="preserve">上部で日付を選ぶ(今日から2週間先まで)</w:t>
-            </w:r>
-          </w:p>
-          <w:p>
-            <w:pPr>
-              <w:spacing w:after="70" w:line="290"/>
-              <w:ind w:left="403" w:hanging="403"/>
-            </w:pPr>
-            <w:r>
-              <w:rPr>
-                <w:rFonts w:ascii="Yu Gothic" w:cs="Yu Gothic" w:eastAsia="Yu Gothic" w:hAnsi="Yu Gothic"/>
-                <w:b/>
-                <w:bCs/>
-                <w:color w:val="1E2761"/>
-                <w:sz w:val="20"/>
-                <w:szCs w:val="20"/>
-              </w:rPr>
-              <w:t xml:space="preserve">2. </w:t>
-            </w:r>
-            <w:r>
-              <w:rPr>
-                <w:rFonts w:ascii="Yu Gothic" w:cs="Yu Gothic" w:eastAsia="Yu Gothic" w:hAnsi="Yu Gothic"/>
-                <w:sz w:val="20"/>
-                <w:szCs w:val="20"/>
-              </w:rPr>
-              <w:t xml:space="preserve">時間帯の帯を開く(早朝・午前・午後・夜間)</w:t>
-            </w:r>
-          </w:p>
-          <w:p>
-            <w:pPr>
-              <w:spacing w:after="70" w:line="290"/>
-              <w:ind w:left="403" w:hanging="403"/>
-            </w:pPr>
-            <w:r>
-              <w:rPr>
-                <w:rFonts w:ascii="Yu Gothic" w:cs="Yu Gothic" w:eastAsia="Yu Gothic" w:hAnsi="Yu Gothic"/>
-                <w:b/>
-                <w:bCs/>
-                <w:color w:val="1E2761"/>
-                <w:sz w:val="20"/>
-                <w:szCs w:val="20"/>
-              </w:rPr>
-              <w:t xml:space="preserve">3. </w:t>
-            </w:r>
-            <w:r>
-              <w:rPr>
-                <w:rFonts w:ascii="Yu Gothic" w:cs="Yu Gothic" w:eastAsia="Yu Gothic" w:hAnsi="Yu Gothic"/>
-                <w:sz w:val="20"/>
-                <w:szCs w:val="20"/>
-              </w:rPr>
-              <w:t xml:space="preserve">時刻を押すと、その場で予約が確定します</w:t>
-            </w:r>
-          </w:p>
-          <w:p>
-            <w:pPr>
-              <w:spacing w:after="80" w:before="170"/>
-            </w:pPr>
-            <w:r>
-              <w:rPr>
-                <w:rFonts w:ascii="Yu Gothic" w:cs="Yu Gothic" w:eastAsia="Yu Gothic" w:hAnsi="Yu Gothic"/>
-                <w:b/>
-                <w:bCs/>
-                <w:color w:val="1E2761"/>
-                <w:sz w:val="21"/>
-                <w:szCs w:val="21"/>
-              </w:rPr>
-              <w:t xml:space="preserve">「空き2」の意味</w:t>
-            </w:r>
-          </w:p>
-          <w:p>
-            <w:pPr>
-              <w:spacing w:after="110" w:line="300"/>
-            </w:pPr>
-            <w:r>
-              <w:rPr>
-                <w:rFonts w:ascii="Yu Gothic" w:cs="Yu Gothic" w:eastAsia="Yu Gothic" w:hAnsi="Yu Gothic"/>
-                <w:sz w:val="20"/>
-                <w:szCs w:val="20"/>
-              </w:rPr>
-              <w:t xml:space="preserve">その時間に</w:t>
-            </w:r>
-            <w:r>
-              <w:rPr>
-                <w:rFonts w:ascii="Yu Gothic" w:cs="Yu Gothic" w:eastAsia="Yu Gothic" w:hAnsi="Yu Gothic"/>
-                <w:b/>
-                <w:bCs/>
-                <w:sz w:val="20"/>
-                <w:szCs w:val="20"/>
-              </w:rPr>
-              <w:t xml:space="preserve">対応できるトレーナーが何名いるか</w:t>
-            </w:r>
-            <w:r>
-              <w:rPr>
-                <w:rFonts w:ascii="Yu Gothic" w:cs="Yu Gothic" w:eastAsia="Yu Gothic" w:hAnsi="Yu Gothic"/>
-                <w:sz w:val="20"/>
-                <w:szCs w:val="20"/>
-              </w:rPr>
-              <w:t xml:space="preserve">です。担当は自動で割り当てられるため、会員側で選ぶ必要はありません。</w:t>
-            </w:r>
-          </w:p>
-          <w:tbl>
-            <w:tblPr>
-              <w:tblW w:type="dxa" w:w="9700"/>
-              <w:tblBorders>
-                <w:top w:val="single" w:color="D8DCE8" w:sz="4"/>
-                <w:left w:val="single" w:color="D8DCE8" w:sz="4"/>
-                <w:bottom w:val="single" w:color="D8DCE8" w:sz="4"/>
-                <w:right w:val="single" w:color="D8DCE8" w:sz="4"/>
-                <w:insideH w:val="single" w:color="D8DCE8" w:sz="4"/>
-                <w:insideV w:val="single" w:color="D8DCE8" w:sz="4"/>
-              </w:tblBorders>
-              <w:tblLayout w:type="fixed"/>
-            </w:tblPr>
-            <w:tblGrid>
-              <w:gridCol w:w="9700"/>
-            </w:tblGrid>
-            <w:tr>
-              <w:tc>
-                <w:tcPr>
-                  <w:tcW w:type="dxa" w:w="9700"/>
-                  <w:shd w:fill="F5F7FA" w:color="auto" w:val="clear"/>
-                  <w:tcMar>
-                    <w:top w:type="dxa" w:w="90"/>
-                    <w:left w:type="dxa" w:w="130"/>
-                    <w:bottom w:type="dxa" w:w="90"/>
-                    <w:right w:type="dxa" w:w="130"/>
-                  </w:tcMar>
-                </w:tcPr>
-                <w:p>
-                  <w:pPr>
-                    <w:spacing w:after="0" w:line="290"/>
-                  </w:pPr>
-                  <w:r>
-                    <w:rPr>
-                      <w:rFonts w:ascii="Yu Gothic" w:cs="Yu Gothic" w:eastAsia="Yu Gothic" w:hAnsi="Yu Gothic"/>
-                      <w:color w:val="2C2C2A"/>
-                      <w:sz w:val="19"/>
-                      <w:szCs w:val="19"/>
-                    </w:rPr>
-                    <w:t xml:space="preserve">24時間営業のため1日48枠あります。見やすさのため時間帯ごとに畳んでいます。60分のメニューは30分枠を2つ使うので、続けて空いている時間だけが表示されます。</w:t>
-                  </w:r>
-                </w:p>
-              </w:tc>
-            </w:tr>
-          </w:tbl>
-          <w:p>
-            <w:pPr>
-              <w:spacing w:after="80"/>
-            </w:pPr>
-            <w:r>
-              <w:rPr>
-                <w:rFonts w:ascii="Yu Gothic" w:cs="Yu Gothic" w:eastAsia="Yu Gothic" w:hAnsi="Yu Gothic"/>
-                <w:sz w:val="2"/>
-                <w:szCs w:val="2"/>
-              </w:rPr>
-              <w:t xml:space="preserve"/>
-            </w:r>
-          </w:p>
-          <w:tbl>
-            <w:tblPr>
-              <w:tblW w:type="dxa" w:w="9700"/>
-              <w:tblBorders>
-                <w:top w:val="single" w:color="D8DCE8" w:sz="4"/>
-                <w:left w:val="single" w:color="D8DCE8" w:sz="4"/>
-                <w:bottom w:val="single" w:color="D8DCE8" w:sz="4"/>
-                <w:right w:val="single" w:color="D8DCE8" w:sz="4"/>
-                <w:insideH w:val="single" w:color="D8DCE8" w:sz="4"/>
-                <w:insideV w:val="single" w:color="D8DCE8" w:sz="4"/>
-              </w:tblBorders>
-              <w:tblLayout w:type="fixed"/>
-            </w:tblPr>
-            <w:tblGrid>
-              <w:gridCol w:w="9700"/>
-            </w:tblGrid>
-            <w:tr>
-              <w:tc>
-                <w:tcPr>
-                  <w:tcW w:type="dxa" w:w="9700"/>
-                  <w:shd w:fill="F5F7FA" w:color="auto" w:val="clear"/>
-                  <w:tcMar>
-                    <w:top w:type="dxa" w:w="90"/>
-                    <w:left w:type="dxa" w:w="130"/>
-                    <w:bottom w:type="dxa" w:w="90"/>
-                    <w:right w:type="dxa" w:w="130"/>
-                  </w:tcMar>
-                </w:tcPr>
-                <w:p>
-                  <w:pPr>
-                    <w:spacing w:after="0" w:line="290"/>
-                  </w:pPr>
-                  <w:r>
-                    <w:rPr>
-                      <w:rFonts w:ascii="Yu Gothic" w:cs="Yu Gothic" w:eastAsia="Yu Gothic" w:hAnsi="Yu Gothic"/>
-                      <w:color w:val="2C2C2A"/>
-                      <w:sz w:val="19"/>
-                      <w:szCs w:val="19"/>
-                    </w:rPr>
-                    <w:t xml:space="preserve">すでに予約済みの時間は「予約済」、過ぎた時間は選べません。同じ時間に重ねて予約することはできません。</w:t>
-                  </w:r>
-                </w:p>
-              </w:tc>
-            </w:tr>
-          </w:tbl>
-          <w:p/>
+        <w:tc>
+          <w:tcPr>
+            <w:tcW w:type="dxa" w:w="9700"/>
+            <w:shd w:fill="F5F7FA" w:color="auto" w:val="clear"/>
+            <w:tcMar>
+              <w:top w:type="dxa" w:w="90"/>
+              <w:left w:type="dxa" w:w="130"/>
+              <w:bottom w:type="dxa" w:w="90"/>
+              <w:right w:type="dxa" w:w="130"/>
+            </w:tcMar>
+          </w:tcPr>
+          <w:p>
+            <w:pPr>
+              <w:spacing w:after="0" w:line="290"/>
+            </w:pPr>
+            <w:r>
+              <w:rPr>
+                <w:rFonts w:ascii="Yu Gothic" w:cs="Yu Gothic" w:eastAsia="Yu Gothic" w:hAnsi="Yu Gothic"/>
+                <w:color w:val="2C2C2A"/>
+                <w:sz w:val="19"/>
+                <w:szCs w:val="19"/>
+              </w:rPr>
+              <w:t xml:space="preserve">回数券や通い放題をお持ちでない場合は「回数券がありません」「契約がありません」と赤字で表示されます。ご購入後、店舗側で登録すると予約できるようになります。</w:t>
+            </w:r>
+          </w:p>
         </w:tc>
       </w:tr>
     </w:tbl>
@@ -3196,6 +2559,11 @@
           <w:szCs w:val="2"/>
         </w:rPr>
         <w:t xml:space="preserve"/>
+      </w:r>
+    </w:p>
+    <w:p>
+      <w:r>
+        <w:br w:type="page"/>
       </w:r>
     </w:p>
     <w:p>
@@ -3212,7 +2580,7 @@
           <w:sz w:val="23"/>
           <w:szCs w:val="23"/>
         </w:rPr>
-        <w:t xml:space="preserve">8. ご意見アンケート</w:t>
+        <w:t xml:space="preserve">7. 予約② 日時を選ぶ</w:t>
       </w:r>
       <w:r>
         <w:rPr>
@@ -3221,195 +2589,460 @@
           <w:sz w:val="17"/>
           <w:szCs w:val="17"/>
         </w:rPr>
-        <w:t xml:space="preserve">　/survey</w:t>
+        <w:t xml:space="preserve">　/reserve</w:t>
+      </w:r>
+    </w:p>
+    <w:p>
+      <w:pPr>
+        <w:spacing w:after="120" w:before="60"/>
+        <w:jc w:val="left"/>
+      </w:pPr>
+      <w:r>
+        <w:drawing>
+          <wp:inline distT="0" distB="0" distL="0" distR="0">
+            <wp:extent cx="2190750" cy="4743450"/>
+            <wp:effectExtent t="0" r="0" b="0" l="0"/>
+            <wp:docPr id="1" name="" descr="" title=""/>
+            <wp:cNvGraphicFramePr>
+              <a:graphicFrameLocks xmlns:a="http://schemas.openxmlformats.org/drawingml/2006/main" noChangeAspect="1"/>
+            </wp:cNvGraphicFramePr>
+            <a:graphic xmlns:a="http://schemas.openxmlformats.org/drawingml/2006/main">
+              <a:graphicData uri="http://schemas.openxmlformats.org/drawingml/2006/picture">
+                <pic:pic xmlns:pic="http://schemas.openxmlformats.org/drawingml/2006/picture">
+                  <pic:nvPicPr>
+                    <pic:cNvPr id="0" name="" descr=""/>
+                    <pic:cNvPicPr>
+                      <a:picLocks noChangeAspect="1" noChangeArrowheads="1"/>
+                    </pic:cNvPicPr>
+                  </pic:nvPicPr>
+                  <pic:blipFill>
+                    <a:blip r:embed="rId13" cstate="none"/>
+                    <a:srcRect/>
+                    <a:stretch>
+                      <a:fillRect/>
+                    </a:stretch>
+                  </pic:blipFill>
+                  <pic:spPr bwMode="auto">
+                    <a:xfrm>
+                      <a:off x="0" y="0"/>
+                      <a:ext cx="2190750" cy="4743450"/>
+                    </a:xfrm>
+                    <a:prstGeom prst="rect">
+                      <a:avLst/>
+                    </a:prstGeom>
+                  </pic:spPr>
+                </pic:pic>
+              </a:graphicData>
+            </a:graphic>
+          </wp:inline>
+        </w:drawing>
+      </w:r>
+    </w:p>
+    <w:p>
+      <w:pPr>
+        <w:spacing w:after="70" w:line="290"/>
+        <w:ind w:left="403" w:hanging="403"/>
+      </w:pPr>
+      <w:r>
+        <w:rPr>
+          <w:rFonts w:ascii="Yu Gothic" w:cs="Yu Gothic" w:eastAsia="Yu Gothic" w:hAnsi="Yu Gothic"/>
+          <w:b/>
+          <w:bCs/>
+          <w:color w:val="1E2761"/>
+          <w:sz w:val="20"/>
+          <w:szCs w:val="20"/>
+        </w:rPr>
+        <w:t xml:space="preserve">1. </w:t>
+      </w:r>
+      <w:r>
+        <w:rPr>
+          <w:rFonts w:ascii="Yu Gothic" w:cs="Yu Gothic" w:eastAsia="Yu Gothic" w:hAnsi="Yu Gothic"/>
+          <w:sz w:val="20"/>
+          <w:szCs w:val="20"/>
+        </w:rPr>
+        <w:t xml:space="preserve">上部で日付を選ぶ(今日から2週間先まで)</w:t>
+      </w:r>
+    </w:p>
+    <w:p>
+      <w:pPr>
+        <w:spacing w:after="70" w:line="290"/>
+        <w:ind w:left="403" w:hanging="403"/>
+      </w:pPr>
+      <w:r>
+        <w:rPr>
+          <w:rFonts w:ascii="Yu Gothic" w:cs="Yu Gothic" w:eastAsia="Yu Gothic" w:hAnsi="Yu Gothic"/>
+          <w:b/>
+          <w:bCs/>
+          <w:color w:val="1E2761"/>
+          <w:sz w:val="20"/>
+          <w:szCs w:val="20"/>
+        </w:rPr>
+        <w:t xml:space="preserve">2. </w:t>
+      </w:r>
+      <w:r>
+        <w:rPr>
+          <w:rFonts w:ascii="Yu Gothic" w:cs="Yu Gothic" w:eastAsia="Yu Gothic" w:hAnsi="Yu Gothic"/>
+          <w:sz w:val="20"/>
+          <w:szCs w:val="20"/>
+        </w:rPr>
+        <w:t xml:space="preserve">時間帯の帯を開く(早朝・午前・午後・夜間)</w:t>
+      </w:r>
+    </w:p>
+    <w:p>
+      <w:pPr>
+        <w:spacing w:after="70" w:line="290"/>
+        <w:ind w:left="403" w:hanging="403"/>
+      </w:pPr>
+      <w:r>
+        <w:rPr>
+          <w:rFonts w:ascii="Yu Gothic" w:cs="Yu Gothic" w:eastAsia="Yu Gothic" w:hAnsi="Yu Gothic"/>
+          <w:b/>
+          <w:bCs/>
+          <w:color w:val="1E2761"/>
+          <w:sz w:val="20"/>
+          <w:szCs w:val="20"/>
+        </w:rPr>
+        <w:t xml:space="preserve">3. </w:t>
+      </w:r>
+      <w:r>
+        <w:rPr>
+          <w:rFonts w:ascii="Yu Gothic" w:cs="Yu Gothic" w:eastAsia="Yu Gothic" w:hAnsi="Yu Gothic"/>
+          <w:sz w:val="20"/>
+          <w:szCs w:val="20"/>
+        </w:rPr>
+        <w:t xml:space="preserve">時刻を押すと、その場で予約が確定します</w:t>
+      </w:r>
+    </w:p>
+    <w:p>
+      <w:pPr>
+        <w:spacing w:after="80" w:before="170"/>
+      </w:pPr>
+      <w:r>
+        <w:rPr>
+          <w:rFonts w:ascii="Yu Gothic" w:cs="Yu Gothic" w:eastAsia="Yu Gothic" w:hAnsi="Yu Gothic"/>
+          <w:b/>
+          <w:bCs/>
+          <w:color w:val="1E2761"/>
+          <w:sz w:val="21"/>
+          <w:szCs w:val="21"/>
+        </w:rPr>
+        <w:t xml:space="preserve">「空き2」の意味</w:t>
+      </w:r>
+    </w:p>
+    <w:p>
+      <w:pPr>
+        <w:spacing w:after="110" w:line="300"/>
+      </w:pPr>
+      <w:r>
+        <w:rPr>
+          <w:rFonts w:ascii="Yu Gothic" w:cs="Yu Gothic" w:eastAsia="Yu Gothic" w:hAnsi="Yu Gothic"/>
+          <w:sz w:val="20"/>
+          <w:szCs w:val="20"/>
+        </w:rPr>
+        <w:t xml:space="preserve">その時間に</w:t>
+      </w:r>
+      <w:r>
+        <w:rPr>
+          <w:rFonts w:ascii="Yu Gothic" w:cs="Yu Gothic" w:eastAsia="Yu Gothic" w:hAnsi="Yu Gothic"/>
+          <w:b/>
+          <w:bCs/>
+          <w:sz w:val="20"/>
+          <w:szCs w:val="20"/>
+        </w:rPr>
+        <w:t xml:space="preserve">対応できるトレーナーが何名いるか</w:t>
+      </w:r>
+      <w:r>
+        <w:rPr>
+          <w:rFonts w:ascii="Yu Gothic" w:cs="Yu Gothic" w:eastAsia="Yu Gothic" w:hAnsi="Yu Gothic"/>
+          <w:sz w:val="20"/>
+          <w:szCs w:val="20"/>
+        </w:rPr>
+        <w:t xml:space="preserve">です。担当は自動で割り当てられるため、会員側で選ぶ必要はありません。</w:t>
       </w:r>
     </w:p>
     <w:tbl>
       <w:tblPr>
         <w:tblW w:type="dxa" w:w="9700"/>
         <w:tblBorders>
-          <w:top w:val="none" w:color="FFFFFF" w:sz="0"/>
-          <w:left w:val="none" w:color="FFFFFF" w:sz="0"/>
-          <w:bottom w:val="none" w:color="FFFFFF" w:sz="0"/>
-          <w:right w:val="none" w:color="FFFFFF" w:sz="0"/>
-          <w:insideH w:val="none" w:color="FFFFFF" w:sz="0"/>
-          <w:insideV w:val="none" w:color="FFFFFF" w:sz="0"/>
+          <w:top w:val="single" w:color="D8DCE8" w:sz="4"/>
+          <w:left w:val="single" w:color="D8DCE8" w:sz="4"/>
+          <w:bottom w:val="single" w:color="D8DCE8" w:sz="4"/>
+          <w:right w:val="single" w:color="D8DCE8" w:sz="4"/>
+          <w:insideH w:val="single" w:color="D8DCE8" w:sz="4"/>
+          <w:insideV w:val="single" w:color="D8DCE8" w:sz="4"/>
         </w:tblBorders>
         <w:tblLayout w:type="fixed"/>
       </w:tblPr>
       <w:tblGrid>
-        <w:gridCol w:w="3400"/>
-        <w:gridCol w:w="6300"/>
+        <w:gridCol w:w="9700"/>
       </w:tblGrid>
       <w:tr>
-        <w:trPr>
-          <w:cantSplit w:val="false"/>
-        </w:trPr>
-        <w:tc>
-          <w:tcPr>
-            <w:tcW w:type="dxa" w:w="3400"/>
-            <w:tcMar>
-              <w:top w:type="dxa" w:w="0"/>
-              <w:left w:type="dxa" w:w="0"/>
-              <w:bottom w:type="dxa" w:w="0"/>
-              <w:right w:type="dxa" w:w="300"/>
-            </w:tcMar>
-          </w:tcPr>
-          <w:p>
-            <w:pPr>
-              <w:spacing w:after="120" w:before="60"/>
-              <w:jc w:val="left"/>
-            </w:pPr>
-            <w:r>
-              <w:drawing>
-                <wp:inline distT="0" distB="0" distL="0" distR="0">
-                  <wp:extent cx="1666875" cy="3609975"/>
-                  <wp:effectExtent t="0" r="0" b="0" l="0"/>
-                  <wp:docPr id="1" name="" descr="" title=""/>
-                  <wp:cNvGraphicFramePr>
-                    <a:graphicFrameLocks xmlns:a="http://schemas.openxmlformats.org/drawingml/2006/main" noChangeAspect="1"/>
-                  </wp:cNvGraphicFramePr>
-                  <a:graphic xmlns:a="http://schemas.openxmlformats.org/drawingml/2006/main">
-                    <a:graphicData uri="http://schemas.openxmlformats.org/drawingml/2006/picture">
-                      <pic:pic xmlns:pic="http://schemas.openxmlformats.org/drawingml/2006/picture">
-                        <pic:nvPicPr>
-                          <pic:cNvPr id="0" name="" descr=""/>
-                          <pic:cNvPicPr>
-                            <a:picLocks noChangeAspect="1" noChangeArrowheads="1"/>
-                          </pic:cNvPicPr>
-                        </pic:nvPicPr>
-                        <pic:blipFill>
-                          <a:blip r:embed="rId14" cstate="none"/>
-                          <a:srcRect/>
-                          <a:stretch>
-                            <a:fillRect/>
-                          </a:stretch>
-                        </pic:blipFill>
-                        <pic:spPr bwMode="auto">
-                          <a:xfrm>
-                            <a:off x="0" y="0"/>
-                            <a:ext cx="1666875" cy="3609975"/>
-                          </a:xfrm>
-                          <a:prstGeom prst="rect">
-                            <a:avLst/>
-                          </a:prstGeom>
-                        </pic:spPr>
-                      </pic:pic>
-                    </a:graphicData>
-                  </a:graphic>
-                </wp:inline>
-              </w:drawing>
-            </w:r>
-          </w:p>
-        </w:tc>
-        <w:tc>
-          <w:tcPr>
-            <w:tcW w:type="dxa" w:w="6300"/>
-            <w:tcMar>
-              <w:top w:type="dxa" w:w="0"/>
-              <w:left w:type="dxa" w:w="0"/>
-              <w:bottom w:type="dxa" w:w="0"/>
-              <w:right w:type="dxa" w:w="0"/>
-            </w:tcMar>
-          </w:tcPr>
-          <w:p>
-            <w:pPr>
-              <w:spacing w:after="110" w:line="300"/>
-            </w:pPr>
-            <w:r>
-              <w:rPr>
-                <w:rFonts w:ascii="Yu Gothic" w:cs="Yu Gothic" w:eastAsia="Yu Gothic" w:hAnsi="Yu Gothic"/>
-                <w:sz w:val="20"/>
-                <w:szCs w:val="20"/>
-              </w:rPr>
-              <w:t xml:space="preserve">予約完了画面の「ご意見をお聞かせください」から開きます。</w:t>
-            </w:r>
-          </w:p>
-          <w:p>
-            <w:pPr>
-              <w:pStyle w:val="ListParagraph"/>
-              <w:numPr>
-                <w:ilvl w:val="0"/>
-                <w:numId w:val="2"/>
-              </w:numPr>
-              <w:spacing w:after="60" w:line="290"/>
-            </w:pPr>
-            <w:r>
-              <w:rPr>
-                <w:rFonts w:ascii="Yu Gothic" w:cs="Yu Gothic" w:eastAsia="Yu Gothic" w:hAnsi="Yu Gothic"/>
-                <w:sz w:val="20"/>
-                <w:szCs w:val="20"/>
-              </w:rPr>
-              <w:t xml:space="preserve">満足度・予約のしやすさ・設備・トレーナーの対応を5段階で回答</w:t>
-            </w:r>
-          </w:p>
-          <w:p>
-            <w:pPr>
-              <w:pStyle w:val="ListParagraph"/>
-              <w:numPr>
-                <w:ilvl w:val="0"/>
-                <w:numId w:val="2"/>
-              </w:numPr>
-              <w:spacing w:after="60" w:line="290"/>
-            </w:pPr>
-            <w:r>
-              <w:rPr>
-                <w:rFonts w:ascii="Yu Gothic" w:cs="Yu Gothic" w:eastAsia="Yu Gothic" w:hAnsi="Yu Gothic"/>
-                <w:sz w:val="20"/>
-                <w:szCs w:val="20"/>
-              </w:rPr>
-              <w:t xml:space="preserve">自由記述欄は任意</w:t>
-            </w:r>
-          </w:p>
-          <w:p>
-            <w:pPr>
-              <w:pStyle w:val="ListParagraph"/>
-              <w:numPr>
-                <w:ilvl w:val="0"/>
-                <w:numId w:val="2"/>
-              </w:numPr>
-              <w:spacing w:after="60" w:line="290"/>
-            </w:pPr>
-            <w:r>
-              <w:rPr>
-                <w:rFonts w:ascii="Yu Gothic" w:cs="Yu Gothic" w:eastAsia="Yu Gothic" w:hAnsi="Yu Gothic"/>
-                <w:b/>
-                <w:bCs/>
-                <w:sz w:val="20"/>
-                <w:szCs w:val="20"/>
-              </w:rPr>
-              <w:t xml:space="preserve">すべてに答えなくても送信できます</w:t>
-            </w:r>
-          </w:p>
-          <w:p>
-            <w:pPr>
-              <w:spacing w:after="60"/>
-            </w:pPr>
-            <w:r>
-              <w:rPr>
-                <w:rFonts w:ascii="Yu Gothic" w:cs="Yu Gothic" w:eastAsia="Yu Gothic" w:hAnsi="Yu Gothic"/>
-                <w:sz w:val="2"/>
-                <w:szCs w:val="2"/>
-              </w:rPr>
-              <w:t xml:space="preserve"/>
-            </w:r>
-          </w:p>
-          <w:p>
-            <w:pPr>
-              <w:spacing w:after="110" w:line="300"/>
-            </w:pPr>
-            <w:r>
-              <w:rPr>
-                <w:rFonts w:ascii="Yu Gothic" w:cs="Yu Gothic" w:eastAsia="Yu Gothic" w:hAnsi="Yu Gothic"/>
-                <w:sz w:val="20"/>
-                <w:szCs w:val="20"/>
-              </w:rPr>
-              <w:t xml:space="preserve">回答は管理画面で集計され、平均点と分布が表示されます。</w:t>
+        <w:tc>
+          <w:tcPr>
+            <w:tcW w:type="dxa" w:w="9700"/>
+            <w:shd w:fill="F5F7FA" w:color="auto" w:val="clear"/>
+            <w:tcMar>
+              <w:top w:type="dxa" w:w="90"/>
+              <w:left w:type="dxa" w:w="130"/>
+              <w:bottom w:type="dxa" w:w="90"/>
+              <w:right w:type="dxa" w:w="130"/>
+            </w:tcMar>
+          </w:tcPr>
+          <w:p>
+            <w:pPr>
+              <w:spacing w:after="0" w:line="290"/>
+            </w:pPr>
+            <w:r>
+              <w:rPr>
+                <w:rFonts w:ascii="Yu Gothic" w:cs="Yu Gothic" w:eastAsia="Yu Gothic" w:hAnsi="Yu Gothic"/>
+                <w:color w:val="2C2C2A"/>
+                <w:sz w:val="19"/>
+                <w:szCs w:val="19"/>
+              </w:rPr>
+              <w:t xml:space="preserve">24時間営業のため1日48枠あります。見やすさのため時間帯ごとに畳んでいます。60分のメニューは30分枠を2つ使うので、続けて空いている時間だけが表示されます。</w:t>
             </w:r>
           </w:p>
         </w:tc>
       </w:tr>
     </w:tbl>
+    <w:p>
+      <w:pPr>
+        <w:spacing w:after="80"/>
+      </w:pPr>
+      <w:r>
+        <w:rPr>
+          <w:rFonts w:ascii="Yu Gothic" w:cs="Yu Gothic" w:eastAsia="Yu Gothic" w:hAnsi="Yu Gothic"/>
+          <w:sz w:val="2"/>
+          <w:szCs w:val="2"/>
+        </w:rPr>
+        <w:t xml:space="preserve"/>
+      </w:r>
+    </w:p>
+    <w:tbl>
+      <w:tblPr>
+        <w:tblW w:type="dxa" w:w="9700"/>
+        <w:tblBorders>
+          <w:top w:val="single" w:color="D8DCE8" w:sz="4"/>
+          <w:left w:val="single" w:color="D8DCE8" w:sz="4"/>
+          <w:bottom w:val="single" w:color="D8DCE8" w:sz="4"/>
+          <w:right w:val="single" w:color="D8DCE8" w:sz="4"/>
+          <w:insideH w:val="single" w:color="D8DCE8" w:sz="4"/>
+          <w:insideV w:val="single" w:color="D8DCE8" w:sz="4"/>
+        </w:tblBorders>
+        <w:tblLayout w:type="fixed"/>
+      </w:tblPr>
+      <w:tblGrid>
+        <w:gridCol w:w="9700"/>
+      </w:tblGrid>
+      <w:tr>
+        <w:tc>
+          <w:tcPr>
+            <w:tcW w:type="dxa" w:w="9700"/>
+            <w:shd w:fill="F5F7FA" w:color="auto" w:val="clear"/>
+            <w:tcMar>
+              <w:top w:type="dxa" w:w="90"/>
+              <w:left w:type="dxa" w:w="130"/>
+              <w:bottom w:type="dxa" w:w="90"/>
+              <w:right w:type="dxa" w:w="130"/>
+            </w:tcMar>
+          </w:tcPr>
+          <w:p>
+            <w:pPr>
+              <w:spacing w:after="0" w:line="290"/>
+            </w:pPr>
+            <w:r>
+              <w:rPr>
+                <w:rFonts w:ascii="Yu Gothic" w:cs="Yu Gothic" w:eastAsia="Yu Gothic" w:hAnsi="Yu Gothic"/>
+                <w:color w:val="2C2C2A"/>
+                <w:sz w:val="19"/>
+                <w:szCs w:val="19"/>
+              </w:rPr>
+              <w:t xml:space="preserve">すでに予約済みの時間は「予約済」、過ぎた時間は選べません。同じ時間に重ねて予約することはできません。</w:t>
+            </w:r>
+          </w:p>
+        </w:tc>
+      </w:tr>
+    </w:tbl>
+    <w:p>
+      <w:pPr>
+        <w:spacing w:after="160"/>
+      </w:pPr>
+      <w:r>
+        <w:rPr>
+          <w:rFonts w:ascii="Yu Gothic" w:cs="Yu Gothic" w:eastAsia="Yu Gothic" w:hAnsi="Yu Gothic"/>
+          <w:sz w:val="2"/>
+          <w:szCs w:val="2"/>
+        </w:rPr>
+        <w:t xml:space="preserve"/>
+      </w:r>
+    </w:p>
+    <w:p>
+      <w:pPr>
+        <w:pStyle w:val="Heading2"/>
+        <w:spacing w:after="100" w:before="260"/>
+      </w:pPr>
+      <w:r>
+        <w:rPr>
+          <w:rFonts w:ascii="Yu Gothic" w:cs="Yu Gothic" w:eastAsia="Yu Gothic" w:hAnsi="Yu Gothic"/>
+          <w:b/>
+          <w:bCs/>
+          <w:color w:val="2C2C2A"/>
+          <w:sz w:val="23"/>
+          <w:szCs w:val="23"/>
+        </w:rPr>
+        <w:t xml:space="preserve">8. ご意見アンケート</w:t>
+      </w:r>
+      <w:r>
+        <w:rPr>
+          <w:rFonts w:ascii="Yu Gothic" w:cs="Yu Gothic" w:eastAsia="Yu Gothic" w:hAnsi="Yu Gothic"/>
+          <w:color w:val="6B7280"/>
+          <w:sz w:val="17"/>
+          <w:szCs w:val="17"/>
+        </w:rPr>
+        <w:t xml:space="preserve">　/survey</w:t>
+      </w:r>
+    </w:p>
+    <w:p>
+      <w:pPr>
+        <w:spacing w:after="120" w:before="60"/>
+        <w:jc w:val="left"/>
+      </w:pPr>
+      <w:r>
+        <w:drawing>
+          <wp:inline distT="0" distB="0" distL="0" distR="0">
+            <wp:extent cx="2190750" cy="4743450"/>
+            <wp:effectExtent t="0" r="0" b="0" l="0"/>
+            <wp:docPr id="1" name="" descr="" title=""/>
+            <wp:cNvGraphicFramePr>
+              <a:graphicFrameLocks xmlns:a="http://schemas.openxmlformats.org/drawingml/2006/main" noChangeAspect="1"/>
+            </wp:cNvGraphicFramePr>
+            <a:graphic xmlns:a="http://schemas.openxmlformats.org/drawingml/2006/main">
+              <a:graphicData uri="http://schemas.openxmlformats.org/drawingml/2006/picture">
+                <pic:pic xmlns:pic="http://schemas.openxmlformats.org/drawingml/2006/picture">
+                  <pic:nvPicPr>
+                    <pic:cNvPr id="0" name="" descr=""/>
+                    <pic:cNvPicPr>
+                      <a:picLocks noChangeAspect="1" noChangeArrowheads="1"/>
+                    </pic:cNvPicPr>
+                  </pic:nvPicPr>
+                  <pic:blipFill>
+                    <a:blip r:embed="rId14" cstate="none"/>
+                    <a:srcRect/>
+                    <a:stretch>
+                      <a:fillRect/>
+                    </a:stretch>
+                  </pic:blipFill>
+                  <pic:spPr bwMode="auto">
+                    <a:xfrm>
+                      <a:off x="0" y="0"/>
+                      <a:ext cx="2190750" cy="4743450"/>
+                    </a:xfrm>
+                    <a:prstGeom prst="rect">
+                      <a:avLst/>
+                    </a:prstGeom>
+                  </pic:spPr>
+                </pic:pic>
+              </a:graphicData>
+            </a:graphic>
+          </wp:inline>
+        </w:drawing>
+      </w:r>
+    </w:p>
+    <w:p>
+      <w:pPr>
+        <w:spacing w:after="110" w:line="300"/>
+      </w:pPr>
+      <w:r>
+        <w:rPr>
+          <w:rFonts w:ascii="Yu Gothic" w:cs="Yu Gothic" w:eastAsia="Yu Gothic" w:hAnsi="Yu Gothic"/>
+          <w:sz w:val="20"/>
+          <w:szCs w:val="20"/>
+        </w:rPr>
+        <w:t xml:space="preserve">予約完了画面の「ご意見をお聞かせください」から開きます。</w:t>
+      </w:r>
+    </w:p>
+    <w:p>
+      <w:pPr>
+        <w:pStyle w:val="ListParagraph"/>
+        <w:numPr>
+          <w:ilvl w:val="0"/>
+          <w:numId w:val="2"/>
+        </w:numPr>
+        <w:spacing w:after="60" w:line="290"/>
+      </w:pPr>
+      <w:r>
+        <w:rPr>
+          <w:rFonts w:ascii="Yu Gothic" w:cs="Yu Gothic" w:eastAsia="Yu Gothic" w:hAnsi="Yu Gothic"/>
+          <w:sz w:val="20"/>
+          <w:szCs w:val="20"/>
+        </w:rPr>
+        <w:t xml:space="preserve">満足度・予約のしやすさ・設備・トレーナーの対応を5段階で回答</w:t>
+      </w:r>
+    </w:p>
+    <w:p>
+      <w:pPr>
+        <w:pStyle w:val="ListParagraph"/>
+        <w:numPr>
+          <w:ilvl w:val="0"/>
+          <w:numId w:val="2"/>
+        </w:numPr>
+        <w:spacing w:after="60" w:line="290"/>
+      </w:pPr>
+      <w:r>
+        <w:rPr>
+          <w:rFonts w:ascii="Yu Gothic" w:cs="Yu Gothic" w:eastAsia="Yu Gothic" w:hAnsi="Yu Gothic"/>
+          <w:sz w:val="20"/>
+          <w:szCs w:val="20"/>
+        </w:rPr>
+        <w:t xml:space="preserve">自由記述欄は任意</w:t>
+      </w:r>
+    </w:p>
+    <w:p>
+      <w:pPr>
+        <w:pStyle w:val="ListParagraph"/>
+        <w:numPr>
+          <w:ilvl w:val="0"/>
+          <w:numId w:val="2"/>
+        </w:numPr>
+        <w:spacing w:after="60" w:line="290"/>
+      </w:pPr>
+      <w:r>
+        <w:rPr>
+          <w:rFonts w:ascii="Yu Gothic" w:cs="Yu Gothic" w:eastAsia="Yu Gothic" w:hAnsi="Yu Gothic"/>
+          <w:b/>
+          <w:bCs/>
+          <w:sz w:val="20"/>
+          <w:szCs w:val="20"/>
+        </w:rPr>
+        <w:t xml:space="preserve">すべてに答えなくても送信できます</w:t>
+      </w:r>
+    </w:p>
+    <w:p>
+      <w:pPr>
+        <w:spacing w:after="60"/>
+      </w:pPr>
+      <w:r>
+        <w:rPr>
+          <w:rFonts w:ascii="Yu Gothic" w:cs="Yu Gothic" w:eastAsia="Yu Gothic" w:hAnsi="Yu Gothic"/>
+          <w:sz w:val="2"/>
+          <w:szCs w:val="2"/>
+        </w:rPr>
+        <w:t xml:space="preserve"/>
+      </w:r>
+    </w:p>
+    <w:p>
+      <w:pPr>
+        <w:spacing w:after="110" w:line="300"/>
+      </w:pPr>
+      <w:r>
+        <w:rPr>
+          <w:rFonts w:ascii="Yu Gothic" w:cs="Yu Gothic" w:eastAsia="Yu Gothic" w:hAnsi="Yu Gothic"/>
+          <w:sz w:val="20"/>
+          <w:szCs w:val="20"/>
+        </w:rPr>
+        <w:t xml:space="preserve">回答は管理画面で集計され、平均点と分布が表示されます。</w:t>
+      </w:r>
+    </w:p>
     <w:p>
       <w:pPr>
         <w:spacing w:after="160"/>

--- a/docs/efsystem-manual.docx
+++ b/docs/efsystem-manual.docx
@@ -43,7 +43,7 @@
           <w:sz w:val="19"/>
           <w:szCs w:val="19"/>
         </w:rPr>
-        <w:t xml:space="preserve">2026年9月22日 作成</w:t>
+        <w:t xml:space="preserve">2026年9月22日 改訂</w:t>
       </w:r>
     </w:p>
     <w:p>
@@ -272,7 +272,7 @@
                 <w:sz w:val="18"/>
                 <w:szCs w:val="18"/>
               </w:rPr>
-              <w:t xml:space="preserve">8画面</w:t>
+              <w:t xml:space="preserve">10画面</w:t>
             </w:r>
           </w:p>
         </w:tc>
@@ -2624,17 +2624,25 @@
           <w:sz w:val="20"/>
           <w:szCs w:val="20"/>
         </w:rPr>
-        <w:t xml:space="preserve">ご自身が利用できるメニューが並びます。</w:t>
-      </w:r>
-      <w:r>
-        <w:rPr>
-          <w:rFonts w:ascii="Yu Gothic" w:cs="Yu Gothic" w:eastAsia="Yu Gothic" w:hAnsi="Yu Gothic"/>
-          <w:b/>
-          <w:bCs/>
-          <w:sz w:val="20"/>
-          <w:szCs w:val="20"/>
-        </w:rPr>
-        <w:t xml:space="preserve">利用できないものは薄く表示され、押せません。</w:t>
+        <w:t xml:space="preserve">上に</w:t>
+      </w:r>
+      <w:r>
+        <w:rPr>
+          <w:rFonts w:ascii="Yu Gothic" w:cs="Yu Gothic" w:eastAsia="Yu Gothic" w:hAnsi="Yu Gothic"/>
+          <w:b/>
+          <w:bCs/>
+          <w:sz w:val="20"/>
+          <w:szCs w:val="20"/>
+        </w:rPr>
+        <w:t xml:space="preserve">ご購入済みのメニュー</w:t>
+      </w:r>
+      <w:r>
+        <w:rPr>
+          <w:rFonts w:ascii="Yu Gothic" w:cs="Yu Gothic" w:eastAsia="Yu Gothic" w:hAnsi="Yu Gothic"/>
+          <w:sz w:val="20"/>
+          <w:szCs w:val="20"/>
+        </w:rPr>
+        <w:t xml:space="preserve">が並びます。予約はここから進めます。</w:t>
       </w:r>
     </w:p>
     <w:p>
@@ -2723,7 +2731,7 @@
                 <w:sz w:val="18"/>
                 <w:szCs w:val="18"/>
               </w:rPr>
-              <w:t xml:space="preserve">予約できる条件</w:t>
+              <w:t xml:space="preserve">並ぶ条件</w:t>
             </w:r>
           </w:p>
         </w:tc>
@@ -2773,7 +2781,7 @@
                 <w:sz w:val="18"/>
                 <w:szCs w:val="18"/>
               </w:rPr>
-              <w:t xml:space="preserve">誰でも予約できます(都度払い)</w:t>
+              <w:t xml:space="preserve">店舗で購入の登録をした方のみ。「都度払い」と表示</w:t>
             </w:r>
           </w:p>
         </w:tc>
@@ -2931,7 +2939,7 @@
                 <w:sz w:val="19"/>
                 <w:szCs w:val="19"/>
               </w:rPr>
-              <w:t xml:space="preserve">回数券や通い放題をお持ちでない場合は「回数券がありません」「契約がありません」と赤字で表示されます。ご購入後、店舗側で登録すると予約できるようになります。</w:t>
+              <w:t xml:space="preserve">以前は時間課金のメニューを誰でも予約できましたが、実際に購入した方だけが選べる形に変わりました。</w:t>
             </w:r>
           </w:p>
         </w:tc>
@@ -2969,7 +2977,7 @@
           <w:sz w:val="23"/>
           <w:szCs w:val="23"/>
         </w:rPr>
-        <w:t xml:space="preserve">7. 予約② 日時を選ぶ</w:t>
+        <w:t xml:space="preserve">7. 予約①' 未購入のメニュー</w:t>
       </w:r>
       <w:r>
         <w:rPr>
@@ -3029,97 +3037,6 @@
     </w:p>
     <w:p>
       <w:pPr>
-        <w:spacing w:after="70" w:line="290"/>
-        <w:ind w:left="403" w:hanging="403"/>
-      </w:pPr>
-      <w:r>
-        <w:rPr>
-          <w:rFonts w:ascii="Yu Gothic" w:cs="Yu Gothic" w:eastAsia="Yu Gothic" w:hAnsi="Yu Gothic"/>
-          <w:b/>
-          <w:bCs/>
-          <w:color w:val="1E2761"/>
-          <w:sz w:val="20"/>
-          <w:szCs w:val="20"/>
-        </w:rPr>
-        <w:t xml:space="preserve">1. </w:t>
-      </w:r>
-      <w:r>
-        <w:rPr>
-          <w:rFonts w:ascii="Yu Gothic" w:cs="Yu Gothic" w:eastAsia="Yu Gothic" w:hAnsi="Yu Gothic"/>
-          <w:sz w:val="20"/>
-          <w:szCs w:val="20"/>
-        </w:rPr>
-        <w:t xml:space="preserve">上部で日付を選ぶ(今日から2週間先まで)</w:t>
-      </w:r>
-    </w:p>
-    <w:p>
-      <w:pPr>
-        <w:spacing w:after="70" w:line="290"/>
-        <w:ind w:left="403" w:hanging="403"/>
-      </w:pPr>
-      <w:r>
-        <w:rPr>
-          <w:rFonts w:ascii="Yu Gothic" w:cs="Yu Gothic" w:eastAsia="Yu Gothic" w:hAnsi="Yu Gothic"/>
-          <w:b/>
-          <w:bCs/>
-          <w:color w:val="1E2761"/>
-          <w:sz w:val="20"/>
-          <w:szCs w:val="20"/>
-        </w:rPr>
-        <w:t xml:space="preserve">2. </w:t>
-      </w:r>
-      <w:r>
-        <w:rPr>
-          <w:rFonts w:ascii="Yu Gothic" w:cs="Yu Gothic" w:eastAsia="Yu Gothic" w:hAnsi="Yu Gothic"/>
-          <w:sz w:val="20"/>
-          <w:szCs w:val="20"/>
-        </w:rPr>
-        <w:t xml:space="preserve">時間帯の帯を開く(早朝・午前・午後・夜間)</w:t>
-      </w:r>
-    </w:p>
-    <w:p>
-      <w:pPr>
-        <w:spacing w:after="70" w:line="290"/>
-        <w:ind w:left="403" w:hanging="403"/>
-      </w:pPr>
-      <w:r>
-        <w:rPr>
-          <w:rFonts w:ascii="Yu Gothic" w:cs="Yu Gothic" w:eastAsia="Yu Gothic" w:hAnsi="Yu Gothic"/>
-          <w:b/>
-          <w:bCs/>
-          <w:color w:val="1E2761"/>
-          <w:sz w:val="20"/>
-          <w:szCs w:val="20"/>
-        </w:rPr>
-        <w:t xml:space="preserve">3. </w:t>
-      </w:r>
-      <w:r>
-        <w:rPr>
-          <w:rFonts w:ascii="Yu Gothic" w:cs="Yu Gothic" w:eastAsia="Yu Gothic" w:hAnsi="Yu Gothic"/>
-          <w:sz w:val="20"/>
-          <w:szCs w:val="20"/>
-        </w:rPr>
-        <w:t xml:space="preserve">時刻を押すと、その場で予約が確定します</w:t>
-      </w:r>
-    </w:p>
-    <w:p>
-      <w:pPr>
-        <w:spacing w:after="80" w:before="170"/>
-      </w:pPr>
-      <w:r>
-        <w:rPr>
-          <w:rFonts w:ascii="Yu Gothic" w:cs="Yu Gothic" w:eastAsia="Yu Gothic" w:hAnsi="Yu Gothic"/>
-          <w:b/>
-          <w:bCs/>
-          <w:color w:val="1E2761"/>
-          <w:sz w:val="21"/>
-          <w:szCs w:val="21"/>
-        </w:rPr>
-        <w:t xml:space="preserve">「空き2」の意味</w:t>
-      </w:r>
-    </w:p>
-    <w:p>
-      <w:pPr>
         <w:spacing w:after="110" w:line="300"/>
       </w:pPr>
       <w:r>
@@ -3128,25 +3045,131 @@
           <w:sz w:val="20"/>
           <w:szCs w:val="20"/>
         </w:rPr>
-        <w:t xml:space="preserve">その時間に</w:t>
-      </w:r>
-      <w:r>
-        <w:rPr>
-          <w:rFonts w:ascii="Yu Gothic" w:cs="Yu Gothic" w:eastAsia="Yu Gothic" w:hAnsi="Yu Gothic"/>
-          <w:b/>
-          <w:bCs/>
-          <w:sz w:val="20"/>
-          <w:szCs w:val="20"/>
-        </w:rPr>
-        <w:t xml:space="preserve">対応できるトレーナーが何名いるか</w:t>
-      </w:r>
-      <w:r>
-        <w:rPr>
-          <w:rFonts w:ascii="Yu Gothic" w:cs="Yu Gothic" w:eastAsia="Yu Gothic" w:hAnsi="Yu Gothic"/>
-          <w:sz w:val="20"/>
-          <w:szCs w:val="20"/>
-        </w:rPr>
-        <w:t xml:space="preserve">です。担当は自動で割り当てられるため、会員側で選ぶ必要はありません。</w:t>
+        <w:t xml:space="preserve">購入していないメニューは、下の</w:t>
+      </w:r>
+      <w:r>
+        <w:rPr>
+          <w:rFonts w:ascii="Yu Gothic" w:cs="Yu Gothic" w:eastAsia="Yu Gothic" w:hAnsi="Yu Gothic"/>
+          <w:b/>
+          <w:bCs/>
+          <w:sz w:val="20"/>
+          <w:szCs w:val="20"/>
+        </w:rPr>
+        <w:t xml:space="preserve">「未購入のメニュー」</w:t>
+      </w:r>
+      <w:r>
+        <w:rPr>
+          <w:rFonts w:ascii="Yu Gothic" w:cs="Yu Gothic" w:eastAsia="Yu Gothic" w:hAnsi="Yu Gothic"/>
+          <w:sz w:val="20"/>
+          <w:szCs w:val="20"/>
+        </w:rPr>
+        <w:t xml:space="preserve">にまとめて入っています。押すと開きます。</w:t>
+      </w:r>
+    </w:p>
+    <w:p>
+      <w:pPr>
+        <w:spacing w:after="60"/>
+      </w:pPr>
+      <w:r>
+        <w:rPr>
+          <w:rFonts w:ascii="Yu Gothic" w:cs="Yu Gothic" w:eastAsia="Yu Gothic" w:hAnsi="Yu Gothic"/>
+          <w:sz w:val="2"/>
+          <w:szCs w:val="2"/>
+        </w:rPr>
+        <w:t xml:space="preserve"/>
+      </w:r>
+    </w:p>
+    <w:p>
+      <w:pPr>
+        <w:spacing w:after="110" w:line="300"/>
+      </w:pPr>
+      <w:r>
+        <w:rPr>
+          <w:rFonts w:ascii="Yu Gothic" w:cs="Yu Gothic" w:eastAsia="Yu Gothic" w:hAnsi="Yu Gothic"/>
+          <w:sz w:val="20"/>
+          <w:szCs w:val="20"/>
+        </w:rPr>
+        <w:t xml:space="preserve">ここからでも予約できます。料金のお支払いは、ご来店時に店舗の受付で承ります。</w:t>
+      </w:r>
+    </w:p>
+    <w:p>
+      <w:pPr>
+        <w:spacing w:after="60"/>
+      </w:pPr>
+      <w:r>
+        <w:rPr>
+          <w:rFonts w:ascii="Yu Gothic" w:cs="Yu Gothic" w:eastAsia="Yu Gothic" w:hAnsi="Yu Gothic"/>
+          <w:sz w:val="2"/>
+          <w:szCs w:val="2"/>
+        </w:rPr>
+        <w:t xml:space="preserve"/>
+      </w:r>
+    </w:p>
+    <w:p>
+      <w:pPr>
+        <w:pStyle w:val="ListParagraph"/>
+        <w:numPr>
+          <w:ilvl w:val="0"/>
+          <w:numId w:val="2"/>
+        </w:numPr>
+        <w:spacing w:after="60" w:line="290"/>
+      </w:pPr>
+      <w:r>
+        <w:rPr>
+          <w:rFonts w:ascii="Yu Gothic" w:cs="Yu Gothic" w:eastAsia="Yu Gothic" w:hAnsi="Yu Gothic"/>
+          <w:sz w:val="20"/>
+          <w:szCs w:val="20"/>
+        </w:rPr>
+        <w:t xml:space="preserve">選ぶと「お支払いはご来店時に店舗で承ります」と案内が出ます</w:t>
+      </w:r>
+    </w:p>
+    <w:p>
+      <w:pPr>
+        <w:pStyle w:val="ListParagraph"/>
+        <w:numPr>
+          <w:ilvl w:val="0"/>
+          <w:numId w:val="2"/>
+        </w:numPr>
+        <w:spacing w:after="60" w:line="290"/>
+      </w:pPr>
+      <w:r>
+        <w:rPr>
+          <w:rFonts w:ascii="Yu Gothic" w:cs="Yu Gothic" w:eastAsia="Yu Gothic" w:hAnsi="Yu Gothic"/>
+          <w:sz w:val="20"/>
+          <w:szCs w:val="20"/>
+        </w:rPr>
+        <w:t xml:space="preserve">予約完了画面にも同じ案内が出ます</w:t>
+      </w:r>
+    </w:p>
+    <w:p>
+      <w:pPr>
+        <w:pStyle w:val="ListParagraph"/>
+        <w:numPr>
+          <w:ilvl w:val="0"/>
+          <w:numId w:val="2"/>
+        </w:numPr>
+        <w:spacing w:after="60" w:line="290"/>
+      </w:pPr>
+      <w:r>
+        <w:rPr>
+          <w:rFonts w:ascii="Yu Gothic" w:cs="Yu Gothic" w:eastAsia="Yu Gothic" w:hAnsi="Yu Gothic"/>
+          <w:sz w:val="20"/>
+          <w:szCs w:val="20"/>
+        </w:rPr>
+        <w:t xml:space="preserve">ホームの予約一覧にも「ご来店時に店舗でのお支払いが必要です」と表示されます</w:t>
+      </w:r>
+    </w:p>
+    <w:p>
+      <w:pPr>
+        <w:spacing w:after="80"/>
+      </w:pPr>
+      <w:r>
+        <w:rPr>
+          <w:rFonts w:ascii="Yu Gothic" w:cs="Yu Gothic" w:eastAsia="Yu Gothic" w:hAnsi="Yu Gothic"/>
+          <w:sz w:val="2"/>
+          <w:szCs w:val="2"/>
+        </w:rPr>
+        <w:t xml:space="preserve"/>
       </w:r>
     </w:p>
     <w:tbl>
@@ -3188,7 +3211,7 @@
                 <w:sz w:val="19"/>
                 <w:szCs w:val="19"/>
               </w:rPr>
-              <w:t xml:space="preserve">24時間営業のため1日48枠あります。見やすさのため時間帯ごとに畳んでいます。60分のメニューは30分枠を2つ使うので、続けて空いている時間だけが表示されます。</w:t>
+              <w:t xml:space="preserve">店舗側の画面には「要購入」と表示されます。受付でお支払いいただくと、店舗側で処理して表示が消えます。</w:t>
             </w:r>
           </w:p>
         </w:tc>
@@ -3196,7 +3219,7 @@
     </w:tbl>
     <w:p>
       <w:pPr>
-        <w:spacing w:after="80"/>
+        <w:spacing w:after="160"/>
       </w:pPr>
       <w:r>
         <w:rPr>
@@ -3207,62 +3230,9 @@
         <w:t xml:space="preserve"/>
       </w:r>
     </w:p>
-    <w:tbl>
-      <w:tblPr>
-        <w:tblW w:type="dxa" w:w="9700"/>
-        <w:tblBorders>
-          <w:top w:val="single" w:color="D8DCE8" w:sz="4"/>
-          <w:left w:val="single" w:color="D8DCE8" w:sz="4"/>
-          <w:bottom w:val="single" w:color="D8DCE8" w:sz="4"/>
-          <w:right w:val="single" w:color="D8DCE8" w:sz="4"/>
-          <w:insideH w:val="single" w:color="D8DCE8" w:sz="4"/>
-          <w:insideV w:val="single" w:color="D8DCE8" w:sz="4"/>
-        </w:tblBorders>
-        <w:tblLayout w:type="fixed"/>
-      </w:tblPr>
-      <w:tblGrid>
-        <w:gridCol w:w="9700"/>
-      </w:tblGrid>
-      <w:tr>
-        <w:tc>
-          <w:tcPr>
-            <w:tcW w:type="dxa" w:w="9700"/>
-            <w:shd w:fill="F5F7FA" w:color="auto" w:val="clear"/>
-            <w:tcMar>
-              <w:top w:type="dxa" w:w="90"/>
-              <w:left w:type="dxa" w:w="130"/>
-              <w:bottom w:type="dxa" w:w="90"/>
-              <w:right w:type="dxa" w:w="130"/>
-            </w:tcMar>
-          </w:tcPr>
-          <w:p>
-            <w:pPr>
-              <w:spacing w:after="0" w:line="290"/>
-            </w:pPr>
-            <w:r>
-              <w:rPr>
-                <w:rFonts w:ascii="Yu Gothic" w:cs="Yu Gothic" w:eastAsia="Yu Gothic" w:hAnsi="Yu Gothic"/>
-                <w:color w:val="2C2C2A"/>
-                <w:sz w:val="19"/>
-                <w:szCs w:val="19"/>
-              </w:rPr>
-              <w:t xml:space="preserve">すでに予約済みの時間は「予約済」、過ぎた時間は選べません。同じ時間に重ねて予約することはできません。</w:t>
-            </w:r>
-          </w:p>
-        </w:tc>
-      </w:tr>
-    </w:tbl>
-    <w:p>
-      <w:pPr>
-        <w:spacing w:after="160"/>
-      </w:pPr>
-      <w:r>
-        <w:rPr>
-          <w:rFonts w:ascii="Yu Gothic" w:cs="Yu Gothic" w:eastAsia="Yu Gothic" w:hAnsi="Yu Gothic"/>
-          <w:sz w:val="2"/>
-          <w:szCs w:val="2"/>
-        </w:rPr>
-        <w:t xml:space="preserve"/>
+    <w:p>
+      <w:r>
+        <w:br w:type="page"/>
       </w:r>
     </w:p>
     <w:p>
@@ -3279,7 +3249,7 @@
           <w:sz w:val="23"/>
           <w:szCs w:val="23"/>
         </w:rPr>
-        <w:t xml:space="preserve">8. ご意見アンケート</w:t>
+        <w:t xml:space="preserve">8. 予約② 日時を選ぶ</w:t>
       </w:r>
       <w:r>
         <w:rPr>
@@ -3288,7 +3258,7 @@
           <w:sz w:val="17"/>
           <w:szCs w:val="17"/>
         </w:rPr>
-        <w:t xml:space="preserve">　/survey</w:t>
+        <w:t xml:space="preserve">　/reserve</w:t>
       </w:r>
     </w:p>
     <w:p>
@@ -3339,6 +3309,97 @@
     </w:p>
     <w:p>
       <w:pPr>
+        <w:spacing w:after="70" w:line="290"/>
+        <w:ind w:left="403" w:hanging="403"/>
+      </w:pPr>
+      <w:r>
+        <w:rPr>
+          <w:rFonts w:ascii="Yu Gothic" w:cs="Yu Gothic" w:eastAsia="Yu Gothic" w:hAnsi="Yu Gothic"/>
+          <w:b/>
+          <w:bCs/>
+          <w:color w:val="1E2761"/>
+          <w:sz w:val="20"/>
+          <w:szCs w:val="20"/>
+        </w:rPr>
+        <w:t xml:space="preserve">1. </w:t>
+      </w:r>
+      <w:r>
+        <w:rPr>
+          <w:rFonts w:ascii="Yu Gothic" w:cs="Yu Gothic" w:eastAsia="Yu Gothic" w:hAnsi="Yu Gothic"/>
+          <w:sz w:val="20"/>
+          <w:szCs w:val="20"/>
+        </w:rPr>
+        <w:t xml:space="preserve">上部で日付を選ぶ(今日から2週間先まで)</w:t>
+      </w:r>
+    </w:p>
+    <w:p>
+      <w:pPr>
+        <w:spacing w:after="70" w:line="290"/>
+        <w:ind w:left="403" w:hanging="403"/>
+      </w:pPr>
+      <w:r>
+        <w:rPr>
+          <w:rFonts w:ascii="Yu Gothic" w:cs="Yu Gothic" w:eastAsia="Yu Gothic" w:hAnsi="Yu Gothic"/>
+          <w:b/>
+          <w:bCs/>
+          <w:color w:val="1E2761"/>
+          <w:sz w:val="20"/>
+          <w:szCs w:val="20"/>
+        </w:rPr>
+        <w:t xml:space="preserve">2. </w:t>
+      </w:r>
+      <w:r>
+        <w:rPr>
+          <w:rFonts w:ascii="Yu Gothic" w:cs="Yu Gothic" w:eastAsia="Yu Gothic" w:hAnsi="Yu Gothic"/>
+          <w:sz w:val="20"/>
+          <w:szCs w:val="20"/>
+        </w:rPr>
+        <w:t xml:space="preserve">時間帯の帯を開く(早朝・午前・午後・夜間)</w:t>
+      </w:r>
+    </w:p>
+    <w:p>
+      <w:pPr>
+        <w:spacing w:after="70" w:line="290"/>
+        <w:ind w:left="403" w:hanging="403"/>
+      </w:pPr>
+      <w:r>
+        <w:rPr>
+          <w:rFonts w:ascii="Yu Gothic" w:cs="Yu Gothic" w:eastAsia="Yu Gothic" w:hAnsi="Yu Gothic"/>
+          <w:b/>
+          <w:bCs/>
+          <w:color w:val="1E2761"/>
+          <w:sz w:val="20"/>
+          <w:szCs w:val="20"/>
+        </w:rPr>
+        <w:t xml:space="preserve">3. </w:t>
+      </w:r>
+      <w:r>
+        <w:rPr>
+          <w:rFonts w:ascii="Yu Gothic" w:cs="Yu Gothic" w:eastAsia="Yu Gothic" w:hAnsi="Yu Gothic"/>
+          <w:sz w:val="20"/>
+          <w:szCs w:val="20"/>
+        </w:rPr>
+        <w:t xml:space="preserve">時刻を押すと、その場で予約が確定します</w:t>
+      </w:r>
+    </w:p>
+    <w:p>
+      <w:pPr>
+        <w:spacing w:after="80" w:before="170"/>
+      </w:pPr>
+      <w:r>
+        <w:rPr>
+          <w:rFonts w:ascii="Yu Gothic" w:cs="Yu Gothic" w:eastAsia="Yu Gothic" w:hAnsi="Yu Gothic"/>
+          <w:b/>
+          <w:bCs/>
+          <w:color w:val="1E2761"/>
+          <w:sz w:val="21"/>
+          <w:szCs w:val="21"/>
+        </w:rPr>
+        <w:t xml:space="preserve">「空き2」の意味</w:t>
+      </w:r>
+    </w:p>
+    <w:p>
+      <w:pPr>
         <w:spacing w:after="110" w:line="300"/>
       </w:pPr>
       <w:r>
@@ -3347,68 +3408,75 @@
           <w:sz w:val="20"/>
           <w:szCs w:val="20"/>
         </w:rPr>
-        <w:t xml:space="preserve">予約完了画面の「ご意見をお聞かせください」から開きます。</w:t>
-      </w:r>
-    </w:p>
-    <w:p>
-      <w:pPr>
-        <w:pStyle w:val="ListParagraph"/>
-        <w:numPr>
-          <w:ilvl w:val="0"/>
-          <w:numId w:val="2"/>
-        </w:numPr>
-        <w:spacing w:after="60" w:line="290"/>
-      </w:pPr>
-      <w:r>
-        <w:rPr>
-          <w:rFonts w:ascii="Yu Gothic" w:cs="Yu Gothic" w:eastAsia="Yu Gothic" w:hAnsi="Yu Gothic"/>
-          <w:sz w:val="20"/>
-          <w:szCs w:val="20"/>
-        </w:rPr>
-        <w:t xml:space="preserve">満足度・予約のしやすさ・設備・トレーナーの対応を5段階で回答</w:t>
-      </w:r>
-    </w:p>
-    <w:p>
-      <w:pPr>
-        <w:pStyle w:val="ListParagraph"/>
-        <w:numPr>
-          <w:ilvl w:val="0"/>
-          <w:numId w:val="2"/>
-        </w:numPr>
-        <w:spacing w:after="60" w:line="290"/>
-      </w:pPr>
-      <w:r>
-        <w:rPr>
-          <w:rFonts w:ascii="Yu Gothic" w:cs="Yu Gothic" w:eastAsia="Yu Gothic" w:hAnsi="Yu Gothic"/>
-          <w:sz w:val="20"/>
-          <w:szCs w:val="20"/>
-        </w:rPr>
-        <w:t xml:space="preserve">自由記述欄は任意</w:t>
-      </w:r>
-    </w:p>
-    <w:p>
-      <w:pPr>
-        <w:pStyle w:val="ListParagraph"/>
-        <w:numPr>
-          <w:ilvl w:val="0"/>
-          <w:numId w:val="2"/>
-        </w:numPr>
-        <w:spacing w:after="60" w:line="290"/>
-      </w:pPr>
-      <w:r>
-        <w:rPr>
-          <w:rFonts w:ascii="Yu Gothic" w:cs="Yu Gothic" w:eastAsia="Yu Gothic" w:hAnsi="Yu Gothic"/>
-          <w:b/>
-          <w:bCs/>
-          <w:sz w:val="20"/>
-          <w:szCs w:val="20"/>
-        </w:rPr>
-        <w:t xml:space="preserve">すべてに答えなくても送信できます</w:t>
-      </w:r>
-    </w:p>
-    <w:p>
-      <w:pPr>
-        <w:spacing w:after="60"/>
+        <w:t xml:space="preserve">その時間に</w:t>
+      </w:r>
+      <w:r>
+        <w:rPr>
+          <w:rFonts w:ascii="Yu Gothic" w:cs="Yu Gothic" w:eastAsia="Yu Gothic" w:hAnsi="Yu Gothic"/>
+          <w:b/>
+          <w:bCs/>
+          <w:sz w:val="20"/>
+          <w:szCs w:val="20"/>
+        </w:rPr>
+        <w:t xml:space="preserve">対応できるトレーナーが何名いるか</w:t>
+      </w:r>
+      <w:r>
+        <w:rPr>
+          <w:rFonts w:ascii="Yu Gothic" w:cs="Yu Gothic" w:eastAsia="Yu Gothic" w:hAnsi="Yu Gothic"/>
+          <w:sz w:val="20"/>
+          <w:szCs w:val="20"/>
+        </w:rPr>
+        <w:t xml:space="preserve">です。担当は自動で割り当てられるため、会員側で選ぶ必要はありません。</w:t>
+      </w:r>
+    </w:p>
+    <w:tbl>
+      <w:tblPr>
+        <w:tblW w:type="dxa" w:w="9700"/>
+        <w:tblBorders>
+          <w:top w:val="single" w:color="D8DCE8" w:sz="4"/>
+          <w:left w:val="single" w:color="D8DCE8" w:sz="4"/>
+          <w:bottom w:val="single" w:color="D8DCE8" w:sz="4"/>
+          <w:right w:val="single" w:color="D8DCE8" w:sz="4"/>
+          <w:insideH w:val="single" w:color="D8DCE8" w:sz="4"/>
+          <w:insideV w:val="single" w:color="D8DCE8" w:sz="4"/>
+        </w:tblBorders>
+        <w:tblLayout w:type="fixed"/>
+      </w:tblPr>
+      <w:tblGrid>
+        <w:gridCol w:w="9700"/>
+      </w:tblGrid>
+      <w:tr>
+        <w:tc>
+          <w:tcPr>
+            <w:tcW w:type="dxa" w:w="9700"/>
+            <w:shd w:fill="F5F7FA" w:color="auto" w:val="clear"/>
+            <w:tcMar>
+              <w:top w:type="dxa" w:w="90"/>
+              <w:left w:type="dxa" w:w="130"/>
+              <w:bottom w:type="dxa" w:w="90"/>
+              <w:right w:type="dxa" w:w="130"/>
+            </w:tcMar>
+          </w:tcPr>
+          <w:p>
+            <w:pPr>
+              <w:spacing w:after="0" w:line="290"/>
+            </w:pPr>
+            <w:r>
+              <w:rPr>
+                <w:rFonts w:ascii="Yu Gothic" w:cs="Yu Gothic" w:eastAsia="Yu Gothic" w:hAnsi="Yu Gothic"/>
+                <w:color w:val="2C2C2A"/>
+                <w:sz w:val="19"/>
+                <w:szCs w:val="19"/>
+              </w:rPr>
+              <w:t xml:space="preserve">24時間営業のため1日48枠あります。見やすさのため時間帯ごとに畳んでいます。60分のメニューは30分枠を2つ使うので、続けて空いている時間だけが表示されます。</w:t>
+            </w:r>
+          </w:p>
+        </w:tc>
+      </w:tr>
+    </w:tbl>
+    <w:p>
+      <w:pPr>
+        <w:spacing w:after="80"/>
       </w:pPr>
       <w:r>
         <w:rPr>
@@ -3419,19 +3487,51 @@
         <w:t xml:space="preserve"/>
       </w:r>
     </w:p>
-    <w:p>
-      <w:pPr>
-        <w:spacing w:after="110" w:line="300"/>
-      </w:pPr>
-      <w:r>
-        <w:rPr>
-          <w:rFonts w:ascii="Yu Gothic" w:cs="Yu Gothic" w:eastAsia="Yu Gothic" w:hAnsi="Yu Gothic"/>
-          <w:sz w:val="20"/>
-          <w:szCs w:val="20"/>
-        </w:rPr>
-        <w:t xml:space="preserve">回答は管理画面で集計され、平均点と分布が表示されます。</w:t>
-      </w:r>
-    </w:p>
+    <w:tbl>
+      <w:tblPr>
+        <w:tblW w:type="dxa" w:w="9700"/>
+        <w:tblBorders>
+          <w:top w:val="single" w:color="D8DCE8" w:sz="4"/>
+          <w:left w:val="single" w:color="D8DCE8" w:sz="4"/>
+          <w:bottom w:val="single" w:color="D8DCE8" w:sz="4"/>
+          <w:right w:val="single" w:color="D8DCE8" w:sz="4"/>
+          <w:insideH w:val="single" w:color="D8DCE8" w:sz="4"/>
+          <w:insideV w:val="single" w:color="D8DCE8" w:sz="4"/>
+        </w:tblBorders>
+        <w:tblLayout w:type="fixed"/>
+      </w:tblPr>
+      <w:tblGrid>
+        <w:gridCol w:w="9700"/>
+      </w:tblGrid>
+      <w:tr>
+        <w:tc>
+          <w:tcPr>
+            <w:tcW w:type="dxa" w:w="9700"/>
+            <w:shd w:fill="F5F7FA" w:color="auto" w:val="clear"/>
+            <w:tcMar>
+              <w:top w:type="dxa" w:w="90"/>
+              <w:left w:type="dxa" w:w="130"/>
+              <w:bottom w:type="dxa" w:w="90"/>
+              <w:right w:type="dxa" w:w="130"/>
+            </w:tcMar>
+          </w:tcPr>
+          <w:p>
+            <w:pPr>
+              <w:spacing w:after="0" w:line="290"/>
+            </w:pPr>
+            <w:r>
+              <w:rPr>
+                <w:rFonts w:ascii="Yu Gothic" w:cs="Yu Gothic" w:eastAsia="Yu Gothic" w:hAnsi="Yu Gothic"/>
+                <w:color w:val="2C2C2A"/>
+                <w:sz w:val="19"/>
+                <w:szCs w:val="19"/>
+              </w:rPr>
+              <w:t xml:space="preserve">すでに予約済みの時間は「予約済」、過ぎた時間は選べません。同じ時間に重ねて予約することはできません。</w:t>
+            </w:r>
+          </w:p>
+        </w:tc>
+      </w:tr>
+    </w:tbl>
     <w:p>
       <w:pPr>
         <w:spacing w:after="160"/>
@@ -3448,50 +3548,6 @@
     <w:p>
       <w:r>
         <w:br w:type="page"/>
-      </w:r>
-    </w:p>
-    <w:p>
-      <w:pPr>
-        <w:pStyle w:val="Heading1"/>
-        <w:spacing w:after="140" w:before="300"/>
-      </w:pPr>
-      <w:r>
-        <w:rPr>
-          <w:rFonts w:ascii="Yu Gothic" w:cs="Yu Gothic" w:eastAsia="Yu Gothic" w:hAnsi="Yu Gothic"/>
-          <w:b/>
-          <w:bCs/>
-          <w:color w:val="1E2761"/>
-          <w:sz w:val="26"/>
-          <w:szCs w:val="26"/>
-        </w:rPr>
-        <w:t xml:space="preserve">第2部 管理者編</w:t>
-      </w:r>
-    </w:p>
-    <w:p>
-      <w:pPr>
-        <w:spacing w:after="110" w:line="300"/>
-      </w:pPr>
-      <w:r>
-        <w:rPr>
-          <w:rFonts w:ascii="Yu Gothic" w:cs="Yu Gothic" w:eastAsia="Yu Gothic" w:hAnsi="Yu Gothic"/>
-          <w:color w:val="6B7280"/>
-          <w:sz w:val="20"/>
-          <w:szCs w:val="20"/>
-        </w:rPr>
-        <w:t xml:space="preserve">会員側とは別のログイン画面から入ります。権限は「店舗管理者」と「スタッフ」の2種類があり、一部の操作は店舗管理者のみ行えます。</w:t>
-      </w:r>
-    </w:p>
-    <w:p>
-      <w:pPr>
-        <w:spacing w:after="100"/>
-      </w:pPr>
-      <w:r>
-        <w:rPr>
-          <w:rFonts w:ascii="Yu Gothic" w:cs="Yu Gothic" w:eastAsia="Yu Gothic" w:hAnsi="Yu Gothic"/>
-          <w:sz w:val="2"/>
-          <w:szCs w:val="2"/>
-        </w:rPr>
-        <w:t xml:space="preserve"/>
       </w:r>
     </w:p>
     <w:p>
@@ -3508,7 +3564,7 @@
           <w:sz w:val="23"/>
           <w:szCs w:val="23"/>
         </w:rPr>
-        <w:t xml:space="preserve">9. ログイン・新規登録</w:t>
+        <w:t xml:space="preserve">9. 予約②' トレーナーを指名する</w:t>
       </w:r>
       <w:r>
         <w:rPr>
@@ -3517,18 +3573,18 @@
           <w:sz w:val="17"/>
           <w:szCs w:val="17"/>
         </w:rPr>
-        <w:t xml:space="preserve">　/admin/login</w:t>
+        <w:t xml:space="preserve">　/reserve</w:t>
       </w:r>
     </w:p>
     <w:p>
       <w:pPr>
         <w:spacing w:after="120" w:before="60"/>
-        <w:jc w:val="center"/>
+        <w:jc w:val="left"/>
       </w:pPr>
       <w:r>
         <w:drawing>
           <wp:inline distT="0" distB="0" distL="0" distR="0">
-            <wp:extent cx="5715000" cy="4019550"/>
+            <wp:extent cx="2190750" cy="4743450"/>
             <wp:effectExtent t="0" r="0" b="0" l="0"/>
             <wp:docPr id="1" name="" descr="" title=""/>
             <wp:cNvGraphicFramePr>
@@ -3553,7 +3609,7 @@
                   <pic:spPr bwMode="auto">
                     <a:xfrm>
                       <a:off x="0" y="0"/>
-                      <a:ext cx="5715000" cy="4019550"/>
+                      <a:ext cx="2190750" cy="4743450"/>
                     </a:xfrm>
                     <a:prstGeom prst="rect">
                       <a:avLst/>
@@ -3573,44 +3629,33 @@
       <w:r>
         <w:rPr>
           <w:rFonts w:ascii="Yu Gothic" w:cs="Yu Gothic" w:eastAsia="Yu Gothic" w:hAnsi="Yu Gothic"/>
-          <w:sz w:val="20"/>
-          <w:szCs w:val="20"/>
-        </w:rPr>
-        <w:t xml:space="preserve">会員とは</w:t>
-      </w:r>
-      <w:r>
-        <w:rPr>
-          <w:rFonts w:ascii="Yu Gothic" w:cs="Yu Gothic" w:eastAsia="Yu Gothic" w:hAnsi="Yu Gothic"/>
-          <w:b/>
-          <w:bCs/>
-          <w:sz w:val="20"/>
-          <w:szCs w:val="20"/>
-        </w:rPr>
-        <w:t xml:space="preserve">別のアカウント</w:t>
-      </w:r>
-      <w:r>
-        <w:rPr>
-          <w:rFonts w:ascii="Yu Gothic" w:cs="Yu Gothic" w:eastAsia="Yu Gothic" w:hAnsi="Yu Gothic"/>
-          <w:sz w:val="20"/>
-          <w:szCs w:val="20"/>
-        </w:rPr>
-        <w:t xml:space="preserve">です。会員のIDではログインできません。</w:t>
-      </w:r>
-    </w:p>
-    <w:p>
-      <w:pPr>
-        <w:spacing w:after="80" w:before="170"/>
-      </w:pPr>
-      <w:r>
-        <w:rPr>
-          <w:rFonts w:ascii="Yu Gothic" w:cs="Yu Gothic" w:eastAsia="Yu Gothic" w:hAnsi="Yu Gothic"/>
-          <w:b/>
-          <w:bCs/>
-          <w:color w:val="1E2761"/>
-          <w:sz w:val="21"/>
-          <w:szCs w:val="21"/>
-        </w:rPr>
-        <w:t xml:space="preserve">新しく管理者を追加する</w:t>
+          <w:b/>
+          <w:bCs/>
+          <w:sz w:val="20"/>
+          <w:szCs w:val="20"/>
+        </w:rPr>
+        <w:t xml:space="preserve">指名券</w:t>
+      </w:r>
+      <w:r>
+        <w:rPr>
+          <w:rFonts w:ascii="Yu Gothic" w:cs="Yu Gothic" w:eastAsia="Yu Gothic" w:hAnsi="Yu Gothic"/>
+          <w:sz w:val="20"/>
+          <w:szCs w:val="20"/>
+        </w:rPr>
+        <w:t xml:space="preserve">をお持ちで、そのメニューが対象になっている場合だけ、画面の上に「トレーナーを指名する」が出ます。</w:t>
+      </w:r>
+    </w:p>
+    <w:p>
+      <w:pPr>
+        <w:spacing w:after="60"/>
+      </w:pPr>
+      <w:r>
+        <w:rPr>
+          <w:rFonts w:ascii="Yu Gothic" w:cs="Yu Gothic" w:eastAsia="Yu Gothic" w:hAnsi="Yu Gothic"/>
+          <w:sz w:val="2"/>
+          <w:szCs w:val="2"/>
+        </w:rPr>
+        <w:t xml:space="preserve"/>
       </w:r>
     </w:p>
     <w:p>
@@ -3635,7 +3680,7 @@
           <w:sz w:val="20"/>
           <w:szCs w:val="20"/>
         </w:rPr>
-        <w:t xml:space="preserve">「管理者として新規登録」から氏名・メール・パスワードを登録</w:t>
+        <w:t xml:space="preserve">「トレーナーを指名する」にチェックを入れる</w:t>
       </w:r>
     </w:p>
     <w:p>
@@ -3660,25 +3705,7 @@
           <w:sz w:val="20"/>
           <w:szCs w:val="20"/>
         </w:rPr>
-        <w:t xml:space="preserve">登録した人は</w:t>
-      </w:r>
-      <w:r>
-        <w:rPr>
-          <w:rFonts w:ascii="Yu Gothic" w:cs="Yu Gothic" w:eastAsia="Yu Gothic" w:hAnsi="Yu Gothic"/>
-          <w:b/>
-          <w:bCs/>
-          <w:sz w:val="20"/>
-          <w:szCs w:val="20"/>
-        </w:rPr>
-        <w:t xml:space="preserve">「承認待ち」</w:t>
-      </w:r>
-      <w:r>
-        <w:rPr>
-          <w:rFonts w:ascii="Yu Gothic" w:cs="Yu Gothic" w:eastAsia="Yu Gothic" w:hAnsi="Yu Gothic"/>
-          <w:sz w:val="20"/>
-          <w:szCs w:val="20"/>
-        </w:rPr>
-        <w:t xml:space="preserve">になり、まだ何も操作できません</w:t>
+        <w:t xml:space="preserve">時刻を押すと、その時間にいるトレーナーが出る</w:t>
       </w:r>
     </w:p>
     <w:p>
@@ -3703,37 +3730,97 @@
           <w:sz w:val="20"/>
           <w:szCs w:val="20"/>
         </w:rPr>
-        <w:t xml:space="preserve">既存の店舗管理者が「トレーナー」画面で承認する</w:t>
-      </w:r>
-    </w:p>
-    <w:p>
-      <w:pPr>
-        <w:spacing w:after="70" w:line="290"/>
-        <w:ind w:left="403" w:hanging="403"/>
-      </w:pPr>
-      <w:r>
-        <w:rPr>
-          <w:rFonts w:ascii="Yu Gothic" w:cs="Yu Gothic" w:eastAsia="Yu Gothic" w:hAnsi="Yu Gothic"/>
-          <w:b/>
-          <w:bCs/>
-          <w:color w:val="1E2761"/>
-          <w:sz w:val="20"/>
-          <w:szCs w:val="20"/>
-        </w:rPr>
-        <w:t xml:space="preserve">4. </w:t>
-      </w:r>
-      <w:r>
-        <w:rPr>
-          <w:rFonts w:ascii="Yu Gothic" w:cs="Yu Gothic" w:eastAsia="Yu Gothic" w:hAnsi="Yu Gothic"/>
-          <w:sz w:val="20"/>
-          <w:szCs w:val="20"/>
-        </w:rPr>
-        <w:t xml:space="preserve">承認後、管理画面が使えるようになります</w:t>
+        <w:t xml:space="preserve">トレーナーを選ぶと予約が確定する</w:t>
       </w:r>
     </w:p>
     <w:p>
       <w:pPr>
         <w:spacing w:after="60"/>
+      </w:pPr>
+      <w:r>
+        <w:rPr>
+          <w:rFonts w:ascii="Yu Gothic" w:cs="Yu Gothic" w:eastAsia="Yu Gothic" w:hAnsi="Yu Gothic"/>
+          <w:sz w:val="2"/>
+          <w:szCs w:val="2"/>
+        </w:rPr>
+        <w:t xml:space="preserve"/>
+      </w:r>
+    </w:p>
+    <w:p>
+      <w:pPr>
+        <w:pStyle w:val="ListParagraph"/>
+        <w:numPr>
+          <w:ilvl w:val="0"/>
+          <w:numId w:val="2"/>
+        </w:numPr>
+        <w:spacing w:after="60" w:line="290"/>
+      </w:pPr>
+      <w:r>
+        <w:rPr>
+          <w:rFonts w:ascii="Yu Gothic" w:cs="Yu Gothic" w:eastAsia="Yu Gothic" w:hAnsi="Yu Gothic"/>
+          <w:sz w:val="20"/>
+          <w:szCs w:val="20"/>
+        </w:rPr>
+        <w:t xml:space="preserve">指名券を</w:t>
+      </w:r>
+      <w:r>
+        <w:rPr>
+          <w:rFonts w:ascii="Yu Gothic" w:cs="Yu Gothic" w:eastAsia="Yu Gothic" w:hAnsi="Yu Gothic"/>
+          <w:b/>
+          <w:bCs/>
+          <w:sz w:val="20"/>
+          <w:szCs w:val="20"/>
+        </w:rPr>
+        <w:t xml:space="preserve">1回消費</w:t>
+      </w:r>
+      <w:r>
+        <w:rPr>
+          <w:rFonts w:ascii="Yu Gothic" w:cs="Yu Gothic" w:eastAsia="Yu Gothic" w:hAnsi="Yu Gothic"/>
+          <w:sz w:val="20"/>
+          <w:szCs w:val="20"/>
+        </w:rPr>
+        <w:t xml:space="preserve">します(残り回数はチェック欄に表示されます)</w:t>
+      </w:r>
+    </w:p>
+    <w:p>
+      <w:pPr>
+        <w:pStyle w:val="ListParagraph"/>
+        <w:numPr>
+          <w:ilvl w:val="0"/>
+          <w:numId w:val="2"/>
+        </w:numPr>
+        <w:spacing w:after="60" w:line="290"/>
+      </w:pPr>
+      <w:r>
+        <w:rPr>
+          <w:rFonts w:ascii="Yu Gothic" w:cs="Yu Gothic" w:eastAsia="Yu Gothic" w:hAnsi="Yu Gothic"/>
+          <w:sz w:val="20"/>
+          <w:szCs w:val="20"/>
+        </w:rPr>
+        <w:t xml:space="preserve">予約をキャンセルすると指名券は戻ります</w:t>
+      </w:r>
+    </w:p>
+    <w:p>
+      <w:pPr>
+        <w:pStyle w:val="ListParagraph"/>
+        <w:numPr>
+          <w:ilvl w:val="0"/>
+          <w:numId w:val="2"/>
+        </w:numPr>
+        <w:spacing w:after="60" w:line="290"/>
+      </w:pPr>
+      <w:r>
+        <w:rPr>
+          <w:rFonts w:ascii="Yu Gothic" w:cs="Yu Gothic" w:eastAsia="Yu Gothic" w:hAnsi="Yu Gothic"/>
+          <w:sz w:val="20"/>
+          <w:szCs w:val="20"/>
+        </w:rPr>
+        <w:t xml:space="preserve">指名しない場合は、その時間にいるトレーナーから自動で割り当てます</w:t>
+      </w:r>
+    </w:p>
+    <w:p>
+      <w:pPr>
+        <w:spacing w:after="80"/>
       </w:pPr>
       <w:r>
         <w:rPr>
@@ -3748,12 +3835,12 @@
       <w:tblPr>
         <w:tblW w:type="dxa" w:w="9700"/>
         <w:tblBorders>
-          <w:top w:val="single" w:color="854F0B" w:sz="4"/>
-          <w:left w:val="single" w:color="854F0B" w:sz="4"/>
-          <w:bottom w:val="single" w:color="854F0B" w:sz="4"/>
-          <w:right w:val="single" w:color="854F0B" w:sz="4"/>
-          <w:insideH w:val="single" w:color="854F0B" w:sz="4"/>
-          <w:insideV w:val="single" w:color="854F0B" w:sz="4"/>
+          <w:top w:val="single" w:color="D8DCE8" w:sz="4"/>
+          <w:left w:val="single" w:color="D8DCE8" w:sz="4"/>
+          <w:bottom w:val="single" w:color="D8DCE8" w:sz="4"/>
+          <w:right w:val="single" w:color="D8DCE8" w:sz="4"/>
+          <w:insideH w:val="single" w:color="D8DCE8" w:sz="4"/>
+          <w:insideV w:val="single" w:color="D8DCE8" w:sz="4"/>
         </w:tblBorders>
         <w:tblLayout w:type="fixed"/>
       </w:tblPr>
@@ -3764,7 +3851,7 @@
         <w:tc>
           <w:tcPr>
             <w:tcW w:type="dxa" w:w="9700"/>
-            <w:shd w:fill="FBF1DE" w:color="auto" w:val="clear"/>
+            <w:shd w:fill="F5F7FA" w:color="auto" w:val="clear"/>
             <w:tcMar>
               <w:top w:type="dxa" w:w="90"/>
               <w:left w:type="dxa" w:w="130"/>
@@ -3779,22 +3866,11 @@
             <w:r>
               <w:rPr>
                 <w:rFonts w:ascii="Yu Gothic" w:cs="Yu Gothic" w:eastAsia="Yu Gothic" w:hAnsi="Yu Gothic"/>
-                <w:b/>
-                <w:bCs/>
-                <w:color w:val="854F0B"/>
+                <w:color w:val="2C2C2A"/>
                 <w:sz w:val="19"/>
                 <w:szCs w:val="19"/>
               </w:rPr>
-              <w:t xml:space="preserve">承認制にしている理由。</w:t>
-            </w:r>
-            <w:r>
-              <w:rPr>
-                <w:rFonts w:ascii="Yu Gothic" w:cs="Yu Gothic" w:eastAsia="Yu Gothic" w:hAnsi="Yu Gothic"/>
-                <w:color w:val="854F0B"/>
-                <w:sz w:val="19"/>
-                <w:szCs w:val="19"/>
-              </w:rPr>
-              <w:t xml:space="preserve">この画面は誰でも開けます。無条件に登録できてしまうと、第三者が全会員の個人情報を閲覧できることになるためです。</w:t>
+              <w:t xml:space="preserve">指名した予約は、店舗側でも担当トレーナーを変更できません。お選びいただいた方が担当します。</w:t>
             </w:r>
           </w:p>
         </w:tc>
@@ -3811,11 +3887,6 @@
           <w:szCs w:val="2"/>
         </w:rPr>
         <w:t xml:space="preserve"/>
-      </w:r>
-    </w:p>
-    <w:p>
-      <w:r>
-        <w:br w:type="page"/>
       </w:r>
     </w:p>
     <w:p>
@@ -3832,7 +3903,7 @@
           <w:sz w:val="23"/>
           <w:szCs w:val="23"/>
         </w:rPr>
-        <w:t xml:space="preserve">10. ダッシュボード</w:t>
+        <w:t xml:space="preserve">10. ご意見アンケート</w:t>
       </w:r>
       <w:r>
         <w:rPr>
@@ -3841,18 +3912,18 @@
           <w:sz w:val="17"/>
           <w:szCs w:val="17"/>
         </w:rPr>
-        <w:t xml:space="preserve">　/admin</w:t>
+        <w:t xml:space="preserve">　/survey</w:t>
       </w:r>
     </w:p>
     <w:p>
       <w:pPr>
         <w:spacing w:after="120" w:before="60"/>
-        <w:jc w:val="center"/>
+        <w:jc w:val="left"/>
       </w:pPr>
       <w:r>
         <w:drawing>
           <wp:inline distT="0" distB="0" distL="0" distR="0">
-            <wp:extent cx="5715000" cy="4600575"/>
+            <wp:extent cx="2190750" cy="4743450"/>
             <wp:effectExtent t="0" r="0" b="0" l="0"/>
             <wp:docPr id="1" name="" descr="" title=""/>
             <wp:cNvGraphicFramePr>
@@ -3877,7 +3948,7 @@
                   <pic:spPr bwMode="auto">
                     <a:xfrm>
                       <a:off x="0" y="0"/>
-                      <a:ext cx="5715000" cy="4600575"/>
+                      <a:ext cx="2190750" cy="4743450"/>
                     </a:xfrm>
                     <a:prstGeom prst="rect">
                       <a:avLst/>
@@ -3892,22 +3963,6 @@
     </w:p>
     <w:p>
       <w:pPr>
-        <w:spacing w:after="80" w:before="170"/>
-      </w:pPr>
-      <w:r>
-        <w:rPr>
-          <w:rFonts w:ascii="Yu Gothic" w:cs="Yu Gothic" w:eastAsia="Yu Gothic" w:hAnsi="Yu Gothic"/>
-          <w:b/>
-          <w:bCs/>
-          <w:color w:val="1E2761"/>
-          <w:sz w:val="21"/>
-          <w:szCs w:val="21"/>
-        </w:rPr>
-        <w:t xml:space="preserve">本日の状況</w:t>
-      </w:r>
-    </w:p>
-    <w:p>
-      <w:pPr>
         <w:spacing w:after="110" w:line="300"/>
       </w:pPr>
       <w:r>
@@ -3916,36 +3971,7 @@
           <w:sz w:val="20"/>
           <w:szCs w:val="20"/>
         </w:rPr>
-        <w:t xml:space="preserve">会員数・本日の予約件数・本日の受付枠・メニュー数が並びます。</w:t>
-      </w:r>
-    </w:p>
-    <w:p>
-      <w:pPr>
-        <w:spacing w:after="80" w:before="170"/>
-      </w:pPr>
-      <w:r>
-        <w:rPr>
-          <w:rFonts w:ascii="Yu Gothic" w:cs="Yu Gothic" w:eastAsia="Yu Gothic" w:hAnsi="Yu Gothic"/>
-          <w:b/>
-          <w:bCs/>
-          <w:color w:val="1E2761"/>
-          <w:sz w:val="21"/>
-          <w:szCs w:val="21"/>
-        </w:rPr>
-        <w:t xml:space="preserve">本日のスケジュール</w:t>
-      </w:r>
-    </w:p>
-    <w:p>
-      <w:pPr>
-        <w:spacing w:after="110" w:line="300"/>
-      </w:pPr>
-      <w:r>
-        <w:rPr>
-          <w:rFonts w:ascii="Yu Gothic" w:cs="Yu Gothic" w:eastAsia="Yu Gothic" w:hAnsi="Yu Gothic"/>
-          <w:sz w:val="20"/>
-          <w:szCs w:val="20"/>
-        </w:rPr>
-        <w:t xml:space="preserve">24時間を横一本の帯にして、トレーナーごとに予約の入り方を表示します。</w:t>
+        <w:t xml:space="preserve">予約完了画面の「ご意見をお聞かせください」から開きます。</w:t>
       </w:r>
     </w:p>
     <w:p>
@@ -3963,7 +3989,7 @@
           <w:sz w:val="20"/>
           <w:szCs w:val="20"/>
         </w:rPr>
-        <w:t xml:space="preserve">濃い緑=予約あり、淡い緑=空き、赤=クローズ、白=未配置</w:t>
+        <w:t xml:space="preserve">満足度・予約のしやすさ・設備・トレーナーの対応を5段階で回答</w:t>
       </w:r>
     </w:p>
     <w:p>
@@ -3978,20 +4004,10 @@
       <w:r>
         <w:rPr>
           <w:rFonts w:ascii="Yu Gothic" w:cs="Yu Gothic" w:eastAsia="Yu Gothic" w:hAnsi="Yu Gothic"/>
-          <w:b/>
-          <w:bCs/>
-          <w:sz w:val="20"/>
-          <w:szCs w:val="20"/>
-        </w:rPr>
-        <w:t xml:space="preserve">赤い縦線が現在時刻</w:t>
-      </w:r>
-      <w:r>
-        <w:rPr>
-          <w:rFonts w:ascii="Yu Gothic" w:cs="Yu Gothic" w:eastAsia="Yu Gothic" w:hAnsi="Yu Gothic"/>
-          <w:sz w:val="20"/>
-          <w:szCs w:val="20"/>
-        </w:rPr>
-        <w:t xml:space="preserve">です(1分ごとに動きます)</w:t>
+          <w:sz w:val="20"/>
+          <w:szCs w:val="20"/>
+        </w:rPr>
+        <w:t xml:space="preserve">自由記述欄は任意</w:t>
       </w:r>
     </w:p>
     <w:p>
@@ -4006,99 +4022,17 @@
       <w:r>
         <w:rPr>
           <w:rFonts w:ascii="Yu Gothic" w:cs="Yu Gothic" w:eastAsia="Yu Gothic" w:hAnsi="Yu Gothic"/>
-          <w:sz w:val="20"/>
-          <w:szCs w:val="20"/>
-        </w:rPr>
-        <w:t xml:space="preserve">帯にカーソルを合わせると会員名が出ます。クリックで会員詳細へ</w:t>
-      </w:r>
-    </w:p>
-    <w:p>
-      <w:pPr>
-        <w:spacing w:after="80" w:before="170"/>
-      </w:pPr>
-      <w:r>
-        <w:rPr>
-          <w:rFonts w:ascii="Yu Gothic" w:cs="Yu Gothic" w:eastAsia="Yu Gothic" w:hAnsi="Yu Gothic"/>
-          <w:b/>
-          <w:bCs/>
-          <w:color w:val="1E2761"/>
-          <w:sz w:val="21"/>
-          <w:szCs w:val="21"/>
-        </w:rPr>
-        <w:t xml:space="preserve">本日の申し送りメモ</w:t>
-      </w:r>
-    </w:p>
-    <w:p>
-      <w:pPr>
-        <w:spacing w:after="110" w:line="300"/>
-      </w:pPr>
-      <w:r>
-        <w:rPr>
-          <w:rFonts w:ascii="Yu Gothic" w:cs="Yu Gothic" w:eastAsia="Yu Gothic" w:hAnsi="Yu Gothic"/>
-          <w:b/>
-          <w:bCs/>
-          <w:sz w:val="20"/>
-          <w:szCs w:val="20"/>
-        </w:rPr>
-        <w:t xml:space="preserve">管理者・スタッフの全員が読み書きできる</w:t>
-      </w:r>
-      <w:r>
-        <w:rPr>
-          <w:rFonts w:ascii="Yu Gothic" w:cs="Yu Gothic" w:eastAsia="Yu Gothic" w:hAnsi="Yu Gothic"/>
-          <w:sz w:val="20"/>
-          <w:szCs w:val="20"/>
-        </w:rPr>
-        <w:t xml:space="preserve">共有メモです。「14時から田中トレーナー外出」といった連絡にお使いください。最終更新者と時刻が表示されます。</w:t>
-      </w:r>
-    </w:p>
-    <w:tbl>
-      <w:tblPr>
-        <w:tblW w:type="dxa" w:w="9700"/>
-        <w:tblBorders>
-          <w:top w:val="single" w:color="D8DCE8" w:sz="4"/>
-          <w:left w:val="single" w:color="D8DCE8" w:sz="4"/>
-          <w:bottom w:val="single" w:color="D8DCE8" w:sz="4"/>
-          <w:right w:val="single" w:color="D8DCE8" w:sz="4"/>
-          <w:insideH w:val="single" w:color="D8DCE8" w:sz="4"/>
-          <w:insideV w:val="single" w:color="D8DCE8" w:sz="4"/>
-        </w:tblBorders>
-        <w:tblLayout w:type="fixed"/>
-      </w:tblPr>
-      <w:tblGrid>
-        <w:gridCol w:w="9700"/>
-      </w:tblGrid>
-      <w:tr>
-        <w:tc>
-          <w:tcPr>
-            <w:tcW w:type="dxa" w:w="9700"/>
-            <w:shd w:fill="F5F7FA" w:color="auto" w:val="clear"/>
-            <w:tcMar>
-              <w:top w:type="dxa" w:w="90"/>
-              <w:left w:type="dxa" w:w="130"/>
-              <w:bottom w:type="dxa" w:w="90"/>
-              <w:right w:type="dxa" w:w="130"/>
-            </w:tcMar>
-          </w:tcPr>
-          <w:p>
-            <w:pPr>
-              <w:spacing w:after="0" w:line="290"/>
-            </w:pPr>
-            <w:r>
-              <w:rPr>
-                <w:rFonts w:ascii="Yu Gothic" w:cs="Yu Gothic" w:eastAsia="Yu Gothic" w:hAnsi="Yu Gothic"/>
-                <w:color w:val="2C2C2A"/>
-                <w:sz w:val="19"/>
-                <w:szCs w:val="19"/>
-              </w:rPr>
-              <w:t xml:space="preserve">受付枠が登録されていない日は「本日の受付枠が登録されていません」と表示されます。その状態では会員が予約できないため、「受付枠を編集する」から配置してください。</w:t>
-            </w:r>
-          </w:p>
-        </w:tc>
-      </w:tr>
-    </w:tbl>
-    <w:p>
-      <w:pPr>
-        <w:spacing w:after="160"/>
+          <w:b/>
+          <w:bCs/>
+          <w:sz w:val="20"/>
+          <w:szCs w:val="20"/>
+        </w:rPr>
+        <w:t xml:space="preserve">すべてに答えなくても送信できます</w:t>
+      </w:r>
+    </w:p>
+    <w:p>
+      <w:pPr>
+        <w:spacing w:after="60"/>
       </w:pPr>
       <w:r>
         <w:rPr>
@@ -4110,8 +4044,78 @@
       </w:r>
     </w:p>
     <w:p>
+      <w:pPr>
+        <w:spacing w:after="110" w:line="300"/>
+      </w:pPr>
+      <w:r>
+        <w:rPr>
+          <w:rFonts w:ascii="Yu Gothic" w:cs="Yu Gothic" w:eastAsia="Yu Gothic" w:hAnsi="Yu Gothic"/>
+          <w:sz w:val="20"/>
+          <w:szCs w:val="20"/>
+        </w:rPr>
+        <w:t xml:space="preserve">回答は管理画面で集計され、平均点と分布が表示されます。</w:t>
+      </w:r>
+    </w:p>
+    <w:p>
+      <w:pPr>
+        <w:spacing w:after="160"/>
+      </w:pPr>
+      <w:r>
+        <w:rPr>
+          <w:rFonts w:ascii="Yu Gothic" w:cs="Yu Gothic" w:eastAsia="Yu Gothic" w:hAnsi="Yu Gothic"/>
+          <w:sz w:val="2"/>
+          <w:szCs w:val="2"/>
+        </w:rPr>
+        <w:t xml:space="preserve"/>
+      </w:r>
+    </w:p>
+    <w:p>
       <w:r>
         <w:br w:type="page"/>
+      </w:r>
+    </w:p>
+    <w:p>
+      <w:pPr>
+        <w:pStyle w:val="Heading1"/>
+        <w:spacing w:after="140" w:before="300"/>
+      </w:pPr>
+      <w:r>
+        <w:rPr>
+          <w:rFonts w:ascii="Yu Gothic" w:cs="Yu Gothic" w:eastAsia="Yu Gothic" w:hAnsi="Yu Gothic"/>
+          <w:b/>
+          <w:bCs/>
+          <w:color w:val="1E2761"/>
+          <w:sz w:val="26"/>
+          <w:szCs w:val="26"/>
+        </w:rPr>
+        <w:t xml:space="preserve">第2部 管理者編</w:t>
+      </w:r>
+    </w:p>
+    <w:p>
+      <w:pPr>
+        <w:spacing w:after="110" w:line="300"/>
+      </w:pPr>
+      <w:r>
+        <w:rPr>
+          <w:rFonts w:ascii="Yu Gothic" w:cs="Yu Gothic" w:eastAsia="Yu Gothic" w:hAnsi="Yu Gothic"/>
+          <w:color w:val="6B7280"/>
+          <w:sz w:val="20"/>
+          <w:szCs w:val="20"/>
+        </w:rPr>
+        <w:t xml:space="preserve">会員側とは別のログイン画面から入ります。権限は「店舗管理者」と「スタッフ」の2種類があり、一部の操作は店舗管理者のみ行えます。</w:t>
+      </w:r>
+    </w:p>
+    <w:p>
+      <w:pPr>
+        <w:spacing w:after="100"/>
+      </w:pPr>
+      <w:r>
+        <w:rPr>
+          <w:rFonts w:ascii="Yu Gothic" w:cs="Yu Gothic" w:eastAsia="Yu Gothic" w:hAnsi="Yu Gothic"/>
+          <w:sz w:val="2"/>
+          <w:szCs w:val="2"/>
+        </w:rPr>
+        <w:t xml:space="preserve"/>
       </w:r>
     </w:p>
     <w:p>
@@ -4128,7 +4132,7 @@
           <w:sz w:val="23"/>
           <w:szCs w:val="23"/>
         </w:rPr>
-        <w:t xml:space="preserve">11. 会員管理</w:t>
+        <w:t xml:space="preserve">9. ログイン・新規登録</w:t>
       </w:r>
       <w:r>
         <w:rPr>
@@ -4137,7 +4141,7 @@
           <w:sz w:val="17"/>
           <w:szCs w:val="17"/>
         </w:rPr>
-        <w:t xml:space="preserve">　/admin/members</w:t>
+        <w:t xml:space="preserve">　/admin/login</w:t>
       </w:r>
     </w:p>
     <w:p>
@@ -4196,25 +4200,159 @@
           <w:sz w:val="20"/>
           <w:szCs w:val="20"/>
         </w:rPr>
-        <w:t xml:space="preserve">登録されている会員の一覧です。氏名・メールアドレスの</w:t>
-      </w:r>
-      <w:r>
-        <w:rPr>
-          <w:rFonts w:ascii="Yu Gothic" w:cs="Yu Gothic" w:eastAsia="Yu Gothic" w:hAnsi="Yu Gothic"/>
-          <w:b/>
-          <w:bCs/>
-          <w:sz w:val="20"/>
-          <w:szCs w:val="20"/>
-        </w:rPr>
-        <w:t xml:space="preserve">部分一致</w:t>
-      </w:r>
-      <w:r>
-        <w:rPr>
-          <w:rFonts w:ascii="Yu Gothic" w:cs="Yu Gothic" w:eastAsia="Yu Gothic" w:hAnsi="Yu Gothic"/>
-          <w:sz w:val="20"/>
-          <w:szCs w:val="20"/>
-        </w:rPr>
-        <w:t xml:space="preserve">で検索できます。</w:t>
+        <w:t xml:space="preserve">会員とは</w:t>
+      </w:r>
+      <w:r>
+        <w:rPr>
+          <w:rFonts w:ascii="Yu Gothic" w:cs="Yu Gothic" w:eastAsia="Yu Gothic" w:hAnsi="Yu Gothic"/>
+          <w:b/>
+          <w:bCs/>
+          <w:sz w:val="20"/>
+          <w:szCs w:val="20"/>
+        </w:rPr>
+        <w:t xml:space="preserve">別のアカウント</w:t>
+      </w:r>
+      <w:r>
+        <w:rPr>
+          <w:rFonts w:ascii="Yu Gothic" w:cs="Yu Gothic" w:eastAsia="Yu Gothic" w:hAnsi="Yu Gothic"/>
+          <w:sz w:val="20"/>
+          <w:szCs w:val="20"/>
+        </w:rPr>
+        <w:t xml:space="preserve">です。会員のIDではログインできません。</w:t>
+      </w:r>
+    </w:p>
+    <w:p>
+      <w:pPr>
+        <w:spacing w:after="80" w:before="170"/>
+      </w:pPr>
+      <w:r>
+        <w:rPr>
+          <w:rFonts w:ascii="Yu Gothic" w:cs="Yu Gothic" w:eastAsia="Yu Gothic" w:hAnsi="Yu Gothic"/>
+          <w:b/>
+          <w:bCs/>
+          <w:color w:val="1E2761"/>
+          <w:sz w:val="21"/>
+          <w:szCs w:val="21"/>
+        </w:rPr>
+        <w:t xml:space="preserve">新しく管理者を追加する</w:t>
+      </w:r>
+    </w:p>
+    <w:p>
+      <w:pPr>
+        <w:spacing w:after="70" w:line="290"/>
+        <w:ind w:left="403" w:hanging="403"/>
+      </w:pPr>
+      <w:r>
+        <w:rPr>
+          <w:rFonts w:ascii="Yu Gothic" w:cs="Yu Gothic" w:eastAsia="Yu Gothic" w:hAnsi="Yu Gothic"/>
+          <w:b/>
+          <w:bCs/>
+          <w:color w:val="1E2761"/>
+          <w:sz w:val="20"/>
+          <w:szCs w:val="20"/>
+        </w:rPr>
+        <w:t xml:space="preserve">1. </w:t>
+      </w:r>
+      <w:r>
+        <w:rPr>
+          <w:rFonts w:ascii="Yu Gothic" w:cs="Yu Gothic" w:eastAsia="Yu Gothic" w:hAnsi="Yu Gothic"/>
+          <w:sz w:val="20"/>
+          <w:szCs w:val="20"/>
+        </w:rPr>
+        <w:t xml:space="preserve">「管理者として新規登録」から氏名・メール・パスワードを登録</w:t>
+      </w:r>
+    </w:p>
+    <w:p>
+      <w:pPr>
+        <w:spacing w:after="70" w:line="290"/>
+        <w:ind w:left="403" w:hanging="403"/>
+      </w:pPr>
+      <w:r>
+        <w:rPr>
+          <w:rFonts w:ascii="Yu Gothic" w:cs="Yu Gothic" w:eastAsia="Yu Gothic" w:hAnsi="Yu Gothic"/>
+          <w:b/>
+          <w:bCs/>
+          <w:color w:val="1E2761"/>
+          <w:sz w:val="20"/>
+          <w:szCs w:val="20"/>
+        </w:rPr>
+        <w:t xml:space="preserve">2. </w:t>
+      </w:r>
+      <w:r>
+        <w:rPr>
+          <w:rFonts w:ascii="Yu Gothic" w:cs="Yu Gothic" w:eastAsia="Yu Gothic" w:hAnsi="Yu Gothic"/>
+          <w:sz w:val="20"/>
+          <w:szCs w:val="20"/>
+        </w:rPr>
+        <w:t xml:space="preserve">登録した人は</w:t>
+      </w:r>
+      <w:r>
+        <w:rPr>
+          <w:rFonts w:ascii="Yu Gothic" w:cs="Yu Gothic" w:eastAsia="Yu Gothic" w:hAnsi="Yu Gothic"/>
+          <w:b/>
+          <w:bCs/>
+          <w:sz w:val="20"/>
+          <w:szCs w:val="20"/>
+        </w:rPr>
+        <w:t xml:space="preserve">「承認待ち」</w:t>
+      </w:r>
+      <w:r>
+        <w:rPr>
+          <w:rFonts w:ascii="Yu Gothic" w:cs="Yu Gothic" w:eastAsia="Yu Gothic" w:hAnsi="Yu Gothic"/>
+          <w:sz w:val="20"/>
+          <w:szCs w:val="20"/>
+        </w:rPr>
+        <w:t xml:space="preserve">になり、まだ何も操作できません</w:t>
+      </w:r>
+    </w:p>
+    <w:p>
+      <w:pPr>
+        <w:spacing w:after="70" w:line="290"/>
+        <w:ind w:left="403" w:hanging="403"/>
+      </w:pPr>
+      <w:r>
+        <w:rPr>
+          <w:rFonts w:ascii="Yu Gothic" w:cs="Yu Gothic" w:eastAsia="Yu Gothic" w:hAnsi="Yu Gothic"/>
+          <w:b/>
+          <w:bCs/>
+          <w:color w:val="1E2761"/>
+          <w:sz w:val="20"/>
+          <w:szCs w:val="20"/>
+        </w:rPr>
+        <w:t xml:space="preserve">3. </w:t>
+      </w:r>
+      <w:r>
+        <w:rPr>
+          <w:rFonts w:ascii="Yu Gothic" w:cs="Yu Gothic" w:eastAsia="Yu Gothic" w:hAnsi="Yu Gothic"/>
+          <w:sz w:val="20"/>
+          <w:szCs w:val="20"/>
+        </w:rPr>
+        <w:t xml:space="preserve">既存の店舗管理者が「トレーナー」画面で承認する</w:t>
+      </w:r>
+    </w:p>
+    <w:p>
+      <w:pPr>
+        <w:spacing w:after="70" w:line="290"/>
+        <w:ind w:left="403" w:hanging="403"/>
+      </w:pPr>
+      <w:r>
+        <w:rPr>
+          <w:rFonts w:ascii="Yu Gothic" w:cs="Yu Gothic" w:eastAsia="Yu Gothic" w:hAnsi="Yu Gothic"/>
+          <w:b/>
+          <w:bCs/>
+          <w:color w:val="1E2761"/>
+          <w:sz w:val="20"/>
+          <w:szCs w:val="20"/>
+        </w:rPr>
+        <w:t xml:space="preserve">4. </w:t>
+      </w:r>
+      <w:r>
+        <w:rPr>
+          <w:rFonts w:ascii="Yu Gothic" w:cs="Yu Gothic" w:eastAsia="Yu Gothic" w:hAnsi="Yu Gothic"/>
+          <w:sz w:val="20"/>
+          <w:szCs w:val="20"/>
+        </w:rPr>
+        <w:t xml:space="preserve">承認後、管理画面が使えるようになります</w:t>
       </w:r>
     </w:p>
     <w:p>
@@ -4234,341 +4372,58 @@
       <w:tblPr>
         <w:tblW w:type="dxa" w:w="9700"/>
         <w:tblBorders>
-          <w:top w:val="single" w:color="D8DCE8" w:sz="4"/>
-          <w:left w:val="single" w:color="D8DCE8" w:sz="4"/>
-          <w:bottom w:val="single" w:color="D8DCE8" w:sz="4"/>
-          <w:right w:val="single" w:color="D8DCE8" w:sz="4"/>
-          <w:insideH w:val="single" w:color="D8DCE8" w:sz="4"/>
-          <w:insideV w:val="single" w:color="D8DCE8" w:sz="4"/>
+          <w:top w:val="single" w:color="854F0B" w:sz="4"/>
+          <w:left w:val="single" w:color="854F0B" w:sz="4"/>
+          <w:bottom w:val="single" w:color="854F0B" w:sz="4"/>
+          <w:right w:val="single" w:color="854F0B" w:sz="4"/>
+          <w:insideH w:val="single" w:color="854F0B" w:sz="4"/>
+          <w:insideV w:val="single" w:color="854F0B" w:sz="4"/>
         </w:tblBorders>
         <w:tblLayout w:type="fixed"/>
       </w:tblPr>
       <w:tblGrid>
-        <w:gridCol w:w="2000"/>
-        <w:gridCol w:w="7700"/>
+        <w:gridCol w:w="9700"/>
       </w:tblGrid>
       <w:tr>
-        <w:trPr>
-          <w:tblHeader/>
-        </w:trPr>
-        <w:tc>
-          <w:tcPr>
-            <w:tcW w:type="dxa" w:w="2000"/>
-            <w:shd w:fill="EDF1FA" w:color="auto" w:val="clear"/>
-            <w:tcMar>
-              <w:top w:type="dxa" w:w="70"/>
-              <w:left w:type="dxa" w:w="110"/>
-              <w:bottom w:type="dxa" w:w="70"/>
-              <w:right w:type="dxa" w:w="110"/>
-            </w:tcMar>
-          </w:tcPr>
-          <w:p>
-            <w:pPr>
-              <w:spacing w:after="0" w:line="280"/>
+        <w:tc>
+          <w:tcPr>
+            <w:tcW w:type="dxa" w:w="9700"/>
+            <w:shd w:fill="FBF1DE" w:color="auto" w:val="clear"/>
+            <w:tcMar>
+              <w:top w:type="dxa" w:w="90"/>
+              <w:left w:type="dxa" w:w="130"/>
+              <w:bottom w:type="dxa" w:w="90"/>
+              <w:right w:type="dxa" w:w="130"/>
+            </w:tcMar>
+          </w:tcPr>
+          <w:p>
+            <w:pPr>
+              <w:spacing w:after="0" w:line="290"/>
             </w:pPr>
             <w:r>
               <w:rPr>
                 <w:rFonts w:ascii="Yu Gothic" w:cs="Yu Gothic" w:eastAsia="Yu Gothic" w:hAnsi="Yu Gothic"/>
                 <w:b/>
                 <w:bCs/>
-                <w:color w:val="1E2761"/>
-                <w:sz w:val="18"/>
-                <w:szCs w:val="18"/>
-              </w:rPr>
-              <w:t xml:space="preserve">列</w:t>
-            </w:r>
-          </w:p>
-        </w:tc>
-        <w:tc>
-          <w:tcPr>
-            <w:tcW w:type="dxa" w:w="7700"/>
-            <w:shd w:fill="EDF1FA" w:color="auto" w:val="clear"/>
-            <w:tcMar>
-              <w:top w:type="dxa" w:w="70"/>
-              <w:left w:type="dxa" w:w="110"/>
-              <w:bottom w:type="dxa" w:w="70"/>
-              <w:right w:type="dxa" w:w="110"/>
-            </w:tcMar>
-          </w:tcPr>
-          <w:p>
-            <w:pPr>
-              <w:spacing w:after="0" w:line="280"/>
-            </w:pPr>
-            <w:r>
-              <w:rPr>
-                <w:rFonts w:ascii="Yu Gothic" w:cs="Yu Gothic" w:eastAsia="Yu Gothic" w:hAnsi="Yu Gothic"/>
-                <w:b/>
-                <w:bCs/>
-                <w:color w:val="1E2761"/>
-                <w:sz w:val="18"/>
-                <w:szCs w:val="18"/>
-              </w:rPr>
-              <w:t xml:space="preserve">内容</w:t>
-            </w:r>
-          </w:p>
-        </w:tc>
-      </w:tr>
-      <w:tr>
-        <w:tc>
-          <w:tcPr>
-            <w:tcW w:type="dxa" w:w="2000"/>
-            <w:tcMar>
-              <w:top w:type="dxa" w:w="70"/>
-              <w:left w:type="dxa" w:w="110"/>
-              <w:bottom w:type="dxa" w:w="70"/>
-              <w:right w:type="dxa" w:w="110"/>
-            </w:tcMar>
-          </w:tcPr>
-          <w:p>
-            <w:pPr>
-              <w:spacing w:after="0" w:line="280"/>
-            </w:pPr>
-            <w:r>
-              <w:rPr>
-                <w:rFonts w:ascii="Yu Gothic" w:cs="Yu Gothic" w:eastAsia="Yu Gothic" w:hAnsi="Yu Gothic"/>
-                <w:sz w:val="18"/>
-                <w:szCs w:val="18"/>
-              </w:rPr>
-              <w:t xml:space="preserve">予約</w:t>
-            </w:r>
-          </w:p>
-        </w:tc>
-        <w:tc>
-          <w:tcPr>
-            <w:tcW w:type="dxa" w:w="7700"/>
-            <w:tcMar>
-              <w:top w:type="dxa" w:w="70"/>
-              <w:left w:type="dxa" w:w="110"/>
-              <w:bottom w:type="dxa" w:w="70"/>
-              <w:right w:type="dxa" w:w="110"/>
-            </w:tcMar>
-          </w:tcPr>
-          <w:p>
-            <w:pPr>
-              <w:spacing w:after="0" w:line="280"/>
-            </w:pPr>
-            <w:r>
-              <w:rPr>
-                <w:rFonts w:ascii="Yu Gothic" w:cs="Yu Gothic" w:eastAsia="Yu Gothic" w:hAnsi="Yu Gothic"/>
-                <w:sz w:val="18"/>
-                <w:szCs w:val="18"/>
-              </w:rPr>
-              <w:t xml:space="preserve">これからの予約件数 / 累計の予約件数</w:t>
-            </w:r>
-          </w:p>
-        </w:tc>
-      </w:tr>
-      <w:tr>
-        <w:tc>
-          <w:tcPr>
-            <w:tcW w:type="dxa" w:w="2000"/>
-            <w:tcMar>
-              <w:top w:type="dxa" w:w="70"/>
-              <w:left w:type="dxa" w:w="110"/>
-              <w:bottom w:type="dxa" w:w="70"/>
-              <w:right w:type="dxa" w:w="110"/>
-            </w:tcMar>
-          </w:tcPr>
-          <w:p>
-            <w:pPr>
-              <w:spacing w:after="0" w:line="280"/>
-            </w:pPr>
-            <w:r>
-              <w:rPr>
-                <w:rFonts w:ascii="Yu Gothic" w:cs="Yu Gothic" w:eastAsia="Yu Gothic" w:hAnsi="Yu Gothic"/>
-                <w:sz w:val="18"/>
-                <w:szCs w:val="18"/>
-              </w:rPr>
-              <w:t xml:space="preserve">回数券</w:t>
-            </w:r>
-          </w:p>
-        </w:tc>
-        <w:tc>
-          <w:tcPr>
-            <w:tcW w:type="dxa" w:w="7700"/>
-            <w:tcMar>
-              <w:top w:type="dxa" w:w="70"/>
-              <w:left w:type="dxa" w:w="110"/>
-              <w:bottom w:type="dxa" w:w="70"/>
-              <w:right w:type="dxa" w:w="110"/>
-            </w:tcMar>
-          </w:tcPr>
-          <w:p>
-            <w:pPr>
-              <w:spacing w:after="0" w:line="280"/>
-            </w:pPr>
-            <w:r>
-              <w:rPr>
-                <w:rFonts w:ascii="Yu Gothic" w:cs="Yu Gothic" w:eastAsia="Yu Gothic" w:hAnsi="Yu Gothic"/>
-                <w:sz w:val="18"/>
-                <w:szCs w:val="18"/>
-              </w:rPr>
-              <w:t xml:space="preserve">有効な回数券の残回数</w:t>
-            </w:r>
-          </w:p>
-        </w:tc>
-      </w:tr>
-      <w:tr>
-        <w:tc>
-          <w:tcPr>
-            <w:tcW w:type="dxa" w:w="2000"/>
-            <w:tcMar>
-              <w:top w:type="dxa" w:w="70"/>
-              <w:left w:type="dxa" w:w="110"/>
-              <w:bottom w:type="dxa" w:w="70"/>
-              <w:right w:type="dxa" w:w="110"/>
-            </w:tcMar>
-          </w:tcPr>
-          <w:p>
-            <w:pPr>
-              <w:spacing w:after="0" w:line="280"/>
-            </w:pPr>
-            <w:r>
-              <w:rPr>
-                <w:rFonts w:ascii="Yu Gothic" w:cs="Yu Gothic" w:eastAsia="Yu Gothic" w:hAnsi="Yu Gothic"/>
-                <w:sz w:val="18"/>
-                <w:szCs w:val="18"/>
-              </w:rPr>
-              <w:t xml:space="preserve">通い放題</w:t>
-            </w:r>
-          </w:p>
-        </w:tc>
-        <w:tc>
-          <w:tcPr>
-            <w:tcW w:type="dxa" w:w="7700"/>
-            <w:tcMar>
-              <w:top w:type="dxa" w:w="70"/>
-              <w:left w:type="dxa" w:w="110"/>
-              <w:bottom w:type="dxa" w:w="70"/>
-              <w:right w:type="dxa" w:w="110"/>
-            </w:tcMar>
-          </w:tcPr>
-          <w:p>
-            <w:pPr>
-              <w:spacing w:after="0" w:line="280"/>
-            </w:pPr>
-            <w:r>
-              <w:rPr>
-                <w:rFonts w:ascii="Yu Gothic" w:cs="Yu Gothic" w:eastAsia="Yu Gothic" w:hAnsi="Yu Gothic"/>
-                <w:sz w:val="18"/>
-                <w:szCs w:val="18"/>
-              </w:rPr>
-              <w:t xml:space="preserve">契約の終了日</w:t>
-            </w:r>
-          </w:p>
-        </w:tc>
-      </w:tr>
-      <w:tr>
-        <w:tc>
-          <w:tcPr>
-            <w:tcW w:type="dxa" w:w="2000"/>
-            <w:tcMar>
-              <w:top w:type="dxa" w:w="70"/>
-              <w:left w:type="dxa" w:w="110"/>
-              <w:bottom w:type="dxa" w:w="70"/>
-              <w:right w:type="dxa" w:w="110"/>
-            </w:tcMar>
-          </w:tcPr>
-          <w:p>
-            <w:pPr>
-              <w:spacing w:after="0" w:line="280"/>
-            </w:pPr>
-            <w:r>
-              <w:rPr>
-                <w:rFonts w:ascii="Yu Gothic" w:cs="Yu Gothic" w:eastAsia="Yu Gothic" w:hAnsi="Yu Gothic"/>
-                <w:sz w:val="18"/>
-                <w:szCs w:val="18"/>
-              </w:rPr>
-              <w:t xml:space="preserve">直近来店</w:t>
-            </w:r>
-          </w:p>
-        </w:tc>
-        <w:tc>
-          <w:tcPr>
-            <w:tcW w:type="dxa" w:w="7700"/>
-            <w:tcMar>
-              <w:top w:type="dxa" w:w="70"/>
-              <w:left w:type="dxa" w:w="110"/>
-              <w:bottom w:type="dxa" w:w="70"/>
-              <w:right w:type="dxa" w:w="110"/>
-            </w:tcMar>
-          </w:tcPr>
-          <w:p>
-            <w:pPr>
-              <w:spacing w:after="0" w:line="280"/>
-            </w:pPr>
-            <w:r>
-              <w:rPr>
-                <w:rFonts w:ascii="Yu Gothic" w:cs="Yu Gothic" w:eastAsia="Yu Gothic" w:hAnsi="Yu Gothic"/>
-                <w:sz w:val="18"/>
-                <w:szCs w:val="18"/>
-              </w:rPr>
-              <w:t xml:space="preserve">最後に利用した日</w:t>
+                <w:color w:val="854F0B"/>
+                <w:sz w:val="19"/>
+                <w:szCs w:val="19"/>
+              </w:rPr>
+              <w:t xml:space="preserve">承認制にしている理由。</w:t>
+            </w:r>
+            <w:r>
+              <w:rPr>
+                <w:rFonts w:ascii="Yu Gothic" w:cs="Yu Gothic" w:eastAsia="Yu Gothic" w:hAnsi="Yu Gothic"/>
+                <w:color w:val="854F0B"/>
+                <w:sz w:val="19"/>
+                <w:szCs w:val="19"/>
+              </w:rPr>
+              <w:t xml:space="preserve">この画面は誰でも開けます。無条件に登録できてしまうと、第三者が全会員の個人情報を閲覧できることになるためです。</w:t>
             </w:r>
           </w:p>
         </w:tc>
       </w:tr>
     </w:tbl>
-    <w:p>
-      <w:pPr>
-        <w:spacing w:after="110"/>
-      </w:pPr>
-      <w:r>
-        <w:rPr>
-          <w:rFonts w:ascii="Yu Gothic" w:cs="Yu Gothic" w:eastAsia="Yu Gothic" w:hAnsi="Yu Gothic"/>
-          <w:sz w:val="2"/>
-          <w:szCs w:val="2"/>
-        </w:rPr>
-        <w:t xml:space="preserve"/>
-      </w:r>
-    </w:p>
-    <w:p>
-      <w:pPr>
-        <w:spacing w:after="80" w:before="170"/>
-      </w:pPr>
-      <w:r>
-        <w:rPr>
-          <w:rFonts w:ascii="Yu Gothic" w:cs="Yu Gothic" w:eastAsia="Yu Gothic" w:hAnsi="Yu Gothic"/>
-          <w:b/>
-          <w:bCs/>
-          <w:color w:val="1E2761"/>
-          <w:sz w:val="21"/>
-          <w:szCs w:val="21"/>
-        </w:rPr>
-        <w:t xml:space="preserve">CSVで書き出す</w:t>
-      </w:r>
-    </w:p>
-    <w:p>
-      <w:pPr>
-        <w:spacing w:after="110" w:line="300"/>
-      </w:pPr>
-      <w:r>
-        <w:rPr>
-          <w:rFonts w:ascii="Yu Gothic" w:cs="Yu Gothic" w:eastAsia="Yu Gothic" w:hAnsi="Yu Gothic"/>
-          <w:sz w:val="20"/>
-          <w:szCs w:val="20"/>
-        </w:rPr>
-        <w:t xml:space="preserve">右上のボタンで一覧を書き出せます。</w:t>
-      </w:r>
-      <w:r>
-        <w:rPr>
-          <w:rFonts w:ascii="Yu Gothic" w:cs="Yu Gothic" w:eastAsia="Yu Gothic" w:hAnsi="Yu Gothic"/>
-          <w:b/>
-          <w:bCs/>
-          <w:sz w:val="20"/>
-          <w:szCs w:val="20"/>
-        </w:rPr>
-        <w:t xml:space="preserve">検索で絞り込んだ状態のまま</w:t>
-      </w:r>
-      <w:r>
-        <w:rPr>
-          <w:rFonts w:ascii="Yu Gothic" w:cs="Yu Gothic" w:eastAsia="Yu Gothic" w:hAnsi="Yu Gothic"/>
-          <w:sz w:val="20"/>
-          <w:szCs w:val="20"/>
-        </w:rPr>
-        <w:t xml:space="preserve">出力されるので、「回数券が残っている方だけ」といった抽出に使えます。Excelでそのまま開けます。</w:t>
-      </w:r>
-    </w:p>
     <w:p>
       <w:pPr>
         <w:spacing w:after="160"/>
@@ -4601,7 +4456,7 @@
           <w:sz w:val="23"/>
           <w:szCs w:val="23"/>
         </w:rPr>
-        <w:t xml:space="preserve">12. 会員詳細</w:t>
+        <w:t xml:space="preserve">10. ダッシュボード</w:t>
       </w:r>
       <w:r>
         <w:rPr>
@@ -4610,7 +4465,7 @@
           <w:sz w:val="17"/>
           <w:szCs w:val="17"/>
         </w:rPr>
-        <w:t xml:space="preserve">　/admin/members/(会員ID)</w:t>
+        <w:t xml:space="preserve">　/admin</w:t>
       </w:r>
     </w:p>
     <w:p>
@@ -4621,7 +4476,7 @@
       <w:r>
         <w:drawing>
           <wp:inline distT="0" distB="0" distL="0" distR="0">
-            <wp:extent cx="5715000" cy="5781675"/>
+            <wp:extent cx="5715000" cy="5181600"/>
             <wp:effectExtent t="0" r="0" b="0" l="0"/>
             <wp:docPr id="1" name="" descr="" title=""/>
             <wp:cNvGraphicFramePr>
@@ -4646,7 +4501,7 @@
                   <pic:spPr bwMode="auto">
                     <a:xfrm>
                       <a:off x="0" y="0"/>
-                      <a:ext cx="5715000" cy="5781675"/>
+                      <a:ext cx="5715000" cy="5181600"/>
                     </a:xfrm>
                     <a:prstGeom prst="rect">
                       <a:avLst/>
@@ -4661,19 +4516,6 @@
     </w:p>
     <w:p>
       <w:pPr>
-        <w:spacing w:after="110" w:line="300"/>
-      </w:pPr>
-      <w:r>
-        <w:rPr>
-          <w:rFonts w:ascii="Yu Gothic" w:cs="Yu Gothic" w:eastAsia="Yu Gothic" w:hAnsi="Yu Gothic"/>
-          <w:sz w:val="20"/>
-          <w:szCs w:val="20"/>
-        </w:rPr>
-        <w:t xml:space="preserve">一覧の「詳細」から開きます。この会員に対する操作がすべてここに集まっています。</w:t>
-      </w:r>
-    </w:p>
-    <w:p>
-      <w:pPr>
         <w:spacing w:after="80" w:before="170"/>
       </w:pPr>
       <w:r>
@@ -4685,7 +4527,7 @@
           <w:sz w:val="21"/>
           <w:szCs w:val="21"/>
         </w:rPr>
-        <w:t xml:space="preserve">回数券・通い放題の付与</w:t>
+        <w:t xml:space="preserve">本日の状況</w:t>
       </w:r>
     </w:p>
     <w:p>
@@ -4698,23 +4540,12 @@
           <w:sz w:val="20"/>
           <w:szCs w:val="20"/>
         </w:rPr>
-        <w:t xml:space="preserve">会員が購入した権利を登録する場所です。</w:t>
-      </w:r>
-      <w:r>
-        <w:rPr>
-          <w:rFonts w:ascii="Yu Gothic" w:cs="Yu Gothic" w:eastAsia="Yu Gothic" w:hAnsi="Yu Gothic"/>
-          <w:b/>
-          <w:bCs/>
-          <w:sz w:val="20"/>
-          <w:szCs w:val="20"/>
-        </w:rPr>
-        <w:t xml:space="preserve">ここで登録して初めて、会員の予約画面にそのメニューが出ます。</w:t>
-      </w:r>
-    </w:p>
-    <w:p>
-      <w:pPr>
-        <w:spacing w:after="70" w:line="290"/>
-        <w:ind w:left="403" w:hanging="403"/>
+        <w:t xml:space="preserve">会員数・本日の予約件数・本日の受付枠・メニュー数が並びます。</w:t>
+      </w:r>
+    </w:p>
+    <w:p>
+      <w:pPr>
+        <w:spacing w:after="80" w:before="170"/>
       </w:pPr>
       <w:r>
         <w:rPr>
@@ -4722,24 +4553,92 @@
           <w:b/>
           <w:bCs/>
           <w:color w:val="1E2761"/>
-          <w:sz w:val="20"/>
-          <w:szCs w:val="20"/>
-        </w:rPr>
-        <w:t xml:space="preserve">1. </w:t>
-      </w:r>
-      <w:r>
-        <w:rPr>
-          <w:rFonts w:ascii="Yu Gothic" w:cs="Yu Gothic" w:eastAsia="Yu Gothic" w:hAnsi="Yu Gothic"/>
-          <w:sz w:val="20"/>
-          <w:szCs w:val="20"/>
-        </w:rPr>
-        <w:t xml:space="preserve">「付与する」を押す</w:t>
-      </w:r>
-    </w:p>
-    <w:p>
-      <w:pPr>
-        <w:spacing w:after="70" w:line="290"/>
-        <w:ind w:left="403" w:hanging="403"/>
+          <w:sz w:val="21"/>
+          <w:szCs w:val="21"/>
+        </w:rPr>
+        <w:t xml:space="preserve">本日のスケジュール</w:t>
+      </w:r>
+    </w:p>
+    <w:p>
+      <w:pPr>
+        <w:spacing w:after="110" w:line="300"/>
+      </w:pPr>
+      <w:r>
+        <w:rPr>
+          <w:rFonts w:ascii="Yu Gothic" w:cs="Yu Gothic" w:eastAsia="Yu Gothic" w:hAnsi="Yu Gothic"/>
+          <w:sz w:val="20"/>
+          <w:szCs w:val="20"/>
+        </w:rPr>
+        <w:t xml:space="preserve">24時間を横一本の帯にして、トレーナーごとに予約の入り方を表示します。</w:t>
+      </w:r>
+    </w:p>
+    <w:p>
+      <w:pPr>
+        <w:pStyle w:val="ListParagraph"/>
+        <w:numPr>
+          <w:ilvl w:val="0"/>
+          <w:numId w:val="2"/>
+        </w:numPr>
+        <w:spacing w:after="60" w:line="290"/>
+      </w:pPr>
+      <w:r>
+        <w:rPr>
+          <w:rFonts w:ascii="Yu Gothic" w:cs="Yu Gothic" w:eastAsia="Yu Gothic" w:hAnsi="Yu Gothic"/>
+          <w:sz w:val="20"/>
+          <w:szCs w:val="20"/>
+        </w:rPr>
+        <w:t xml:space="preserve">濃い緑=予約あり、淡い緑=空き、赤=クローズ、白=未配置</w:t>
+      </w:r>
+    </w:p>
+    <w:p>
+      <w:pPr>
+        <w:pStyle w:val="ListParagraph"/>
+        <w:numPr>
+          <w:ilvl w:val="0"/>
+          <w:numId w:val="2"/>
+        </w:numPr>
+        <w:spacing w:after="60" w:line="290"/>
+      </w:pPr>
+      <w:r>
+        <w:rPr>
+          <w:rFonts w:ascii="Yu Gothic" w:cs="Yu Gothic" w:eastAsia="Yu Gothic" w:hAnsi="Yu Gothic"/>
+          <w:b/>
+          <w:bCs/>
+          <w:sz w:val="20"/>
+          <w:szCs w:val="20"/>
+        </w:rPr>
+        <w:t xml:space="preserve">赤い縦線が現在時刻</w:t>
+      </w:r>
+      <w:r>
+        <w:rPr>
+          <w:rFonts w:ascii="Yu Gothic" w:cs="Yu Gothic" w:eastAsia="Yu Gothic" w:hAnsi="Yu Gothic"/>
+          <w:sz w:val="20"/>
+          <w:szCs w:val="20"/>
+        </w:rPr>
+        <w:t xml:space="preserve">です(1分ごとに動きます)</w:t>
+      </w:r>
+    </w:p>
+    <w:p>
+      <w:pPr>
+        <w:pStyle w:val="ListParagraph"/>
+        <w:numPr>
+          <w:ilvl w:val="0"/>
+          <w:numId w:val="2"/>
+        </w:numPr>
+        <w:spacing w:after="60" w:line="290"/>
+      </w:pPr>
+      <w:r>
+        <w:rPr>
+          <w:rFonts w:ascii="Yu Gothic" w:cs="Yu Gothic" w:eastAsia="Yu Gothic" w:hAnsi="Yu Gothic"/>
+          <w:sz w:val="20"/>
+          <w:szCs w:val="20"/>
+        </w:rPr>
+        <w:t xml:space="preserve">帯にカーソルを合わせると会員名が出ます。クリックで会員詳細へ</w:t>
+      </w:r>
+    </w:p>
+    <w:p>
+      <w:pPr>
+        <w:spacing w:after="80" w:before="170"/>
       </w:pPr>
       <w:r>
         <w:rPr>
@@ -4747,81 +4646,10 @@
           <w:b/>
           <w:bCs/>
           <w:color w:val="1E2761"/>
-          <w:sz w:val="20"/>
-          <w:szCs w:val="20"/>
-        </w:rPr>
-        <w:t xml:space="preserve">2. </w:t>
-      </w:r>
-      <w:r>
-        <w:rPr>
-          <w:rFonts w:ascii="Yu Gothic" w:cs="Yu Gothic" w:eastAsia="Yu Gothic" w:hAnsi="Yu Gothic"/>
-          <w:sz w:val="20"/>
-          <w:szCs w:val="20"/>
-        </w:rPr>
-        <w:t xml:space="preserve">回数券か通い放題を選ぶ</w:t>
-      </w:r>
-    </w:p>
-    <w:p>
-      <w:pPr>
-        <w:spacing w:after="70" w:line="290"/>
-        <w:ind w:left="403" w:hanging="403"/>
-      </w:pPr>
-      <w:r>
-        <w:rPr>
-          <w:rFonts w:ascii="Yu Gothic" w:cs="Yu Gothic" w:eastAsia="Yu Gothic" w:hAnsi="Yu Gothic"/>
-          <w:b/>
-          <w:bCs/>
-          <w:color w:val="1E2761"/>
-          <w:sz w:val="20"/>
-          <w:szCs w:val="20"/>
-        </w:rPr>
-        <w:t xml:space="preserve">3. </w:t>
-      </w:r>
-      <w:r>
-        <w:rPr>
-          <w:rFonts w:ascii="Yu Gothic" w:cs="Yu Gothic" w:eastAsia="Yu Gothic" w:hAnsi="Yu Gothic"/>
-          <w:sz w:val="20"/>
-          <w:szCs w:val="20"/>
-        </w:rPr>
-        <w:t xml:space="preserve">メニューを選ぶと回数・期限の初期値が自動で入ります</w:t>
-      </w:r>
-    </w:p>
-    <w:p>
-      <w:pPr>
-        <w:spacing w:after="70" w:line="290"/>
-        <w:ind w:left="403" w:hanging="403"/>
-      </w:pPr>
-      <w:r>
-        <w:rPr>
-          <w:rFonts w:ascii="Yu Gothic" w:cs="Yu Gothic" w:eastAsia="Yu Gothic" w:hAnsi="Yu Gothic"/>
-          <w:b/>
-          <w:bCs/>
-          <w:color w:val="1E2761"/>
-          <w:sz w:val="20"/>
-          <w:szCs w:val="20"/>
-        </w:rPr>
-        <w:t xml:space="preserve">4. </w:t>
-      </w:r>
-      <w:r>
-        <w:rPr>
-          <w:rFonts w:ascii="Yu Gothic" w:cs="Yu Gothic" w:eastAsia="Yu Gothic" w:hAnsi="Yu Gothic"/>
-          <w:sz w:val="20"/>
-          <w:szCs w:val="20"/>
-        </w:rPr>
-        <w:t xml:space="preserve">「付与する」で確定</w:t>
-      </w:r>
-    </w:p>
-    <w:p>
-      <w:pPr>
-        <w:spacing w:after="60"/>
-      </w:pPr>
-      <w:r>
-        <w:rPr>
-          <w:rFonts w:ascii="Yu Gothic" w:cs="Yu Gothic" w:eastAsia="Yu Gothic" w:hAnsi="Yu Gothic"/>
-          <w:sz w:val="2"/>
-          <w:szCs w:val="2"/>
-        </w:rPr>
-        <w:t xml:space="preserve"/>
+          <w:sz w:val="21"/>
+          <w:szCs w:val="21"/>
+        </w:rPr>
+        <w:t xml:space="preserve">本日の申し送りメモ</w:t>
       </w:r>
     </w:p>
     <w:p>
@@ -4831,28 +4659,20 @@
       <w:r>
         <w:rPr>
           <w:rFonts w:ascii="Yu Gothic" w:cs="Yu Gothic" w:eastAsia="Yu Gothic" w:hAnsi="Yu Gothic"/>
-          <w:sz w:val="20"/>
-          <w:szCs w:val="20"/>
-        </w:rPr>
-        <w:t xml:space="preserve">登録済みの権利は、</w:t>
-      </w:r>
-      <w:r>
-        <w:rPr>
-          <w:rFonts w:ascii="Yu Gothic" w:cs="Yu Gothic" w:eastAsia="Yu Gothic" w:hAnsi="Yu Gothic"/>
-          <w:b/>
-          <w:bCs/>
-          <w:sz w:val="20"/>
-          <w:szCs w:val="20"/>
-        </w:rPr>
-        <w:t xml:space="preserve">＋ / −</w:t>
-      </w:r>
-      <w:r>
-        <w:rPr>
-          <w:rFonts w:ascii="Yu Gothic" w:cs="Yu Gothic" w:eastAsia="Yu Gothic" w:hAnsi="Yu Gothic"/>
-          <w:sz w:val="20"/>
-          <w:szCs w:val="20"/>
-        </w:rPr>
-        <w:t xml:space="preserve"> で残数を調整できます。通い放題は「本日で終了」で途中解約できます。</w:t>
+          <w:b/>
+          <w:bCs/>
+          <w:sz w:val="20"/>
+          <w:szCs w:val="20"/>
+        </w:rPr>
+        <w:t xml:space="preserve">管理者・スタッフの全員が読み書きできる</w:t>
+      </w:r>
+      <w:r>
+        <w:rPr>
+          <w:rFonts w:ascii="Yu Gothic" w:cs="Yu Gothic" w:eastAsia="Yu Gothic" w:hAnsi="Yu Gothic"/>
+          <w:sz w:val="20"/>
+          <w:szCs w:val="20"/>
+        </w:rPr>
+        <w:t xml:space="preserve">共有メモです。「14時から田中トレーナー外出」といった連絡にお使いください。最終更新者と時刻が表示されます。</w:t>
       </w:r>
     </w:p>
     <w:tbl>
@@ -4894,309 +4714,7 @@
                 <w:sz w:val="19"/>
                 <w:szCs w:val="19"/>
               </w:rPr>
-              <w:t xml:space="preserve">購入・支払いの記録は扱いません。ここで管理するのは「予約に使える権利」だけです。</w:t>
-            </w:r>
-          </w:p>
-        </w:tc>
-      </w:tr>
-    </w:tbl>
-    <w:p>
-      <w:pPr>
-        <w:spacing w:after="80" w:before="170"/>
-      </w:pPr>
-      <w:r>
-        <w:rPr>
-          <w:rFonts w:ascii="Yu Gothic" w:cs="Yu Gothic" w:eastAsia="Yu Gothic" w:hAnsi="Yu Gothic"/>
-          <w:b/>
-          <w:bCs/>
-          <w:color w:val="1E2761"/>
-          <w:sz w:val="21"/>
-          <w:szCs w:val="21"/>
-        </w:rPr>
-        <w:t xml:space="preserve">トレーニング記録</w:t>
-      </w:r>
-    </w:p>
-    <w:p>
-      <w:pPr>
-        <w:spacing w:after="110" w:line="300"/>
-      </w:pPr>
-      <w:r>
-        <w:rPr>
-          <w:rFonts w:ascii="Yu Gothic" w:cs="Yu Gothic" w:eastAsia="Yu Gothic" w:hAnsi="Yu Gothic"/>
-          <w:sz w:val="20"/>
-          <w:szCs w:val="20"/>
-        </w:rPr>
-        <w:t xml:space="preserve">実施日・種目(重量・回数・セット)・トレーナーメモを入力します。種目は行を追加できます。</w:t>
-      </w:r>
-    </w:p>
-    <w:p>
-      <w:pPr>
-        <w:spacing w:after="80" w:before="170"/>
-      </w:pPr>
-      <w:r>
-        <w:rPr>
-          <w:rFonts w:ascii="Yu Gothic" w:cs="Yu Gothic" w:eastAsia="Yu Gothic" w:hAnsi="Yu Gothic"/>
-          <w:b/>
-          <w:bCs/>
-          <w:color w:val="1E2761"/>
-          <w:sz w:val="21"/>
-          <w:szCs w:val="21"/>
-        </w:rPr>
-        <w:t xml:space="preserve">パスワード操作</w:t>
-      </w:r>
-    </w:p>
-    <w:tbl>
-      <w:tblPr>
-        <w:tblW w:type="dxa" w:w="9700"/>
-        <w:tblBorders>
-          <w:top w:val="single" w:color="D8DCE8" w:sz="4"/>
-          <w:left w:val="single" w:color="D8DCE8" w:sz="4"/>
-          <w:bottom w:val="single" w:color="D8DCE8" w:sz="4"/>
-          <w:right w:val="single" w:color="D8DCE8" w:sz="4"/>
-          <w:insideH w:val="single" w:color="D8DCE8" w:sz="4"/>
-          <w:insideV w:val="single" w:color="D8DCE8" w:sz="4"/>
-        </w:tblBorders>
-        <w:tblLayout w:type="fixed"/>
-      </w:tblPr>
-      <w:tblGrid>
-        <w:gridCol w:w="2600"/>
-        <w:gridCol w:w="7100"/>
-      </w:tblGrid>
-      <w:tr>
-        <w:trPr>
-          <w:tblHeader/>
-        </w:trPr>
-        <w:tc>
-          <w:tcPr>
-            <w:tcW w:type="dxa" w:w="2600"/>
-            <w:shd w:fill="EDF1FA" w:color="auto" w:val="clear"/>
-            <w:tcMar>
-              <w:top w:type="dxa" w:w="70"/>
-              <w:left w:type="dxa" w:w="110"/>
-              <w:bottom w:type="dxa" w:w="70"/>
-              <w:right w:type="dxa" w:w="110"/>
-            </w:tcMar>
-          </w:tcPr>
-          <w:p>
-            <w:pPr>
-              <w:spacing w:after="0" w:line="280"/>
-            </w:pPr>
-            <w:r>
-              <w:rPr>
-                <w:rFonts w:ascii="Yu Gothic" w:cs="Yu Gothic" w:eastAsia="Yu Gothic" w:hAnsi="Yu Gothic"/>
-                <w:b/>
-                <w:bCs/>
-                <w:color w:val="1E2761"/>
-                <w:sz w:val="18"/>
-                <w:szCs w:val="18"/>
-              </w:rPr>
-              <w:t xml:space="preserve">方法</w:t>
-            </w:r>
-          </w:p>
-        </w:tc>
-        <w:tc>
-          <w:tcPr>
-            <w:tcW w:type="dxa" w:w="7100"/>
-            <w:shd w:fill="EDF1FA" w:color="auto" w:val="clear"/>
-            <w:tcMar>
-              <w:top w:type="dxa" w:w="70"/>
-              <w:left w:type="dxa" w:w="110"/>
-              <w:bottom w:type="dxa" w:w="70"/>
-              <w:right w:type="dxa" w:w="110"/>
-            </w:tcMar>
-          </w:tcPr>
-          <w:p>
-            <w:pPr>
-              <w:spacing w:after="0" w:line="280"/>
-            </w:pPr>
-            <w:r>
-              <w:rPr>
-                <w:rFonts w:ascii="Yu Gothic" w:cs="Yu Gothic" w:eastAsia="Yu Gothic" w:hAnsi="Yu Gothic"/>
-                <w:b/>
-                <w:bCs/>
-                <w:color w:val="1E2761"/>
-                <w:sz w:val="18"/>
-                <w:szCs w:val="18"/>
-              </w:rPr>
-              <w:t xml:space="preserve">内容</w:t>
-            </w:r>
-          </w:p>
-        </w:tc>
-      </w:tr>
-      <w:tr>
-        <w:tc>
-          <w:tcPr>
-            <w:tcW w:type="dxa" w:w="2600"/>
-            <w:tcMar>
-              <w:top w:type="dxa" w:w="70"/>
-              <w:left w:type="dxa" w:w="110"/>
-              <w:bottom w:type="dxa" w:w="70"/>
-              <w:right w:type="dxa" w:w="110"/>
-            </w:tcMar>
-          </w:tcPr>
-          <w:p>
-            <w:pPr>
-              <w:spacing w:after="0" w:line="280"/>
-            </w:pPr>
-            <w:r>
-              <w:rPr>
-                <w:rFonts w:ascii="Yu Gothic" w:cs="Yu Gothic" w:eastAsia="Yu Gothic" w:hAnsi="Yu Gothic"/>
-                <w:sz w:val="18"/>
-                <w:szCs w:val="18"/>
-              </w:rPr>
-              <w:t xml:space="preserve">再設定メールを送る(推奨)</w:t>
-            </w:r>
-          </w:p>
-        </w:tc>
-        <w:tc>
-          <w:tcPr>
-            <w:tcW w:type="dxa" w:w="7100"/>
-            <w:tcMar>
-              <w:top w:type="dxa" w:w="70"/>
-              <w:left w:type="dxa" w:w="110"/>
-              <w:bottom w:type="dxa" w:w="70"/>
-              <w:right w:type="dxa" w:w="110"/>
-            </w:tcMar>
-          </w:tcPr>
-          <w:p>
-            <w:pPr>
-              <w:spacing w:after="0" w:line="280"/>
-            </w:pPr>
-            <w:r>
-              <w:rPr>
-                <w:rFonts w:ascii="Yu Gothic" w:cs="Yu Gothic" w:eastAsia="Yu Gothic" w:hAnsi="Yu Gothic"/>
-                <w:sz w:val="18"/>
-                <w:szCs w:val="18"/>
-              </w:rPr>
-              <w:t xml:space="preserve">会員自身が新しいパスワードを決めます。管理者はパスワードを知りません</w:t>
-            </w:r>
-          </w:p>
-        </w:tc>
-      </w:tr>
-      <w:tr>
-        <w:tc>
-          <w:tcPr>
-            <w:tcW w:type="dxa" w:w="2600"/>
-            <w:tcMar>
-              <w:top w:type="dxa" w:w="70"/>
-              <w:left w:type="dxa" w:w="110"/>
-              <w:bottom w:type="dxa" w:w="70"/>
-              <w:right w:type="dxa" w:w="110"/>
-            </w:tcMar>
-          </w:tcPr>
-          <w:p>
-            <w:pPr>
-              <w:spacing w:after="0" w:line="280"/>
-            </w:pPr>
-            <w:r>
-              <w:rPr>
-                <w:rFonts w:ascii="Yu Gothic" w:cs="Yu Gothic" w:eastAsia="Yu Gothic" w:hAnsi="Yu Gothic"/>
-                <w:sz w:val="18"/>
-                <w:szCs w:val="18"/>
-              </w:rPr>
-              <w:t xml:space="preserve">仮パスワードを発行</w:t>
-            </w:r>
-          </w:p>
-        </w:tc>
-        <w:tc>
-          <w:tcPr>
-            <w:tcW w:type="dxa" w:w="7100"/>
-            <w:tcMar>
-              <w:top w:type="dxa" w:w="70"/>
-              <w:left w:type="dxa" w:w="110"/>
-              <w:bottom w:type="dxa" w:w="70"/>
-              <w:right w:type="dxa" w:w="110"/>
-            </w:tcMar>
-          </w:tcPr>
-          <w:p>
-            <w:pPr>
-              <w:spacing w:after="0" w:line="280"/>
-            </w:pPr>
-            <w:r>
-              <w:rPr>
-                <w:rFonts w:ascii="Yu Gothic" w:cs="Yu Gothic" w:eastAsia="Yu Gothic" w:hAnsi="Yu Gothic"/>
-                <w:sz w:val="18"/>
-                <w:szCs w:val="18"/>
-              </w:rPr>
-              <w:t xml:space="preserve">その場で発行し、口頭や書面でお伝えします</w:t>
-            </w:r>
-          </w:p>
-        </w:tc>
-      </w:tr>
-    </w:tbl>
-    <w:p>
-      <w:pPr>
-        <w:spacing w:after="110"/>
-      </w:pPr>
-      <w:r>
-        <w:rPr>
-          <w:rFonts w:ascii="Yu Gothic" w:cs="Yu Gothic" w:eastAsia="Yu Gothic" w:hAnsi="Yu Gothic"/>
-          <w:sz w:val="2"/>
-          <w:szCs w:val="2"/>
-        </w:rPr>
-        <w:t xml:space="preserve"/>
-      </w:r>
-    </w:p>
-    <w:tbl>
-      <w:tblPr>
-        <w:tblW w:type="dxa" w:w="9700"/>
-        <w:tblBorders>
-          <w:top w:val="single" w:color="854F0B" w:sz="4"/>
-          <w:left w:val="single" w:color="854F0B" w:sz="4"/>
-          <w:bottom w:val="single" w:color="854F0B" w:sz="4"/>
-          <w:right w:val="single" w:color="854F0B" w:sz="4"/>
-          <w:insideH w:val="single" w:color="854F0B" w:sz="4"/>
-          <w:insideV w:val="single" w:color="854F0B" w:sz="4"/>
-        </w:tblBorders>
-        <w:tblLayout w:type="fixed"/>
-      </w:tblPr>
-      <w:tblGrid>
-        <w:gridCol w:w="9700"/>
-      </w:tblGrid>
-      <w:tr>
-        <w:tc>
-          <w:tcPr>
-            <w:tcW w:type="dxa" w:w="9700"/>
-            <w:shd w:fill="FBF1DE" w:color="auto" w:val="clear"/>
-            <w:tcMar>
-              <w:top w:type="dxa" w:w="90"/>
-              <w:left w:type="dxa" w:w="130"/>
-              <w:bottom w:type="dxa" w:w="90"/>
-              <w:right w:type="dxa" w:w="130"/>
-            </w:tcMar>
-          </w:tcPr>
-          <w:p>
-            <w:pPr>
-              <w:spacing w:after="0" w:line="290"/>
-            </w:pPr>
-            <w:r>
-              <w:rPr>
-                <w:rFonts w:ascii="Yu Gothic" w:cs="Yu Gothic" w:eastAsia="Yu Gothic" w:hAnsi="Yu Gothic"/>
-                <w:color w:val="854F0B"/>
-                <w:sz w:val="19"/>
-                <w:szCs w:val="19"/>
-              </w:rPr>
-              <w:t xml:space="preserve">仮パスワードは</w:t>
-            </w:r>
-            <w:r>
-              <w:rPr>
-                <w:rFonts w:ascii="Yu Gothic" w:cs="Yu Gothic" w:eastAsia="Yu Gothic" w:hAnsi="Yu Gothic"/>
-                <w:b/>
-                <w:bCs/>
-                <w:color w:val="854F0B"/>
-                <w:sz w:val="19"/>
-                <w:szCs w:val="19"/>
-              </w:rPr>
-              <w:t xml:space="preserve">一度しか画面に表示されません。</w:t>
-            </w:r>
-            <w:r>
-              <w:rPr>
-                <w:rFonts w:ascii="Yu Gothic" w:cs="Yu Gothic" w:eastAsia="Yu Gothic" w:hAnsi="Yu Gothic"/>
-                <w:color w:val="854F0B"/>
-                <w:sz w:val="19"/>
-                <w:szCs w:val="19"/>
-              </w:rPr>
-              <w:t xml:space="preserve">閉じる前に必ずお伝えください。発行できるのは店舗管理者のみで、操作は記録に残ります。会員は次回ログイン時に、必ずご自身のパスワードへの変更を求められます。</w:t>
+              <w:t xml:space="preserve">受付枠が登録されていない日は「本日の受付枠が登録されていません」と表示されます。その状態では会員が予約できないため、「受付枠を編集する」から配置してください。</w:t>
             </w:r>
           </w:p>
         </w:tc>
@@ -5234,7 +4752,7 @@
           <w:sz w:val="23"/>
           <w:szCs w:val="23"/>
         </w:rPr>
-        <w:t xml:space="preserve">13. 予約状況の確認</w:t>
+        <w:t xml:space="preserve">11. 会員管理</w:t>
       </w:r>
       <w:r>
         <w:rPr>
@@ -5243,7 +4761,7 @@
           <w:sz w:val="17"/>
           <w:szCs w:val="17"/>
         </w:rPr>
-        <w:t xml:space="preserve">　/admin/reservations</w:t>
+        <w:t xml:space="preserve">　/admin/members</w:t>
       </w:r>
     </w:p>
     <w:p>
@@ -5302,71 +4820,330 @@
           <w:sz w:val="20"/>
           <w:szCs w:val="20"/>
         </w:rPr>
-        <w:t xml:space="preserve">右上で日付を切り替えます。その日の予約が時刻順に並びます。</w:t>
-      </w:r>
-    </w:p>
-    <w:p>
-      <w:pPr>
-        <w:pStyle w:val="ListParagraph"/>
-        <w:numPr>
-          <w:ilvl w:val="0"/>
-          <w:numId w:val="2"/>
-        </w:numPr>
-        <w:spacing w:after="60" w:line="290"/>
-      </w:pPr>
-      <w:r>
-        <w:rPr>
-          <w:rFonts w:ascii="Yu Gothic" w:cs="Yu Gothic" w:eastAsia="Yu Gothic" w:hAnsi="Yu Gothic"/>
-          <w:b/>
-          <w:bCs/>
-          <w:sz w:val="20"/>
-          <w:szCs w:val="20"/>
-        </w:rPr>
-        <w:t xml:space="preserve">会員名を押すと</w:t>
-      </w:r>
-      <w:r>
-        <w:rPr>
-          <w:rFonts w:ascii="Yu Gothic" w:cs="Yu Gothic" w:eastAsia="Yu Gothic" w:hAnsi="Yu Gothic"/>
-          <w:sz w:val="20"/>
-          <w:szCs w:val="20"/>
-        </w:rPr>
-        <w:t xml:space="preserve">その方の詳細画面へ移動します</w:t>
-      </w:r>
-    </w:p>
-    <w:p>
-      <w:pPr>
-        <w:pStyle w:val="ListParagraph"/>
-        <w:numPr>
-          <w:ilvl w:val="0"/>
-          <w:numId w:val="2"/>
-        </w:numPr>
-        <w:spacing w:after="60" w:line="290"/>
-      </w:pPr>
-      <w:r>
-        <w:rPr>
-          <w:rFonts w:ascii="Yu Gothic" w:cs="Yu Gothic" w:eastAsia="Yu Gothic" w:hAnsi="Yu Gothic"/>
-          <w:sz w:val="20"/>
-          <w:szCs w:val="20"/>
-        </w:rPr>
-        <w:t xml:space="preserve">各行の「キャンセル」で予約を取り消せます(開始後でも可能)</w:t>
-      </w:r>
-    </w:p>
-    <w:p>
-      <w:pPr>
-        <w:pStyle w:val="ListParagraph"/>
-        <w:numPr>
-          <w:ilvl w:val="0"/>
-          <w:numId w:val="2"/>
-        </w:numPr>
-        <w:spacing w:after="60" w:line="290"/>
-      </w:pPr>
-      <w:r>
-        <w:rPr>
-          <w:rFonts w:ascii="Yu Gothic" w:cs="Yu Gothic" w:eastAsia="Yu Gothic" w:hAnsi="Yu Gothic"/>
-          <w:sz w:val="20"/>
-          <w:szCs w:val="20"/>
-        </w:rPr>
-        <w:t xml:space="preserve">CSVで書き出せます</w:t>
+        <w:t xml:space="preserve">登録されている会員の一覧です。氏名・メールアドレスの</w:t>
+      </w:r>
+      <w:r>
+        <w:rPr>
+          <w:rFonts w:ascii="Yu Gothic" w:cs="Yu Gothic" w:eastAsia="Yu Gothic" w:hAnsi="Yu Gothic"/>
+          <w:b/>
+          <w:bCs/>
+          <w:sz w:val="20"/>
+          <w:szCs w:val="20"/>
+        </w:rPr>
+        <w:t xml:space="preserve">部分一致</w:t>
+      </w:r>
+      <w:r>
+        <w:rPr>
+          <w:rFonts w:ascii="Yu Gothic" w:cs="Yu Gothic" w:eastAsia="Yu Gothic" w:hAnsi="Yu Gothic"/>
+          <w:sz w:val="20"/>
+          <w:szCs w:val="20"/>
+        </w:rPr>
+        <w:t xml:space="preserve">で検索できます。</w:t>
+      </w:r>
+    </w:p>
+    <w:p>
+      <w:pPr>
+        <w:spacing w:after="60"/>
+      </w:pPr>
+      <w:r>
+        <w:rPr>
+          <w:rFonts w:ascii="Yu Gothic" w:cs="Yu Gothic" w:eastAsia="Yu Gothic" w:hAnsi="Yu Gothic"/>
+          <w:sz w:val="2"/>
+          <w:szCs w:val="2"/>
+        </w:rPr>
+        <w:t xml:space="preserve"/>
+      </w:r>
+    </w:p>
+    <w:tbl>
+      <w:tblPr>
+        <w:tblW w:type="dxa" w:w="9700"/>
+        <w:tblBorders>
+          <w:top w:val="single" w:color="D8DCE8" w:sz="4"/>
+          <w:left w:val="single" w:color="D8DCE8" w:sz="4"/>
+          <w:bottom w:val="single" w:color="D8DCE8" w:sz="4"/>
+          <w:right w:val="single" w:color="D8DCE8" w:sz="4"/>
+          <w:insideH w:val="single" w:color="D8DCE8" w:sz="4"/>
+          <w:insideV w:val="single" w:color="D8DCE8" w:sz="4"/>
+        </w:tblBorders>
+        <w:tblLayout w:type="fixed"/>
+      </w:tblPr>
+      <w:tblGrid>
+        <w:gridCol w:w="2000"/>
+        <w:gridCol w:w="7700"/>
+      </w:tblGrid>
+      <w:tr>
+        <w:trPr>
+          <w:tblHeader/>
+        </w:trPr>
+        <w:tc>
+          <w:tcPr>
+            <w:tcW w:type="dxa" w:w="2000"/>
+            <w:shd w:fill="EDF1FA" w:color="auto" w:val="clear"/>
+            <w:tcMar>
+              <w:top w:type="dxa" w:w="70"/>
+              <w:left w:type="dxa" w:w="110"/>
+              <w:bottom w:type="dxa" w:w="70"/>
+              <w:right w:type="dxa" w:w="110"/>
+            </w:tcMar>
+          </w:tcPr>
+          <w:p>
+            <w:pPr>
+              <w:spacing w:after="0" w:line="280"/>
+            </w:pPr>
+            <w:r>
+              <w:rPr>
+                <w:rFonts w:ascii="Yu Gothic" w:cs="Yu Gothic" w:eastAsia="Yu Gothic" w:hAnsi="Yu Gothic"/>
+                <w:b/>
+                <w:bCs/>
+                <w:color w:val="1E2761"/>
+                <w:sz w:val="18"/>
+                <w:szCs w:val="18"/>
+              </w:rPr>
+              <w:t xml:space="preserve">列</w:t>
+            </w:r>
+          </w:p>
+        </w:tc>
+        <w:tc>
+          <w:tcPr>
+            <w:tcW w:type="dxa" w:w="7700"/>
+            <w:shd w:fill="EDF1FA" w:color="auto" w:val="clear"/>
+            <w:tcMar>
+              <w:top w:type="dxa" w:w="70"/>
+              <w:left w:type="dxa" w:w="110"/>
+              <w:bottom w:type="dxa" w:w="70"/>
+              <w:right w:type="dxa" w:w="110"/>
+            </w:tcMar>
+          </w:tcPr>
+          <w:p>
+            <w:pPr>
+              <w:spacing w:after="0" w:line="280"/>
+            </w:pPr>
+            <w:r>
+              <w:rPr>
+                <w:rFonts w:ascii="Yu Gothic" w:cs="Yu Gothic" w:eastAsia="Yu Gothic" w:hAnsi="Yu Gothic"/>
+                <w:b/>
+                <w:bCs/>
+                <w:color w:val="1E2761"/>
+                <w:sz w:val="18"/>
+                <w:szCs w:val="18"/>
+              </w:rPr>
+              <w:t xml:space="preserve">内容</w:t>
+            </w:r>
+          </w:p>
+        </w:tc>
+      </w:tr>
+      <w:tr>
+        <w:tc>
+          <w:tcPr>
+            <w:tcW w:type="dxa" w:w="2000"/>
+            <w:tcMar>
+              <w:top w:type="dxa" w:w="70"/>
+              <w:left w:type="dxa" w:w="110"/>
+              <w:bottom w:type="dxa" w:w="70"/>
+              <w:right w:type="dxa" w:w="110"/>
+            </w:tcMar>
+          </w:tcPr>
+          <w:p>
+            <w:pPr>
+              <w:spacing w:after="0" w:line="280"/>
+            </w:pPr>
+            <w:r>
+              <w:rPr>
+                <w:rFonts w:ascii="Yu Gothic" w:cs="Yu Gothic" w:eastAsia="Yu Gothic" w:hAnsi="Yu Gothic"/>
+                <w:sz w:val="18"/>
+                <w:szCs w:val="18"/>
+              </w:rPr>
+              <w:t xml:space="preserve">予約</w:t>
+            </w:r>
+          </w:p>
+        </w:tc>
+        <w:tc>
+          <w:tcPr>
+            <w:tcW w:type="dxa" w:w="7700"/>
+            <w:tcMar>
+              <w:top w:type="dxa" w:w="70"/>
+              <w:left w:type="dxa" w:w="110"/>
+              <w:bottom w:type="dxa" w:w="70"/>
+              <w:right w:type="dxa" w:w="110"/>
+            </w:tcMar>
+          </w:tcPr>
+          <w:p>
+            <w:pPr>
+              <w:spacing w:after="0" w:line="280"/>
+            </w:pPr>
+            <w:r>
+              <w:rPr>
+                <w:rFonts w:ascii="Yu Gothic" w:cs="Yu Gothic" w:eastAsia="Yu Gothic" w:hAnsi="Yu Gothic"/>
+                <w:sz w:val="18"/>
+                <w:szCs w:val="18"/>
+              </w:rPr>
+              <w:t xml:space="preserve">これからの予約件数 / 累計の予約件数</w:t>
+            </w:r>
+          </w:p>
+        </w:tc>
+      </w:tr>
+      <w:tr>
+        <w:tc>
+          <w:tcPr>
+            <w:tcW w:type="dxa" w:w="2000"/>
+            <w:tcMar>
+              <w:top w:type="dxa" w:w="70"/>
+              <w:left w:type="dxa" w:w="110"/>
+              <w:bottom w:type="dxa" w:w="70"/>
+              <w:right w:type="dxa" w:w="110"/>
+            </w:tcMar>
+          </w:tcPr>
+          <w:p>
+            <w:pPr>
+              <w:spacing w:after="0" w:line="280"/>
+            </w:pPr>
+            <w:r>
+              <w:rPr>
+                <w:rFonts w:ascii="Yu Gothic" w:cs="Yu Gothic" w:eastAsia="Yu Gothic" w:hAnsi="Yu Gothic"/>
+                <w:sz w:val="18"/>
+                <w:szCs w:val="18"/>
+              </w:rPr>
+              <w:t xml:space="preserve">回数券</w:t>
+            </w:r>
+          </w:p>
+        </w:tc>
+        <w:tc>
+          <w:tcPr>
+            <w:tcW w:type="dxa" w:w="7700"/>
+            <w:tcMar>
+              <w:top w:type="dxa" w:w="70"/>
+              <w:left w:type="dxa" w:w="110"/>
+              <w:bottom w:type="dxa" w:w="70"/>
+              <w:right w:type="dxa" w:w="110"/>
+            </w:tcMar>
+          </w:tcPr>
+          <w:p>
+            <w:pPr>
+              <w:spacing w:after="0" w:line="280"/>
+            </w:pPr>
+            <w:r>
+              <w:rPr>
+                <w:rFonts w:ascii="Yu Gothic" w:cs="Yu Gothic" w:eastAsia="Yu Gothic" w:hAnsi="Yu Gothic"/>
+                <w:sz w:val="18"/>
+                <w:szCs w:val="18"/>
+              </w:rPr>
+              <w:t xml:space="preserve">有効な回数券の残回数</w:t>
+            </w:r>
+          </w:p>
+        </w:tc>
+      </w:tr>
+      <w:tr>
+        <w:tc>
+          <w:tcPr>
+            <w:tcW w:type="dxa" w:w="2000"/>
+            <w:tcMar>
+              <w:top w:type="dxa" w:w="70"/>
+              <w:left w:type="dxa" w:w="110"/>
+              <w:bottom w:type="dxa" w:w="70"/>
+              <w:right w:type="dxa" w:w="110"/>
+            </w:tcMar>
+          </w:tcPr>
+          <w:p>
+            <w:pPr>
+              <w:spacing w:after="0" w:line="280"/>
+            </w:pPr>
+            <w:r>
+              <w:rPr>
+                <w:rFonts w:ascii="Yu Gothic" w:cs="Yu Gothic" w:eastAsia="Yu Gothic" w:hAnsi="Yu Gothic"/>
+                <w:sz w:val="18"/>
+                <w:szCs w:val="18"/>
+              </w:rPr>
+              <w:t xml:space="preserve">通い放題</w:t>
+            </w:r>
+          </w:p>
+        </w:tc>
+        <w:tc>
+          <w:tcPr>
+            <w:tcW w:type="dxa" w:w="7700"/>
+            <w:tcMar>
+              <w:top w:type="dxa" w:w="70"/>
+              <w:left w:type="dxa" w:w="110"/>
+              <w:bottom w:type="dxa" w:w="70"/>
+              <w:right w:type="dxa" w:w="110"/>
+            </w:tcMar>
+          </w:tcPr>
+          <w:p>
+            <w:pPr>
+              <w:spacing w:after="0" w:line="280"/>
+            </w:pPr>
+            <w:r>
+              <w:rPr>
+                <w:rFonts w:ascii="Yu Gothic" w:cs="Yu Gothic" w:eastAsia="Yu Gothic" w:hAnsi="Yu Gothic"/>
+                <w:sz w:val="18"/>
+                <w:szCs w:val="18"/>
+              </w:rPr>
+              <w:t xml:space="preserve">契約の終了日</w:t>
+            </w:r>
+          </w:p>
+        </w:tc>
+      </w:tr>
+      <w:tr>
+        <w:tc>
+          <w:tcPr>
+            <w:tcW w:type="dxa" w:w="2000"/>
+            <w:tcMar>
+              <w:top w:type="dxa" w:w="70"/>
+              <w:left w:type="dxa" w:w="110"/>
+              <w:bottom w:type="dxa" w:w="70"/>
+              <w:right w:type="dxa" w:w="110"/>
+            </w:tcMar>
+          </w:tcPr>
+          <w:p>
+            <w:pPr>
+              <w:spacing w:after="0" w:line="280"/>
+            </w:pPr>
+            <w:r>
+              <w:rPr>
+                <w:rFonts w:ascii="Yu Gothic" w:cs="Yu Gothic" w:eastAsia="Yu Gothic" w:hAnsi="Yu Gothic"/>
+                <w:sz w:val="18"/>
+                <w:szCs w:val="18"/>
+              </w:rPr>
+              <w:t xml:space="preserve">直近来店</w:t>
+            </w:r>
+          </w:p>
+        </w:tc>
+        <w:tc>
+          <w:tcPr>
+            <w:tcW w:type="dxa" w:w="7700"/>
+            <w:tcMar>
+              <w:top w:type="dxa" w:w="70"/>
+              <w:left w:type="dxa" w:w="110"/>
+              <w:bottom w:type="dxa" w:w="70"/>
+              <w:right w:type="dxa" w:w="110"/>
+            </w:tcMar>
+          </w:tcPr>
+          <w:p>
+            <w:pPr>
+              <w:spacing w:after="0" w:line="280"/>
+            </w:pPr>
+            <w:r>
+              <w:rPr>
+                <w:rFonts w:ascii="Yu Gothic" w:cs="Yu Gothic" w:eastAsia="Yu Gothic" w:hAnsi="Yu Gothic"/>
+                <w:sz w:val="18"/>
+                <w:szCs w:val="18"/>
+              </w:rPr>
+              <w:t xml:space="preserve">最後に利用した日</w:t>
+            </w:r>
+          </w:p>
+        </w:tc>
+      </w:tr>
+    </w:tbl>
+    <w:p>
+      <w:pPr>
+        <w:spacing w:after="110"/>
+      </w:pPr>
+      <w:r>
+        <w:rPr>
+          <w:rFonts w:ascii="Yu Gothic" w:cs="Yu Gothic" w:eastAsia="Yu Gothic" w:hAnsi="Yu Gothic"/>
+          <w:sz w:val="2"/>
+          <w:szCs w:val="2"/>
+        </w:rPr>
+        <w:t xml:space="preserve"/>
       </w:r>
     </w:p>
     <w:p>
@@ -5382,7 +5159,7 @@
           <w:sz w:val="21"/>
           <w:szCs w:val="21"/>
         </w:rPr>
-        <w:t xml:space="preserve">稼働率</w:t>
+        <w:t xml:space="preserve">CSVで書き出す</w:t>
       </w:r>
     </w:p>
     <w:p>
@@ -5395,7 +5172,25 @@
           <w:sz w:val="20"/>
           <w:szCs w:val="20"/>
         </w:rPr>
-        <w:t xml:space="preserve">「消化した枠 ÷ クローズしていない受付枠」で計算しています。60分のメニューは2枠を消化します。</w:t>
+        <w:t xml:space="preserve">右上のボタンで一覧を書き出せます。</w:t>
+      </w:r>
+      <w:r>
+        <w:rPr>
+          <w:rFonts w:ascii="Yu Gothic" w:cs="Yu Gothic" w:eastAsia="Yu Gothic" w:hAnsi="Yu Gothic"/>
+          <w:b/>
+          <w:bCs/>
+          <w:sz w:val="20"/>
+          <w:szCs w:val="20"/>
+        </w:rPr>
+        <w:t xml:space="preserve">検索で絞り込んだ状態のまま</w:t>
+      </w:r>
+      <w:r>
+        <w:rPr>
+          <w:rFonts w:ascii="Yu Gothic" w:cs="Yu Gothic" w:eastAsia="Yu Gothic" w:hAnsi="Yu Gothic"/>
+          <w:sz w:val="20"/>
+          <w:szCs w:val="20"/>
+        </w:rPr>
+        <w:t xml:space="preserve">出力されるので、「回数券が残っている方だけ」といった抽出に使えます。Excelでそのまま開けます。</w:t>
       </w:r>
     </w:p>
     <w:p>
@@ -5430,7 +5225,7 @@
           <w:sz w:val="23"/>
           <w:szCs w:val="23"/>
         </w:rPr>
-        <w:t xml:space="preserve">14. 受付枠(シフト)</w:t>
+        <w:t xml:space="preserve">12. 会員詳細</w:t>
       </w:r>
       <w:r>
         <w:rPr>
@@ -5439,7 +5234,7 @@
           <w:sz w:val="17"/>
           <w:szCs w:val="17"/>
         </w:rPr>
-        <w:t xml:space="preserve">　/admin/shifts</w:t>
+        <w:t xml:space="preserve">　/admin/members/(会員ID)</w:t>
       </w:r>
     </w:p>
     <w:p>
@@ -5450,7 +5245,7 @@
       <w:r>
         <w:drawing>
           <wp:inline distT="0" distB="0" distL="0" distR="0">
-            <wp:extent cx="5715000" cy="4400550"/>
+            <wp:extent cx="5715000" cy="6562725"/>
             <wp:effectExtent t="0" r="0" b="0" l="0"/>
             <wp:docPr id="1" name="" descr="" title=""/>
             <wp:cNvGraphicFramePr>
@@ -5475,7 +5270,7 @@
                   <pic:spPr bwMode="auto">
                     <a:xfrm>
                       <a:off x="0" y="0"/>
-                      <a:ext cx="5715000" cy="4400550"/>
+                      <a:ext cx="5715000" cy="6562725"/>
                     </a:xfrm>
                     <a:prstGeom prst="rect">
                       <a:avLst/>
@@ -5486,6 +5281,593 @@
             </a:graphic>
           </wp:inline>
         </w:drawing>
+      </w:r>
+    </w:p>
+    <w:p>
+      <w:pPr>
+        <w:spacing w:after="110" w:line="300"/>
+      </w:pPr>
+      <w:r>
+        <w:rPr>
+          <w:rFonts w:ascii="Yu Gothic" w:cs="Yu Gothic" w:eastAsia="Yu Gothic" w:hAnsi="Yu Gothic"/>
+          <w:sz w:val="20"/>
+          <w:szCs w:val="20"/>
+        </w:rPr>
+        <w:t xml:space="preserve">一覧の「詳細」から開きます。この会員に対する操作がすべてここに集まっています。</w:t>
+      </w:r>
+    </w:p>
+    <w:p>
+      <w:pPr>
+        <w:spacing w:after="80" w:before="170"/>
+      </w:pPr>
+      <w:r>
+        <w:rPr>
+          <w:rFonts w:ascii="Yu Gothic" w:cs="Yu Gothic" w:eastAsia="Yu Gothic" w:hAnsi="Yu Gothic"/>
+          <w:b/>
+          <w:bCs/>
+          <w:color w:val="1E2761"/>
+          <w:sz w:val="21"/>
+          <w:szCs w:val="21"/>
+        </w:rPr>
+        <w:t xml:space="preserve">利用できるメニュー(時間課金)</w:t>
+      </w:r>
+    </w:p>
+    <w:p>
+      <w:pPr>
+        <w:spacing w:after="110" w:line="300"/>
+      </w:pPr>
+      <w:r>
+        <w:rPr>
+          <w:rFonts w:ascii="Yu Gothic" w:cs="Yu Gothic" w:eastAsia="Yu Gothic" w:hAnsi="Yu Gothic"/>
+          <w:sz w:val="20"/>
+          <w:szCs w:val="20"/>
+        </w:rPr>
+        <w:t xml:space="preserve">時間課金のメニューは、</w:t>
+      </w:r>
+      <w:r>
+        <w:rPr>
+          <w:rFonts w:ascii="Yu Gothic" w:cs="Yu Gothic" w:eastAsia="Yu Gothic" w:hAnsi="Yu Gothic"/>
+          <w:b/>
+          <w:bCs/>
+          <w:sz w:val="20"/>
+          <w:szCs w:val="20"/>
+        </w:rPr>
+        <w:t xml:space="preserve">ここでチェックを入れた分だけ</w:t>
+      </w:r>
+      <w:r>
+        <w:rPr>
+          <w:rFonts w:ascii="Yu Gothic" w:cs="Yu Gothic" w:eastAsia="Yu Gothic" w:hAnsi="Yu Gothic"/>
+          <w:sz w:val="20"/>
+          <w:szCs w:val="20"/>
+        </w:rPr>
+        <w:t xml:space="preserve">その会員の予約画面に出ます。回数券や通い放題と違って残数や契約期間がないため、購入の記録をここで持ちます。</w:t>
+      </w:r>
+    </w:p>
+    <w:p>
+      <w:pPr>
+        <w:spacing w:after="60"/>
+      </w:pPr>
+      <w:r>
+        <w:rPr>
+          <w:rFonts w:ascii="Yu Gothic" w:cs="Yu Gothic" w:eastAsia="Yu Gothic" w:hAnsi="Yu Gothic"/>
+          <w:sz w:val="2"/>
+          <w:szCs w:val="2"/>
+        </w:rPr>
+        <w:t xml:space="preserve"/>
+      </w:r>
+    </w:p>
+    <w:p>
+      <w:pPr>
+        <w:spacing w:after="110" w:line="300"/>
+      </w:pPr>
+      <w:r>
+        <w:rPr>
+          <w:rFonts w:ascii="Yu Gothic" w:cs="Yu Gothic" w:eastAsia="Yu Gothic" w:hAnsi="Yu Gothic"/>
+          <w:sz w:val="20"/>
+          <w:szCs w:val="20"/>
+        </w:rPr>
+        <w:t xml:space="preserve">チェックを外したメニューは、会員側では「未購入のメニュー」に移ります(一覧から消えるわけではありません)。</w:t>
+      </w:r>
+    </w:p>
+    <w:p>
+      <w:pPr>
+        <w:spacing w:after="80" w:before="170"/>
+      </w:pPr>
+      <w:r>
+        <w:rPr>
+          <w:rFonts w:ascii="Yu Gothic" w:cs="Yu Gothic" w:eastAsia="Yu Gothic" w:hAnsi="Yu Gothic"/>
+          <w:b/>
+          <w:bCs/>
+          <w:color w:val="1E2761"/>
+          <w:sz w:val="21"/>
+          <w:szCs w:val="21"/>
+        </w:rPr>
+        <w:t xml:space="preserve">回数券・通い放題・指名券の付与</w:t>
+      </w:r>
+    </w:p>
+    <w:p>
+      <w:pPr>
+        <w:spacing w:after="110" w:line="300"/>
+      </w:pPr>
+      <w:r>
+        <w:rPr>
+          <w:rFonts w:ascii="Yu Gothic" w:cs="Yu Gothic" w:eastAsia="Yu Gothic" w:hAnsi="Yu Gothic"/>
+          <w:sz w:val="20"/>
+          <w:szCs w:val="20"/>
+        </w:rPr>
+        <w:t xml:space="preserve">会員が購入した権利を登録する場所です。</w:t>
+      </w:r>
+      <w:r>
+        <w:rPr>
+          <w:rFonts w:ascii="Yu Gothic" w:cs="Yu Gothic" w:eastAsia="Yu Gothic" w:hAnsi="Yu Gothic"/>
+          <w:b/>
+          <w:bCs/>
+          <w:sz w:val="20"/>
+          <w:szCs w:val="20"/>
+        </w:rPr>
+        <w:t xml:space="preserve">ここで登録して初めて、会員の予約画面にそのメニューが出ます。</w:t>
+      </w:r>
+    </w:p>
+    <w:p>
+      <w:pPr>
+        <w:spacing w:after="70" w:line="290"/>
+        <w:ind w:left="403" w:hanging="403"/>
+      </w:pPr>
+      <w:r>
+        <w:rPr>
+          <w:rFonts w:ascii="Yu Gothic" w:cs="Yu Gothic" w:eastAsia="Yu Gothic" w:hAnsi="Yu Gothic"/>
+          <w:b/>
+          <w:bCs/>
+          <w:color w:val="1E2761"/>
+          <w:sz w:val="20"/>
+          <w:szCs w:val="20"/>
+        </w:rPr>
+        <w:t xml:space="preserve">1. </w:t>
+      </w:r>
+      <w:r>
+        <w:rPr>
+          <w:rFonts w:ascii="Yu Gothic" w:cs="Yu Gothic" w:eastAsia="Yu Gothic" w:hAnsi="Yu Gothic"/>
+          <w:sz w:val="20"/>
+          <w:szCs w:val="20"/>
+        </w:rPr>
+        <w:t xml:space="preserve">「付与する」を押す</w:t>
+      </w:r>
+    </w:p>
+    <w:p>
+      <w:pPr>
+        <w:spacing w:after="70" w:line="290"/>
+        <w:ind w:left="403" w:hanging="403"/>
+      </w:pPr>
+      <w:r>
+        <w:rPr>
+          <w:rFonts w:ascii="Yu Gothic" w:cs="Yu Gothic" w:eastAsia="Yu Gothic" w:hAnsi="Yu Gothic"/>
+          <w:b/>
+          <w:bCs/>
+          <w:color w:val="1E2761"/>
+          <w:sz w:val="20"/>
+          <w:szCs w:val="20"/>
+        </w:rPr>
+        <w:t xml:space="preserve">2. </w:t>
+      </w:r>
+      <w:r>
+        <w:rPr>
+          <w:rFonts w:ascii="Yu Gothic" w:cs="Yu Gothic" w:eastAsia="Yu Gothic" w:hAnsi="Yu Gothic"/>
+          <w:sz w:val="20"/>
+          <w:szCs w:val="20"/>
+        </w:rPr>
+        <w:t xml:space="preserve">回数券・通い放題・指名券から選ぶ</w:t>
+      </w:r>
+    </w:p>
+    <w:p>
+      <w:pPr>
+        <w:spacing w:after="70" w:line="290"/>
+        <w:ind w:left="403" w:hanging="403"/>
+      </w:pPr>
+      <w:r>
+        <w:rPr>
+          <w:rFonts w:ascii="Yu Gothic" w:cs="Yu Gothic" w:eastAsia="Yu Gothic" w:hAnsi="Yu Gothic"/>
+          <w:b/>
+          <w:bCs/>
+          <w:color w:val="1E2761"/>
+          <w:sz w:val="20"/>
+          <w:szCs w:val="20"/>
+        </w:rPr>
+        <w:t xml:space="preserve">3. </w:t>
+      </w:r>
+      <w:r>
+        <w:rPr>
+          <w:rFonts w:ascii="Yu Gothic" w:cs="Yu Gothic" w:eastAsia="Yu Gothic" w:hAnsi="Yu Gothic"/>
+          <w:sz w:val="20"/>
+          <w:szCs w:val="20"/>
+        </w:rPr>
+        <w:t xml:space="preserve">メニューを選ぶと回数・期限の初期値が自動で入ります</w:t>
+      </w:r>
+    </w:p>
+    <w:p>
+      <w:pPr>
+        <w:spacing w:after="70" w:line="290"/>
+        <w:ind w:left="403" w:hanging="403"/>
+      </w:pPr>
+      <w:r>
+        <w:rPr>
+          <w:rFonts w:ascii="Yu Gothic" w:cs="Yu Gothic" w:eastAsia="Yu Gothic" w:hAnsi="Yu Gothic"/>
+          <w:b/>
+          <w:bCs/>
+          <w:color w:val="1E2761"/>
+          <w:sz w:val="20"/>
+          <w:szCs w:val="20"/>
+        </w:rPr>
+        <w:t xml:space="preserve">4. </w:t>
+      </w:r>
+      <w:r>
+        <w:rPr>
+          <w:rFonts w:ascii="Yu Gothic" w:cs="Yu Gothic" w:eastAsia="Yu Gothic" w:hAnsi="Yu Gothic"/>
+          <w:sz w:val="20"/>
+          <w:szCs w:val="20"/>
+        </w:rPr>
+        <w:t xml:space="preserve">「付与する」で確定</w:t>
+      </w:r>
+    </w:p>
+    <w:p>
+      <w:pPr>
+        <w:spacing w:after="60"/>
+      </w:pPr>
+      <w:r>
+        <w:rPr>
+          <w:rFonts w:ascii="Yu Gothic" w:cs="Yu Gothic" w:eastAsia="Yu Gothic" w:hAnsi="Yu Gothic"/>
+          <w:sz w:val="2"/>
+          <w:szCs w:val="2"/>
+        </w:rPr>
+        <w:t xml:space="preserve"/>
+      </w:r>
+    </w:p>
+    <w:p>
+      <w:pPr>
+        <w:spacing w:after="110" w:line="300"/>
+      </w:pPr>
+      <w:r>
+        <w:rPr>
+          <w:rFonts w:ascii="Yu Gothic" w:cs="Yu Gothic" w:eastAsia="Yu Gothic" w:hAnsi="Yu Gothic"/>
+          <w:sz w:val="20"/>
+          <w:szCs w:val="20"/>
+        </w:rPr>
+        <w:t xml:space="preserve">登録済みの権利は、</w:t>
+      </w:r>
+      <w:r>
+        <w:rPr>
+          <w:rFonts w:ascii="Yu Gothic" w:cs="Yu Gothic" w:eastAsia="Yu Gothic" w:hAnsi="Yu Gothic"/>
+          <w:b/>
+          <w:bCs/>
+          <w:sz w:val="20"/>
+          <w:szCs w:val="20"/>
+        </w:rPr>
+        <w:t xml:space="preserve">＋ / −</w:t>
+      </w:r>
+      <w:r>
+        <w:rPr>
+          <w:rFonts w:ascii="Yu Gothic" w:cs="Yu Gothic" w:eastAsia="Yu Gothic" w:hAnsi="Yu Gothic"/>
+          <w:sz w:val="20"/>
+          <w:szCs w:val="20"/>
+        </w:rPr>
+        <w:t xml:space="preserve"> で残数を調整できます。通い放題は「本日で終了」で途中解約できます。</w:t>
+      </w:r>
+    </w:p>
+    <w:p>
+      <w:pPr>
+        <w:spacing w:after="60"/>
+      </w:pPr>
+      <w:r>
+        <w:rPr>
+          <w:rFonts w:ascii="Yu Gothic" w:cs="Yu Gothic" w:eastAsia="Yu Gothic" w:hAnsi="Yu Gothic"/>
+          <w:sz w:val="2"/>
+          <w:szCs w:val="2"/>
+        </w:rPr>
+        <w:t xml:space="preserve"/>
+      </w:r>
+    </w:p>
+    <w:p>
+      <w:pPr>
+        <w:spacing w:after="110" w:line="300"/>
+      </w:pPr>
+      <w:r>
+        <w:rPr>
+          <w:rFonts w:ascii="Yu Gothic" w:cs="Yu Gothic" w:eastAsia="Yu Gothic" w:hAnsi="Yu Gothic"/>
+          <w:b/>
+          <w:bCs/>
+          <w:sz w:val="20"/>
+          <w:szCs w:val="20"/>
+        </w:rPr>
+        <w:t xml:space="preserve">指名券</w:t>
+      </w:r>
+      <w:r>
+        <w:rPr>
+          <w:rFonts w:ascii="Yu Gothic" w:cs="Yu Gothic" w:eastAsia="Yu Gothic" w:hAnsi="Yu Gothic"/>
+          <w:sz w:val="20"/>
+          <w:szCs w:val="20"/>
+        </w:rPr>
+        <w:t xml:space="preserve">を付与すると、対象のメニューを予約するときに会員がトレーナーを指名できるようになります。どのメニューを対象にするかは、メニュー設定の「指名券の適用メニュー」で決めます。</w:t>
+      </w:r>
+    </w:p>
+    <w:tbl>
+      <w:tblPr>
+        <w:tblW w:type="dxa" w:w="9700"/>
+        <w:tblBorders>
+          <w:top w:val="single" w:color="D8DCE8" w:sz="4"/>
+          <w:left w:val="single" w:color="D8DCE8" w:sz="4"/>
+          <w:bottom w:val="single" w:color="D8DCE8" w:sz="4"/>
+          <w:right w:val="single" w:color="D8DCE8" w:sz="4"/>
+          <w:insideH w:val="single" w:color="D8DCE8" w:sz="4"/>
+          <w:insideV w:val="single" w:color="D8DCE8" w:sz="4"/>
+        </w:tblBorders>
+        <w:tblLayout w:type="fixed"/>
+      </w:tblPr>
+      <w:tblGrid>
+        <w:gridCol w:w="9700"/>
+      </w:tblGrid>
+      <w:tr>
+        <w:tc>
+          <w:tcPr>
+            <w:tcW w:type="dxa" w:w="9700"/>
+            <w:shd w:fill="F5F7FA" w:color="auto" w:val="clear"/>
+            <w:tcMar>
+              <w:top w:type="dxa" w:w="90"/>
+              <w:left w:type="dxa" w:w="130"/>
+              <w:bottom w:type="dxa" w:w="90"/>
+              <w:right w:type="dxa" w:w="130"/>
+            </w:tcMar>
+          </w:tcPr>
+          <w:p>
+            <w:pPr>
+              <w:spacing w:after="0" w:line="290"/>
+            </w:pPr>
+            <w:r>
+              <w:rPr>
+                <w:rFonts w:ascii="Yu Gothic" w:cs="Yu Gothic" w:eastAsia="Yu Gothic" w:hAnsi="Yu Gothic"/>
+                <w:color w:val="2C2C2A"/>
+                <w:sz w:val="19"/>
+                <w:szCs w:val="19"/>
+              </w:rPr>
+              <w:t xml:space="preserve">購入・支払いの記録は扱いません。ここで管理するのは「予約に使える権利」だけです。</w:t>
+            </w:r>
+          </w:p>
+        </w:tc>
+      </w:tr>
+    </w:tbl>
+    <w:p>
+      <w:pPr>
+        <w:spacing w:after="80" w:before="170"/>
+      </w:pPr>
+      <w:r>
+        <w:rPr>
+          <w:rFonts w:ascii="Yu Gothic" w:cs="Yu Gothic" w:eastAsia="Yu Gothic" w:hAnsi="Yu Gothic"/>
+          <w:b/>
+          <w:bCs/>
+          <w:color w:val="1E2761"/>
+          <w:sz w:val="21"/>
+          <w:szCs w:val="21"/>
+        </w:rPr>
+        <w:t xml:space="preserve">トレーニング記録</w:t>
+      </w:r>
+    </w:p>
+    <w:p>
+      <w:pPr>
+        <w:spacing w:after="110" w:line="300"/>
+      </w:pPr>
+      <w:r>
+        <w:rPr>
+          <w:rFonts w:ascii="Yu Gothic" w:cs="Yu Gothic" w:eastAsia="Yu Gothic" w:hAnsi="Yu Gothic"/>
+          <w:sz w:val="20"/>
+          <w:szCs w:val="20"/>
+        </w:rPr>
+        <w:t xml:space="preserve">実施日・種目(重量・回数・セット)・トレーナーメモを入力します。種目は行を追加できます。</w:t>
+      </w:r>
+    </w:p>
+    <w:p>
+      <w:pPr>
+        <w:spacing w:after="80" w:before="170"/>
+      </w:pPr>
+      <w:r>
+        <w:rPr>
+          <w:rFonts w:ascii="Yu Gothic" w:cs="Yu Gothic" w:eastAsia="Yu Gothic" w:hAnsi="Yu Gothic"/>
+          <w:b/>
+          <w:bCs/>
+          <w:color w:val="1E2761"/>
+          <w:sz w:val="21"/>
+          <w:szCs w:val="21"/>
+        </w:rPr>
+        <w:t xml:space="preserve">パスワード操作</w:t>
+      </w:r>
+    </w:p>
+    <w:tbl>
+      <w:tblPr>
+        <w:tblW w:type="dxa" w:w="9700"/>
+        <w:tblBorders>
+          <w:top w:val="single" w:color="D8DCE8" w:sz="4"/>
+          <w:left w:val="single" w:color="D8DCE8" w:sz="4"/>
+          <w:bottom w:val="single" w:color="D8DCE8" w:sz="4"/>
+          <w:right w:val="single" w:color="D8DCE8" w:sz="4"/>
+          <w:insideH w:val="single" w:color="D8DCE8" w:sz="4"/>
+          <w:insideV w:val="single" w:color="D8DCE8" w:sz="4"/>
+        </w:tblBorders>
+        <w:tblLayout w:type="fixed"/>
+      </w:tblPr>
+      <w:tblGrid>
+        <w:gridCol w:w="2600"/>
+        <w:gridCol w:w="7100"/>
+      </w:tblGrid>
+      <w:tr>
+        <w:trPr>
+          <w:tblHeader/>
+        </w:trPr>
+        <w:tc>
+          <w:tcPr>
+            <w:tcW w:type="dxa" w:w="2600"/>
+            <w:shd w:fill="EDF1FA" w:color="auto" w:val="clear"/>
+            <w:tcMar>
+              <w:top w:type="dxa" w:w="70"/>
+              <w:left w:type="dxa" w:w="110"/>
+              <w:bottom w:type="dxa" w:w="70"/>
+              <w:right w:type="dxa" w:w="110"/>
+            </w:tcMar>
+          </w:tcPr>
+          <w:p>
+            <w:pPr>
+              <w:spacing w:after="0" w:line="280"/>
+            </w:pPr>
+            <w:r>
+              <w:rPr>
+                <w:rFonts w:ascii="Yu Gothic" w:cs="Yu Gothic" w:eastAsia="Yu Gothic" w:hAnsi="Yu Gothic"/>
+                <w:b/>
+                <w:bCs/>
+                <w:color w:val="1E2761"/>
+                <w:sz w:val="18"/>
+                <w:szCs w:val="18"/>
+              </w:rPr>
+              <w:t xml:space="preserve">方法</w:t>
+            </w:r>
+          </w:p>
+        </w:tc>
+        <w:tc>
+          <w:tcPr>
+            <w:tcW w:type="dxa" w:w="7100"/>
+            <w:shd w:fill="EDF1FA" w:color="auto" w:val="clear"/>
+            <w:tcMar>
+              <w:top w:type="dxa" w:w="70"/>
+              <w:left w:type="dxa" w:w="110"/>
+              <w:bottom w:type="dxa" w:w="70"/>
+              <w:right w:type="dxa" w:w="110"/>
+            </w:tcMar>
+          </w:tcPr>
+          <w:p>
+            <w:pPr>
+              <w:spacing w:after="0" w:line="280"/>
+            </w:pPr>
+            <w:r>
+              <w:rPr>
+                <w:rFonts w:ascii="Yu Gothic" w:cs="Yu Gothic" w:eastAsia="Yu Gothic" w:hAnsi="Yu Gothic"/>
+                <w:b/>
+                <w:bCs/>
+                <w:color w:val="1E2761"/>
+                <w:sz w:val="18"/>
+                <w:szCs w:val="18"/>
+              </w:rPr>
+              <w:t xml:space="preserve">内容</w:t>
+            </w:r>
+          </w:p>
+        </w:tc>
+      </w:tr>
+      <w:tr>
+        <w:tc>
+          <w:tcPr>
+            <w:tcW w:type="dxa" w:w="2600"/>
+            <w:tcMar>
+              <w:top w:type="dxa" w:w="70"/>
+              <w:left w:type="dxa" w:w="110"/>
+              <w:bottom w:type="dxa" w:w="70"/>
+              <w:right w:type="dxa" w:w="110"/>
+            </w:tcMar>
+          </w:tcPr>
+          <w:p>
+            <w:pPr>
+              <w:spacing w:after="0" w:line="280"/>
+            </w:pPr>
+            <w:r>
+              <w:rPr>
+                <w:rFonts w:ascii="Yu Gothic" w:cs="Yu Gothic" w:eastAsia="Yu Gothic" w:hAnsi="Yu Gothic"/>
+                <w:sz w:val="18"/>
+                <w:szCs w:val="18"/>
+              </w:rPr>
+              <w:t xml:space="preserve">再設定メールを送る(推奨)</w:t>
+            </w:r>
+          </w:p>
+        </w:tc>
+        <w:tc>
+          <w:tcPr>
+            <w:tcW w:type="dxa" w:w="7100"/>
+            <w:tcMar>
+              <w:top w:type="dxa" w:w="70"/>
+              <w:left w:type="dxa" w:w="110"/>
+              <w:bottom w:type="dxa" w:w="70"/>
+              <w:right w:type="dxa" w:w="110"/>
+            </w:tcMar>
+          </w:tcPr>
+          <w:p>
+            <w:pPr>
+              <w:spacing w:after="0" w:line="280"/>
+            </w:pPr>
+            <w:r>
+              <w:rPr>
+                <w:rFonts w:ascii="Yu Gothic" w:cs="Yu Gothic" w:eastAsia="Yu Gothic" w:hAnsi="Yu Gothic"/>
+                <w:sz w:val="18"/>
+                <w:szCs w:val="18"/>
+              </w:rPr>
+              <w:t xml:space="preserve">会員自身が新しいパスワードを決めます。管理者はパスワードを知りません</w:t>
+            </w:r>
+          </w:p>
+        </w:tc>
+      </w:tr>
+      <w:tr>
+        <w:tc>
+          <w:tcPr>
+            <w:tcW w:type="dxa" w:w="2600"/>
+            <w:tcMar>
+              <w:top w:type="dxa" w:w="70"/>
+              <w:left w:type="dxa" w:w="110"/>
+              <w:bottom w:type="dxa" w:w="70"/>
+              <w:right w:type="dxa" w:w="110"/>
+            </w:tcMar>
+          </w:tcPr>
+          <w:p>
+            <w:pPr>
+              <w:spacing w:after="0" w:line="280"/>
+            </w:pPr>
+            <w:r>
+              <w:rPr>
+                <w:rFonts w:ascii="Yu Gothic" w:cs="Yu Gothic" w:eastAsia="Yu Gothic" w:hAnsi="Yu Gothic"/>
+                <w:sz w:val="18"/>
+                <w:szCs w:val="18"/>
+              </w:rPr>
+              <w:t xml:space="preserve">仮パスワードを発行</w:t>
+            </w:r>
+          </w:p>
+        </w:tc>
+        <w:tc>
+          <w:tcPr>
+            <w:tcW w:type="dxa" w:w="7100"/>
+            <w:tcMar>
+              <w:top w:type="dxa" w:w="70"/>
+              <w:left w:type="dxa" w:w="110"/>
+              <w:bottom w:type="dxa" w:w="70"/>
+              <w:right w:type="dxa" w:w="110"/>
+            </w:tcMar>
+          </w:tcPr>
+          <w:p>
+            <w:pPr>
+              <w:spacing w:after="0" w:line="280"/>
+            </w:pPr>
+            <w:r>
+              <w:rPr>
+                <w:rFonts w:ascii="Yu Gothic" w:cs="Yu Gothic" w:eastAsia="Yu Gothic" w:hAnsi="Yu Gothic"/>
+                <w:sz w:val="18"/>
+                <w:szCs w:val="18"/>
+              </w:rPr>
+              <w:t xml:space="preserve">その場で発行し、口頭や書面でお伝えします</w:t>
+            </w:r>
+          </w:p>
+        </w:tc>
+      </w:tr>
+    </w:tbl>
+    <w:p>
+      <w:pPr>
+        <w:spacing w:after="110"/>
+      </w:pPr>
+      <w:r>
+        <w:rPr>
+          <w:rFonts w:ascii="Yu Gothic" w:cs="Yu Gothic" w:eastAsia="Yu Gothic" w:hAnsi="Yu Gothic"/>
+          <w:sz w:val="2"/>
+          <w:szCs w:val="2"/>
+        </w:rPr>
+        <w:t xml:space="preserve"/>
       </w:r>
     </w:p>
     <w:tbl>
@@ -5523,13 +5905,22 @@
             <w:r>
               <w:rPr>
                 <w:rFonts w:ascii="Yu Gothic" w:cs="Yu Gothic" w:eastAsia="Yu Gothic" w:hAnsi="Yu Gothic"/>
+                <w:color w:val="854F0B"/>
+                <w:sz w:val="19"/>
+                <w:szCs w:val="19"/>
+              </w:rPr>
+              <w:t xml:space="preserve">仮パスワードは</w:t>
+            </w:r>
+            <w:r>
+              <w:rPr>
+                <w:rFonts w:ascii="Yu Gothic" w:cs="Yu Gothic" w:eastAsia="Yu Gothic" w:hAnsi="Yu Gothic"/>
                 <w:b/>
                 <w:bCs/>
                 <w:color w:val="854F0B"/>
                 <w:sz w:val="19"/>
                 <w:szCs w:val="19"/>
               </w:rPr>
-              <w:t xml:space="preserve">この画面の設定が、会員が予約できる時間を決めます。</w:t>
+              <w:t xml:space="preserve">一度しか画面に表示されません。</w:t>
             </w:r>
             <w:r>
               <w:rPr>
@@ -5538,476 +5929,7 @@
                 <w:sz w:val="19"/>
                 <w:szCs w:val="19"/>
               </w:rPr>
-              <w:t xml:space="preserve">受付枠が1つも無いと、会員側には予約できる時刻が表示されません。</w:t>
-            </w:r>
-          </w:p>
-        </w:tc>
-      </w:tr>
-    </w:tbl>
-    <w:p>
-      <w:pPr>
-        <w:spacing w:after="80" w:before="170"/>
-      </w:pPr>
-      <w:r>
-        <w:rPr>
-          <w:rFonts w:ascii="Yu Gothic" w:cs="Yu Gothic" w:eastAsia="Yu Gothic" w:hAnsi="Yu Gothic"/>
-          <w:b/>
-          <w:bCs/>
-          <w:color w:val="1E2761"/>
-          <w:sz w:val="21"/>
-          <w:szCs w:val="21"/>
-        </w:rPr>
-        <w:t xml:space="preserve">まとめて操作する</w:t>
-      </w:r>
-    </w:p>
-    <w:tbl>
-      <w:tblPr>
-        <w:tblW w:type="dxa" w:w="9700"/>
-        <w:tblBorders>
-          <w:top w:val="single" w:color="D8DCE8" w:sz="4"/>
-          <w:left w:val="single" w:color="D8DCE8" w:sz="4"/>
-          <w:bottom w:val="single" w:color="D8DCE8" w:sz="4"/>
-          <w:right w:val="single" w:color="D8DCE8" w:sz="4"/>
-          <w:insideH w:val="single" w:color="D8DCE8" w:sz="4"/>
-          <w:insideV w:val="single" w:color="D8DCE8" w:sz="4"/>
-        </w:tblBorders>
-        <w:tblLayout w:type="fixed"/>
-      </w:tblPr>
-      <w:tblGrid>
-        <w:gridCol w:w="1700"/>
-        <w:gridCol w:w="8000"/>
-      </w:tblGrid>
-      <w:tr>
-        <w:trPr>
-          <w:tblHeader/>
-        </w:trPr>
-        <w:tc>
-          <w:tcPr>
-            <w:tcW w:type="dxa" w:w="1700"/>
-            <w:shd w:fill="EDF1FA" w:color="auto" w:val="clear"/>
-            <w:tcMar>
-              <w:top w:type="dxa" w:w="70"/>
-              <w:left w:type="dxa" w:w="110"/>
-              <w:bottom w:type="dxa" w:w="70"/>
-              <w:right w:type="dxa" w:w="110"/>
-            </w:tcMar>
-          </w:tcPr>
-          <w:p>
-            <w:pPr>
-              <w:spacing w:after="0" w:line="280"/>
-            </w:pPr>
-            <w:r>
-              <w:rPr>
-                <w:rFonts w:ascii="Yu Gothic" w:cs="Yu Gothic" w:eastAsia="Yu Gothic" w:hAnsi="Yu Gothic"/>
-                <w:b/>
-                <w:bCs/>
-                <w:color w:val="1E2761"/>
-                <w:sz w:val="18"/>
-                <w:szCs w:val="18"/>
-              </w:rPr>
-              <w:t xml:space="preserve">操作</w:t>
-            </w:r>
-          </w:p>
-        </w:tc>
-        <w:tc>
-          <w:tcPr>
-            <w:tcW w:type="dxa" w:w="8000"/>
-            <w:shd w:fill="EDF1FA" w:color="auto" w:val="clear"/>
-            <w:tcMar>
-              <w:top w:type="dxa" w:w="70"/>
-              <w:left w:type="dxa" w:w="110"/>
-              <w:bottom w:type="dxa" w:w="70"/>
-              <w:right w:type="dxa" w:w="110"/>
-            </w:tcMar>
-          </w:tcPr>
-          <w:p>
-            <w:pPr>
-              <w:spacing w:after="0" w:line="280"/>
-            </w:pPr>
-            <w:r>
-              <w:rPr>
-                <w:rFonts w:ascii="Yu Gothic" w:cs="Yu Gothic" w:eastAsia="Yu Gothic" w:hAnsi="Yu Gothic"/>
-                <w:b/>
-                <w:bCs/>
-                <w:color w:val="1E2761"/>
-                <w:sz w:val="18"/>
-                <w:szCs w:val="18"/>
-              </w:rPr>
-              <w:t xml:space="preserve">内容</w:t>
-            </w:r>
-          </w:p>
-        </w:tc>
-      </w:tr>
-      <w:tr>
-        <w:tc>
-          <w:tcPr>
-            <w:tcW w:type="dxa" w:w="1700"/>
-            <w:tcMar>
-              <w:top w:type="dxa" w:w="70"/>
-              <w:left w:type="dxa" w:w="110"/>
-              <w:bottom w:type="dxa" w:w="70"/>
-              <w:right w:type="dxa" w:w="110"/>
-            </w:tcMar>
-          </w:tcPr>
-          <w:p>
-            <w:pPr>
-              <w:spacing w:after="0" w:line="280"/>
-            </w:pPr>
-            <w:r>
-              <w:rPr>
-                <w:rFonts w:ascii="Yu Gothic" w:cs="Yu Gothic" w:eastAsia="Yu Gothic" w:hAnsi="Yu Gothic"/>
-                <w:sz w:val="18"/>
-                <w:szCs w:val="18"/>
-              </w:rPr>
-              <w:t xml:space="preserve">追加</w:t>
-            </w:r>
-          </w:p>
-        </w:tc>
-        <w:tc>
-          <w:tcPr>
-            <w:tcW w:type="dxa" w:w="8000"/>
-            <w:tcMar>
-              <w:top w:type="dxa" w:w="70"/>
-              <w:left w:type="dxa" w:w="110"/>
-              <w:bottom w:type="dxa" w:w="70"/>
-              <w:right w:type="dxa" w:w="110"/>
-            </w:tcMar>
-          </w:tcPr>
-          <w:p>
-            <w:pPr>
-              <w:spacing w:after="0" w:line="280"/>
-            </w:pPr>
-            <w:r>
-              <w:rPr>
-                <w:rFonts w:ascii="Yu Gothic" w:cs="Yu Gothic" w:eastAsia="Yu Gothic" w:hAnsi="Yu Gothic"/>
-                <w:sz w:val="18"/>
-                <w:szCs w:val="18"/>
-              </w:rPr>
-              <w:t xml:space="preserve">30分刻みで枠を作ります。すでにある枠はそのまま</w:t>
-            </w:r>
-          </w:p>
-        </w:tc>
-      </w:tr>
-      <w:tr>
-        <w:tc>
-          <w:tcPr>
-            <w:tcW w:type="dxa" w:w="1700"/>
-            <w:tcMar>
-              <w:top w:type="dxa" w:w="70"/>
-              <w:left w:type="dxa" w:w="110"/>
-              <w:bottom w:type="dxa" w:w="70"/>
-              <w:right w:type="dxa" w:w="110"/>
-            </w:tcMar>
-          </w:tcPr>
-          <w:p>
-            <w:pPr>
-              <w:spacing w:after="0" w:line="280"/>
-            </w:pPr>
-            <w:r>
-              <w:rPr>
-                <w:rFonts w:ascii="Yu Gothic" w:cs="Yu Gothic" w:eastAsia="Yu Gothic" w:hAnsi="Yu Gothic"/>
-                <w:sz w:val="18"/>
-                <w:szCs w:val="18"/>
-              </w:rPr>
-              <w:t xml:space="preserve">削除</w:t>
-            </w:r>
-          </w:p>
-        </w:tc>
-        <w:tc>
-          <w:tcPr>
-            <w:tcW w:type="dxa" w:w="8000"/>
-            <w:tcMar>
-              <w:top w:type="dxa" w:w="70"/>
-              <w:left w:type="dxa" w:w="110"/>
-              <w:bottom w:type="dxa" w:w="70"/>
-              <w:right w:type="dxa" w:w="110"/>
-            </w:tcMar>
-          </w:tcPr>
-          <w:p>
-            <w:pPr>
-              <w:spacing w:after="0" w:line="280"/>
-            </w:pPr>
-            <w:r>
-              <w:rPr>
-                <w:rFonts w:ascii="Yu Gothic" w:cs="Yu Gothic" w:eastAsia="Yu Gothic" w:hAnsi="Yu Gothic"/>
-                <w:sz w:val="18"/>
-                <w:szCs w:val="18"/>
-              </w:rPr>
-              <w:t xml:space="preserve">枠ごと消します。予約が入っている枠は消しません</w:t>
-            </w:r>
-          </w:p>
-        </w:tc>
-      </w:tr>
-      <w:tr>
-        <w:tc>
-          <w:tcPr>
-            <w:tcW w:type="dxa" w:w="1700"/>
-            <w:tcMar>
-              <w:top w:type="dxa" w:w="70"/>
-              <w:left w:type="dxa" w:w="110"/>
-              <w:bottom w:type="dxa" w:w="70"/>
-              <w:right w:type="dxa" w:w="110"/>
-            </w:tcMar>
-          </w:tcPr>
-          <w:p>
-            <w:pPr>
-              <w:spacing w:after="0" w:line="280"/>
-            </w:pPr>
-            <w:r>
-              <w:rPr>
-                <w:rFonts w:ascii="Yu Gothic" w:cs="Yu Gothic" w:eastAsia="Yu Gothic" w:hAnsi="Yu Gothic"/>
-                <w:sz w:val="18"/>
-                <w:szCs w:val="18"/>
-              </w:rPr>
-              <w:t xml:space="preserve">クローズ</w:t>
-            </w:r>
-          </w:p>
-        </w:tc>
-        <w:tc>
-          <w:tcPr>
-            <w:tcW w:type="dxa" w:w="8000"/>
-            <w:tcMar>
-              <w:top w:type="dxa" w:w="70"/>
-              <w:left w:type="dxa" w:w="110"/>
-              <w:bottom w:type="dxa" w:w="70"/>
-              <w:right w:type="dxa" w:w="110"/>
-            </w:tcMar>
-          </w:tcPr>
-          <w:p>
-            <w:pPr>
-              <w:spacing w:after="0" w:line="280"/>
-            </w:pPr>
-            <w:r>
-              <w:rPr>
-                <w:rFonts w:ascii="Yu Gothic" w:cs="Yu Gothic" w:eastAsia="Yu Gothic" w:hAnsi="Yu Gothic"/>
-                <w:sz w:val="18"/>
-                <w:szCs w:val="18"/>
-              </w:rPr>
-              <w:t xml:space="preserve">枠は残したまま受付だけ止めます。臨時休業向け</w:t>
-            </w:r>
-          </w:p>
-        </w:tc>
-      </w:tr>
-      <w:tr>
-        <w:tc>
-          <w:tcPr>
-            <w:tcW w:type="dxa" w:w="1700"/>
-            <w:tcMar>
-              <w:top w:type="dxa" w:w="70"/>
-              <w:left w:type="dxa" w:w="110"/>
-              <w:bottom w:type="dxa" w:w="70"/>
-              <w:right w:type="dxa" w:w="110"/>
-            </w:tcMar>
-          </w:tcPr>
-          <w:p>
-            <w:pPr>
-              <w:spacing w:after="0" w:line="280"/>
-            </w:pPr>
-            <w:r>
-              <w:rPr>
-                <w:rFonts w:ascii="Yu Gothic" w:cs="Yu Gothic" w:eastAsia="Yu Gothic" w:hAnsi="Yu Gothic"/>
-                <w:sz w:val="18"/>
-                <w:szCs w:val="18"/>
-              </w:rPr>
-              <w:t xml:space="preserve">再開</w:t>
-            </w:r>
-          </w:p>
-        </w:tc>
-        <w:tc>
-          <w:tcPr>
-            <w:tcW w:type="dxa" w:w="8000"/>
-            <w:tcMar>
-              <w:top w:type="dxa" w:w="70"/>
-              <w:left w:type="dxa" w:w="110"/>
-              <w:bottom w:type="dxa" w:w="70"/>
-              <w:right w:type="dxa" w:w="110"/>
-            </w:tcMar>
-          </w:tcPr>
-          <w:p>
-            <w:pPr>
-              <w:spacing w:after="0" w:line="280"/>
-            </w:pPr>
-            <w:r>
-              <w:rPr>
-                <w:rFonts w:ascii="Yu Gothic" w:cs="Yu Gothic" w:eastAsia="Yu Gothic" w:hAnsi="Yu Gothic"/>
-                <w:sz w:val="18"/>
-                <w:szCs w:val="18"/>
-              </w:rPr>
-              <w:t xml:space="preserve">クローズした枠の受付を戻します</w:t>
-            </w:r>
-          </w:p>
-        </w:tc>
-      </w:tr>
-    </w:tbl>
-    <w:p>
-      <w:pPr>
-        <w:spacing w:after="110"/>
-      </w:pPr>
-      <w:r>
-        <w:rPr>
-          <w:rFonts w:ascii="Yu Gothic" w:cs="Yu Gothic" w:eastAsia="Yu Gothic" w:hAnsi="Yu Gothic"/>
-          <w:sz w:val="2"/>
-          <w:szCs w:val="2"/>
-        </w:rPr>
-        <w:t xml:space="preserve"/>
-      </w:r>
-    </w:p>
-    <w:p>
-      <w:pPr>
-        <w:spacing w:after="110" w:line="300"/>
-      </w:pPr>
-      <w:r>
-        <w:rPr>
-          <w:rFonts w:ascii="Yu Gothic" w:cs="Yu Gothic" w:eastAsia="Yu Gothic" w:hAnsi="Yu Gothic"/>
-          <w:sz w:val="20"/>
-          <w:szCs w:val="20"/>
-        </w:rPr>
-        <w:t xml:space="preserve">対象は</w:t>
-      </w:r>
-      <w:r>
-        <w:rPr>
-          <w:rFonts w:ascii="Yu Gothic" w:cs="Yu Gothic" w:eastAsia="Yu Gothic" w:hAnsi="Yu Gothic"/>
-          <w:b/>
-          <w:bCs/>
-          <w:sz w:val="20"/>
-          <w:szCs w:val="20"/>
-        </w:rPr>
-        <w:t xml:space="preserve">トレーナー・期間・時間帯・曜日</w:t>
-      </w:r>
-      <w:r>
-        <w:rPr>
-          <w:rFonts w:ascii="Yu Gothic" w:cs="Yu Gothic" w:eastAsia="Yu Gothic" w:hAnsi="Yu Gothic"/>
-          <w:sz w:val="20"/>
-          <w:szCs w:val="20"/>
-        </w:rPr>
-        <w:t xml:space="preserve">で指定します。トレーナーを「全トレーナー」にすれば、臨時休業日を一括でクローズできます。</w:t>
-      </w:r>
-    </w:p>
-    <w:p>
-      <w:pPr>
-        <w:spacing w:after="110" w:line="300"/>
-      </w:pPr>
-      <w:r>
-        <w:rPr>
-          <w:rFonts w:ascii="Yu Gothic" w:cs="Yu Gothic" w:eastAsia="Yu Gothic" w:hAnsi="Yu Gothic"/>
-          <w:sz w:val="20"/>
-          <w:szCs w:val="20"/>
-        </w:rPr>
-        <w:t xml:space="preserve">曜日で絞れるので、「田中トレーナーは火・木のみ」といった設定もまとめて行えます。</w:t>
-      </w:r>
-    </w:p>
-    <w:tbl>
-      <w:tblPr>
-        <w:tblW w:type="dxa" w:w="9700"/>
-        <w:tblBorders>
-          <w:top w:val="single" w:color="D8DCE8" w:sz="4"/>
-          <w:left w:val="single" w:color="D8DCE8" w:sz="4"/>
-          <w:bottom w:val="single" w:color="D8DCE8" w:sz="4"/>
-          <w:right w:val="single" w:color="D8DCE8" w:sz="4"/>
-          <w:insideH w:val="single" w:color="D8DCE8" w:sz="4"/>
-          <w:insideV w:val="single" w:color="D8DCE8" w:sz="4"/>
-        </w:tblBorders>
-        <w:tblLayout w:type="fixed"/>
-      </w:tblPr>
-      <w:tblGrid>
-        <w:gridCol w:w="9700"/>
-      </w:tblGrid>
-      <w:tr>
-        <w:tc>
-          <w:tcPr>
-            <w:tcW w:type="dxa" w:w="9700"/>
-            <w:shd w:fill="F5F7FA" w:color="auto" w:val="clear"/>
-            <w:tcMar>
-              <w:top w:type="dxa" w:w="90"/>
-              <w:left w:type="dxa" w:w="130"/>
-              <w:bottom w:type="dxa" w:w="90"/>
-              <w:right w:type="dxa" w:w="130"/>
-            </w:tcMar>
-          </w:tcPr>
-          <w:p>
-            <w:pPr>
-              <w:spacing w:after="0" w:line="290"/>
-            </w:pPr>
-            <w:r>
-              <w:rPr>
-                <w:rFonts w:ascii="Yu Gothic" w:cs="Yu Gothic" w:eastAsia="Yu Gothic" w:hAnsi="Yu Gothic"/>
-                <w:color w:val="2C2C2A"/>
-                <w:sz w:val="19"/>
-                <w:szCs w:val="19"/>
-              </w:rPr>
-              <w:t xml:space="preserve">終了時刻の枠は作られません。18:00 と指定した場合、最後の枠は 17:30 です。</w:t>
-            </w:r>
-          </w:p>
-        </w:tc>
-      </w:tr>
-    </w:tbl>
-    <w:p>
-      <w:pPr>
-        <w:spacing w:after="80" w:before="170"/>
-      </w:pPr>
-      <w:r>
-        <w:rPr>
-          <w:rFonts w:ascii="Yu Gothic" w:cs="Yu Gothic" w:eastAsia="Yu Gothic" w:hAnsi="Yu Gothic"/>
-          <w:b/>
-          <w:bCs/>
-          <w:color w:val="1E2761"/>
-          <w:sz w:val="21"/>
-          <w:szCs w:val="21"/>
-        </w:rPr>
-        <w:t xml:space="preserve">運用上の注意</w:t>
-      </w:r>
-    </w:p>
-    <w:tbl>
-      <w:tblPr>
-        <w:tblW w:type="dxa" w:w="9700"/>
-        <w:tblBorders>
-          <w:top w:val="single" w:color="B23B3B" w:sz="4"/>
-          <w:left w:val="single" w:color="B23B3B" w:sz="4"/>
-          <w:bottom w:val="single" w:color="B23B3B" w:sz="4"/>
-          <w:right w:val="single" w:color="B23B3B" w:sz="4"/>
-          <w:insideH w:val="single" w:color="B23B3B" w:sz="4"/>
-          <w:insideV w:val="single" w:color="B23B3B" w:sz="4"/>
-        </w:tblBorders>
-        <w:tblLayout w:type="fixed"/>
-      </w:tblPr>
-      <w:tblGrid>
-        <w:gridCol w:w="9700"/>
-      </w:tblGrid>
-      <w:tr>
-        <w:tc>
-          <w:tcPr>
-            <w:tcW w:type="dxa" w:w="9700"/>
-            <w:shd w:fill="FBEDEC" w:color="auto" w:val="clear"/>
-            <w:tcMar>
-              <w:top w:type="dxa" w:w="90"/>
-              <w:left w:type="dxa" w:w="130"/>
-              <w:bottom w:type="dxa" w:w="90"/>
-              <w:right w:type="dxa" w:w="130"/>
-            </w:tcMar>
-          </w:tcPr>
-          <w:p>
-            <w:pPr>
-              <w:spacing w:after="0" w:line="290"/>
-            </w:pPr>
-            <w:r>
-              <w:rPr>
-                <w:rFonts w:ascii="Yu Gothic" w:cs="Yu Gothic" w:eastAsia="Yu Gothic" w:hAnsi="Yu Gothic"/>
-                <w:b/>
-                <w:bCs/>
-                <w:color w:val="B23B3B"/>
-                <w:sz w:val="19"/>
-                <w:szCs w:val="19"/>
-              </w:rPr>
-              <w:t xml:space="preserve">受付枠は先の分まで作っておく必要があります。</w:t>
-            </w:r>
-            <w:r>
-              <w:rPr>
-                <w:rFonts w:ascii="Yu Gothic" w:cs="Yu Gothic" w:eastAsia="Yu Gothic" w:hAnsi="Yu Gothic"/>
-                <w:color w:val="B23B3B"/>
-                <w:sz w:val="19"/>
-                <w:szCs w:val="19"/>
-              </w:rPr>
-              <w:t xml:space="preserve">作った期間を過ぎると予約できる時刻が0件になり、会員が誰も予約できなくなります。月に一度、翌月分をまとめて追加する運用をお勧めします。</w:t>
+              <w:t xml:space="preserve">閉じる前に必ずお伝えください。発行できるのは店舗管理者のみで、操作は記録に残ります。会員は次回ログイン時に、必ずご自身のパスワードへの変更を求められます。</w:t>
             </w:r>
           </w:p>
         </w:tc>
@@ -6045,7 +5967,7 @@
           <w:sz w:val="23"/>
           <w:szCs w:val="23"/>
         </w:rPr>
-        <w:t xml:space="preserve">15. タイムテーブル</w:t>
+        <w:t xml:space="preserve">13. 予約状況の確認</w:t>
       </w:r>
       <w:r>
         <w:rPr>
@@ -6054,7 +5976,7 @@
           <w:sz w:val="17"/>
           <w:szCs w:val="17"/>
         </w:rPr>
-        <w:t xml:space="preserve">　/admin/timetable</w:t>
+        <w:t xml:space="preserve">　/admin/reservations</w:t>
       </w:r>
     </w:p>
     <w:p>
@@ -6065,7 +5987,7 @@
       <w:r>
         <w:drawing>
           <wp:inline distT="0" distB="0" distL="0" distR="0">
-            <wp:extent cx="5715000" cy="5457825"/>
+            <wp:extent cx="5715000" cy="4019550"/>
             <wp:effectExtent t="0" r="0" b="0" l="0"/>
             <wp:docPr id="1" name="" descr="" title=""/>
             <wp:cNvGraphicFramePr>
@@ -6090,7 +6012,7 @@
                   <pic:spPr bwMode="auto">
                     <a:xfrm>
                       <a:off x="0" y="0"/>
-                      <a:ext cx="5715000" cy="5457825"/>
+                      <a:ext cx="5715000" cy="4019550"/>
                     </a:xfrm>
                     <a:prstGeom prst="rect">
                       <a:avLst/>
@@ -6113,25 +6035,71 @@
           <w:sz w:val="20"/>
           <w:szCs w:val="20"/>
         </w:rPr>
-        <w:t xml:space="preserve">「受付枠」と同じ情報を、</w:t>
-      </w:r>
-      <w:r>
-        <w:rPr>
-          <w:rFonts w:ascii="Yu Gothic" w:cs="Yu Gothic" w:eastAsia="Yu Gothic" w:hAnsi="Yu Gothic"/>
-          <w:b/>
-          <w:bCs/>
-          <w:sz w:val="20"/>
-          <w:szCs w:val="20"/>
-        </w:rPr>
-        <w:t xml:space="preserve">時間軸を縦に、トレーナーを横に</w:t>
-      </w:r>
-      <w:r>
-        <w:rPr>
-          <w:rFonts w:ascii="Yu Gothic" w:cs="Yu Gothic" w:eastAsia="Yu Gothic" w:hAnsi="Yu Gothic"/>
-          <w:sz w:val="20"/>
-          <w:szCs w:val="20"/>
-        </w:rPr>
-        <w:t xml:space="preserve">並べた表で扱う画面です。シフト表として使えます。</w:t>
+        <w:t xml:space="preserve">右上で日付を切り替えます。その日の予約が時刻順に並びます。</w:t>
+      </w:r>
+    </w:p>
+    <w:p>
+      <w:pPr>
+        <w:pStyle w:val="ListParagraph"/>
+        <w:numPr>
+          <w:ilvl w:val="0"/>
+          <w:numId w:val="2"/>
+        </w:numPr>
+        <w:spacing w:after="60" w:line="290"/>
+      </w:pPr>
+      <w:r>
+        <w:rPr>
+          <w:rFonts w:ascii="Yu Gothic" w:cs="Yu Gothic" w:eastAsia="Yu Gothic" w:hAnsi="Yu Gothic"/>
+          <w:b/>
+          <w:bCs/>
+          <w:sz w:val="20"/>
+          <w:szCs w:val="20"/>
+        </w:rPr>
+        <w:t xml:space="preserve">会員名を押すと</w:t>
+      </w:r>
+      <w:r>
+        <w:rPr>
+          <w:rFonts w:ascii="Yu Gothic" w:cs="Yu Gothic" w:eastAsia="Yu Gothic" w:hAnsi="Yu Gothic"/>
+          <w:sz w:val="20"/>
+          <w:szCs w:val="20"/>
+        </w:rPr>
+        <w:t xml:space="preserve">その方の詳細画面へ移動します</w:t>
+      </w:r>
+    </w:p>
+    <w:p>
+      <w:pPr>
+        <w:pStyle w:val="ListParagraph"/>
+        <w:numPr>
+          <w:ilvl w:val="0"/>
+          <w:numId w:val="2"/>
+        </w:numPr>
+        <w:spacing w:after="60" w:line="290"/>
+      </w:pPr>
+      <w:r>
+        <w:rPr>
+          <w:rFonts w:ascii="Yu Gothic" w:cs="Yu Gothic" w:eastAsia="Yu Gothic" w:hAnsi="Yu Gothic"/>
+          <w:sz w:val="20"/>
+          <w:szCs w:val="20"/>
+        </w:rPr>
+        <w:t xml:space="preserve">各行の「キャンセル」で予約を取り消せます(開始後でも可能)</w:t>
+      </w:r>
+    </w:p>
+    <w:p>
+      <w:pPr>
+        <w:pStyle w:val="ListParagraph"/>
+        <w:numPr>
+          <w:ilvl w:val="0"/>
+          <w:numId w:val="2"/>
+        </w:numPr>
+        <w:spacing w:after="60" w:line="290"/>
+      </w:pPr>
+      <w:r>
+        <w:rPr>
+          <w:rFonts w:ascii="Yu Gothic" w:cs="Yu Gothic" w:eastAsia="Yu Gothic" w:hAnsi="Yu Gothic"/>
+          <w:sz w:val="20"/>
+          <w:szCs w:val="20"/>
+        </w:rPr>
+        <w:t xml:space="preserve">CSVで書き出せます</w:t>
       </w:r>
     </w:p>
     <w:p>
@@ -6147,12 +6115,74 @@
           <w:sz w:val="21"/>
           <w:szCs w:val="21"/>
         </w:rPr>
-        <w:t xml:space="preserve">2つのモード</w:t>
+        <w:t xml:space="preserve">「要購入」と「購入を反映」</w:t>
+      </w:r>
+    </w:p>
+    <w:p>
+      <w:pPr>
+        <w:spacing w:after="110" w:line="300"/>
+      </w:pPr>
+      <w:r>
+        <w:rPr>
+          <w:rFonts w:ascii="Yu Gothic" w:cs="Yu Gothic" w:eastAsia="Yu Gothic" w:hAnsi="Yu Gothic"/>
+          <w:sz w:val="20"/>
+          <w:szCs w:val="20"/>
+        </w:rPr>
+        <w:t xml:space="preserve">未購入のメニューで入った予約には</w:t>
+      </w:r>
+      <w:r>
+        <w:rPr>
+          <w:rFonts w:ascii="Yu Gothic" w:cs="Yu Gothic" w:eastAsia="Yu Gothic" w:hAnsi="Yu Gothic"/>
+          <w:b/>
+          <w:bCs/>
+          <w:sz w:val="20"/>
+          <w:szCs w:val="20"/>
+        </w:rPr>
+        <w:t xml:space="preserve">「要購入」</w:t>
+      </w:r>
+      <w:r>
+        <w:rPr>
+          <w:rFonts w:ascii="Yu Gothic" w:cs="Yu Gothic" w:eastAsia="Yu Gothic" w:hAnsi="Yu Gothic"/>
+          <w:sz w:val="20"/>
+          <w:szCs w:val="20"/>
+        </w:rPr>
+        <w:t xml:space="preserve">が付きます。ご来店時に代金を受け取ったら</w:t>
+      </w:r>
+      <w:r>
+        <w:rPr>
+          <w:rFonts w:ascii="Yu Gothic" w:cs="Yu Gothic" w:eastAsia="Yu Gothic" w:hAnsi="Yu Gothic"/>
+          <w:b/>
+          <w:bCs/>
+          <w:sz w:val="20"/>
+          <w:szCs w:val="20"/>
+        </w:rPr>
+        <w:t xml:space="preserve">「購入を反映」</w:t>
+      </w:r>
+      <w:r>
+        <w:rPr>
+          <w:rFonts w:ascii="Yu Gothic" w:cs="Yu Gothic" w:eastAsia="Yu Gothic" w:hAnsi="Yu Gothic"/>
+          <w:sz w:val="20"/>
+          <w:szCs w:val="20"/>
+        </w:rPr>
+        <w:t xml:space="preserve">を押してください。</w:t>
+      </w:r>
+    </w:p>
+    <w:p>
+      <w:pPr>
+        <w:spacing w:after="60"/>
+      </w:pPr>
+      <w:r>
+        <w:rPr>
+          <w:rFonts w:ascii="Yu Gothic" w:cs="Yu Gothic" w:eastAsia="Yu Gothic" w:hAnsi="Yu Gothic"/>
+          <w:sz w:val="2"/>
+          <w:szCs w:val="2"/>
+        </w:rPr>
+        <w:t xml:space="preserve"/>
       </w:r>
     </w:p>
     <w:tbl>
       <w:tblPr>
-        <w:tblW w:type="dxa" w:w="9700"/>
+        <w:tblW w:type="dxa" w:w="6700"/>
         <w:tblBorders>
           <w:top w:val="single" w:color="D8DCE8" w:sz="4"/>
           <w:left w:val="single" w:color="D8DCE8" w:sz="4"/>
@@ -6164,8 +6194,8 @@
         <w:tblLayout w:type="fixed"/>
       </w:tblPr>
       <w:tblGrid>
-        <w:gridCol w:w="2200"/>
-        <w:gridCol w:w="7500"/>
+        <w:gridCol w:w="1800"/>
+        <w:gridCol w:w="4900"/>
       </w:tblGrid>
       <w:tr>
         <w:trPr>
@@ -6173,7 +6203,7 @@
         </w:trPr>
         <w:tc>
           <w:tcPr>
-            <w:tcW w:type="dxa" w:w="2200"/>
+            <w:tcW w:type="dxa" w:w="1800"/>
             <w:shd w:fill="EDF1FA" w:color="auto" w:val="clear"/>
             <w:tcMar>
               <w:top w:type="dxa" w:w="70"/>
@@ -6195,13 +6225,13 @@
                 <w:sz w:val="18"/>
                 <w:szCs w:val="18"/>
               </w:rPr>
-              <w:t xml:space="preserve">モード</w:t>
-            </w:r>
-          </w:p>
-        </w:tc>
-        <w:tc>
-          <w:tcPr>
-            <w:tcW w:type="dxa" w:w="7500"/>
+              <w:t xml:space="preserve">課金タイプ</w:t>
+            </w:r>
+          </w:p>
+        </w:tc>
+        <w:tc>
+          <w:tcPr>
+            <w:tcW w:type="dxa" w:w="4900"/>
             <w:shd w:fill="EDF1FA" w:color="auto" w:val="clear"/>
             <w:tcMar>
               <w:top w:type="dxa" w:w="70"/>
@@ -6223,7 +6253,7 @@
                 <w:sz w:val="18"/>
                 <w:szCs w:val="18"/>
               </w:rPr>
-              <w:t xml:space="preserve">セルを押すと</w:t>
+              <w:t xml:space="preserve">「購入を反映」で起きること</w:t>
             </w:r>
           </w:p>
         </w:tc>
@@ -6231,49 +6261,49 @@
       <w:tr>
         <w:tc>
           <w:tcPr>
-            <w:tcW w:type="dxa" w:w="2200"/>
-            <w:tcMar>
-              <w:top w:type="dxa" w:w="70"/>
-              <w:left w:type="dxa" w:w="110"/>
-              <w:bottom w:type="dxa" w:w="70"/>
-              <w:right w:type="dxa" w:w="110"/>
-            </w:tcMar>
-          </w:tcPr>
-          <w:p>
-            <w:pPr>
-              <w:spacing w:after="0" w:line="280"/>
-            </w:pPr>
-            <w:r>
-              <w:rPr>
-                <w:rFonts w:ascii="Yu Gothic" w:cs="Yu Gothic" w:eastAsia="Yu Gothic" w:hAnsi="Yu Gothic"/>
-                <w:sz w:val="18"/>
-                <w:szCs w:val="18"/>
-              </w:rPr>
-              <w:t xml:space="preserve">配置 / 解除</w:t>
-            </w:r>
-          </w:p>
-        </w:tc>
-        <w:tc>
-          <w:tcPr>
-            <w:tcW w:type="dxa" w:w="7500"/>
-            <w:tcMar>
-              <w:top w:type="dxa" w:w="70"/>
-              <w:left w:type="dxa" w:w="110"/>
-              <w:bottom w:type="dxa" w:w="70"/>
-              <w:right w:type="dxa" w:w="110"/>
-            </w:tcMar>
-          </w:tcPr>
-          <w:p>
-            <w:pPr>
-              <w:spacing w:after="0" w:line="280"/>
-            </w:pPr>
-            <w:r>
-              <w:rPr>
-                <w:rFonts w:ascii="Yu Gothic" w:cs="Yu Gothic" w:eastAsia="Yu Gothic" w:hAnsi="Yu Gothic"/>
-                <w:sz w:val="18"/>
-                <w:szCs w:val="18"/>
-              </w:rPr>
-              <w:t xml:space="preserve">そのトレーナーの配置を切り替えます</w:t>
+            <w:tcW w:type="dxa" w:w="1800"/>
+            <w:tcMar>
+              <w:top w:type="dxa" w:w="70"/>
+              <w:left w:type="dxa" w:w="110"/>
+              <w:bottom w:type="dxa" w:w="70"/>
+              <w:right w:type="dxa" w:w="110"/>
+            </w:tcMar>
+          </w:tcPr>
+          <w:p>
+            <w:pPr>
+              <w:spacing w:after="0" w:line="280"/>
+            </w:pPr>
+            <w:r>
+              <w:rPr>
+                <w:rFonts w:ascii="Yu Gothic" w:cs="Yu Gothic" w:eastAsia="Yu Gothic" w:hAnsi="Yu Gothic"/>
+                <w:sz w:val="18"/>
+                <w:szCs w:val="18"/>
+              </w:rPr>
+              <w:t xml:space="preserve">時間課金</w:t>
+            </w:r>
+          </w:p>
+        </w:tc>
+        <w:tc>
+          <w:tcPr>
+            <w:tcW w:type="dxa" w:w="4900"/>
+            <w:tcMar>
+              <w:top w:type="dxa" w:w="70"/>
+              <w:left w:type="dxa" w:w="110"/>
+              <w:bottom w:type="dxa" w:w="70"/>
+              <w:right w:type="dxa" w:w="110"/>
+            </w:tcMar>
+          </w:tcPr>
+          <w:p>
+            <w:pPr>
+              <w:spacing w:after="0" w:line="280"/>
+            </w:pPr>
+            <w:r>
+              <w:rPr>
+                <w:rFonts w:ascii="Yu Gothic" w:cs="Yu Gothic" w:eastAsia="Yu Gothic" w:hAnsi="Yu Gothic"/>
+                <w:sz w:val="18"/>
+                <w:szCs w:val="18"/>
+              </w:rPr>
+              <w:t xml:space="preserve">そのメニューを購入済みとして登録します</w:t>
             </w:r>
           </w:p>
         </w:tc>
@@ -6281,49 +6311,99 @@
       <w:tr>
         <w:tc>
           <w:tcPr>
-            <w:tcW w:type="dxa" w:w="2200"/>
-            <w:tcMar>
-              <w:top w:type="dxa" w:w="70"/>
-              <w:left w:type="dxa" w:w="110"/>
-              <w:bottom w:type="dxa" w:w="70"/>
-              <w:right w:type="dxa" w:w="110"/>
-            </w:tcMar>
-          </w:tcPr>
-          <w:p>
-            <w:pPr>
-              <w:spacing w:after="0" w:line="280"/>
-            </w:pPr>
-            <w:r>
-              <w:rPr>
-                <w:rFonts w:ascii="Yu Gothic" w:cs="Yu Gothic" w:eastAsia="Yu Gothic" w:hAnsi="Yu Gothic"/>
-                <w:sz w:val="18"/>
-                <w:szCs w:val="18"/>
-              </w:rPr>
-              <w:t xml:space="preserve">クローズ / 再開</w:t>
-            </w:r>
-          </w:p>
-        </w:tc>
-        <w:tc>
-          <w:tcPr>
-            <w:tcW w:type="dxa" w:w="7500"/>
-            <w:tcMar>
-              <w:top w:type="dxa" w:w="70"/>
-              <w:left w:type="dxa" w:w="110"/>
-              <w:bottom w:type="dxa" w:w="70"/>
-              <w:right w:type="dxa" w:w="110"/>
-            </w:tcMar>
-          </w:tcPr>
-          <w:p>
-            <w:pPr>
-              <w:spacing w:after="0" w:line="280"/>
-            </w:pPr>
-            <w:r>
-              <w:rPr>
-                <w:rFonts w:ascii="Yu Gothic" w:cs="Yu Gothic" w:eastAsia="Yu Gothic" w:hAnsi="Yu Gothic"/>
-                <w:sz w:val="18"/>
-                <w:szCs w:val="18"/>
-              </w:rPr>
-              <w:t xml:space="preserve">配置済みの枠の受付を止める・戻す</w:t>
+            <w:tcW w:type="dxa" w:w="1800"/>
+            <w:tcMar>
+              <w:top w:type="dxa" w:w="70"/>
+              <w:left w:type="dxa" w:w="110"/>
+              <w:bottom w:type="dxa" w:w="70"/>
+              <w:right w:type="dxa" w:w="110"/>
+            </w:tcMar>
+          </w:tcPr>
+          <w:p>
+            <w:pPr>
+              <w:spacing w:after="0" w:line="280"/>
+            </w:pPr>
+            <w:r>
+              <w:rPr>
+                <w:rFonts w:ascii="Yu Gothic" w:cs="Yu Gothic" w:eastAsia="Yu Gothic" w:hAnsi="Yu Gothic"/>
+                <w:sz w:val="18"/>
+                <w:szCs w:val="18"/>
+              </w:rPr>
+              <w:t xml:space="preserve">回数券</w:t>
+            </w:r>
+          </w:p>
+        </w:tc>
+        <w:tc>
+          <w:tcPr>
+            <w:tcW w:type="dxa" w:w="4900"/>
+            <w:tcMar>
+              <w:top w:type="dxa" w:w="70"/>
+              <w:left w:type="dxa" w:w="110"/>
+              <w:bottom w:type="dxa" w:w="70"/>
+              <w:right w:type="dxa" w:w="110"/>
+            </w:tcMar>
+          </w:tcPr>
+          <w:p>
+            <w:pPr>
+              <w:spacing w:after="0" w:line="280"/>
+            </w:pPr>
+            <w:r>
+              <w:rPr>
+                <w:rFonts w:ascii="Yu Gothic" w:cs="Yu Gothic" w:eastAsia="Yu Gothic" w:hAnsi="Yu Gothic"/>
+                <w:sz w:val="18"/>
+                <w:szCs w:val="18"/>
+              </w:rPr>
+              <w:t xml:space="preserve">有効な回数券から1回消費します(先に会員詳細で付与)</w:t>
+            </w:r>
+          </w:p>
+        </w:tc>
+      </w:tr>
+      <w:tr>
+        <w:tc>
+          <w:tcPr>
+            <w:tcW w:type="dxa" w:w="1800"/>
+            <w:tcMar>
+              <w:top w:type="dxa" w:w="70"/>
+              <w:left w:type="dxa" w:w="110"/>
+              <w:bottom w:type="dxa" w:w="70"/>
+              <w:right w:type="dxa" w:w="110"/>
+            </w:tcMar>
+          </w:tcPr>
+          <w:p>
+            <w:pPr>
+              <w:spacing w:after="0" w:line="280"/>
+            </w:pPr>
+            <w:r>
+              <w:rPr>
+                <w:rFonts w:ascii="Yu Gothic" w:cs="Yu Gothic" w:eastAsia="Yu Gothic" w:hAnsi="Yu Gothic"/>
+                <w:sz w:val="18"/>
+                <w:szCs w:val="18"/>
+              </w:rPr>
+              <w:t xml:space="preserve">通い放題</w:t>
+            </w:r>
+          </w:p>
+        </w:tc>
+        <w:tc>
+          <w:tcPr>
+            <w:tcW w:type="dxa" w:w="4900"/>
+            <w:tcMar>
+              <w:top w:type="dxa" w:w="70"/>
+              <w:left w:type="dxa" w:w="110"/>
+              <w:bottom w:type="dxa" w:w="70"/>
+              <w:right w:type="dxa" w:w="110"/>
+            </w:tcMar>
+          </w:tcPr>
+          <w:p>
+            <w:pPr>
+              <w:spacing w:after="0" w:line="280"/>
+            </w:pPr>
+            <w:r>
+              <w:rPr>
+                <w:rFonts w:ascii="Yu Gothic" w:cs="Yu Gothic" w:eastAsia="Yu Gothic" w:hAnsi="Yu Gothic"/>
+                <w:sz w:val="18"/>
+                <w:szCs w:val="18"/>
+              </w:rPr>
+              <w:t xml:space="preserve">有効な契約があることを確かめて印を外します</w:t>
             </w:r>
           </w:p>
         </w:tc>
@@ -6344,58 +6424,49 @@
     </w:p>
     <w:p>
       <w:pPr>
-        <w:pStyle w:val="ListParagraph"/>
-        <w:numPr>
-          <w:ilvl w:val="0"/>
-          <w:numId w:val="2"/>
-        </w:numPr>
-        <w:spacing w:after="60" w:line="290"/>
-      </w:pPr>
-      <w:r>
-        <w:rPr>
-          <w:rFonts w:ascii="Yu Gothic" w:cs="Yu Gothic" w:eastAsia="Yu Gothic" w:hAnsi="Yu Gothic"/>
-          <w:sz w:val="20"/>
-          <w:szCs w:val="20"/>
-        </w:rPr>
-        <w:t xml:space="preserve">列見出しの「終日配置」「解除」で1人分をまとめて設定できます</w:t>
-      </w:r>
-    </w:p>
-    <w:p>
-      <w:pPr>
-        <w:pStyle w:val="ListParagraph"/>
-        <w:numPr>
-          <w:ilvl w:val="0"/>
-          <w:numId w:val="2"/>
-        </w:numPr>
-        <w:spacing w:after="60" w:line="290"/>
-      </w:pPr>
-      <w:r>
-        <w:rPr>
-          <w:rFonts w:ascii="Yu Gothic" w:cs="Yu Gothic" w:eastAsia="Yu Gothic" w:hAnsi="Yu Gothic"/>
-          <w:sz w:val="20"/>
-          <w:szCs w:val="20"/>
-        </w:rPr>
-        <w:t xml:space="preserve">右端の列に、時刻ごとの空き数の合計が出ます</w:t>
-      </w:r>
-    </w:p>
-    <w:p>
-      <w:pPr>
-        <w:pStyle w:val="ListParagraph"/>
-        <w:numPr>
-          <w:ilvl w:val="0"/>
-          <w:numId w:val="2"/>
-        </w:numPr>
-        <w:spacing w:after="60" w:line="290"/>
-      </w:pPr>
-      <w:r>
-        <w:rPr>
-          <w:rFonts w:ascii="Yu Gothic" w:cs="Yu Gothic" w:eastAsia="Yu Gothic" w:hAnsi="Yu Gothic"/>
-          <w:b/>
-          <w:bCs/>
-          <w:sz w:val="20"/>
-          <w:szCs w:val="20"/>
-        </w:rPr>
-        <w:t xml:space="preserve">予約が入っている枠は外せません</w:t>
+        <w:spacing w:after="80" w:before="170"/>
+      </w:pPr>
+      <w:r>
+        <w:rPr>
+          <w:rFonts w:ascii="Yu Gothic" w:cs="Yu Gothic" w:eastAsia="Yu Gothic" w:hAnsi="Yu Gothic"/>
+          <w:b/>
+          <w:bCs/>
+          <w:color w:val="1E2761"/>
+          <w:sz w:val="21"/>
+          <w:szCs w:val="21"/>
+        </w:rPr>
+        <w:t xml:space="preserve">担当トレーナーの変更</w:t>
+      </w:r>
+    </w:p>
+    <w:p>
+      <w:pPr>
+        <w:spacing w:after="110" w:line="300"/>
+      </w:pPr>
+      <w:r>
+        <w:rPr>
+          <w:rFonts w:ascii="Yu Gothic" w:cs="Yu Gothic" w:eastAsia="Yu Gothic" w:hAnsi="Yu Gothic"/>
+          <w:sz w:val="20"/>
+          <w:szCs w:val="20"/>
+        </w:rPr>
+        <w:t xml:space="preserve">担当の横の</w:t>
+      </w:r>
+      <w:r>
+        <w:rPr>
+          <w:rFonts w:ascii="Yu Gothic" w:cs="Yu Gothic" w:eastAsia="Yu Gothic" w:hAnsi="Yu Gothic"/>
+          <w:b/>
+          <w:bCs/>
+          <w:sz w:val="20"/>
+          <w:szCs w:val="20"/>
+        </w:rPr>
+        <w:t xml:space="preserve">「変更」</w:t>
+      </w:r>
+      <w:r>
+        <w:rPr>
+          <w:rFonts w:ascii="Yu Gothic" w:cs="Yu Gothic" w:eastAsia="Yu Gothic" w:hAnsi="Yu Gothic"/>
+          <w:sz w:val="20"/>
+          <w:szCs w:val="20"/>
+        </w:rPr>
+        <w:t xml:space="preserve">から、その時間に空いている別のトレーナーへ付け替えられます。急な交代のときに使います。</w:t>
       </w:r>
     </w:p>
     <w:p>
@@ -6411,6 +6482,78 @@
         <w:t xml:space="preserve"/>
       </w:r>
     </w:p>
+    <w:tbl>
+      <w:tblPr>
+        <w:tblW w:type="dxa" w:w="9700"/>
+        <w:tblBorders>
+          <w:top w:val="single" w:color="854F0B" w:sz="4"/>
+          <w:left w:val="single" w:color="854F0B" w:sz="4"/>
+          <w:bottom w:val="single" w:color="854F0B" w:sz="4"/>
+          <w:right w:val="single" w:color="854F0B" w:sz="4"/>
+          <w:insideH w:val="single" w:color="854F0B" w:sz="4"/>
+          <w:insideV w:val="single" w:color="854F0B" w:sz="4"/>
+        </w:tblBorders>
+        <w:tblLayout w:type="fixed"/>
+      </w:tblPr>
+      <w:tblGrid>
+        <w:gridCol w:w="9700"/>
+      </w:tblGrid>
+      <w:tr>
+        <w:tc>
+          <w:tcPr>
+            <w:tcW w:type="dxa" w:w="9700"/>
+            <w:shd w:fill="FBF1DE" w:color="auto" w:val="clear"/>
+            <w:tcMar>
+              <w:top w:type="dxa" w:w="90"/>
+              <w:left w:type="dxa" w:w="130"/>
+              <w:bottom w:type="dxa" w:w="90"/>
+              <w:right w:type="dxa" w:w="130"/>
+            </w:tcMar>
+          </w:tcPr>
+          <w:p>
+            <w:pPr>
+              <w:spacing w:after="0" w:line="290"/>
+            </w:pPr>
+            <w:r>
+              <w:rPr>
+                <w:rFonts w:ascii="Yu Gothic" w:cs="Yu Gothic" w:eastAsia="Yu Gothic" w:hAnsi="Yu Gothic"/>
+                <w:b/>
+                <w:bCs/>
+                <w:color w:val="854F0B"/>
+                <w:sz w:val="19"/>
+                <w:szCs w:val="19"/>
+              </w:rPr>
+              <w:t xml:space="preserve">「指名」が付いた予約は付け替えられません。</w:t>
+            </w:r>
+            <w:r>
+              <w:rPr>
+                <w:rFonts w:ascii="Yu Gothic" w:cs="Yu Gothic" w:eastAsia="Yu Gothic" w:hAnsi="Yu Gothic"/>
+                <w:color w:val="854F0B"/>
+                <w:sz w:val="19"/>
+                <w:szCs w:val="19"/>
+              </w:rPr>
+              <w:t xml:space="preserve">会員が指名券を使ってその方を選んでいるためです。どうしても交代が必要な場合は、予約をキャンセルして取り直してください(指名券は戻ります)。</w:t>
+            </w:r>
+          </w:p>
+        </w:tc>
+      </w:tr>
+    </w:tbl>
+    <w:p>
+      <w:pPr>
+        <w:spacing w:after="80" w:before="170"/>
+      </w:pPr>
+      <w:r>
+        <w:rPr>
+          <w:rFonts w:ascii="Yu Gothic" w:cs="Yu Gothic" w:eastAsia="Yu Gothic" w:hAnsi="Yu Gothic"/>
+          <w:b/>
+          <w:bCs/>
+          <w:color w:val="1E2761"/>
+          <w:sz w:val="21"/>
+          <w:szCs w:val="21"/>
+        </w:rPr>
+        <w:t xml:space="preserve">稼働率</w:t>
+      </w:r>
+    </w:p>
     <w:p>
       <w:pPr>
         <w:spacing w:after="110" w:line="300"/>
@@ -6421,7 +6564,7 @@
           <w:sz w:val="20"/>
           <w:szCs w:val="20"/>
         </w:rPr>
-        <w:t xml:space="preserve">申し送りメモはダッシュボードと同じものです。どちらから書いても共有されます。</w:t>
+        <w:t xml:space="preserve">「消化した枠 ÷ クローズしていない受付枠」で計算しています。60分のメニューは2枠を消化します。</w:t>
       </w:r>
     </w:p>
     <w:p>
@@ -6456,7 +6599,7 @@
           <w:sz w:val="23"/>
           <w:szCs w:val="23"/>
         </w:rPr>
-        <w:t xml:space="preserve">16. メニュー設定</w:t>
+        <w:t xml:space="preserve">14. 受付枠(シフト)</w:t>
       </w:r>
       <w:r>
         <w:rPr>
@@ -6465,7 +6608,7 @@
           <w:sz w:val="17"/>
           <w:szCs w:val="17"/>
         </w:rPr>
-        <w:t xml:space="preserve">　/admin/menus</w:t>
+        <w:t xml:space="preserve">　/admin/shifts</w:t>
       </w:r>
     </w:p>
     <w:p>
@@ -6476,7 +6619,7 @@
       <w:r>
         <w:drawing>
           <wp:inline distT="0" distB="0" distL="0" distR="0">
-            <wp:extent cx="5715000" cy="4019550"/>
+            <wp:extent cx="5715000" cy="4200525"/>
             <wp:effectExtent t="0" r="0" b="0" l="0"/>
             <wp:docPr id="1" name="" descr="" title=""/>
             <wp:cNvGraphicFramePr>
@@ -6501,7 +6644,7 @@
                   <pic:spPr bwMode="auto">
                     <a:xfrm>
                       <a:off x="0" y="0"/>
-                      <a:ext cx="5715000" cy="4019550"/>
+                      <a:ext cx="5715000" cy="4200525"/>
                     </a:xfrm>
                     <a:prstGeom prst="rect">
                       <a:avLst/>
@@ -6514,6 +6657,62 @@
         </w:drawing>
       </w:r>
     </w:p>
+    <w:tbl>
+      <w:tblPr>
+        <w:tblW w:type="dxa" w:w="9700"/>
+        <w:tblBorders>
+          <w:top w:val="single" w:color="854F0B" w:sz="4"/>
+          <w:left w:val="single" w:color="854F0B" w:sz="4"/>
+          <w:bottom w:val="single" w:color="854F0B" w:sz="4"/>
+          <w:right w:val="single" w:color="854F0B" w:sz="4"/>
+          <w:insideH w:val="single" w:color="854F0B" w:sz="4"/>
+          <w:insideV w:val="single" w:color="854F0B" w:sz="4"/>
+        </w:tblBorders>
+        <w:tblLayout w:type="fixed"/>
+      </w:tblPr>
+      <w:tblGrid>
+        <w:gridCol w:w="9700"/>
+      </w:tblGrid>
+      <w:tr>
+        <w:tc>
+          <w:tcPr>
+            <w:tcW w:type="dxa" w:w="9700"/>
+            <w:shd w:fill="FBF1DE" w:color="auto" w:val="clear"/>
+            <w:tcMar>
+              <w:top w:type="dxa" w:w="90"/>
+              <w:left w:type="dxa" w:w="130"/>
+              <w:bottom w:type="dxa" w:w="90"/>
+              <w:right w:type="dxa" w:w="130"/>
+            </w:tcMar>
+          </w:tcPr>
+          <w:p>
+            <w:pPr>
+              <w:spacing w:after="0" w:line="290"/>
+            </w:pPr>
+            <w:r>
+              <w:rPr>
+                <w:rFonts w:ascii="Yu Gothic" w:cs="Yu Gothic" w:eastAsia="Yu Gothic" w:hAnsi="Yu Gothic"/>
+                <w:b/>
+                <w:bCs/>
+                <w:color w:val="854F0B"/>
+                <w:sz w:val="19"/>
+                <w:szCs w:val="19"/>
+              </w:rPr>
+              <w:t xml:space="preserve">この画面の設定が、会員が予約できる時間を決めます。</w:t>
+            </w:r>
+            <w:r>
+              <w:rPr>
+                <w:rFonts w:ascii="Yu Gothic" w:cs="Yu Gothic" w:eastAsia="Yu Gothic" w:hAnsi="Yu Gothic"/>
+                <w:color w:val="854F0B"/>
+                <w:sz w:val="19"/>
+                <w:szCs w:val="19"/>
+              </w:rPr>
+              <w:t xml:space="preserve">受付枠が1つも無いと、会員側には予約できる時刻が表示されません。</w:t>
+            </w:r>
+          </w:p>
+        </w:tc>
+      </w:tr>
+    </w:tbl>
     <w:p>
       <w:pPr>
         <w:spacing w:after="80" w:before="170"/>
@@ -6527,20 +6726,7 @@
           <w:sz w:val="21"/>
           <w:szCs w:val="21"/>
         </w:rPr>
-        <w:t xml:space="preserve">登録する</w:t>
-      </w:r>
-    </w:p>
-    <w:p>
-      <w:pPr>
-        <w:spacing w:after="110" w:line="300"/>
-      </w:pPr>
-      <w:r>
-        <w:rPr>
-          <w:rFonts w:ascii="Yu Gothic" w:cs="Yu Gothic" w:eastAsia="Yu Gothic" w:hAnsi="Yu Gothic"/>
-          <w:sz w:val="20"/>
-          <w:szCs w:val="20"/>
-        </w:rPr>
-        <w:t xml:space="preserve">「新規登録」から追加します。課金タイプを選ぶと、入力する項目が切り替わります。</w:t>
+        <w:t xml:space="preserve">まとめて操作する</w:t>
       </w:r>
     </w:p>
     <w:tbl>
@@ -6557,8 +6743,8 @@
         <w:tblLayout w:type="fixed"/>
       </w:tblPr>
       <w:tblGrid>
-        <w:gridCol w:w="2000"/>
-        <w:gridCol w:w="7700"/>
+        <w:gridCol w:w="1700"/>
+        <w:gridCol w:w="8000"/>
       </w:tblGrid>
       <w:tr>
         <w:trPr>
@@ -6566,7 +6752,7 @@
         </w:trPr>
         <w:tc>
           <w:tcPr>
-            <w:tcW w:type="dxa" w:w="2000"/>
+            <w:tcW w:type="dxa" w:w="1700"/>
             <w:shd w:fill="EDF1FA" w:color="auto" w:val="clear"/>
             <w:tcMar>
               <w:top w:type="dxa" w:w="70"/>
@@ -6588,13 +6774,13 @@
                 <w:sz w:val="18"/>
                 <w:szCs w:val="18"/>
               </w:rPr>
-              <w:t xml:space="preserve">課金タイプ</w:t>
-            </w:r>
-          </w:p>
-        </w:tc>
-        <w:tc>
-          <w:tcPr>
-            <w:tcW w:type="dxa" w:w="7700"/>
+              <w:t xml:space="preserve">操作</w:t>
+            </w:r>
+          </w:p>
+        </w:tc>
+        <w:tc>
+          <w:tcPr>
+            <w:tcW w:type="dxa" w:w="8000"/>
             <w:shd w:fill="EDF1FA" w:color="auto" w:val="clear"/>
             <w:tcMar>
               <w:top w:type="dxa" w:w="70"/>
@@ -6616,7 +6802,7 @@
                 <w:sz w:val="18"/>
                 <w:szCs w:val="18"/>
               </w:rPr>
-              <w:t xml:space="preserve">入力する項目</w:t>
+              <w:t xml:space="preserve">内容</w:t>
             </w:r>
           </w:p>
         </w:tc>
@@ -6624,49 +6810,49 @@
       <w:tr>
         <w:tc>
           <w:tcPr>
-            <w:tcW w:type="dxa" w:w="2000"/>
-            <w:tcMar>
-              <w:top w:type="dxa" w:w="70"/>
-              <w:left w:type="dxa" w:w="110"/>
-              <w:bottom w:type="dxa" w:w="70"/>
-              <w:right w:type="dxa" w:w="110"/>
-            </w:tcMar>
-          </w:tcPr>
-          <w:p>
-            <w:pPr>
-              <w:spacing w:after="0" w:line="280"/>
-            </w:pPr>
-            <w:r>
-              <w:rPr>
-                <w:rFonts w:ascii="Yu Gothic" w:cs="Yu Gothic" w:eastAsia="Yu Gothic" w:hAnsi="Yu Gothic"/>
-                <w:sz w:val="18"/>
-                <w:szCs w:val="18"/>
-              </w:rPr>
-              <w:t xml:space="preserve">時間課金</w:t>
-            </w:r>
-          </w:p>
-        </w:tc>
-        <w:tc>
-          <w:tcPr>
-            <w:tcW w:type="dxa" w:w="7700"/>
-            <w:tcMar>
-              <w:top w:type="dxa" w:w="70"/>
-              <w:left w:type="dxa" w:w="110"/>
-              <w:bottom w:type="dxa" w:w="70"/>
-              <w:right w:type="dxa" w:w="110"/>
-            </w:tcMar>
-          </w:tcPr>
-          <w:p>
-            <w:pPr>
-              <w:spacing w:after="0" w:line="280"/>
-            </w:pPr>
-            <w:r>
-              <w:rPr>
-                <w:rFonts w:ascii="Yu Gothic" w:cs="Yu Gothic" w:eastAsia="Yu Gothic" w:hAnsi="Yu Gothic"/>
-                <w:sz w:val="18"/>
-                <w:szCs w:val="18"/>
-              </w:rPr>
-              <w:t xml:space="preserve">所要時間・価格</w:t>
+            <w:tcW w:type="dxa" w:w="1700"/>
+            <w:tcMar>
+              <w:top w:type="dxa" w:w="70"/>
+              <w:left w:type="dxa" w:w="110"/>
+              <w:bottom w:type="dxa" w:w="70"/>
+              <w:right w:type="dxa" w:w="110"/>
+            </w:tcMar>
+          </w:tcPr>
+          <w:p>
+            <w:pPr>
+              <w:spacing w:after="0" w:line="280"/>
+            </w:pPr>
+            <w:r>
+              <w:rPr>
+                <w:rFonts w:ascii="Yu Gothic" w:cs="Yu Gothic" w:eastAsia="Yu Gothic" w:hAnsi="Yu Gothic"/>
+                <w:sz w:val="18"/>
+                <w:szCs w:val="18"/>
+              </w:rPr>
+              <w:t xml:space="preserve">追加</w:t>
+            </w:r>
+          </w:p>
+        </w:tc>
+        <w:tc>
+          <w:tcPr>
+            <w:tcW w:type="dxa" w:w="8000"/>
+            <w:tcMar>
+              <w:top w:type="dxa" w:w="70"/>
+              <w:left w:type="dxa" w:w="110"/>
+              <w:bottom w:type="dxa" w:w="70"/>
+              <w:right w:type="dxa" w:w="110"/>
+            </w:tcMar>
+          </w:tcPr>
+          <w:p>
+            <w:pPr>
+              <w:spacing w:after="0" w:line="280"/>
+            </w:pPr>
+            <w:r>
+              <w:rPr>
+                <w:rFonts w:ascii="Yu Gothic" w:cs="Yu Gothic" w:eastAsia="Yu Gothic" w:hAnsi="Yu Gothic"/>
+                <w:sz w:val="18"/>
+                <w:szCs w:val="18"/>
+              </w:rPr>
+              <w:t xml:space="preserve">30分刻みで枠を作ります。すでにある枠はそのまま</w:t>
             </w:r>
           </w:p>
         </w:tc>
@@ -6674,49 +6860,49 @@
       <w:tr>
         <w:tc>
           <w:tcPr>
-            <w:tcW w:type="dxa" w:w="2000"/>
-            <w:tcMar>
-              <w:top w:type="dxa" w:w="70"/>
-              <w:left w:type="dxa" w:w="110"/>
-              <w:bottom w:type="dxa" w:w="70"/>
-              <w:right w:type="dxa" w:w="110"/>
-            </w:tcMar>
-          </w:tcPr>
-          <w:p>
-            <w:pPr>
-              <w:spacing w:after="0" w:line="280"/>
-            </w:pPr>
-            <w:r>
-              <w:rPr>
-                <w:rFonts w:ascii="Yu Gothic" w:cs="Yu Gothic" w:eastAsia="Yu Gothic" w:hAnsi="Yu Gothic"/>
-                <w:sz w:val="18"/>
-                <w:szCs w:val="18"/>
-              </w:rPr>
-              <w:t xml:space="preserve">通い放題</w:t>
-            </w:r>
-          </w:p>
-        </w:tc>
-        <w:tc>
-          <w:tcPr>
-            <w:tcW w:type="dxa" w:w="7700"/>
-            <w:tcMar>
-              <w:top w:type="dxa" w:w="70"/>
-              <w:left w:type="dxa" w:w="110"/>
-              <w:bottom w:type="dxa" w:w="70"/>
-              <w:right w:type="dxa" w:w="110"/>
-            </w:tcMar>
-          </w:tcPr>
-          <w:p>
-            <w:pPr>
-              <w:spacing w:after="0" w:line="280"/>
-            </w:pPr>
-            <w:r>
-              <w:rPr>
-                <w:rFonts w:ascii="Yu Gothic" w:cs="Yu Gothic" w:eastAsia="Yu Gothic" w:hAnsi="Yu Gothic"/>
-                <w:sz w:val="18"/>
-                <w:szCs w:val="18"/>
-              </w:rPr>
-              <w:t xml:space="preserve">月額価格・同時予約の上限</w:t>
+            <w:tcW w:type="dxa" w:w="1700"/>
+            <w:tcMar>
+              <w:top w:type="dxa" w:w="70"/>
+              <w:left w:type="dxa" w:w="110"/>
+              <w:bottom w:type="dxa" w:w="70"/>
+              <w:right w:type="dxa" w:w="110"/>
+            </w:tcMar>
+          </w:tcPr>
+          <w:p>
+            <w:pPr>
+              <w:spacing w:after="0" w:line="280"/>
+            </w:pPr>
+            <w:r>
+              <w:rPr>
+                <w:rFonts w:ascii="Yu Gothic" w:cs="Yu Gothic" w:eastAsia="Yu Gothic" w:hAnsi="Yu Gothic"/>
+                <w:sz w:val="18"/>
+                <w:szCs w:val="18"/>
+              </w:rPr>
+              <w:t xml:space="preserve">削除</w:t>
+            </w:r>
+          </w:p>
+        </w:tc>
+        <w:tc>
+          <w:tcPr>
+            <w:tcW w:type="dxa" w:w="8000"/>
+            <w:tcMar>
+              <w:top w:type="dxa" w:w="70"/>
+              <w:left w:type="dxa" w:w="110"/>
+              <w:bottom w:type="dxa" w:w="70"/>
+              <w:right w:type="dxa" w:w="110"/>
+            </w:tcMar>
+          </w:tcPr>
+          <w:p>
+            <w:pPr>
+              <w:spacing w:after="0" w:line="280"/>
+            </w:pPr>
+            <w:r>
+              <w:rPr>
+                <w:rFonts w:ascii="Yu Gothic" w:cs="Yu Gothic" w:eastAsia="Yu Gothic" w:hAnsi="Yu Gothic"/>
+                <w:sz w:val="18"/>
+                <w:szCs w:val="18"/>
+              </w:rPr>
+              <w:t xml:space="preserve">枠ごと消します。予約が入っている枠は消しません</w:t>
             </w:r>
           </w:p>
         </w:tc>
@@ -6724,49 +6910,99 @@
       <w:tr>
         <w:tc>
           <w:tcPr>
-            <w:tcW w:type="dxa" w:w="2000"/>
-            <w:tcMar>
-              <w:top w:type="dxa" w:w="70"/>
-              <w:left w:type="dxa" w:w="110"/>
-              <w:bottom w:type="dxa" w:w="70"/>
-              <w:right w:type="dxa" w:w="110"/>
-            </w:tcMar>
-          </w:tcPr>
-          <w:p>
-            <w:pPr>
-              <w:spacing w:after="0" w:line="280"/>
-            </w:pPr>
-            <w:r>
-              <w:rPr>
-                <w:rFonts w:ascii="Yu Gothic" w:cs="Yu Gothic" w:eastAsia="Yu Gothic" w:hAnsi="Yu Gothic"/>
-                <w:sz w:val="18"/>
-                <w:szCs w:val="18"/>
-              </w:rPr>
-              <w:t xml:space="preserve">回数券</w:t>
-            </w:r>
-          </w:p>
-        </w:tc>
-        <w:tc>
-          <w:tcPr>
-            <w:tcW w:type="dxa" w:w="7700"/>
-            <w:tcMar>
-              <w:top w:type="dxa" w:w="70"/>
-              <w:left w:type="dxa" w:w="110"/>
-              <w:bottom w:type="dxa" w:w="70"/>
-              <w:right w:type="dxa" w:w="110"/>
-            </w:tcMar>
-          </w:tcPr>
-          <w:p>
-            <w:pPr>
-              <w:spacing w:after="0" w:line="280"/>
-            </w:pPr>
-            <w:r>
-              <w:rPr>
-                <w:rFonts w:ascii="Yu Gothic" w:cs="Yu Gothic" w:eastAsia="Yu Gothic" w:hAnsi="Yu Gothic"/>
-                <w:sz w:val="18"/>
-                <w:szCs w:val="18"/>
-              </w:rPr>
-              <w:t xml:space="preserve">所要時間・回数・有効期限・価格</w:t>
+            <w:tcW w:type="dxa" w:w="1700"/>
+            <w:tcMar>
+              <w:top w:type="dxa" w:w="70"/>
+              <w:left w:type="dxa" w:w="110"/>
+              <w:bottom w:type="dxa" w:w="70"/>
+              <w:right w:type="dxa" w:w="110"/>
+            </w:tcMar>
+          </w:tcPr>
+          <w:p>
+            <w:pPr>
+              <w:spacing w:after="0" w:line="280"/>
+            </w:pPr>
+            <w:r>
+              <w:rPr>
+                <w:rFonts w:ascii="Yu Gothic" w:cs="Yu Gothic" w:eastAsia="Yu Gothic" w:hAnsi="Yu Gothic"/>
+                <w:sz w:val="18"/>
+                <w:szCs w:val="18"/>
+              </w:rPr>
+              <w:t xml:space="preserve">クローズ</w:t>
+            </w:r>
+          </w:p>
+        </w:tc>
+        <w:tc>
+          <w:tcPr>
+            <w:tcW w:type="dxa" w:w="8000"/>
+            <w:tcMar>
+              <w:top w:type="dxa" w:w="70"/>
+              <w:left w:type="dxa" w:w="110"/>
+              <w:bottom w:type="dxa" w:w="70"/>
+              <w:right w:type="dxa" w:w="110"/>
+            </w:tcMar>
+          </w:tcPr>
+          <w:p>
+            <w:pPr>
+              <w:spacing w:after="0" w:line="280"/>
+            </w:pPr>
+            <w:r>
+              <w:rPr>
+                <w:rFonts w:ascii="Yu Gothic" w:cs="Yu Gothic" w:eastAsia="Yu Gothic" w:hAnsi="Yu Gothic"/>
+                <w:sz w:val="18"/>
+                <w:szCs w:val="18"/>
+              </w:rPr>
+              <w:t xml:space="preserve">枠は残したまま受付だけ止めます。臨時休業向け</w:t>
+            </w:r>
+          </w:p>
+        </w:tc>
+      </w:tr>
+      <w:tr>
+        <w:tc>
+          <w:tcPr>
+            <w:tcW w:type="dxa" w:w="1700"/>
+            <w:tcMar>
+              <w:top w:type="dxa" w:w="70"/>
+              <w:left w:type="dxa" w:w="110"/>
+              <w:bottom w:type="dxa" w:w="70"/>
+              <w:right w:type="dxa" w:w="110"/>
+            </w:tcMar>
+          </w:tcPr>
+          <w:p>
+            <w:pPr>
+              <w:spacing w:after="0" w:line="280"/>
+            </w:pPr>
+            <w:r>
+              <w:rPr>
+                <w:rFonts w:ascii="Yu Gothic" w:cs="Yu Gothic" w:eastAsia="Yu Gothic" w:hAnsi="Yu Gothic"/>
+                <w:sz w:val="18"/>
+                <w:szCs w:val="18"/>
+              </w:rPr>
+              <w:t xml:space="preserve">再開</w:t>
+            </w:r>
+          </w:p>
+        </w:tc>
+        <w:tc>
+          <w:tcPr>
+            <w:tcW w:type="dxa" w:w="8000"/>
+            <w:tcMar>
+              <w:top w:type="dxa" w:w="70"/>
+              <w:left w:type="dxa" w:w="110"/>
+              <w:bottom w:type="dxa" w:w="70"/>
+              <w:right w:type="dxa" w:w="110"/>
+            </w:tcMar>
+          </w:tcPr>
+          <w:p>
+            <w:pPr>
+              <w:spacing w:after="0" w:line="280"/>
+            </w:pPr>
+            <w:r>
+              <w:rPr>
+                <w:rFonts w:ascii="Yu Gothic" w:cs="Yu Gothic" w:eastAsia="Yu Gothic" w:hAnsi="Yu Gothic"/>
+                <w:sz w:val="18"/>
+                <w:szCs w:val="18"/>
+              </w:rPr>
+              <w:t xml:space="preserve">クローズした枠の受付を戻します</w:t>
             </w:r>
           </w:p>
         </w:tc>
@@ -6785,6 +7021,95 @@
         <w:t xml:space="preserve"/>
       </w:r>
     </w:p>
+    <w:p>
+      <w:pPr>
+        <w:spacing w:after="110" w:line="300"/>
+      </w:pPr>
+      <w:r>
+        <w:rPr>
+          <w:rFonts w:ascii="Yu Gothic" w:cs="Yu Gothic" w:eastAsia="Yu Gothic" w:hAnsi="Yu Gothic"/>
+          <w:sz w:val="20"/>
+          <w:szCs w:val="20"/>
+        </w:rPr>
+        <w:t xml:space="preserve">対象は</w:t>
+      </w:r>
+      <w:r>
+        <w:rPr>
+          <w:rFonts w:ascii="Yu Gothic" w:cs="Yu Gothic" w:eastAsia="Yu Gothic" w:hAnsi="Yu Gothic"/>
+          <w:b/>
+          <w:bCs/>
+          <w:sz w:val="20"/>
+          <w:szCs w:val="20"/>
+        </w:rPr>
+        <w:t xml:space="preserve">トレーナー・期間・時間帯・曜日</w:t>
+      </w:r>
+      <w:r>
+        <w:rPr>
+          <w:rFonts w:ascii="Yu Gothic" w:cs="Yu Gothic" w:eastAsia="Yu Gothic" w:hAnsi="Yu Gothic"/>
+          <w:sz w:val="20"/>
+          <w:szCs w:val="20"/>
+        </w:rPr>
+        <w:t xml:space="preserve">で指定します。トレーナーを「全トレーナー」にすれば、臨時休業日を一括でクローズできます。</w:t>
+      </w:r>
+    </w:p>
+    <w:p>
+      <w:pPr>
+        <w:spacing w:after="110" w:line="300"/>
+      </w:pPr>
+      <w:r>
+        <w:rPr>
+          <w:rFonts w:ascii="Yu Gothic" w:cs="Yu Gothic" w:eastAsia="Yu Gothic" w:hAnsi="Yu Gothic"/>
+          <w:sz w:val="20"/>
+          <w:szCs w:val="20"/>
+        </w:rPr>
+        <w:t xml:space="preserve">曜日で絞れるので、「田中トレーナーは火・木のみ」といった設定もまとめて行えます。</w:t>
+      </w:r>
+    </w:p>
+    <w:tbl>
+      <w:tblPr>
+        <w:tblW w:type="dxa" w:w="9700"/>
+        <w:tblBorders>
+          <w:top w:val="single" w:color="D8DCE8" w:sz="4"/>
+          <w:left w:val="single" w:color="D8DCE8" w:sz="4"/>
+          <w:bottom w:val="single" w:color="D8DCE8" w:sz="4"/>
+          <w:right w:val="single" w:color="D8DCE8" w:sz="4"/>
+          <w:insideH w:val="single" w:color="D8DCE8" w:sz="4"/>
+          <w:insideV w:val="single" w:color="D8DCE8" w:sz="4"/>
+        </w:tblBorders>
+        <w:tblLayout w:type="fixed"/>
+      </w:tblPr>
+      <w:tblGrid>
+        <w:gridCol w:w="9700"/>
+      </w:tblGrid>
+      <w:tr>
+        <w:tc>
+          <w:tcPr>
+            <w:tcW w:type="dxa" w:w="9700"/>
+            <w:shd w:fill="F5F7FA" w:color="auto" w:val="clear"/>
+            <w:tcMar>
+              <w:top w:type="dxa" w:w="90"/>
+              <w:left w:type="dxa" w:w="130"/>
+              <w:bottom w:type="dxa" w:w="90"/>
+              <w:right w:type="dxa" w:w="130"/>
+            </w:tcMar>
+          </w:tcPr>
+          <w:p>
+            <w:pPr>
+              <w:spacing w:after="0" w:line="290"/>
+            </w:pPr>
+            <w:r>
+              <w:rPr>
+                <w:rFonts w:ascii="Yu Gothic" w:cs="Yu Gothic" w:eastAsia="Yu Gothic" w:hAnsi="Yu Gothic"/>
+                <w:color w:val="2C2C2A"/>
+                <w:sz w:val="19"/>
+                <w:szCs w:val="19"/>
+              </w:rPr>
+              <w:t xml:space="preserve">終了時刻の枠は作られません。18:00 と指定した場合、最後の枠は 17:30 です。</w:t>
+            </w:r>
+          </w:p>
+        </w:tc>
+      </w:tr>
+    </w:tbl>
     <w:p>
       <w:pPr>
         <w:spacing w:after="80" w:before="170"/>
@@ -6798,7 +7123,7 @@
           <w:sz w:val="21"/>
           <w:szCs w:val="21"/>
         </w:rPr>
-        <w:t xml:space="preserve">仮登録を公開する</w:t>
+        <w:t xml:space="preserve">運用上の注意</w:t>
       </w:r>
     </w:p>
     <w:tbl>
@@ -6842,7 +7167,7 @@
                 <w:sz w:val="19"/>
                 <w:szCs w:val="19"/>
               </w:rPr>
-              <w:t xml:space="preserve">新しく登録したメニューは「仮登録」の状態で、会員には表示されません。</w:t>
+              <w:t xml:space="preserve">受付枠は先の分まで作っておく必要があります。</w:t>
             </w:r>
             <w:r>
               <w:rPr>
@@ -6851,171 +7176,7 @@
                 <w:sz w:val="19"/>
                 <w:szCs w:val="19"/>
               </w:rPr>
-              <w:t xml:space="preserve">操作列の「公開する」を押して初めて、会員の予約画面に出ます。</w:t>
-            </w:r>
-          </w:p>
-        </w:tc>
-      </w:tr>
-    </w:tbl>
-    <w:p>
-      <w:pPr>
-        <w:spacing w:after="70" w:line="290"/>
-        <w:ind w:left="403" w:hanging="403"/>
-      </w:pPr>
-      <w:r>
-        <w:rPr>
-          <w:rFonts w:ascii="Yu Gothic" w:cs="Yu Gothic" w:eastAsia="Yu Gothic" w:hAnsi="Yu Gothic"/>
-          <w:b/>
-          <w:bCs/>
-          <w:color w:val="1E2761"/>
-          <w:sz w:val="20"/>
-          <w:szCs w:val="20"/>
-        </w:rPr>
-        <w:t xml:space="preserve">1. </w:t>
-      </w:r>
-      <w:r>
-        <w:rPr>
-          <w:rFonts w:ascii="Yu Gothic" w:cs="Yu Gothic" w:eastAsia="Yu Gothic" w:hAnsi="Yu Gothic"/>
-          <w:sz w:val="20"/>
-          <w:szCs w:val="20"/>
-        </w:rPr>
-        <w:t xml:space="preserve">一覧の公開状態が「仮登録」になっていることを確認</w:t>
-      </w:r>
-    </w:p>
-    <w:p>
-      <w:pPr>
-        <w:spacing w:after="70" w:line="290"/>
-        <w:ind w:left="403" w:hanging="403"/>
-      </w:pPr>
-      <w:r>
-        <w:rPr>
-          <w:rFonts w:ascii="Yu Gothic" w:cs="Yu Gothic" w:eastAsia="Yu Gothic" w:hAnsi="Yu Gothic"/>
-          <w:b/>
-          <w:bCs/>
-          <w:color w:val="1E2761"/>
-          <w:sz w:val="20"/>
-          <w:szCs w:val="20"/>
-        </w:rPr>
-        <w:t xml:space="preserve">2. </w:t>
-      </w:r>
-      <w:r>
-        <w:rPr>
-          <w:rFonts w:ascii="Yu Gothic" w:cs="Yu Gothic" w:eastAsia="Yu Gothic" w:hAnsi="Yu Gothic"/>
-          <w:sz w:val="20"/>
-          <w:szCs w:val="20"/>
-        </w:rPr>
-        <w:t xml:space="preserve">操作列の「公開する」をクリック</w:t>
-      </w:r>
-    </w:p>
-    <w:p>
-      <w:pPr>
-        <w:spacing w:after="70" w:line="290"/>
-        <w:ind w:left="403" w:hanging="403"/>
-      </w:pPr>
-      <w:r>
-        <w:rPr>
-          <w:rFonts w:ascii="Yu Gothic" w:cs="Yu Gothic" w:eastAsia="Yu Gothic" w:hAnsi="Yu Gothic"/>
-          <w:b/>
-          <w:bCs/>
-          <w:color w:val="1E2761"/>
-          <w:sz w:val="20"/>
-          <w:szCs w:val="20"/>
-        </w:rPr>
-        <w:t xml:space="preserve">3. </w:t>
-      </w:r>
-      <w:r>
-        <w:rPr>
-          <w:rFonts w:ascii="Yu Gothic" w:cs="Yu Gothic" w:eastAsia="Yu Gothic" w:hAnsi="Yu Gothic"/>
-          <w:sz w:val="20"/>
-          <w:szCs w:val="20"/>
-        </w:rPr>
-        <w:t xml:space="preserve">「公開中」に変われば完了</w:t>
-      </w:r>
-    </w:p>
-    <w:p>
-      <w:pPr>
-        <w:spacing w:after="60"/>
-      </w:pPr>
-      <w:r>
-        <w:rPr>
-          <w:rFonts w:ascii="Yu Gothic" w:cs="Yu Gothic" w:eastAsia="Yu Gothic" w:hAnsi="Yu Gothic"/>
-          <w:sz w:val="2"/>
-          <w:szCs w:val="2"/>
-        </w:rPr>
-        <w:t xml:space="preserve"/>
-      </w:r>
-    </w:p>
-    <w:p>
-      <w:pPr>
-        <w:spacing w:after="110" w:line="300"/>
-      </w:pPr>
-      <w:r>
-        <w:rPr>
-          <w:rFonts w:ascii="Yu Gothic" w:cs="Yu Gothic" w:eastAsia="Yu Gothic" w:hAnsi="Yu Gothic"/>
-          <w:sz w:val="20"/>
-          <w:szCs w:val="20"/>
-        </w:rPr>
-        <w:t xml:space="preserve">「公開する」の代わりに</w:t>
-      </w:r>
-      <w:r>
-        <w:rPr>
-          <w:rFonts w:ascii="Yu Gothic" w:cs="Yu Gothic" w:eastAsia="Yu Gothic" w:hAnsi="Yu Gothic"/>
-          <w:b/>
-          <w:bCs/>
-          <w:sz w:val="20"/>
-          <w:szCs w:val="20"/>
-        </w:rPr>
-        <w:t xml:space="preserve">「承認待ち」</w:t>
-      </w:r>
-      <w:r>
-        <w:rPr>
-          <w:rFonts w:ascii="Yu Gothic" w:cs="Yu Gothic" w:eastAsia="Yu Gothic" w:hAnsi="Yu Gothic"/>
-          <w:sz w:val="20"/>
-          <w:szCs w:val="20"/>
-        </w:rPr>
-        <w:t xml:space="preserve">と表示される場合は、ログイン中のアカウントに承認権限がありません。「トレーナー」画面で付与してください(店舗管理者のみ)。</w:t>
-      </w:r>
-    </w:p>
-    <w:tbl>
-      <w:tblPr>
-        <w:tblW w:type="dxa" w:w="9700"/>
-        <w:tblBorders>
-          <w:top w:val="single" w:color="D8DCE8" w:sz="4"/>
-          <w:left w:val="single" w:color="D8DCE8" w:sz="4"/>
-          <w:bottom w:val="single" w:color="D8DCE8" w:sz="4"/>
-          <w:right w:val="single" w:color="D8DCE8" w:sz="4"/>
-          <w:insideH w:val="single" w:color="D8DCE8" w:sz="4"/>
-          <w:insideV w:val="single" w:color="D8DCE8" w:sz="4"/>
-        </w:tblBorders>
-        <w:tblLayout w:type="fixed"/>
-      </w:tblPr>
-      <w:tblGrid>
-        <w:gridCol w:w="9700"/>
-      </w:tblGrid>
-      <w:tr>
-        <w:tc>
-          <w:tcPr>
-            <w:tcW w:type="dxa" w:w="9700"/>
-            <w:shd w:fill="F5F7FA" w:color="auto" w:val="clear"/>
-            <w:tcMar>
-              <w:top w:type="dxa" w:w="90"/>
-              <w:left w:type="dxa" w:w="130"/>
-              <w:bottom w:type="dxa" w:w="90"/>
-              <w:right w:type="dxa" w:w="130"/>
-            </w:tcMar>
-          </w:tcPr>
-          <w:p>
-            <w:pPr>
-              <w:spacing w:after="0" w:line="290"/>
-            </w:pPr>
-            <w:r>
-              <w:rPr>
-                <w:rFonts w:ascii="Yu Gothic" w:cs="Yu Gothic" w:eastAsia="Yu Gothic" w:hAnsi="Yu Gothic"/>
-                <w:color w:val="2C2C2A"/>
-                <w:sz w:val="19"/>
-                <w:szCs w:val="19"/>
-              </w:rPr>
-              <w:t xml:space="preserve">公開を取り消したいときは「公開を停止」を押します。会員の予約画面から消えますが、すでに入っている予約は取り消されません。</w:t>
+              <w:t xml:space="preserve">作った期間を過ぎると予約できる時刻が0件になり、会員が誰も予約できなくなります。月に一度、翌月分をまとめて追加する運用をお勧めします。</w:t>
             </w:r>
           </w:p>
         </w:tc>
@@ -7053,7 +7214,7 @@
           <w:sz w:val="23"/>
           <w:szCs w:val="23"/>
         </w:rPr>
-        <w:t xml:space="preserve">17. トレーナー</w:t>
+        <w:t xml:space="preserve">15. タイムテーブル</w:t>
       </w:r>
       <w:r>
         <w:rPr>
@@ -7062,7 +7223,7 @@
           <w:sz w:val="17"/>
           <w:szCs w:val="17"/>
         </w:rPr>
-        <w:t xml:space="preserve">　/admin/trainers</w:t>
+        <w:t xml:space="preserve">　/admin/timetable</w:t>
       </w:r>
     </w:p>
     <w:p>
@@ -7073,7 +7234,7 @@
       <w:r>
         <w:drawing>
           <wp:inline distT="0" distB="0" distL="0" distR="0">
-            <wp:extent cx="5715000" cy="4019550"/>
+            <wp:extent cx="5715000" cy="5457825"/>
             <wp:effectExtent t="0" r="0" b="0" l="0"/>
             <wp:docPr id="1" name="" descr="" title=""/>
             <wp:cNvGraphicFramePr>
@@ -7098,7 +7259,7 @@
                   <pic:spPr bwMode="auto">
                     <a:xfrm>
                       <a:off x="0" y="0"/>
-                      <a:ext cx="5715000" cy="4019550"/>
+                      <a:ext cx="5715000" cy="5457825"/>
                     </a:xfrm>
                     <a:prstGeom prst="rect">
                       <a:avLst/>
@@ -7113,6 +7274,37 @@
     </w:p>
     <w:p>
       <w:pPr>
+        <w:spacing w:after="110" w:line="300"/>
+      </w:pPr>
+      <w:r>
+        <w:rPr>
+          <w:rFonts w:ascii="Yu Gothic" w:cs="Yu Gothic" w:eastAsia="Yu Gothic" w:hAnsi="Yu Gothic"/>
+          <w:sz w:val="20"/>
+          <w:szCs w:val="20"/>
+        </w:rPr>
+        <w:t xml:space="preserve">「受付枠」と同じ情報を、</w:t>
+      </w:r>
+      <w:r>
+        <w:rPr>
+          <w:rFonts w:ascii="Yu Gothic" w:cs="Yu Gothic" w:eastAsia="Yu Gothic" w:hAnsi="Yu Gothic"/>
+          <w:b/>
+          <w:bCs/>
+          <w:sz w:val="20"/>
+          <w:szCs w:val="20"/>
+        </w:rPr>
+        <w:t xml:space="preserve">時間軸を縦に、トレーナーを横に</w:t>
+      </w:r>
+      <w:r>
+        <w:rPr>
+          <w:rFonts w:ascii="Yu Gothic" w:cs="Yu Gothic" w:eastAsia="Yu Gothic" w:hAnsi="Yu Gothic"/>
+          <w:sz w:val="20"/>
+          <w:szCs w:val="20"/>
+        </w:rPr>
+        <w:t xml:space="preserve">並べた表で扱う画面です。シフト表として使えます。</w:t>
+      </w:r>
+    </w:p>
+    <w:p>
+      <w:pPr>
         <w:spacing w:after="80" w:before="170"/>
       </w:pPr>
       <w:r>
@@ -7124,30 +7316,7 @@
           <w:sz w:val="21"/>
           <w:szCs w:val="21"/>
         </w:rPr>
-        <w:t xml:space="preserve">担当できるメニューの設定</w:t>
-      </w:r>
-    </w:p>
-    <w:p>
-      <w:pPr>
-        <w:spacing w:after="110" w:line="300"/>
-      </w:pPr>
-      <w:r>
-        <w:rPr>
-          <w:rFonts w:ascii="Yu Gothic" w:cs="Yu Gothic" w:eastAsia="Yu Gothic" w:hAnsi="Yu Gothic"/>
-          <w:sz w:val="20"/>
-          <w:szCs w:val="20"/>
-        </w:rPr>
-        <w:t xml:space="preserve">トレーナーとメニューの交差するセルにチェックを入れます。</w:t>
-      </w:r>
-      <w:r>
-        <w:rPr>
-          <w:rFonts w:ascii="Yu Gothic" w:cs="Yu Gothic" w:eastAsia="Yu Gothic" w:hAnsi="Yu Gothic"/>
-          <w:b/>
-          <w:bCs/>
-          <w:sz w:val="20"/>
-          <w:szCs w:val="20"/>
-        </w:rPr>
-        <w:t xml:space="preserve">この設定が、各時間帯に何件の予約を受けられるかを決めます。</w:t>
+        <w:t xml:space="preserve">2つのモード</w:t>
       </w:r>
     </w:p>
     <w:tbl>
@@ -7164,32 +7333,166 @@
         <w:tblLayout w:type="fixed"/>
       </w:tblPr>
       <w:tblGrid>
-        <w:gridCol w:w="9700"/>
+        <w:gridCol w:w="2200"/>
+        <w:gridCol w:w="7500"/>
       </w:tblGrid>
       <w:tr>
-        <w:tc>
-          <w:tcPr>
-            <w:tcW w:type="dxa" w:w="9700"/>
-            <w:shd w:fill="F5F7FA" w:color="auto" w:val="clear"/>
-            <w:tcMar>
-              <w:top w:type="dxa" w:w="90"/>
-              <w:left w:type="dxa" w:w="130"/>
-              <w:bottom w:type="dxa" w:w="90"/>
-              <w:right w:type="dxa" w:w="130"/>
-            </w:tcMar>
-          </w:tcPr>
-          <w:p>
-            <w:pPr>
-              <w:spacing w:after="0" w:line="290"/>
-            </w:pPr>
-            <w:r>
-              <w:rPr>
-                <w:rFonts w:ascii="Yu Gothic" w:cs="Yu Gothic" w:eastAsia="Yu Gothic" w:hAnsi="Yu Gothic"/>
-                <w:color w:val="2C2C2A"/>
-                <w:sz w:val="19"/>
-                <w:szCs w:val="19"/>
-              </w:rPr>
-              <w:t xml:space="preserve">担当が0名のメニューは、受付枠があっても予約できません。新しいメニューを作ったら、必ず担当者を設定してください。</w:t>
+        <w:trPr>
+          <w:tblHeader/>
+        </w:trPr>
+        <w:tc>
+          <w:tcPr>
+            <w:tcW w:type="dxa" w:w="2200"/>
+            <w:shd w:fill="EDF1FA" w:color="auto" w:val="clear"/>
+            <w:tcMar>
+              <w:top w:type="dxa" w:w="70"/>
+              <w:left w:type="dxa" w:w="110"/>
+              <w:bottom w:type="dxa" w:w="70"/>
+              <w:right w:type="dxa" w:w="110"/>
+            </w:tcMar>
+          </w:tcPr>
+          <w:p>
+            <w:pPr>
+              <w:spacing w:after="0" w:line="280"/>
+            </w:pPr>
+            <w:r>
+              <w:rPr>
+                <w:rFonts w:ascii="Yu Gothic" w:cs="Yu Gothic" w:eastAsia="Yu Gothic" w:hAnsi="Yu Gothic"/>
+                <w:b/>
+                <w:bCs/>
+                <w:color w:val="1E2761"/>
+                <w:sz w:val="18"/>
+                <w:szCs w:val="18"/>
+              </w:rPr>
+              <w:t xml:space="preserve">モード</w:t>
+            </w:r>
+          </w:p>
+        </w:tc>
+        <w:tc>
+          <w:tcPr>
+            <w:tcW w:type="dxa" w:w="7500"/>
+            <w:shd w:fill="EDF1FA" w:color="auto" w:val="clear"/>
+            <w:tcMar>
+              <w:top w:type="dxa" w:w="70"/>
+              <w:left w:type="dxa" w:w="110"/>
+              <w:bottom w:type="dxa" w:w="70"/>
+              <w:right w:type="dxa" w:w="110"/>
+            </w:tcMar>
+          </w:tcPr>
+          <w:p>
+            <w:pPr>
+              <w:spacing w:after="0" w:line="280"/>
+            </w:pPr>
+            <w:r>
+              <w:rPr>
+                <w:rFonts w:ascii="Yu Gothic" w:cs="Yu Gothic" w:eastAsia="Yu Gothic" w:hAnsi="Yu Gothic"/>
+                <w:b/>
+                <w:bCs/>
+                <w:color w:val="1E2761"/>
+                <w:sz w:val="18"/>
+                <w:szCs w:val="18"/>
+              </w:rPr>
+              <w:t xml:space="preserve">セルを押すと</w:t>
+            </w:r>
+          </w:p>
+        </w:tc>
+      </w:tr>
+      <w:tr>
+        <w:tc>
+          <w:tcPr>
+            <w:tcW w:type="dxa" w:w="2200"/>
+            <w:tcMar>
+              <w:top w:type="dxa" w:w="70"/>
+              <w:left w:type="dxa" w:w="110"/>
+              <w:bottom w:type="dxa" w:w="70"/>
+              <w:right w:type="dxa" w:w="110"/>
+            </w:tcMar>
+          </w:tcPr>
+          <w:p>
+            <w:pPr>
+              <w:spacing w:after="0" w:line="280"/>
+            </w:pPr>
+            <w:r>
+              <w:rPr>
+                <w:rFonts w:ascii="Yu Gothic" w:cs="Yu Gothic" w:eastAsia="Yu Gothic" w:hAnsi="Yu Gothic"/>
+                <w:sz w:val="18"/>
+                <w:szCs w:val="18"/>
+              </w:rPr>
+              <w:t xml:space="preserve">配置 / 解除</w:t>
+            </w:r>
+          </w:p>
+        </w:tc>
+        <w:tc>
+          <w:tcPr>
+            <w:tcW w:type="dxa" w:w="7500"/>
+            <w:tcMar>
+              <w:top w:type="dxa" w:w="70"/>
+              <w:left w:type="dxa" w:w="110"/>
+              <w:bottom w:type="dxa" w:w="70"/>
+              <w:right w:type="dxa" w:w="110"/>
+            </w:tcMar>
+          </w:tcPr>
+          <w:p>
+            <w:pPr>
+              <w:spacing w:after="0" w:line="280"/>
+            </w:pPr>
+            <w:r>
+              <w:rPr>
+                <w:rFonts w:ascii="Yu Gothic" w:cs="Yu Gothic" w:eastAsia="Yu Gothic" w:hAnsi="Yu Gothic"/>
+                <w:sz w:val="18"/>
+                <w:szCs w:val="18"/>
+              </w:rPr>
+              <w:t xml:space="preserve">そのトレーナーの配置を切り替えます</w:t>
+            </w:r>
+          </w:p>
+        </w:tc>
+      </w:tr>
+      <w:tr>
+        <w:tc>
+          <w:tcPr>
+            <w:tcW w:type="dxa" w:w="2200"/>
+            <w:tcMar>
+              <w:top w:type="dxa" w:w="70"/>
+              <w:left w:type="dxa" w:w="110"/>
+              <w:bottom w:type="dxa" w:w="70"/>
+              <w:right w:type="dxa" w:w="110"/>
+            </w:tcMar>
+          </w:tcPr>
+          <w:p>
+            <w:pPr>
+              <w:spacing w:after="0" w:line="280"/>
+            </w:pPr>
+            <w:r>
+              <w:rPr>
+                <w:rFonts w:ascii="Yu Gothic" w:cs="Yu Gothic" w:eastAsia="Yu Gothic" w:hAnsi="Yu Gothic"/>
+                <w:sz w:val="18"/>
+                <w:szCs w:val="18"/>
+              </w:rPr>
+              <w:t xml:space="preserve">クローズ / 再開</w:t>
+            </w:r>
+          </w:p>
+        </w:tc>
+        <w:tc>
+          <w:tcPr>
+            <w:tcW w:type="dxa" w:w="7500"/>
+            <w:tcMar>
+              <w:top w:type="dxa" w:w="70"/>
+              <w:left w:type="dxa" w:w="110"/>
+              <w:bottom w:type="dxa" w:w="70"/>
+              <w:right w:type="dxa" w:w="110"/>
+            </w:tcMar>
+          </w:tcPr>
+          <w:p>
+            <w:pPr>
+              <w:spacing w:after="0" w:line="280"/>
+            </w:pPr>
+            <w:r>
+              <w:rPr>
+                <w:rFonts w:ascii="Yu Gothic" w:cs="Yu Gothic" w:eastAsia="Yu Gothic" w:hAnsi="Yu Gothic"/>
+                <w:sz w:val="18"/>
+                <w:szCs w:val="18"/>
+              </w:rPr>
+              <w:t xml:space="preserve">配置済みの枠の受付を止める・戻す</w:t>
             </w:r>
           </w:p>
         </w:tc>
@@ -7197,49 +7500,15 @@
     </w:tbl>
     <w:p>
       <w:pPr>
-        <w:spacing w:after="80" w:before="170"/>
-      </w:pPr>
-      <w:r>
-        <w:rPr>
-          <w:rFonts w:ascii="Yu Gothic" w:cs="Yu Gothic" w:eastAsia="Yu Gothic" w:hAnsi="Yu Gothic"/>
-          <w:b/>
-          <w:bCs/>
-          <w:color w:val="1E2761"/>
-          <w:sz w:val="21"/>
-          <w:szCs w:val="21"/>
-        </w:rPr>
-        <w:t xml:space="preserve">トレーナーの追加・編集・削除</w:t>
-      </w:r>
-    </w:p>
-    <w:p>
-      <w:pPr>
-        <w:spacing w:after="110" w:line="300"/>
-      </w:pPr>
-      <w:r>
-        <w:rPr>
-          <w:rFonts w:ascii="Yu Gothic" w:cs="Yu Gothic" w:eastAsia="Yu Gothic" w:hAnsi="Yu Gothic"/>
-          <w:sz w:val="20"/>
-          <w:szCs w:val="20"/>
-        </w:rPr>
-        <w:t xml:space="preserve">右上の「トレーナーを追加」から登録します。</w:t>
-      </w:r>
-      <w:r>
-        <w:rPr>
-          <w:rFonts w:ascii="Yu Gothic" w:cs="Yu Gothic" w:eastAsia="Yu Gothic" w:hAnsi="Yu Gothic"/>
-          <w:b/>
-          <w:bCs/>
-          <w:sz w:val="20"/>
-          <w:szCs w:val="20"/>
-        </w:rPr>
-        <w:t xml:space="preserve">操作できるのは店舗管理者のみ</w:t>
-      </w:r>
-      <w:r>
-        <w:rPr>
-          <w:rFonts w:ascii="Yu Gothic" w:cs="Yu Gothic" w:eastAsia="Yu Gothic" w:hAnsi="Yu Gothic"/>
-          <w:sz w:val="20"/>
-          <w:szCs w:val="20"/>
-        </w:rPr>
-        <w:t xml:space="preserve">です。</w:t>
+        <w:spacing w:after="110"/>
+      </w:pPr>
+      <w:r>
+        <w:rPr>
+          <w:rFonts w:ascii="Yu Gothic" w:cs="Yu Gothic" w:eastAsia="Yu Gothic" w:hAnsi="Yu Gothic"/>
+          <w:sz w:val="2"/>
+          <w:szCs w:val="2"/>
+        </w:rPr>
+        <w:t xml:space="preserve"/>
       </w:r>
     </w:p>
     <w:p>
@@ -7257,25 +7526,7 @@
           <w:sz w:val="20"/>
           <w:szCs w:val="20"/>
         </w:rPr>
-        <w:t xml:space="preserve">受付枠を持つだけなら</w:t>
-      </w:r>
-      <w:r>
-        <w:rPr>
-          <w:rFonts w:ascii="Yu Gothic" w:cs="Yu Gothic" w:eastAsia="Yu Gothic" w:hAnsi="Yu Gothic"/>
-          <w:b/>
-          <w:bCs/>
-          <w:sz w:val="20"/>
-          <w:szCs w:val="20"/>
-        </w:rPr>
-        <w:t xml:space="preserve">ログインは不要</w:t>
-      </w:r>
-      <w:r>
-        <w:rPr>
-          <w:rFonts w:ascii="Yu Gothic" w:cs="Yu Gothic" w:eastAsia="Yu Gothic" w:hAnsi="Yu Gothic"/>
-          <w:sz w:val="20"/>
-          <w:szCs w:val="20"/>
-        </w:rPr>
-        <w:t xml:space="preserve">です</w:t>
+        <w:t xml:space="preserve">列見出しの「終日配置」「解除」で1人分をまとめて設定できます</w:t>
       </w:r>
     </w:p>
     <w:p>
@@ -7293,7 +7544,7 @@
           <w:sz w:val="20"/>
           <w:szCs w:val="20"/>
         </w:rPr>
-        <w:t xml:space="preserve">削除すると、予約が入っていない受付枠も一緒に消えます</w:t>
+        <w:t xml:space="preserve">右端の列に、時刻ごとの空き数の合計が出ます</w:t>
       </w:r>
     </w:p>
     <w:p>
@@ -7313,41 +7564,20 @@
           <w:sz w:val="20"/>
           <w:szCs w:val="20"/>
         </w:rPr>
-        <w:t xml:space="preserve">予約が残っている枠があると削除できません</w:t>
-      </w:r>
-    </w:p>
-    <w:p>
-      <w:pPr>
-        <w:pStyle w:val="ListParagraph"/>
-        <w:numPr>
-          <w:ilvl w:val="0"/>
-          <w:numId w:val="2"/>
-        </w:numPr>
-        <w:spacing w:after="60" w:line="290"/>
-      </w:pPr>
-      <w:r>
-        <w:rPr>
-          <w:rFonts w:ascii="Yu Gothic" w:cs="Yu Gothic" w:eastAsia="Yu Gothic" w:hAnsi="Yu Gothic"/>
-          <w:sz w:val="20"/>
-          <w:szCs w:val="20"/>
-        </w:rPr>
-        <w:t xml:space="preserve">自分自身は削除できません</w:t>
-      </w:r>
-    </w:p>
-    <w:p>
-      <w:pPr>
-        <w:spacing w:after="80" w:before="170"/>
-      </w:pPr>
-      <w:r>
-        <w:rPr>
-          <w:rFonts w:ascii="Yu Gothic" w:cs="Yu Gothic" w:eastAsia="Yu Gothic" w:hAnsi="Yu Gothic"/>
-          <w:b/>
-          <w:bCs/>
-          <w:color w:val="1E2761"/>
-          <w:sz w:val="21"/>
-          <w:szCs w:val="21"/>
-        </w:rPr>
-        <w:t xml:space="preserve">管理者の承認</w:t>
+        <w:t xml:space="preserve">予約が入っている枠は外せません</w:t>
+      </w:r>
+    </w:p>
+    <w:p>
+      <w:pPr>
+        <w:spacing w:after="60"/>
+      </w:pPr>
+      <w:r>
+        <w:rPr>
+          <w:rFonts w:ascii="Yu Gothic" w:cs="Yu Gothic" w:eastAsia="Yu Gothic" w:hAnsi="Yu Gothic"/>
+          <w:sz w:val="2"/>
+          <w:szCs w:val="2"/>
+        </w:rPr>
+        <w:t xml:space="preserve"/>
       </w:r>
     </w:p>
     <w:p>
@@ -7360,36 +7590,7 @@
           <w:sz w:val="20"/>
           <w:szCs w:val="20"/>
         </w:rPr>
-        <w:t xml:space="preserve">新規登録した管理者は「承認待ち」として並びます。「スタッフとして承認」または「店舗管理者として承認」を押すと利用できるようになります。</w:t>
-      </w:r>
-    </w:p>
-    <w:p>
-      <w:pPr>
-        <w:spacing w:after="80" w:before="170"/>
-      </w:pPr>
-      <w:r>
-        <w:rPr>
-          <w:rFonts w:ascii="Yu Gothic" w:cs="Yu Gothic" w:eastAsia="Yu Gothic" w:hAnsi="Yu Gothic"/>
-          <w:b/>
-          <w:bCs/>
-          <w:color w:val="1E2761"/>
-          <w:sz w:val="21"/>
-          <w:szCs w:val="21"/>
-        </w:rPr>
-        <w:t xml:space="preserve">メニュー承認の権限</w:t>
-      </w:r>
-    </w:p>
-    <w:p>
-      <w:pPr>
-        <w:spacing w:after="110" w:line="300"/>
-      </w:pPr>
-      <w:r>
-        <w:rPr>
-          <w:rFonts w:ascii="Yu Gothic" w:cs="Yu Gothic" w:eastAsia="Yu Gothic" w:hAnsi="Yu Gothic"/>
-          <w:sz w:val="20"/>
-          <w:szCs w:val="20"/>
-        </w:rPr>
-        <w:t xml:space="preserve">右端の列にチェックを入れた方だけが、仮登録のメニューを公開できます。変更できるのは店舗管理者のみです。</w:t>
+        <w:t xml:space="preserve">申し送りメモはダッシュボードと同じものです。どちらから書いても共有されます。</w:t>
       </w:r>
     </w:p>
     <w:p>
@@ -7424,7 +7625,7 @@
           <w:sz w:val="23"/>
           <w:szCs w:val="23"/>
         </w:rPr>
-        <w:t xml:space="preserve">18. アンケート・体験予約</w:t>
+        <w:t xml:space="preserve">16. メニュー設定</w:t>
       </w:r>
       <w:r>
         <w:rPr>
@@ -7433,7 +7634,7 @@
           <w:sz w:val="17"/>
           <w:szCs w:val="17"/>
         </w:rPr>
-        <w:t xml:space="preserve">　/admin/surveys</w:t>
+        <w:t xml:space="preserve">　/admin/menus</w:t>
       </w:r>
     </w:p>
     <w:p>
@@ -7461,6 +7662,2128 @@
                   </pic:nvPicPr>
                   <pic:blipFill>
                     <a:blip r:embed="rId27" cstate="none"/>
+                    <a:srcRect/>
+                    <a:stretch>
+                      <a:fillRect/>
+                    </a:stretch>
+                  </pic:blipFill>
+                  <pic:spPr bwMode="auto">
+                    <a:xfrm>
+                      <a:off x="0" y="0"/>
+                      <a:ext cx="5715000" cy="4019550"/>
+                    </a:xfrm>
+                    <a:prstGeom prst="rect">
+                      <a:avLst/>
+                    </a:prstGeom>
+                  </pic:spPr>
+                </pic:pic>
+              </a:graphicData>
+            </a:graphic>
+          </wp:inline>
+        </w:drawing>
+      </w:r>
+    </w:p>
+    <w:p>
+      <w:pPr>
+        <w:spacing w:after="80" w:before="170"/>
+      </w:pPr>
+      <w:r>
+        <w:rPr>
+          <w:rFonts w:ascii="Yu Gothic" w:cs="Yu Gothic" w:eastAsia="Yu Gothic" w:hAnsi="Yu Gothic"/>
+          <w:b/>
+          <w:bCs/>
+          <w:color w:val="1E2761"/>
+          <w:sz w:val="21"/>
+          <w:szCs w:val="21"/>
+        </w:rPr>
+        <w:t xml:space="preserve">登録する</w:t>
+      </w:r>
+    </w:p>
+    <w:p>
+      <w:pPr>
+        <w:spacing w:after="110" w:line="300"/>
+      </w:pPr>
+      <w:r>
+        <w:rPr>
+          <w:rFonts w:ascii="Yu Gothic" w:cs="Yu Gothic" w:eastAsia="Yu Gothic" w:hAnsi="Yu Gothic"/>
+          <w:sz w:val="20"/>
+          <w:szCs w:val="20"/>
+        </w:rPr>
+        <w:t xml:space="preserve">「新規登録」から追加します。課金タイプを選ぶと、入力する項目が切り替わります。</w:t>
+      </w:r>
+    </w:p>
+    <w:tbl>
+      <w:tblPr>
+        <w:tblW w:type="dxa" w:w="9700"/>
+        <w:tblBorders>
+          <w:top w:val="single" w:color="D8DCE8" w:sz="4"/>
+          <w:left w:val="single" w:color="D8DCE8" w:sz="4"/>
+          <w:bottom w:val="single" w:color="D8DCE8" w:sz="4"/>
+          <w:right w:val="single" w:color="D8DCE8" w:sz="4"/>
+          <w:insideH w:val="single" w:color="D8DCE8" w:sz="4"/>
+          <w:insideV w:val="single" w:color="D8DCE8" w:sz="4"/>
+        </w:tblBorders>
+        <w:tblLayout w:type="fixed"/>
+      </w:tblPr>
+      <w:tblGrid>
+        <w:gridCol w:w="2000"/>
+        <w:gridCol w:w="7700"/>
+      </w:tblGrid>
+      <w:tr>
+        <w:trPr>
+          <w:tblHeader/>
+        </w:trPr>
+        <w:tc>
+          <w:tcPr>
+            <w:tcW w:type="dxa" w:w="2000"/>
+            <w:shd w:fill="EDF1FA" w:color="auto" w:val="clear"/>
+            <w:tcMar>
+              <w:top w:type="dxa" w:w="70"/>
+              <w:left w:type="dxa" w:w="110"/>
+              <w:bottom w:type="dxa" w:w="70"/>
+              <w:right w:type="dxa" w:w="110"/>
+            </w:tcMar>
+          </w:tcPr>
+          <w:p>
+            <w:pPr>
+              <w:spacing w:after="0" w:line="280"/>
+            </w:pPr>
+            <w:r>
+              <w:rPr>
+                <w:rFonts w:ascii="Yu Gothic" w:cs="Yu Gothic" w:eastAsia="Yu Gothic" w:hAnsi="Yu Gothic"/>
+                <w:b/>
+                <w:bCs/>
+                <w:color w:val="1E2761"/>
+                <w:sz w:val="18"/>
+                <w:szCs w:val="18"/>
+              </w:rPr>
+              <w:t xml:space="preserve">課金タイプ</w:t>
+            </w:r>
+          </w:p>
+        </w:tc>
+        <w:tc>
+          <w:tcPr>
+            <w:tcW w:type="dxa" w:w="7700"/>
+            <w:shd w:fill="EDF1FA" w:color="auto" w:val="clear"/>
+            <w:tcMar>
+              <w:top w:type="dxa" w:w="70"/>
+              <w:left w:type="dxa" w:w="110"/>
+              <w:bottom w:type="dxa" w:w="70"/>
+              <w:right w:type="dxa" w:w="110"/>
+            </w:tcMar>
+          </w:tcPr>
+          <w:p>
+            <w:pPr>
+              <w:spacing w:after="0" w:line="280"/>
+            </w:pPr>
+            <w:r>
+              <w:rPr>
+                <w:rFonts w:ascii="Yu Gothic" w:cs="Yu Gothic" w:eastAsia="Yu Gothic" w:hAnsi="Yu Gothic"/>
+                <w:b/>
+                <w:bCs/>
+                <w:color w:val="1E2761"/>
+                <w:sz w:val="18"/>
+                <w:szCs w:val="18"/>
+              </w:rPr>
+              <w:t xml:space="preserve">入力する項目</w:t>
+            </w:r>
+          </w:p>
+        </w:tc>
+      </w:tr>
+      <w:tr>
+        <w:tc>
+          <w:tcPr>
+            <w:tcW w:type="dxa" w:w="2000"/>
+            <w:tcMar>
+              <w:top w:type="dxa" w:w="70"/>
+              <w:left w:type="dxa" w:w="110"/>
+              <w:bottom w:type="dxa" w:w="70"/>
+              <w:right w:type="dxa" w:w="110"/>
+            </w:tcMar>
+          </w:tcPr>
+          <w:p>
+            <w:pPr>
+              <w:spacing w:after="0" w:line="280"/>
+            </w:pPr>
+            <w:r>
+              <w:rPr>
+                <w:rFonts w:ascii="Yu Gothic" w:cs="Yu Gothic" w:eastAsia="Yu Gothic" w:hAnsi="Yu Gothic"/>
+                <w:sz w:val="18"/>
+                <w:szCs w:val="18"/>
+              </w:rPr>
+              <w:t xml:space="preserve">時間課金</w:t>
+            </w:r>
+          </w:p>
+        </w:tc>
+        <w:tc>
+          <w:tcPr>
+            <w:tcW w:type="dxa" w:w="7700"/>
+            <w:tcMar>
+              <w:top w:type="dxa" w:w="70"/>
+              <w:left w:type="dxa" w:w="110"/>
+              <w:bottom w:type="dxa" w:w="70"/>
+              <w:right w:type="dxa" w:w="110"/>
+            </w:tcMar>
+          </w:tcPr>
+          <w:p>
+            <w:pPr>
+              <w:spacing w:after="0" w:line="280"/>
+            </w:pPr>
+            <w:r>
+              <w:rPr>
+                <w:rFonts w:ascii="Yu Gothic" w:cs="Yu Gothic" w:eastAsia="Yu Gothic" w:hAnsi="Yu Gothic"/>
+                <w:sz w:val="18"/>
+                <w:szCs w:val="18"/>
+              </w:rPr>
+              <w:t xml:space="preserve">所要時間・価格</w:t>
+            </w:r>
+          </w:p>
+        </w:tc>
+      </w:tr>
+      <w:tr>
+        <w:tc>
+          <w:tcPr>
+            <w:tcW w:type="dxa" w:w="2000"/>
+            <w:tcMar>
+              <w:top w:type="dxa" w:w="70"/>
+              <w:left w:type="dxa" w:w="110"/>
+              <w:bottom w:type="dxa" w:w="70"/>
+              <w:right w:type="dxa" w:w="110"/>
+            </w:tcMar>
+          </w:tcPr>
+          <w:p>
+            <w:pPr>
+              <w:spacing w:after="0" w:line="280"/>
+            </w:pPr>
+            <w:r>
+              <w:rPr>
+                <w:rFonts w:ascii="Yu Gothic" w:cs="Yu Gothic" w:eastAsia="Yu Gothic" w:hAnsi="Yu Gothic"/>
+                <w:sz w:val="18"/>
+                <w:szCs w:val="18"/>
+              </w:rPr>
+              <w:t xml:space="preserve">通い放題</w:t>
+            </w:r>
+          </w:p>
+        </w:tc>
+        <w:tc>
+          <w:tcPr>
+            <w:tcW w:type="dxa" w:w="7700"/>
+            <w:tcMar>
+              <w:top w:type="dxa" w:w="70"/>
+              <w:left w:type="dxa" w:w="110"/>
+              <w:bottom w:type="dxa" w:w="70"/>
+              <w:right w:type="dxa" w:w="110"/>
+            </w:tcMar>
+          </w:tcPr>
+          <w:p>
+            <w:pPr>
+              <w:spacing w:after="0" w:line="280"/>
+            </w:pPr>
+            <w:r>
+              <w:rPr>
+                <w:rFonts w:ascii="Yu Gothic" w:cs="Yu Gothic" w:eastAsia="Yu Gothic" w:hAnsi="Yu Gothic"/>
+                <w:sz w:val="18"/>
+                <w:szCs w:val="18"/>
+              </w:rPr>
+              <w:t xml:space="preserve">月額価格・同時予約の上限</w:t>
+            </w:r>
+          </w:p>
+        </w:tc>
+      </w:tr>
+      <w:tr>
+        <w:tc>
+          <w:tcPr>
+            <w:tcW w:type="dxa" w:w="2000"/>
+            <w:tcMar>
+              <w:top w:type="dxa" w:w="70"/>
+              <w:left w:type="dxa" w:w="110"/>
+              <w:bottom w:type="dxa" w:w="70"/>
+              <w:right w:type="dxa" w:w="110"/>
+            </w:tcMar>
+          </w:tcPr>
+          <w:p>
+            <w:pPr>
+              <w:spacing w:after="0" w:line="280"/>
+            </w:pPr>
+            <w:r>
+              <w:rPr>
+                <w:rFonts w:ascii="Yu Gothic" w:cs="Yu Gothic" w:eastAsia="Yu Gothic" w:hAnsi="Yu Gothic"/>
+                <w:sz w:val="18"/>
+                <w:szCs w:val="18"/>
+              </w:rPr>
+              <w:t xml:space="preserve">回数券</w:t>
+            </w:r>
+          </w:p>
+        </w:tc>
+        <w:tc>
+          <w:tcPr>
+            <w:tcW w:type="dxa" w:w="7700"/>
+            <w:tcMar>
+              <w:top w:type="dxa" w:w="70"/>
+              <w:left w:type="dxa" w:w="110"/>
+              <w:bottom w:type="dxa" w:w="70"/>
+              <w:right w:type="dxa" w:w="110"/>
+            </w:tcMar>
+          </w:tcPr>
+          <w:p>
+            <w:pPr>
+              <w:spacing w:after="0" w:line="280"/>
+            </w:pPr>
+            <w:r>
+              <w:rPr>
+                <w:rFonts w:ascii="Yu Gothic" w:cs="Yu Gothic" w:eastAsia="Yu Gothic" w:hAnsi="Yu Gothic"/>
+                <w:sz w:val="18"/>
+                <w:szCs w:val="18"/>
+              </w:rPr>
+              <w:t xml:space="preserve">所要時間・回数・有効期限・価格</w:t>
+            </w:r>
+          </w:p>
+        </w:tc>
+      </w:tr>
+      <w:tr>
+        <w:tc>
+          <w:tcPr>
+            <w:tcW w:type="dxa" w:w="2000"/>
+            <w:tcMar>
+              <w:top w:type="dxa" w:w="70"/>
+              <w:left w:type="dxa" w:w="110"/>
+              <w:bottom w:type="dxa" w:w="70"/>
+              <w:right w:type="dxa" w:w="110"/>
+            </w:tcMar>
+          </w:tcPr>
+          <w:p>
+            <w:pPr>
+              <w:spacing w:after="0" w:line="280"/>
+            </w:pPr>
+            <w:r>
+              <w:rPr>
+                <w:rFonts w:ascii="Yu Gothic" w:cs="Yu Gothic" w:eastAsia="Yu Gothic" w:hAnsi="Yu Gothic"/>
+                <w:sz w:val="18"/>
+                <w:szCs w:val="18"/>
+              </w:rPr>
+              <w:t xml:space="preserve">指名券</w:t>
+            </w:r>
+          </w:p>
+        </w:tc>
+        <w:tc>
+          <w:tcPr>
+            <w:tcW w:type="dxa" w:w="7700"/>
+            <w:tcMar>
+              <w:top w:type="dxa" w:w="70"/>
+              <w:left w:type="dxa" w:w="110"/>
+              <w:bottom w:type="dxa" w:w="70"/>
+              <w:right w:type="dxa" w:w="110"/>
+            </w:tcMar>
+          </w:tcPr>
+          <w:p>
+            <w:pPr>
+              <w:spacing w:after="0" w:line="280"/>
+            </w:pPr>
+            <w:r>
+              <w:rPr>
+                <w:rFonts w:ascii="Yu Gothic" w:cs="Yu Gothic" w:eastAsia="Yu Gothic" w:hAnsi="Yu Gothic"/>
+                <w:sz w:val="18"/>
+                <w:szCs w:val="18"/>
+              </w:rPr>
+              <w:t xml:space="preserve">回数・有効期限・価格(所要時間はありません)</w:t>
+            </w:r>
+          </w:p>
+        </w:tc>
+      </w:tr>
+    </w:tbl>
+    <w:p>
+      <w:pPr>
+        <w:spacing w:after="110"/>
+      </w:pPr>
+      <w:r>
+        <w:rPr>
+          <w:rFonts w:ascii="Yu Gothic" w:cs="Yu Gothic" w:eastAsia="Yu Gothic" w:hAnsi="Yu Gothic"/>
+          <w:sz w:val="2"/>
+          <w:szCs w:val="2"/>
+        </w:rPr>
+        <w:t xml:space="preserve"/>
+      </w:r>
+    </w:p>
+    <w:p>
+      <w:pPr>
+        <w:spacing w:after="80" w:before="170"/>
+      </w:pPr>
+      <w:r>
+        <w:rPr>
+          <w:rFonts w:ascii="Yu Gothic" w:cs="Yu Gothic" w:eastAsia="Yu Gothic" w:hAnsi="Yu Gothic"/>
+          <w:b/>
+          <w:bCs/>
+          <w:color w:val="1E2761"/>
+          <w:sz w:val="21"/>
+          <w:szCs w:val="21"/>
+        </w:rPr>
+        <w:t xml:space="preserve">指名券の適用メニュー</w:t>
+      </w:r>
+    </w:p>
+    <w:p>
+      <w:pPr>
+        <w:spacing w:after="110" w:line="300"/>
+      </w:pPr>
+      <w:r>
+        <w:rPr>
+          <w:rFonts w:ascii="Yu Gothic" w:cs="Yu Gothic" w:eastAsia="Yu Gothic" w:hAnsi="Yu Gothic"/>
+          <w:sz w:val="20"/>
+          <w:szCs w:val="20"/>
+        </w:rPr>
+        <w:t xml:space="preserve">指名券は</w:t>
+      </w:r>
+      <w:r>
+        <w:rPr>
+          <w:rFonts w:ascii="Yu Gothic" w:cs="Yu Gothic" w:eastAsia="Yu Gothic" w:hAnsi="Yu Gothic"/>
+          <w:b/>
+          <w:bCs/>
+          <w:sz w:val="20"/>
+          <w:szCs w:val="20"/>
+        </w:rPr>
+        <w:t xml:space="preserve">それ自体を予約することはできません。</w:t>
+      </w:r>
+      <w:r>
+        <w:rPr>
+          <w:rFonts w:ascii="Yu Gothic" w:cs="Yu Gothic" w:eastAsia="Yu Gothic" w:hAnsi="Yu Gothic"/>
+          <w:sz w:val="20"/>
+          <w:szCs w:val="20"/>
+        </w:rPr>
+        <w:t xml:space="preserve">「どのメニューのときにトレーナーを指名できるか」を決めて使います。</w:t>
+      </w:r>
+    </w:p>
+    <w:p>
+      <w:pPr>
+        <w:spacing w:after="60"/>
+      </w:pPr>
+      <w:r>
+        <w:rPr>
+          <w:rFonts w:ascii="Yu Gothic" w:cs="Yu Gothic" w:eastAsia="Yu Gothic" w:hAnsi="Yu Gothic"/>
+          <w:sz w:val="2"/>
+          <w:szCs w:val="2"/>
+        </w:rPr>
+        <w:t xml:space="preserve"/>
+      </w:r>
+    </w:p>
+    <w:p>
+      <w:pPr>
+        <w:spacing w:after="70" w:line="290"/>
+        <w:ind w:left="403" w:hanging="403"/>
+      </w:pPr>
+      <w:r>
+        <w:rPr>
+          <w:rFonts w:ascii="Yu Gothic" w:cs="Yu Gothic" w:eastAsia="Yu Gothic" w:hAnsi="Yu Gothic"/>
+          <w:b/>
+          <w:bCs/>
+          <w:color w:val="1E2761"/>
+          <w:sz w:val="20"/>
+          <w:szCs w:val="20"/>
+        </w:rPr>
+        <w:t xml:space="preserve">1. </w:t>
+      </w:r>
+      <w:r>
+        <w:rPr>
+          <w:rFonts w:ascii="Yu Gothic" w:cs="Yu Gothic" w:eastAsia="Yu Gothic" w:hAnsi="Yu Gothic"/>
+          <w:sz w:val="20"/>
+          <w:szCs w:val="20"/>
+        </w:rPr>
+        <w:t xml:space="preserve">指名券のメニューを登録して公開する</w:t>
+      </w:r>
+    </w:p>
+    <w:p>
+      <w:pPr>
+        <w:spacing w:after="70" w:line="290"/>
+        <w:ind w:left="403" w:hanging="403"/>
+      </w:pPr>
+      <w:r>
+        <w:rPr>
+          <w:rFonts w:ascii="Yu Gothic" w:cs="Yu Gothic" w:eastAsia="Yu Gothic" w:hAnsi="Yu Gothic"/>
+          <w:b/>
+          <w:bCs/>
+          <w:color w:val="1E2761"/>
+          <w:sz w:val="20"/>
+          <w:szCs w:val="20"/>
+        </w:rPr>
+        <w:t xml:space="preserve">2. </w:t>
+      </w:r>
+      <w:r>
+        <w:rPr>
+          <w:rFonts w:ascii="Yu Gothic" w:cs="Yu Gothic" w:eastAsia="Yu Gothic" w:hAnsi="Yu Gothic"/>
+          <w:sz w:val="20"/>
+          <w:szCs w:val="20"/>
+        </w:rPr>
+        <w:t xml:space="preserve">一覧の下の「指名券の適用メニュー」の表を開く</w:t>
+      </w:r>
+    </w:p>
+    <w:p>
+      <w:pPr>
+        <w:spacing w:after="70" w:line="290"/>
+        <w:ind w:left="403" w:hanging="403"/>
+      </w:pPr>
+      <w:r>
+        <w:rPr>
+          <w:rFonts w:ascii="Yu Gothic" w:cs="Yu Gothic" w:eastAsia="Yu Gothic" w:hAnsi="Yu Gothic"/>
+          <w:b/>
+          <w:bCs/>
+          <w:color w:val="1E2761"/>
+          <w:sz w:val="20"/>
+          <w:szCs w:val="20"/>
+        </w:rPr>
+        <w:t xml:space="preserve">3. </w:t>
+      </w:r>
+      <w:r>
+        <w:rPr>
+          <w:rFonts w:ascii="Yu Gothic" w:cs="Yu Gothic" w:eastAsia="Yu Gothic" w:hAnsi="Yu Gothic"/>
+          <w:sz w:val="20"/>
+          <w:szCs w:val="20"/>
+        </w:rPr>
+        <w:t xml:space="preserve">指名を許すメニューの列にチェックを入れる</w:t>
+      </w:r>
+    </w:p>
+    <w:p>
+      <w:pPr>
+        <w:spacing w:after="60"/>
+      </w:pPr>
+      <w:r>
+        <w:rPr>
+          <w:rFonts w:ascii="Yu Gothic" w:cs="Yu Gothic" w:eastAsia="Yu Gothic" w:hAnsi="Yu Gothic"/>
+          <w:sz w:val="2"/>
+          <w:szCs w:val="2"/>
+        </w:rPr>
+        <w:t xml:space="preserve"/>
+      </w:r>
+    </w:p>
+    <w:p>
+      <w:pPr>
+        <w:spacing w:after="110" w:line="300"/>
+      </w:pPr>
+      <w:r>
+        <w:rPr>
+          <w:rFonts w:ascii="Yu Gothic" w:cs="Yu Gothic" w:eastAsia="Yu Gothic" w:hAnsi="Yu Gothic"/>
+          <w:sz w:val="20"/>
+          <w:szCs w:val="20"/>
+        </w:rPr>
+        <w:t xml:space="preserve">チェックを入れたメニューでだけ、指名券を持つ会員の予約画面に「トレーナーを指名する」が出ます。</w:t>
+      </w:r>
+    </w:p>
+    <w:tbl>
+      <w:tblPr>
+        <w:tblW w:type="dxa" w:w="9700"/>
+        <w:tblBorders>
+          <w:top w:val="single" w:color="D8DCE8" w:sz="4"/>
+          <w:left w:val="single" w:color="D8DCE8" w:sz="4"/>
+          <w:bottom w:val="single" w:color="D8DCE8" w:sz="4"/>
+          <w:right w:val="single" w:color="D8DCE8" w:sz="4"/>
+          <w:insideH w:val="single" w:color="D8DCE8" w:sz="4"/>
+          <w:insideV w:val="single" w:color="D8DCE8" w:sz="4"/>
+        </w:tblBorders>
+        <w:tblLayout w:type="fixed"/>
+      </w:tblPr>
+      <w:tblGrid>
+        <w:gridCol w:w="9700"/>
+      </w:tblGrid>
+      <w:tr>
+        <w:tc>
+          <w:tcPr>
+            <w:tcW w:type="dxa" w:w="9700"/>
+            <w:shd w:fill="F5F7FA" w:color="auto" w:val="clear"/>
+            <w:tcMar>
+              <w:top w:type="dxa" w:w="90"/>
+              <w:left w:type="dxa" w:w="130"/>
+              <w:bottom w:type="dxa" w:w="90"/>
+              <w:right w:type="dxa" w:w="130"/>
+            </w:tcMar>
+          </w:tcPr>
+          <w:p>
+            <w:pPr>
+              <w:spacing w:after="0" w:line="290"/>
+            </w:pPr>
+            <w:r>
+              <w:rPr>
+                <w:rFonts w:ascii="Yu Gothic" w:cs="Yu Gothic" w:eastAsia="Yu Gothic" w:hAnsi="Yu Gothic"/>
+                <w:color w:val="2C2C2A"/>
+                <w:sz w:val="19"/>
+                <w:szCs w:val="19"/>
+              </w:rPr>
+              <w:t xml:space="preserve">指名された予約は、店舗側でも担当を付け替えられません。付け替えが必要になりやすいメニューは、適用から外しておくことをおすすめします。</w:t>
+            </w:r>
+          </w:p>
+        </w:tc>
+      </w:tr>
+    </w:tbl>
+    <w:p>
+      <w:pPr>
+        <w:spacing w:after="80" w:before="170"/>
+      </w:pPr>
+      <w:r>
+        <w:rPr>
+          <w:rFonts w:ascii="Yu Gothic" w:cs="Yu Gothic" w:eastAsia="Yu Gothic" w:hAnsi="Yu Gothic"/>
+          <w:b/>
+          <w:bCs/>
+          <w:color w:val="1E2761"/>
+          <w:sz w:val="21"/>
+          <w:szCs w:val="21"/>
+        </w:rPr>
+        <w:t xml:space="preserve">仮登録を公開する</w:t>
+      </w:r>
+    </w:p>
+    <w:tbl>
+      <w:tblPr>
+        <w:tblW w:type="dxa" w:w="9700"/>
+        <w:tblBorders>
+          <w:top w:val="single" w:color="B23B3B" w:sz="4"/>
+          <w:left w:val="single" w:color="B23B3B" w:sz="4"/>
+          <w:bottom w:val="single" w:color="B23B3B" w:sz="4"/>
+          <w:right w:val="single" w:color="B23B3B" w:sz="4"/>
+          <w:insideH w:val="single" w:color="B23B3B" w:sz="4"/>
+          <w:insideV w:val="single" w:color="B23B3B" w:sz="4"/>
+        </w:tblBorders>
+        <w:tblLayout w:type="fixed"/>
+      </w:tblPr>
+      <w:tblGrid>
+        <w:gridCol w:w="9700"/>
+      </w:tblGrid>
+      <w:tr>
+        <w:tc>
+          <w:tcPr>
+            <w:tcW w:type="dxa" w:w="9700"/>
+            <w:shd w:fill="FBEDEC" w:color="auto" w:val="clear"/>
+            <w:tcMar>
+              <w:top w:type="dxa" w:w="90"/>
+              <w:left w:type="dxa" w:w="130"/>
+              <w:bottom w:type="dxa" w:w="90"/>
+              <w:right w:type="dxa" w:w="130"/>
+            </w:tcMar>
+          </w:tcPr>
+          <w:p>
+            <w:pPr>
+              <w:spacing w:after="0" w:line="290"/>
+            </w:pPr>
+            <w:r>
+              <w:rPr>
+                <w:rFonts w:ascii="Yu Gothic" w:cs="Yu Gothic" w:eastAsia="Yu Gothic" w:hAnsi="Yu Gothic"/>
+                <w:b/>
+                <w:bCs/>
+                <w:color w:val="B23B3B"/>
+                <w:sz w:val="19"/>
+                <w:szCs w:val="19"/>
+              </w:rPr>
+              <w:t xml:space="preserve">新しく登録したメニューは「仮登録」の状態で、会員には表示されません。</w:t>
+            </w:r>
+            <w:r>
+              <w:rPr>
+                <w:rFonts w:ascii="Yu Gothic" w:cs="Yu Gothic" w:eastAsia="Yu Gothic" w:hAnsi="Yu Gothic"/>
+                <w:color w:val="B23B3B"/>
+                <w:sz w:val="19"/>
+                <w:szCs w:val="19"/>
+              </w:rPr>
+              <w:t xml:space="preserve">操作列の「公開する」を押して初めて、会員の予約画面に出ます。</w:t>
+            </w:r>
+          </w:p>
+        </w:tc>
+      </w:tr>
+    </w:tbl>
+    <w:p>
+      <w:pPr>
+        <w:spacing w:after="70" w:line="290"/>
+        <w:ind w:left="403" w:hanging="403"/>
+      </w:pPr>
+      <w:r>
+        <w:rPr>
+          <w:rFonts w:ascii="Yu Gothic" w:cs="Yu Gothic" w:eastAsia="Yu Gothic" w:hAnsi="Yu Gothic"/>
+          <w:b/>
+          <w:bCs/>
+          <w:color w:val="1E2761"/>
+          <w:sz w:val="20"/>
+          <w:szCs w:val="20"/>
+        </w:rPr>
+        <w:t xml:space="preserve">1. </w:t>
+      </w:r>
+      <w:r>
+        <w:rPr>
+          <w:rFonts w:ascii="Yu Gothic" w:cs="Yu Gothic" w:eastAsia="Yu Gothic" w:hAnsi="Yu Gothic"/>
+          <w:sz w:val="20"/>
+          <w:szCs w:val="20"/>
+        </w:rPr>
+        <w:t xml:space="preserve">一覧の公開状態が「仮登録」になっていることを確認</w:t>
+      </w:r>
+    </w:p>
+    <w:p>
+      <w:pPr>
+        <w:spacing w:after="70" w:line="290"/>
+        <w:ind w:left="403" w:hanging="403"/>
+      </w:pPr>
+      <w:r>
+        <w:rPr>
+          <w:rFonts w:ascii="Yu Gothic" w:cs="Yu Gothic" w:eastAsia="Yu Gothic" w:hAnsi="Yu Gothic"/>
+          <w:b/>
+          <w:bCs/>
+          <w:color w:val="1E2761"/>
+          <w:sz w:val="20"/>
+          <w:szCs w:val="20"/>
+        </w:rPr>
+        <w:t xml:space="preserve">2. </w:t>
+      </w:r>
+      <w:r>
+        <w:rPr>
+          <w:rFonts w:ascii="Yu Gothic" w:cs="Yu Gothic" w:eastAsia="Yu Gothic" w:hAnsi="Yu Gothic"/>
+          <w:sz w:val="20"/>
+          <w:szCs w:val="20"/>
+        </w:rPr>
+        <w:t xml:space="preserve">操作列の「公開する」をクリック</w:t>
+      </w:r>
+    </w:p>
+    <w:p>
+      <w:pPr>
+        <w:spacing w:after="70" w:line="290"/>
+        <w:ind w:left="403" w:hanging="403"/>
+      </w:pPr>
+      <w:r>
+        <w:rPr>
+          <w:rFonts w:ascii="Yu Gothic" w:cs="Yu Gothic" w:eastAsia="Yu Gothic" w:hAnsi="Yu Gothic"/>
+          <w:b/>
+          <w:bCs/>
+          <w:color w:val="1E2761"/>
+          <w:sz w:val="20"/>
+          <w:szCs w:val="20"/>
+        </w:rPr>
+        <w:t xml:space="preserve">3. </w:t>
+      </w:r>
+      <w:r>
+        <w:rPr>
+          <w:rFonts w:ascii="Yu Gothic" w:cs="Yu Gothic" w:eastAsia="Yu Gothic" w:hAnsi="Yu Gothic"/>
+          <w:sz w:val="20"/>
+          <w:szCs w:val="20"/>
+        </w:rPr>
+        <w:t xml:space="preserve">「公開中」に変われば完了</w:t>
+      </w:r>
+    </w:p>
+    <w:p>
+      <w:pPr>
+        <w:spacing w:after="60"/>
+      </w:pPr>
+      <w:r>
+        <w:rPr>
+          <w:rFonts w:ascii="Yu Gothic" w:cs="Yu Gothic" w:eastAsia="Yu Gothic" w:hAnsi="Yu Gothic"/>
+          <w:sz w:val="2"/>
+          <w:szCs w:val="2"/>
+        </w:rPr>
+        <w:t xml:space="preserve"/>
+      </w:r>
+    </w:p>
+    <w:p>
+      <w:pPr>
+        <w:spacing w:after="110" w:line="300"/>
+      </w:pPr>
+      <w:r>
+        <w:rPr>
+          <w:rFonts w:ascii="Yu Gothic" w:cs="Yu Gothic" w:eastAsia="Yu Gothic" w:hAnsi="Yu Gothic"/>
+          <w:sz w:val="20"/>
+          <w:szCs w:val="20"/>
+        </w:rPr>
+        <w:t xml:space="preserve">「公開する」の代わりに</w:t>
+      </w:r>
+      <w:r>
+        <w:rPr>
+          <w:rFonts w:ascii="Yu Gothic" w:cs="Yu Gothic" w:eastAsia="Yu Gothic" w:hAnsi="Yu Gothic"/>
+          <w:b/>
+          <w:bCs/>
+          <w:sz w:val="20"/>
+          <w:szCs w:val="20"/>
+        </w:rPr>
+        <w:t xml:space="preserve">「承認待ち」</w:t>
+      </w:r>
+      <w:r>
+        <w:rPr>
+          <w:rFonts w:ascii="Yu Gothic" w:cs="Yu Gothic" w:eastAsia="Yu Gothic" w:hAnsi="Yu Gothic"/>
+          <w:sz w:val="20"/>
+          <w:szCs w:val="20"/>
+        </w:rPr>
+        <w:t xml:space="preserve">と表示される場合は、ログイン中のアカウントに承認権限がありません。「トレーナー」画面で付与してください(店舗管理者のみ)。</w:t>
+      </w:r>
+    </w:p>
+    <w:tbl>
+      <w:tblPr>
+        <w:tblW w:type="dxa" w:w="9700"/>
+        <w:tblBorders>
+          <w:top w:val="single" w:color="D8DCE8" w:sz="4"/>
+          <w:left w:val="single" w:color="D8DCE8" w:sz="4"/>
+          <w:bottom w:val="single" w:color="D8DCE8" w:sz="4"/>
+          <w:right w:val="single" w:color="D8DCE8" w:sz="4"/>
+          <w:insideH w:val="single" w:color="D8DCE8" w:sz="4"/>
+          <w:insideV w:val="single" w:color="D8DCE8" w:sz="4"/>
+        </w:tblBorders>
+        <w:tblLayout w:type="fixed"/>
+      </w:tblPr>
+      <w:tblGrid>
+        <w:gridCol w:w="9700"/>
+      </w:tblGrid>
+      <w:tr>
+        <w:tc>
+          <w:tcPr>
+            <w:tcW w:type="dxa" w:w="9700"/>
+            <w:shd w:fill="F5F7FA" w:color="auto" w:val="clear"/>
+            <w:tcMar>
+              <w:top w:type="dxa" w:w="90"/>
+              <w:left w:type="dxa" w:w="130"/>
+              <w:bottom w:type="dxa" w:w="90"/>
+              <w:right w:type="dxa" w:w="130"/>
+            </w:tcMar>
+          </w:tcPr>
+          <w:p>
+            <w:pPr>
+              <w:spacing w:after="0" w:line="290"/>
+            </w:pPr>
+            <w:r>
+              <w:rPr>
+                <w:rFonts w:ascii="Yu Gothic" w:cs="Yu Gothic" w:eastAsia="Yu Gothic" w:hAnsi="Yu Gothic"/>
+                <w:color w:val="2C2C2A"/>
+                <w:sz w:val="19"/>
+                <w:szCs w:val="19"/>
+              </w:rPr>
+              <w:t xml:space="preserve">公開を取り消したいときは「公開を停止」を押します。会員の予約画面から消えますが、すでに入っている予約は取り消されません。</w:t>
+            </w:r>
+          </w:p>
+        </w:tc>
+      </w:tr>
+    </w:tbl>
+    <w:p>
+      <w:pPr>
+        <w:spacing w:after="160"/>
+      </w:pPr>
+      <w:r>
+        <w:rPr>
+          <w:rFonts w:ascii="Yu Gothic" w:cs="Yu Gothic" w:eastAsia="Yu Gothic" w:hAnsi="Yu Gothic"/>
+          <w:sz w:val="2"/>
+          <w:szCs w:val="2"/>
+        </w:rPr>
+        <w:t xml:space="preserve"/>
+      </w:r>
+    </w:p>
+    <w:p>
+      <w:r>
+        <w:br w:type="page"/>
+      </w:r>
+    </w:p>
+    <w:p>
+      <w:pPr>
+        <w:pStyle w:val="Heading2"/>
+        <w:spacing w:after="100" w:before="260"/>
+      </w:pPr>
+      <w:r>
+        <w:rPr>
+          <w:rFonts w:ascii="Yu Gothic" w:cs="Yu Gothic" w:eastAsia="Yu Gothic" w:hAnsi="Yu Gothic"/>
+          <w:b/>
+          <w:bCs/>
+          <w:color w:val="2C2C2A"/>
+          <w:sz w:val="23"/>
+          <w:szCs w:val="23"/>
+        </w:rPr>
+        <w:t xml:space="preserve">17. トレーナー</w:t>
+      </w:r>
+      <w:r>
+        <w:rPr>
+          <w:rFonts w:ascii="Yu Gothic" w:cs="Yu Gothic" w:eastAsia="Yu Gothic" w:hAnsi="Yu Gothic"/>
+          <w:color w:val="6B7280"/>
+          <w:sz w:val="17"/>
+          <w:szCs w:val="17"/>
+        </w:rPr>
+        <w:t xml:space="preserve">　/admin/trainers</w:t>
+      </w:r>
+    </w:p>
+    <w:p>
+      <w:pPr>
+        <w:spacing w:after="120" w:before="60"/>
+        <w:jc w:val="center"/>
+      </w:pPr>
+      <w:r>
+        <w:drawing>
+          <wp:inline distT="0" distB="0" distL="0" distR="0">
+            <wp:extent cx="5715000" cy="4019550"/>
+            <wp:effectExtent t="0" r="0" b="0" l="0"/>
+            <wp:docPr id="1" name="" descr="" title=""/>
+            <wp:cNvGraphicFramePr>
+              <a:graphicFrameLocks xmlns:a="http://schemas.openxmlformats.org/drawingml/2006/main" noChangeAspect="1"/>
+            </wp:cNvGraphicFramePr>
+            <a:graphic xmlns:a="http://schemas.openxmlformats.org/drawingml/2006/main">
+              <a:graphicData uri="http://schemas.openxmlformats.org/drawingml/2006/picture">
+                <pic:pic xmlns:pic="http://schemas.openxmlformats.org/drawingml/2006/picture">
+                  <pic:nvPicPr>
+                    <pic:cNvPr id="0" name="" descr=""/>
+                    <pic:cNvPicPr>
+                      <a:picLocks noChangeAspect="1" noChangeArrowheads="1"/>
+                    </pic:cNvPicPr>
+                  </pic:nvPicPr>
+                  <pic:blipFill>
+                    <a:blip r:embed="rId28" cstate="none"/>
+                    <a:srcRect/>
+                    <a:stretch>
+                      <a:fillRect/>
+                    </a:stretch>
+                  </pic:blipFill>
+                  <pic:spPr bwMode="auto">
+                    <a:xfrm>
+                      <a:off x="0" y="0"/>
+                      <a:ext cx="5715000" cy="4019550"/>
+                    </a:xfrm>
+                    <a:prstGeom prst="rect">
+                      <a:avLst/>
+                    </a:prstGeom>
+                  </pic:spPr>
+                </pic:pic>
+              </a:graphicData>
+            </a:graphic>
+          </wp:inline>
+        </w:drawing>
+      </w:r>
+    </w:p>
+    <w:p>
+      <w:pPr>
+        <w:spacing w:after="80" w:before="170"/>
+      </w:pPr>
+      <w:r>
+        <w:rPr>
+          <w:rFonts w:ascii="Yu Gothic" w:cs="Yu Gothic" w:eastAsia="Yu Gothic" w:hAnsi="Yu Gothic"/>
+          <w:b/>
+          <w:bCs/>
+          <w:color w:val="1E2761"/>
+          <w:sz w:val="21"/>
+          <w:szCs w:val="21"/>
+        </w:rPr>
+        <w:t xml:space="preserve">担当できるメニューの設定</w:t>
+      </w:r>
+    </w:p>
+    <w:p>
+      <w:pPr>
+        <w:spacing w:after="110" w:line="300"/>
+      </w:pPr>
+      <w:r>
+        <w:rPr>
+          <w:rFonts w:ascii="Yu Gothic" w:cs="Yu Gothic" w:eastAsia="Yu Gothic" w:hAnsi="Yu Gothic"/>
+          <w:sz w:val="20"/>
+          <w:szCs w:val="20"/>
+        </w:rPr>
+        <w:t xml:space="preserve">トレーナーとメニューの交差するセルにチェックを入れます。</w:t>
+      </w:r>
+      <w:r>
+        <w:rPr>
+          <w:rFonts w:ascii="Yu Gothic" w:cs="Yu Gothic" w:eastAsia="Yu Gothic" w:hAnsi="Yu Gothic"/>
+          <w:b/>
+          <w:bCs/>
+          <w:sz w:val="20"/>
+          <w:szCs w:val="20"/>
+        </w:rPr>
+        <w:t xml:space="preserve">この設定が、各時間帯に何件の予約を受けられるかを決めます。</w:t>
+      </w:r>
+    </w:p>
+    <w:tbl>
+      <w:tblPr>
+        <w:tblW w:type="dxa" w:w="9700"/>
+        <w:tblBorders>
+          <w:top w:val="single" w:color="D8DCE8" w:sz="4"/>
+          <w:left w:val="single" w:color="D8DCE8" w:sz="4"/>
+          <w:bottom w:val="single" w:color="D8DCE8" w:sz="4"/>
+          <w:right w:val="single" w:color="D8DCE8" w:sz="4"/>
+          <w:insideH w:val="single" w:color="D8DCE8" w:sz="4"/>
+          <w:insideV w:val="single" w:color="D8DCE8" w:sz="4"/>
+        </w:tblBorders>
+        <w:tblLayout w:type="fixed"/>
+      </w:tblPr>
+      <w:tblGrid>
+        <w:gridCol w:w="9700"/>
+      </w:tblGrid>
+      <w:tr>
+        <w:tc>
+          <w:tcPr>
+            <w:tcW w:type="dxa" w:w="9700"/>
+            <w:shd w:fill="F5F7FA" w:color="auto" w:val="clear"/>
+            <w:tcMar>
+              <w:top w:type="dxa" w:w="90"/>
+              <w:left w:type="dxa" w:w="130"/>
+              <w:bottom w:type="dxa" w:w="90"/>
+              <w:right w:type="dxa" w:w="130"/>
+            </w:tcMar>
+          </w:tcPr>
+          <w:p>
+            <w:pPr>
+              <w:spacing w:after="0" w:line="290"/>
+            </w:pPr>
+            <w:r>
+              <w:rPr>
+                <w:rFonts w:ascii="Yu Gothic" w:cs="Yu Gothic" w:eastAsia="Yu Gothic" w:hAnsi="Yu Gothic"/>
+                <w:color w:val="2C2C2A"/>
+                <w:sz w:val="19"/>
+                <w:szCs w:val="19"/>
+              </w:rPr>
+              <w:t xml:space="preserve">担当が0名のメニューは、受付枠があっても予約できません。新しいメニューを作ったら、必ず担当者を設定してください。</w:t>
+            </w:r>
+          </w:p>
+        </w:tc>
+      </w:tr>
+    </w:tbl>
+    <w:p>
+      <w:pPr>
+        <w:spacing w:after="80" w:before="170"/>
+      </w:pPr>
+      <w:r>
+        <w:rPr>
+          <w:rFonts w:ascii="Yu Gothic" w:cs="Yu Gothic" w:eastAsia="Yu Gothic" w:hAnsi="Yu Gothic"/>
+          <w:b/>
+          <w:bCs/>
+          <w:color w:val="1E2761"/>
+          <w:sz w:val="21"/>
+          <w:szCs w:val="21"/>
+        </w:rPr>
+        <w:t xml:space="preserve">トレーナーの追加・編集・削除</w:t>
+      </w:r>
+    </w:p>
+    <w:p>
+      <w:pPr>
+        <w:spacing w:after="110" w:line="300"/>
+      </w:pPr>
+      <w:r>
+        <w:rPr>
+          <w:rFonts w:ascii="Yu Gothic" w:cs="Yu Gothic" w:eastAsia="Yu Gothic" w:hAnsi="Yu Gothic"/>
+          <w:sz w:val="20"/>
+          <w:szCs w:val="20"/>
+        </w:rPr>
+        <w:t xml:space="preserve">右上の「トレーナーを追加」から登録します。</w:t>
+      </w:r>
+      <w:r>
+        <w:rPr>
+          <w:rFonts w:ascii="Yu Gothic" w:cs="Yu Gothic" w:eastAsia="Yu Gothic" w:hAnsi="Yu Gothic"/>
+          <w:b/>
+          <w:bCs/>
+          <w:sz w:val="20"/>
+          <w:szCs w:val="20"/>
+        </w:rPr>
+        <w:t xml:space="preserve">操作できるのは店舗管理者のみ</w:t>
+      </w:r>
+      <w:r>
+        <w:rPr>
+          <w:rFonts w:ascii="Yu Gothic" w:cs="Yu Gothic" w:eastAsia="Yu Gothic" w:hAnsi="Yu Gothic"/>
+          <w:sz w:val="20"/>
+          <w:szCs w:val="20"/>
+        </w:rPr>
+        <w:t xml:space="preserve">です。</w:t>
+      </w:r>
+    </w:p>
+    <w:p>
+      <w:pPr>
+        <w:pStyle w:val="ListParagraph"/>
+        <w:numPr>
+          <w:ilvl w:val="0"/>
+          <w:numId w:val="2"/>
+        </w:numPr>
+        <w:spacing w:after="60" w:line="290"/>
+      </w:pPr>
+      <w:r>
+        <w:rPr>
+          <w:rFonts w:ascii="Yu Gothic" w:cs="Yu Gothic" w:eastAsia="Yu Gothic" w:hAnsi="Yu Gothic"/>
+          <w:sz w:val="20"/>
+          <w:szCs w:val="20"/>
+        </w:rPr>
+        <w:t xml:space="preserve">受付枠を持つだけなら</w:t>
+      </w:r>
+      <w:r>
+        <w:rPr>
+          <w:rFonts w:ascii="Yu Gothic" w:cs="Yu Gothic" w:eastAsia="Yu Gothic" w:hAnsi="Yu Gothic"/>
+          <w:b/>
+          <w:bCs/>
+          <w:sz w:val="20"/>
+          <w:szCs w:val="20"/>
+        </w:rPr>
+        <w:t xml:space="preserve">ログインは不要</w:t>
+      </w:r>
+      <w:r>
+        <w:rPr>
+          <w:rFonts w:ascii="Yu Gothic" w:cs="Yu Gothic" w:eastAsia="Yu Gothic" w:hAnsi="Yu Gothic"/>
+          <w:sz w:val="20"/>
+          <w:szCs w:val="20"/>
+        </w:rPr>
+        <w:t xml:space="preserve">です</w:t>
+      </w:r>
+    </w:p>
+    <w:p>
+      <w:pPr>
+        <w:pStyle w:val="ListParagraph"/>
+        <w:numPr>
+          <w:ilvl w:val="0"/>
+          <w:numId w:val="2"/>
+        </w:numPr>
+        <w:spacing w:after="60" w:line="290"/>
+      </w:pPr>
+      <w:r>
+        <w:rPr>
+          <w:rFonts w:ascii="Yu Gothic" w:cs="Yu Gothic" w:eastAsia="Yu Gothic" w:hAnsi="Yu Gothic"/>
+          <w:sz w:val="20"/>
+          <w:szCs w:val="20"/>
+        </w:rPr>
+        <w:t xml:space="preserve">削除すると、予約が入っていない受付枠も一緒に消えます</w:t>
+      </w:r>
+    </w:p>
+    <w:p>
+      <w:pPr>
+        <w:pStyle w:val="ListParagraph"/>
+        <w:numPr>
+          <w:ilvl w:val="0"/>
+          <w:numId w:val="2"/>
+        </w:numPr>
+        <w:spacing w:after="60" w:line="290"/>
+      </w:pPr>
+      <w:r>
+        <w:rPr>
+          <w:rFonts w:ascii="Yu Gothic" w:cs="Yu Gothic" w:eastAsia="Yu Gothic" w:hAnsi="Yu Gothic"/>
+          <w:b/>
+          <w:bCs/>
+          <w:sz w:val="20"/>
+          <w:szCs w:val="20"/>
+        </w:rPr>
+        <w:t xml:space="preserve">予約が残っている枠があると削除できません</w:t>
+      </w:r>
+    </w:p>
+    <w:p>
+      <w:pPr>
+        <w:pStyle w:val="ListParagraph"/>
+        <w:numPr>
+          <w:ilvl w:val="0"/>
+          <w:numId w:val="2"/>
+        </w:numPr>
+        <w:spacing w:after="60" w:line="290"/>
+      </w:pPr>
+      <w:r>
+        <w:rPr>
+          <w:rFonts w:ascii="Yu Gothic" w:cs="Yu Gothic" w:eastAsia="Yu Gothic" w:hAnsi="Yu Gothic"/>
+          <w:sz w:val="20"/>
+          <w:szCs w:val="20"/>
+        </w:rPr>
+        <w:t xml:space="preserve">自分自身は削除できません</w:t>
+      </w:r>
+    </w:p>
+    <w:p>
+      <w:pPr>
+        <w:spacing w:after="80" w:before="170"/>
+      </w:pPr>
+      <w:r>
+        <w:rPr>
+          <w:rFonts w:ascii="Yu Gothic" w:cs="Yu Gothic" w:eastAsia="Yu Gothic" w:hAnsi="Yu Gothic"/>
+          <w:b/>
+          <w:bCs/>
+          <w:color w:val="1E2761"/>
+          <w:sz w:val="21"/>
+          <w:szCs w:val="21"/>
+        </w:rPr>
+        <w:t xml:space="preserve">管理者の承認</w:t>
+      </w:r>
+    </w:p>
+    <w:p>
+      <w:pPr>
+        <w:spacing w:after="110" w:line="300"/>
+      </w:pPr>
+      <w:r>
+        <w:rPr>
+          <w:rFonts w:ascii="Yu Gothic" w:cs="Yu Gothic" w:eastAsia="Yu Gothic" w:hAnsi="Yu Gothic"/>
+          <w:sz w:val="20"/>
+          <w:szCs w:val="20"/>
+        </w:rPr>
+        <w:t xml:space="preserve">新規登録した管理者は「承認待ち」として並びます。「スタッフとして承認」または「店舗管理者として承認」を押すと利用できるようになります。</w:t>
+      </w:r>
+    </w:p>
+    <w:p>
+      <w:pPr>
+        <w:spacing w:after="80" w:before="170"/>
+      </w:pPr>
+      <w:r>
+        <w:rPr>
+          <w:rFonts w:ascii="Yu Gothic" w:cs="Yu Gothic" w:eastAsia="Yu Gothic" w:hAnsi="Yu Gothic"/>
+          <w:b/>
+          <w:bCs/>
+          <w:color w:val="1E2761"/>
+          <w:sz w:val="21"/>
+          <w:szCs w:val="21"/>
+        </w:rPr>
+        <w:t xml:space="preserve">メニュー承認の権限</w:t>
+      </w:r>
+    </w:p>
+    <w:p>
+      <w:pPr>
+        <w:spacing w:after="110" w:line="300"/>
+      </w:pPr>
+      <w:r>
+        <w:rPr>
+          <w:rFonts w:ascii="Yu Gothic" w:cs="Yu Gothic" w:eastAsia="Yu Gothic" w:hAnsi="Yu Gothic"/>
+          <w:sz w:val="20"/>
+          <w:szCs w:val="20"/>
+        </w:rPr>
+        <w:t xml:space="preserve">右端の列にチェックを入れた方だけが、仮登録のメニューを公開できます。変更できるのは店舗管理者のみです。</w:t>
+      </w:r>
+    </w:p>
+    <w:p>
+      <w:pPr>
+        <w:spacing w:after="80" w:before="170"/>
+      </w:pPr>
+      <w:r>
+        <w:rPr>
+          <w:rFonts w:ascii="Yu Gothic" w:cs="Yu Gothic" w:eastAsia="Yu Gothic" w:hAnsi="Yu Gothic"/>
+          <w:b/>
+          <w:bCs/>
+          <w:color w:val="1E2761"/>
+          <w:sz w:val="21"/>
+          <w:szCs w:val="21"/>
+        </w:rPr>
+        <w:t xml:space="preserve">受付枠をCSVでまとめて登録する</w:t>
+      </w:r>
+    </w:p>
+    <w:p>
+      <w:pPr>
+        <w:spacing w:after="110" w:line="300"/>
+      </w:pPr>
+      <w:r>
+        <w:rPr>
+          <w:rFonts w:ascii="Yu Gothic" w:cs="Yu Gothic" w:eastAsia="Yu Gothic" w:hAnsi="Yu Gothic"/>
+          <w:sz w:val="20"/>
+          <w:szCs w:val="20"/>
+        </w:rPr>
+        <w:t xml:space="preserve">画面の一番上の</w:t>
+      </w:r>
+      <w:r>
+        <w:rPr>
+          <w:rFonts w:ascii="Yu Gothic" w:cs="Yu Gothic" w:eastAsia="Yu Gothic" w:hAnsi="Yu Gothic"/>
+          <w:b/>
+          <w:bCs/>
+          <w:sz w:val="20"/>
+          <w:szCs w:val="20"/>
+        </w:rPr>
+        <w:t xml:space="preserve">「受付枠をCSVでまとめて登録」</w:t>
+      </w:r>
+      <w:r>
+        <w:rPr>
+          <w:rFonts w:ascii="Yu Gothic" w:cs="Yu Gothic" w:eastAsia="Yu Gothic" w:hAnsi="Yu Gothic"/>
+          <w:sz w:val="20"/>
+          <w:szCs w:val="20"/>
+        </w:rPr>
+        <w:t xml:space="preserve">を開くと、出勤表のCSVから受付枠(30分刻み)をまとめて作れます。一人ずつ入力する必要はありません。</w:t>
+      </w:r>
+      <w:r>
+        <w:rPr>
+          <w:rFonts w:ascii="Yu Gothic" w:cs="Yu Gothic" w:eastAsia="Yu Gothic" w:hAnsi="Yu Gothic"/>
+          <w:b/>
+          <w:bCs/>
+          <w:sz w:val="20"/>
+          <w:szCs w:val="20"/>
+        </w:rPr>
+        <w:t xml:space="preserve">店舗管理者のみ</w:t>
+      </w:r>
+      <w:r>
+        <w:rPr>
+          <w:rFonts w:ascii="Yu Gothic" w:cs="Yu Gothic" w:eastAsia="Yu Gothic" w:hAnsi="Yu Gothic"/>
+          <w:sz w:val="20"/>
+          <w:szCs w:val="20"/>
+        </w:rPr>
+        <w:t xml:space="preserve">に表示されます。</w:t>
+      </w:r>
+    </w:p>
+    <w:p>
+      <w:pPr>
+        <w:spacing w:after="60"/>
+      </w:pPr>
+      <w:r>
+        <w:rPr>
+          <w:rFonts w:ascii="Yu Gothic" w:cs="Yu Gothic" w:eastAsia="Yu Gothic" w:hAnsi="Yu Gothic"/>
+          <w:sz w:val="2"/>
+          <w:szCs w:val="2"/>
+        </w:rPr>
+        <w:t xml:space="preserve"/>
+      </w:r>
+    </w:p>
+    <w:p>
+      <w:pPr>
+        <w:spacing w:after="70" w:line="290"/>
+        <w:ind w:left="403" w:hanging="403"/>
+      </w:pPr>
+      <w:r>
+        <w:rPr>
+          <w:rFonts w:ascii="Yu Gothic" w:cs="Yu Gothic" w:eastAsia="Yu Gothic" w:hAnsi="Yu Gothic"/>
+          <w:b/>
+          <w:bCs/>
+          <w:color w:val="1E2761"/>
+          <w:sz w:val="20"/>
+          <w:szCs w:val="20"/>
+        </w:rPr>
+        <w:t xml:space="preserve">1. </w:t>
+      </w:r>
+      <w:r>
+        <w:rPr>
+          <w:rFonts w:ascii="Yu Gothic" w:cs="Yu Gothic" w:eastAsia="Yu Gothic" w:hAnsi="Yu Gothic"/>
+          <w:sz w:val="20"/>
+          <w:szCs w:val="20"/>
+        </w:rPr>
+        <w:t xml:space="preserve">「見本をダウンロード」で雛形を取る</w:t>
+      </w:r>
+    </w:p>
+    <w:p>
+      <w:pPr>
+        <w:spacing w:after="70" w:line="290"/>
+        <w:ind w:left="403" w:hanging="403"/>
+      </w:pPr>
+      <w:r>
+        <w:rPr>
+          <w:rFonts w:ascii="Yu Gothic" w:cs="Yu Gothic" w:eastAsia="Yu Gothic" w:hAnsi="Yu Gothic"/>
+          <w:b/>
+          <w:bCs/>
+          <w:color w:val="1E2761"/>
+          <w:sz w:val="20"/>
+          <w:szCs w:val="20"/>
+        </w:rPr>
+        <w:t xml:space="preserve">2. </w:t>
+      </w:r>
+      <w:r>
+        <w:rPr>
+          <w:rFonts w:ascii="Yu Gothic" w:cs="Yu Gothic" w:eastAsia="Yu Gothic" w:hAnsi="Yu Gothic"/>
+          <w:sz w:val="20"/>
+          <w:szCs w:val="20"/>
+        </w:rPr>
+        <w:t xml:space="preserve">Excel等で書き換えて、UTF-8のCSVとして保存する</w:t>
+      </w:r>
+    </w:p>
+    <w:p>
+      <w:pPr>
+        <w:spacing w:after="70" w:line="290"/>
+        <w:ind w:left="403" w:hanging="403"/>
+      </w:pPr>
+      <w:r>
+        <w:rPr>
+          <w:rFonts w:ascii="Yu Gothic" w:cs="Yu Gothic" w:eastAsia="Yu Gothic" w:hAnsi="Yu Gothic"/>
+          <w:b/>
+          <w:bCs/>
+          <w:color w:val="1E2761"/>
+          <w:sz w:val="20"/>
+          <w:szCs w:val="20"/>
+        </w:rPr>
+        <w:t xml:space="preserve">3. </w:t>
+      </w:r>
+      <w:r>
+        <w:rPr>
+          <w:rFonts w:ascii="Yu Gothic" w:cs="Yu Gothic" w:eastAsia="Yu Gothic" w:hAnsi="Yu Gothic"/>
+          <w:sz w:val="20"/>
+          <w:szCs w:val="20"/>
+        </w:rPr>
+        <w:t xml:space="preserve">ファイルを選ぶと、登録する内容が表で出る</w:t>
+      </w:r>
+    </w:p>
+    <w:p>
+      <w:pPr>
+        <w:spacing w:after="70" w:line="290"/>
+        <w:ind w:left="403" w:hanging="403"/>
+      </w:pPr>
+      <w:r>
+        <w:rPr>
+          <w:rFonts w:ascii="Yu Gothic" w:cs="Yu Gothic" w:eastAsia="Yu Gothic" w:hAnsi="Yu Gothic"/>
+          <w:b/>
+          <w:bCs/>
+          <w:color w:val="1E2761"/>
+          <w:sz w:val="20"/>
+          <w:szCs w:val="20"/>
+        </w:rPr>
+        <w:t xml:space="preserve">4. </w:t>
+      </w:r>
+      <w:r>
+        <w:rPr>
+          <w:rFonts w:ascii="Yu Gothic" w:cs="Yu Gothic" w:eastAsia="Yu Gothic" w:hAnsi="Yu Gothic"/>
+          <w:sz w:val="20"/>
+          <w:szCs w:val="20"/>
+        </w:rPr>
+        <w:t xml:space="preserve">確認して「この内容で登録する」を押す</w:t>
+      </w:r>
+    </w:p>
+    <w:p>
+      <w:pPr>
+        <w:spacing w:after="110"/>
+      </w:pPr>
+      <w:r>
+        <w:rPr>
+          <w:rFonts w:ascii="Yu Gothic" w:cs="Yu Gothic" w:eastAsia="Yu Gothic" w:hAnsi="Yu Gothic"/>
+          <w:sz w:val="2"/>
+          <w:szCs w:val="2"/>
+        </w:rPr>
+        <w:t xml:space="preserve"/>
+      </w:r>
+    </w:p>
+    <w:tbl>
+      <w:tblPr>
+        <w:tblW w:type="dxa" w:w="9700"/>
+        <w:tblBorders>
+          <w:top w:val="single" w:color="D8DCE8" w:sz="4"/>
+          <w:left w:val="single" w:color="D8DCE8" w:sz="4"/>
+          <w:bottom w:val="single" w:color="D8DCE8" w:sz="4"/>
+          <w:right w:val="single" w:color="D8DCE8" w:sz="4"/>
+          <w:insideH w:val="single" w:color="D8DCE8" w:sz="4"/>
+          <w:insideV w:val="single" w:color="D8DCE8" w:sz="4"/>
+        </w:tblBorders>
+        <w:tblLayout w:type="fixed"/>
+      </w:tblPr>
+      <w:tblGrid>
+        <w:gridCol w:w="1700"/>
+        <w:gridCol w:w="900"/>
+        <w:gridCol w:w="7100"/>
+      </w:tblGrid>
+      <w:tr>
+        <w:trPr>
+          <w:tblHeader/>
+        </w:trPr>
+        <w:tc>
+          <w:tcPr>
+            <w:tcW w:type="dxa" w:w="1700"/>
+            <w:shd w:fill="EDF1FA" w:color="auto" w:val="clear"/>
+            <w:tcMar>
+              <w:top w:type="dxa" w:w="70"/>
+              <w:left w:type="dxa" w:w="110"/>
+              <w:bottom w:type="dxa" w:w="70"/>
+              <w:right w:type="dxa" w:w="110"/>
+            </w:tcMar>
+          </w:tcPr>
+          <w:p>
+            <w:pPr>
+              <w:spacing w:after="0" w:line="280"/>
+            </w:pPr>
+            <w:r>
+              <w:rPr>
+                <w:rFonts w:ascii="Yu Gothic" w:cs="Yu Gothic" w:eastAsia="Yu Gothic" w:hAnsi="Yu Gothic"/>
+                <w:b/>
+                <w:bCs/>
+                <w:color w:val="1E2761"/>
+                <w:sz w:val="18"/>
+                <w:szCs w:val="18"/>
+              </w:rPr>
+              <w:t xml:space="preserve">列</w:t>
+            </w:r>
+          </w:p>
+        </w:tc>
+        <w:tc>
+          <w:tcPr>
+            <w:tcW w:type="dxa" w:w="900"/>
+            <w:shd w:fill="EDF1FA" w:color="auto" w:val="clear"/>
+            <w:tcMar>
+              <w:top w:type="dxa" w:w="70"/>
+              <w:left w:type="dxa" w:w="110"/>
+              <w:bottom w:type="dxa" w:w="70"/>
+              <w:right w:type="dxa" w:w="110"/>
+            </w:tcMar>
+          </w:tcPr>
+          <w:p>
+            <w:pPr>
+              <w:spacing w:after="0" w:line="280"/>
+            </w:pPr>
+            <w:r>
+              <w:rPr>
+                <w:rFonts w:ascii="Yu Gothic" w:cs="Yu Gothic" w:eastAsia="Yu Gothic" w:hAnsi="Yu Gothic"/>
+                <w:b/>
+                <w:bCs/>
+                <w:color w:val="1E2761"/>
+                <w:sz w:val="18"/>
+                <w:szCs w:val="18"/>
+              </w:rPr>
+              <w:t xml:space="preserve">必須</w:t>
+            </w:r>
+          </w:p>
+        </w:tc>
+        <w:tc>
+          <w:tcPr>
+            <w:tcW w:type="dxa" w:w="7100"/>
+            <w:shd w:fill="EDF1FA" w:color="auto" w:val="clear"/>
+            <w:tcMar>
+              <w:top w:type="dxa" w:w="70"/>
+              <w:left w:type="dxa" w:w="110"/>
+              <w:bottom w:type="dxa" w:w="70"/>
+              <w:right w:type="dxa" w:w="110"/>
+            </w:tcMar>
+          </w:tcPr>
+          <w:p>
+            <w:pPr>
+              <w:spacing w:after="0" w:line="280"/>
+            </w:pPr>
+            <w:r>
+              <w:rPr>
+                <w:rFonts w:ascii="Yu Gothic" w:cs="Yu Gothic" w:eastAsia="Yu Gothic" w:hAnsi="Yu Gothic"/>
+                <w:b/>
+                <w:bCs/>
+                <w:color w:val="1E2761"/>
+                <w:sz w:val="18"/>
+                <w:szCs w:val="18"/>
+              </w:rPr>
+              <w:t xml:space="preserve">内容</w:t>
+            </w:r>
+          </w:p>
+        </w:tc>
+      </w:tr>
+      <w:tr>
+        <w:tc>
+          <w:tcPr>
+            <w:tcW w:type="dxa" w:w="1700"/>
+            <w:tcMar>
+              <w:top w:type="dxa" w:w="70"/>
+              <w:left w:type="dxa" w:w="110"/>
+              <w:bottom w:type="dxa" w:w="70"/>
+              <w:right w:type="dxa" w:w="110"/>
+            </w:tcMar>
+          </w:tcPr>
+          <w:p>
+            <w:pPr>
+              <w:spacing w:after="0" w:line="280"/>
+            </w:pPr>
+            <w:r>
+              <w:rPr>
+                <w:rFonts w:ascii="Yu Gothic" w:cs="Yu Gothic" w:eastAsia="Yu Gothic" w:hAnsi="Yu Gothic"/>
+                <w:sz w:val="18"/>
+                <w:szCs w:val="18"/>
+              </w:rPr>
+              <w:t xml:space="preserve">トレーナー</w:t>
+            </w:r>
+          </w:p>
+        </w:tc>
+        <w:tc>
+          <w:tcPr>
+            <w:tcW w:type="dxa" w:w="900"/>
+            <w:tcMar>
+              <w:top w:type="dxa" w:w="70"/>
+              <w:left w:type="dxa" w:w="110"/>
+              <w:bottom w:type="dxa" w:w="70"/>
+              <w:right w:type="dxa" w:w="110"/>
+            </w:tcMar>
+          </w:tcPr>
+          <w:p>
+            <w:pPr>
+              <w:spacing w:after="0" w:line="280"/>
+            </w:pPr>
+            <w:r>
+              <w:rPr>
+                <w:rFonts w:ascii="Yu Gothic" w:cs="Yu Gothic" w:eastAsia="Yu Gothic" w:hAnsi="Yu Gothic"/>
+                <w:sz w:val="18"/>
+                <w:szCs w:val="18"/>
+              </w:rPr>
+              <w:t xml:space="preserve">必須</w:t>
+            </w:r>
+          </w:p>
+        </w:tc>
+        <w:tc>
+          <w:tcPr>
+            <w:tcW w:type="dxa" w:w="7100"/>
+            <w:tcMar>
+              <w:top w:type="dxa" w:w="70"/>
+              <w:left w:type="dxa" w:w="110"/>
+              <w:bottom w:type="dxa" w:w="70"/>
+              <w:right w:type="dxa" w:w="110"/>
+            </w:tcMar>
+          </w:tcPr>
+          <w:p>
+            <w:pPr>
+              <w:spacing w:after="0" w:line="280"/>
+            </w:pPr>
+            <w:r>
+              <w:rPr>
+                <w:rFonts w:ascii="Yu Gothic" w:cs="Yu Gothic" w:eastAsia="Yu Gothic" w:hAnsi="Yu Gothic"/>
+                <w:sz w:val="18"/>
+                <w:szCs w:val="18"/>
+              </w:rPr>
+              <w:t xml:space="preserve">メールアドレス。氏名でも可(同姓同名がいる行はエラー)</w:t>
+            </w:r>
+          </w:p>
+        </w:tc>
+      </w:tr>
+      <w:tr>
+        <w:tc>
+          <w:tcPr>
+            <w:tcW w:type="dxa" w:w="1700"/>
+            <w:tcMar>
+              <w:top w:type="dxa" w:w="70"/>
+              <w:left w:type="dxa" w:w="110"/>
+              <w:bottom w:type="dxa" w:w="70"/>
+              <w:right w:type="dxa" w:w="110"/>
+            </w:tcMar>
+          </w:tcPr>
+          <w:p>
+            <w:pPr>
+              <w:spacing w:after="0" w:line="280"/>
+            </w:pPr>
+            <w:r>
+              <w:rPr>
+                <w:rFonts w:ascii="Yu Gothic" w:cs="Yu Gothic" w:eastAsia="Yu Gothic" w:hAnsi="Yu Gothic"/>
+                <w:sz w:val="18"/>
+                <w:szCs w:val="18"/>
+              </w:rPr>
+              <w:t xml:space="preserve">日付</w:t>
+            </w:r>
+          </w:p>
+        </w:tc>
+        <w:tc>
+          <w:tcPr>
+            <w:tcW w:type="dxa" w:w="900"/>
+            <w:tcMar>
+              <w:top w:type="dxa" w:w="70"/>
+              <w:left w:type="dxa" w:w="110"/>
+              <w:bottom w:type="dxa" w:w="70"/>
+              <w:right w:type="dxa" w:w="110"/>
+            </w:tcMar>
+          </w:tcPr>
+          <w:p>
+            <w:pPr>
+              <w:spacing w:after="0" w:line="280"/>
+            </w:pPr>
+            <w:r>
+              <w:rPr>
+                <w:rFonts w:ascii="Yu Gothic" w:cs="Yu Gothic" w:eastAsia="Yu Gothic" w:hAnsi="Yu Gothic"/>
+                <w:sz w:val="18"/>
+                <w:szCs w:val="18"/>
+              </w:rPr>
+              <w:t xml:space="preserve">必須</w:t>
+            </w:r>
+          </w:p>
+        </w:tc>
+        <w:tc>
+          <w:tcPr>
+            <w:tcW w:type="dxa" w:w="7100"/>
+            <w:tcMar>
+              <w:top w:type="dxa" w:w="70"/>
+              <w:left w:type="dxa" w:w="110"/>
+              <w:bottom w:type="dxa" w:w="70"/>
+              <w:right w:type="dxa" w:w="110"/>
+            </w:tcMar>
+          </w:tcPr>
+          <w:p>
+            <w:pPr>
+              <w:spacing w:after="0" w:line="280"/>
+            </w:pPr>
+            <w:r>
+              <w:rPr>
+                <w:rFonts w:ascii="Yu Gothic" w:cs="Yu Gothic" w:eastAsia="Yu Gothic" w:hAnsi="Yu Gothic"/>
+                <w:sz w:val="18"/>
+                <w:szCs w:val="18"/>
+              </w:rPr>
+              <w:t xml:space="preserve">2026/10/01 または 2026-10-01</w:t>
+            </w:r>
+          </w:p>
+        </w:tc>
+      </w:tr>
+      <w:tr>
+        <w:tc>
+          <w:tcPr>
+            <w:tcW w:type="dxa" w:w="1700"/>
+            <w:tcMar>
+              <w:top w:type="dxa" w:w="70"/>
+              <w:left w:type="dxa" w:w="110"/>
+              <w:bottom w:type="dxa" w:w="70"/>
+              <w:right w:type="dxa" w:w="110"/>
+            </w:tcMar>
+          </w:tcPr>
+          <w:p>
+            <w:pPr>
+              <w:spacing w:after="0" w:line="280"/>
+            </w:pPr>
+            <w:r>
+              <w:rPr>
+                <w:rFonts w:ascii="Yu Gothic" w:cs="Yu Gothic" w:eastAsia="Yu Gothic" w:hAnsi="Yu Gothic"/>
+                <w:sz w:val="18"/>
+                <w:szCs w:val="18"/>
+              </w:rPr>
+              <w:t xml:space="preserve">終了日</w:t>
+            </w:r>
+          </w:p>
+        </w:tc>
+        <w:tc>
+          <w:tcPr>
+            <w:tcW w:type="dxa" w:w="900"/>
+            <w:tcMar>
+              <w:top w:type="dxa" w:w="70"/>
+              <w:left w:type="dxa" w:w="110"/>
+              <w:bottom w:type="dxa" w:w="70"/>
+              <w:right w:type="dxa" w:w="110"/>
+            </w:tcMar>
+          </w:tcPr>
+          <w:p>
+            <w:pPr>
+              <w:spacing w:after="0" w:line="280"/>
+            </w:pPr>
+            <w:r>
+              <w:rPr>
+                <w:rFonts w:ascii="Yu Gothic" w:cs="Yu Gothic" w:eastAsia="Yu Gothic" w:hAnsi="Yu Gothic"/>
+                <w:sz w:val="18"/>
+                <w:szCs w:val="18"/>
+              </w:rPr>
+              <w:t xml:space="preserve">任意</w:t>
+            </w:r>
+          </w:p>
+        </w:tc>
+        <w:tc>
+          <w:tcPr>
+            <w:tcW w:type="dxa" w:w="7100"/>
+            <w:tcMar>
+              <w:top w:type="dxa" w:w="70"/>
+              <w:left w:type="dxa" w:w="110"/>
+              <w:bottom w:type="dxa" w:w="70"/>
+              <w:right w:type="dxa" w:w="110"/>
+            </w:tcMar>
+          </w:tcPr>
+          <w:p>
+            <w:pPr>
+              <w:spacing w:after="0" w:line="280"/>
+            </w:pPr>
+            <w:r>
+              <w:rPr>
+                <w:rFonts w:ascii="Yu Gothic" w:cs="Yu Gothic" w:eastAsia="Yu Gothic" w:hAnsi="Yu Gothic"/>
+                <w:sz w:val="18"/>
+                <w:szCs w:val="18"/>
+              </w:rPr>
+              <w:t xml:space="preserve">入れると期間ぶんまとめて作ります。空ならその日だけ</w:t>
+            </w:r>
+          </w:p>
+        </w:tc>
+      </w:tr>
+      <w:tr>
+        <w:tc>
+          <w:tcPr>
+            <w:tcW w:type="dxa" w:w="1700"/>
+            <w:tcMar>
+              <w:top w:type="dxa" w:w="70"/>
+              <w:left w:type="dxa" w:w="110"/>
+              <w:bottom w:type="dxa" w:w="70"/>
+              <w:right w:type="dxa" w:w="110"/>
+            </w:tcMar>
+          </w:tcPr>
+          <w:p>
+            <w:pPr>
+              <w:spacing w:after="0" w:line="280"/>
+            </w:pPr>
+            <w:r>
+              <w:rPr>
+                <w:rFonts w:ascii="Yu Gothic" w:cs="Yu Gothic" w:eastAsia="Yu Gothic" w:hAnsi="Yu Gothic"/>
+                <w:sz w:val="18"/>
+                <w:szCs w:val="18"/>
+              </w:rPr>
+              <w:t xml:space="preserve">開始</w:t>
+            </w:r>
+          </w:p>
+        </w:tc>
+        <w:tc>
+          <w:tcPr>
+            <w:tcW w:type="dxa" w:w="900"/>
+            <w:tcMar>
+              <w:top w:type="dxa" w:w="70"/>
+              <w:left w:type="dxa" w:w="110"/>
+              <w:bottom w:type="dxa" w:w="70"/>
+              <w:right w:type="dxa" w:w="110"/>
+            </w:tcMar>
+          </w:tcPr>
+          <w:p>
+            <w:pPr>
+              <w:spacing w:after="0" w:line="280"/>
+            </w:pPr>
+            <w:r>
+              <w:rPr>
+                <w:rFonts w:ascii="Yu Gothic" w:cs="Yu Gothic" w:eastAsia="Yu Gothic" w:hAnsi="Yu Gothic"/>
+                <w:sz w:val="18"/>
+                <w:szCs w:val="18"/>
+              </w:rPr>
+              <w:t xml:space="preserve">必須</w:t>
+            </w:r>
+          </w:p>
+        </w:tc>
+        <w:tc>
+          <w:tcPr>
+            <w:tcW w:type="dxa" w:w="7100"/>
+            <w:tcMar>
+              <w:top w:type="dxa" w:w="70"/>
+              <w:left w:type="dxa" w:w="110"/>
+              <w:bottom w:type="dxa" w:w="70"/>
+              <w:right w:type="dxa" w:w="110"/>
+            </w:tcMar>
+          </w:tcPr>
+          <w:p>
+            <w:pPr>
+              <w:spacing w:after="0" w:line="280"/>
+            </w:pPr>
+            <w:r>
+              <w:rPr>
+                <w:rFonts w:ascii="Yu Gothic" w:cs="Yu Gothic" w:eastAsia="Yu Gothic" w:hAnsi="Yu Gothic"/>
+                <w:sz w:val="18"/>
+                <w:szCs w:val="18"/>
+              </w:rPr>
+              <w:t xml:space="preserve">09:00</w:t>
+            </w:r>
+          </w:p>
+        </w:tc>
+      </w:tr>
+      <w:tr>
+        <w:tc>
+          <w:tcPr>
+            <w:tcW w:type="dxa" w:w="1700"/>
+            <w:tcMar>
+              <w:top w:type="dxa" w:w="70"/>
+              <w:left w:type="dxa" w:w="110"/>
+              <w:bottom w:type="dxa" w:w="70"/>
+              <w:right w:type="dxa" w:w="110"/>
+            </w:tcMar>
+          </w:tcPr>
+          <w:p>
+            <w:pPr>
+              <w:spacing w:after="0" w:line="280"/>
+            </w:pPr>
+            <w:r>
+              <w:rPr>
+                <w:rFonts w:ascii="Yu Gothic" w:cs="Yu Gothic" w:eastAsia="Yu Gothic" w:hAnsi="Yu Gothic"/>
+                <w:sz w:val="18"/>
+                <w:szCs w:val="18"/>
+              </w:rPr>
+              <w:t xml:space="preserve">終了</w:t>
+            </w:r>
+          </w:p>
+        </w:tc>
+        <w:tc>
+          <w:tcPr>
+            <w:tcW w:type="dxa" w:w="900"/>
+            <w:tcMar>
+              <w:top w:type="dxa" w:w="70"/>
+              <w:left w:type="dxa" w:w="110"/>
+              <w:bottom w:type="dxa" w:w="70"/>
+              <w:right w:type="dxa" w:w="110"/>
+            </w:tcMar>
+          </w:tcPr>
+          <w:p>
+            <w:pPr>
+              <w:spacing w:after="0" w:line="280"/>
+            </w:pPr>
+            <w:r>
+              <w:rPr>
+                <w:rFonts w:ascii="Yu Gothic" w:cs="Yu Gothic" w:eastAsia="Yu Gothic" w:hAnsi="Yu Gothic"/>
+                <w:sz w:val="18"/>
+                <w:szCs w:val="18"/>
+              </w:rPr>
+              <w:t xml:space="preserve">必須</w:t>
+            </w:r>
+          </w:p>
+        </w:tc>
+        <w:tc>
+          <w:tcPr>
+            <w:tcW w:type="dxa" w:w="7100"/>
+            <w:tcMar>
+              <w:top w:type="dxa" w:w="70"/>
+              <w:left w:type="dxa" w:w="110"/>
+              <w:bottom w:type="dxa" w:w="70"/>
+              <w:right w:type="dxa" w:w="110"/>
+            </w:tcMar>
+          </w:tcPr>
+          <w:p>
+            <w:pPr>
+              <w:spacing w:after="0" w:line="280"/>
+            </w:pPr>
+            <w:r>
+              <w:rPr>
+                <w:rFonts w:ascii="Yu Gothic" w:cs="Yu Gothic" w:eastAsia="Yu Gothic" w:hAnsi="Yu Gothic"/>
+                <w:sz w:val="18"/>
+                <w:szCs w:val="18"/>
+              </w:rPr>
+              <w:t xml:space="preserve">18:00(この時刻の枠は作りません。最後は17:30開始)</w:t>
+            </w:r>
+          </w:p>
+        </w:tc>
+      </w:tr>
+      <w:tr>
+        <w:tc>
+          <w:tcPr>
+            <w:tcW w:type="dxa" w:w="1700"/>
+            <w:tcMar>
+              <w:top w:type="dxa" w:w="70"/>
+              <w:left w:type="dxa" w:w="110"/>
+              <w:bottom w:type="dxa" w:w="70"/>
+              <w:right w:type="dxa" w:w="110"/>
+            </w:tcMar>
+          </w:tcPr>
+          <w:p>
+            <w:pPr>
+              <w:spacing w:after="0" w:line="280"/>
+            </w:pPr>
+            <w:r>
+              <w:rPr>
+                <w:rFonts w:ascii="Yu Gothic" w:cs="Yu Gothic" w:eastAsia="Yu Gothic" w:hAnsi="Yu Gothic"/>
+                <w:sz w:val="18"/>
+                <w:szCs w:val="18"/>
+              </w:rPr>
+              <w:t xml:space="preserve">定員</w:t>
+            </w:r>
+          </w:p>
+        </w:tc>
+        <w:tc>
+          <w:tcPr>
+            <w:tcW w:type="dxa" w:w="900"/>
+            <w:tcMar>
+              <w:top w:type="dxa" w:w="70"/>
+              <w:left w:type="dxa" w:w="110"/>
+              <w:bottom w:type="dxa" w:w="70"/>
+              <w:right w:type="dxa" w:w="110"/>
+            </w:tcMar>
+          </w:tcPr>
+          <w:p>
+            <w:pPr>
+              <w:spacing w:after="0" w:line="280"/>
+            </w:pPr>
+            <w:r>
+              <w:rPr>
+                <w:rFonts w:ascii="Yu Gothic" w:cs="Yu Gothic" w:eastAsia="Yu Gothic" w:hAnsi="Yu Gothic"/>
+                <w:sz w:val="18"/>
+                <w:szCs w:val="18"/>
+              </w:rPr>
+              <w:t xml:space="preserve">任意</w:t>
+            </w:r>
+          </w:p>
+        </w:tc>
+        <w:tc>
+          <w:tcPr>
+            <w:tcW w:type="dxa" w:w="7100"/>
+            <w:tcMar>
+              <w:top w:type="dxa" w:w="70"/>
+              <w:left w:type="dxa" w:w="110"/>
+              <w:bottom w:type="dxa" w:w="70"/>
+              <w:right w:type="dxa" w:w="110"/>
+            </w:tcMar>
+          </w:tcPr>
+          <w:p>
+            <w:pPr>
+              <w:spacing w:after="0" w:line="280"/>
+            </w:pPr>
+            <w:r>
+              <w:rPr>
+                <w:rFonts w:ascii="Yu Gothic" w:cs="Yu Gothic" w:eastAsia="Yu Gothic" w:hAnsi="Yu Gothic"/>
+                <w:sz w:val="18"/>
+                <w:szCs w:val="18"/>
+              </w:rPr>
+              <w:t xml:space="preserve">空なら1</w:t>
+            </w:r>
+          </w:p>
+        </w:tc>
+      </w:tr>
+    </w:tbl>
+    <w:p>
+      <w:pPr>
+        <w:spacing w:after="110"/>
+      </w:pPr>
+      <w:r>
+        <w:rPr>
+          <w:rFonts w:ascii="Yu Gothic" w:cs="Yu Gothic" w:eastAsia="Yu Gothic" w:hAnsi="Yu Gothic"/>
+          <w:sz w:val="2"/>
+          <w:szCs w:val="2"/>
+        </w:rPr>
+        <w:t xml:space="preserve"/>
+      </w:r>
+    </w:p>
+    <w:p>
+      <w:pPr>
+        <w:pStyle w:val="ListParagraph"/>
+        <w:numPr>
+          <w:ilvl w:val="0"/>
+          <w:numId w:val="2"/>
+        </w:numPr>
+        <w:spacing w:after="60" w:line="290"/>
+      </w:pPr>
+      <w:r>
+        <w:rPr>
+          <w:rFonts w:ascii="Yu Gothic" w:cs="Yu Gothic" w:eastAsia="Yu Gothic" w:hAnsi="Yu Gothic"/>
+          <w:sz w:val="20"/>
+          <w:szCs w:val="20"/>
+        </w:rPr>
+        <w:t xml:space="preserve">列の順番は見出しで判断します。並び替えても読み込めます</w:t>
+      </w:r>
+    </w:p>
+    <w:p>
+      <w:pPr>
+        <w:pStyle w:val="ListParagraph"/>
+        <w:numPr>
+          <w:ilvl w:val="0"/>
+          <w:numId w:val="2"/>
+        </w:numPr>
+        <w:spacing w:after="60" w:line="290"/>
+      </w:pPr>
+      <w:r>
+        <w:rPr>
+          <w:rFonts w:ascii="Yu Gothic" w:cs="Yu Gothic" w:eastAsia="Yu Gothic" w:hAnsi="Yu Gothic"/>
+          <w:b/>
+          <w:bCs/>
+          <w:sz w:val="20"/>
+          <w:szCs w:val="20"/>
+        </w:rPr>
+        <w:t xml:space="preserve">1行が駄目でも残りは登録します。</w:t>
+      </w:r>
+      <w:r>
+        <w:rPr>
+          <w:rFonts w:ascii="Yu Gothic" w:cs="Yu Gothic" w:eastAsia="Yu Gothic" w:hAnsi="Yu Gothic"/>
+          <w:sz w:val="20"/>
+          <w:szCs w:val="20"/>
+        </w:rPr>
+        <w:t xml:space="preserve">何行目がなぜ駄目だったかが表示されます</w:t>
+      </w:r>
+    </w:p>
+    <w:p>
+      <w:pPr>
+        <w:pStyle w:val="ListParagraph"/>
+        <w:numPr>
+          <w:ilvl w:val="0"/>
+          <w:numId w:val="2"/>
+        </w:numPr>
+        <w:spacing w:after="60" w:line="290"/>
+      </w:pPr>
+      <w:r>
+        <w:rPr>
+          <w:rFonts w:ascii="Yu Gothic" w:cs="Yu Gothic" w:eastAsia="Yu Gothic" w:hAnsi="Yu Gothic"/>
+          <w:sz w:val="20"/>
+          <w:szCs w:val="20"/>
+        </w:rPr>
+        <w:t xml:space="preserve">すでにある枠は作り直さないので、同じファイルを二度読み込んでも壊れません</w:t>
+      </w:r>
+    </w:p>
+    <w:p>
+      <w:pPr>
+        <w:spacing w:after="80"/>
+      </w:pPr>
+      <w:r>
+        <w:rPr>
+          <w:rFonts w:ascii="Yu Gothic" w:cs="Yu Gothic" w:eastAsia="Yu Gothic" w:hAnsi="Yu Gothic"/>
+          <w:sz w:val="2"/>
+          <w:szCs w:val="2"/>
+        </w:rPr>
+        <w:t xml:space="preserve"/>
+      </w:r>
+    </w:p>
+    <w:tbl>
+      <w:tblPr>
+        <w:tblW w:type="dxa" w:w="9700"/>
+        <w:tblBorders>
+          <w:top w:val="single" w:color="854F0B" w:sz="4"/>
+          <w:left w:val="single" w:color="854F0B" w:sz="4"/>
+          <w:bottom w:val="single" w:color="854F0B" w:sz="4"/>
+          <w:right w:val="single" w:color="854F0B" w:sz="4"/>
+          <w:insideH w:val="single" w:color="854F0B" w:sz="4"/>
+          <w:insideV w:val="single" w:color="854F0B" w:sz="4"/>
+        </w:tblBorders>
+        <w:tblLayout w:type="fixed"/>
+      </w:tblPr>
+      <w:tblGrid>
+        <w:gridCol w:w="9700"/>
+      </w:tblGrid>
+      <w:tr>
+        <w:tc>
+          <w:tcPr>
+            <w:tcW w:type="dxa" w:w="9700"/>
+            <w:shd w:fill="FBF1DE" w:color="auto" w:val="clear"/>
+            <w:tcMar>
+              <w:top w:type="dxa" w:w="90"/>
+              <w:left w:type="dxa" w:w="130"/>
+              <w:bottom w:type="dxa" w:w="90"/>
+              <w:right w:type="dxa" w:w="130"/>
+            </w:tcMar>
+          </w:tcPr>
+          <w:p>
+            <w:pPr>
+              <w:spacing w:after="0" w:line="290"/>
+            </w:pPr>
+            <w:r>
+              <w:rPr>
+                <w:rFonts w:ascii="Yu Gothic" w:cs="Yu Gothic" w:eastAsia="Yu Gothic" w:hAnsi="Yu Gothic"/>
+                <w:color w:val="854F0B"/>
+                <w:sz w:val="19"/>
+                <w:szCs w:val="19"/>
+              </w:rPr>
+              <w:t xml:space="preserve">文字コードは </w:t>
+            </w:r>
+            <w:r>
+              <w:rPr>
+                <w:rFonts w:ascii="Yu Gothic" w:cs="Yu Gothic" w:eastAsia="Yu Gothic" w:hAnsi="Yu Gothic"/>
+                <w:b/>
+                <w:bCs/>
+                <w:color w:val="854F0B"/>
+                <w:sz w:val="19"/>
+                <w:szCs w:val="19"/>
+              </w:rPr>
+              <w:t xml:space="preserve">UTF-8</w:t>
+            </w:r>
+            <w:r>
+              <w:rPr>
+                <w:rFonts w:ascii="Yu Gothic" w:cs="Yu Gothic" w:eastAsia="Yu Gothic" w:hAnsi="Yu Gothic"/>
+                <w:color w:val="854F0B"/>
+                <w:sz w:val="19"/>
+                <w:szCs w:val="19"/>
+              </w:rPr>
+              <w:t xml:space="preserve"> で保存してください。Excelの「CSV UTF-8(コンマ区切り)」を選ぶと確実です。通常の「CSV」で保存すると日本語が読み取れないことがあります。</w:t>
+            </w:r>
+          </w:p>
+        </w:tc>
+      </w:tr>
+    </w:tbl>
+    <w:p>
+      <w:pPr>
+        <w:spacing w:after="160"/>
+      </w:pPr>
+      <w:r>
+        <w:rPr>
+          <w:rFonts w:ascii="Yu Gothic" w:cs="Yu Gothic" w:eastAsia="Yu Gothic" w:hAnsi="Yu Gothic"/>
+          <w:sz w:val="2"/>
+          <w:szCs w:val="2"/>
+        </w:rPr>
+        <w:t xml:space="preserve"/>
+      </w:r>
+    </w:p>
+    <w:p>
+      <w:r>
+        <w:br w:type="page"/>
+      </w:r>
+    </w:p>
+    <w:p>
+      <w:pPr>
+        <w:pStyle w:val="Heading2"/>
+        <w:spacing w:after="100" w:before="260"/>
+      </w:pPr>
+      <w:r>
+        <w:rPr>
+          <w:rFonts w:ascii="Yu Gothic" w:cs="Yu Gothic" w:eastAsia="Yu Gothic" w:hAnsi="Yu Gothic"/>
+          <w:b/>
+          <w:bCs/>
+          <w:color w:val="2C2C2A"/>
+          <w:sz w:val="23"/>
+          <w:szCs w:val="23"/>
+        </w:rPr>
+        <w:t xml:space="preserve">18. アンケート・体験予約</w:t>
+      </w:r>
+      <w:r>
+        <w:rPr>
+          <w:rFonts w:ascii="Yu Gothic" w:cs="Yu Gothic" w:eastAsia="Yu Gothic" w:hAnsi="Yu Gothic"/>
+          <w:color w:val="6B7280"/>
+          <w:sz w:val="17"/>
+          <w:szCs w:val="17"/>
+        </w:rPr>
+        <w:t xml:space="preserve">　/admin/surveys</w:t>
+      </w:r>
+    </w:p>
+    <w:p>
+      <w:pPr>
+        <w:spacing w:after="120" w:before="60"/>
+        <w:jc w:val="center"/>
+      </w:pPr>
+      <w:r>
+        <w:drawing>
+          <wp:inline distT="0" distB="0" distL="0" distR="0">
+            <wp:extent cx="5715000" cy="4019550"/>
+            <wp:effectExtent t="0" r="0" b="0" l="0"/>
+            <wp:docPr id="1" name="" descr="" title=""/>
+            <wp:cNvGraphicFramePr>
+              <a:graphicFrameLocks xmlns:a="http://schemas.openxmlformats.org/drawingml/2006/main" noChangeAspect="1"/>
+            </wp:cNvGraphicFramePr>
+            <a:graphic xmlns:a="http://schemas.openxmlformats.org/drawingml/2006/main">
+              <a:graphicData uri="http://schemas.openxmlformats.org/drawingml/2006/picture">
+                <pic:pic xmlns:pic="http://schemas.openxmlformats.org/drawingml/2006/picture">
+                  <pic:nvPicPr>
+                    <pic:cNvPr id="0" name="" descr=""/>
+                    <pic:cNvPicPr>
+                      <a:picLocks noChangeAspect="1" noChangeArrowheads="1"/>
+                    </pic:cNvPicPr>
+                  </pic:nvPicPr>
+                  <pic:blipFill>
+                    <a:blip r:embed="rId29" cstate="none"/>
                     <a:srcRect/>
                     <a:stretch>
                       <a:fillRect/>

--- a/docs/efsystem-manual.docx
+++ b/docs/efsystem-manual.docx
@@ -8917,7 +8917,7 @@
           <w:sz w:val="20"/>
           <w:szCs w:val="20"/>
         </w:rPr>
-        <w:t xml:space="preserve">「見本をダウンロード」で雛形を取る</w:t>
+        <w:t xml:space="preserve">「見本をダウンロード」を押す(翌月のひな型が出ます)</w:t>
       </w:r>
     </w:p>
     <w:p>
@@ -8942,7 +8942,7 @@
           <w:sz w:val="20"/>
           <w:szCs w:val="20"/>
         </w:rPr>
-        <w:t xml:space="preserve">Excel等で書き換えて、UTF-8のCSVとして保存する</w:t>
+        <w:t xml:space="preserve">出勤する時間の「開始」と「終了」のセルに、開始 / 終了 と入力する</w:t>
       </w:r>
     </w:p>
     <w:p>
@@ -8967,7 +8967,7 @@
           <w:sz w:val="20"/>
           <w:szCs w:val="20"/>
         </w:rPr>
-        <w:t xml:space="preserve">ファイルを選ぶと、登録する内容が表で出る</w:t>
+        <w:t xml:space="preserve">UTF-8のCSVとして保存し、ファイルを選ぶ</w:t>
       </w:r>
     </w:p>
     <w:p>
@@ -8992,12 +8992,786 @@
           <w:sz w:val="20"/>
           <w:szCs w:val="20"/>
         </w:rPr>
-        <w:t xml:space="preserve">確認して「この内容で登録する」を押す</w:t>
-      </w:r>
-    </w:p>
+        <w:t xml:space="preserve">内容を確認して「この内容で登録する」を押す</w:t>
+      </w:r>
+    </w:p>
+    <w:p>
+      <w:pPr>
+        <w:spacing w:after="80" w:before="170"/>
+      </w:pPr>
+      <w:r>
+        <w:rPr>
+          <w:rFonts w:ascii="Yu Gothic" w:cs="Yu Gothic" w:eastAsia="Yu Gothic" w:hAnsi="Yu Gothic"/>
+          <w:b/>
+          <w:bCs/>
+          <w:color w:val="1E2761"/>
+          <w:sz w:val="21"/>
+          <w:szCs w:val="21"/>
+        </w:rPr>
+        <w:t xml:space="preserve">ひな型の形</w:t>
+      </w:r>
+    </w:p>
+    <w:p>
+      <w:pPr>
+        <w:spacing w:after="110" w:line="300"/>
+      </w:pPr>
+      <w:r>
+        <w:rPr>
+          <w:rFonts w:ascii="Yu Gothic" w:cs="Yu Gothic" w:eastAsia="Yu Gothic" w:hAnsi="Yu Gothic"/>
+          <w:b/>
+          <w:bCs/>
+          <w:sz w:val="20"/>
+          <w:szCs w:val="20"/>
+        </w:rPr>
+        <w:t xml:space="preserve">横が日付、縦が30分刻みの時間</w:t>
+      </w:r>
+      <w:r>
+        <w:rPr>
+          <w:rFonts w:ascii="Yu Gothic" w:cs="Yu Gothic" w:eastAsia="Yu Gothic" w:hAnsi="Yu Gothic"/>
+          <w:sz w:val="20"/>
+          <w:szCs w:val="20"/>
+        </w:rPr>
+        <w:t xml:space="preserve">です。トレーナー全員分が1つのファイルに縦に並んでいます。下は、1日は9時から18時まで、2日は午前と午後に分けて出勤する例です。</w:t>
+      </w:r>
+    </w:p>
+    <w:p>
+      <w:pPr>
+        <w:spacing w:after="60"/>
+      </w:pPr>
+      <w:r>
+        <w:rPr>
+          <w:rFonts w:ascii="Yu Gothic" w:cs="Yu Gothic" w:eastAsia="Yu Gothic" w:hAnsi="Yu Gothic"/>
+          <w:sz w:val="2"/>
+          <w:szCs w:val="2"/>
+        </w:rPr>
+        <w:t xml:space="preserve"/>
+      </w:r>
+    </w:p>
+    <w:tbl>
+      <w:tblPr>
+        <w:tblW w:type="dxa" w:w="9400"/>
+        <w:tblBorders>
+          <w:top w:val="single" w:color="D8DCE8" w:sz="4"/>
+          <w:left w:val="single" w:color="D8DCE8" w:sz="4"/>
+          <w:bottom w:val="single" w:color="D8DCE8" w:sz="4"/>
+          <w:right w:val="single" w:color="D8DCE8" w:sz="4"/>
+          <w:insideH w:val="single" w:color="D8DCE8" w:sz="4"/>
+          <w:insideV w:val="single" w:color="D8DCE8" w:sz="4"/>
+        </w:tblBorders>
+        <w:tblLayout w:type="fixed"/>
+      </w:tblPr>
+      <w:tblGrid>
+        <w:gridCol w:w="2200"/>
+        <w:gridCol w:w="2400"/>
+        <w:gridCol w:w="2400"/>
+        <w:gridCol w:w="2400"/>
+      </w:tblGrid>
+      <w:tr>
+        <w:trPr>
+          <w:tblHeader/>
+        </w:trPr>
+        <w:tc>
+          <w:tcPr>
+            <w:tcW w:type="dxa" w:w="2200"/>
+            <w:shd w:fill="EDF1FA" w:color="auto" w:val="clear"/>
+            <w:tcMar>
+              <w:top w:type="dxa" w:w="70"/>
+              <w:left w:type="dxa" w:w="110"/>
+              <w:bottom w:type="dxa" w:w="70"/>
+              <w:right w:type="dxa" w:w="110"/>
+            </w:tcMar>
+          </w:tcPr>
+          <w:p>
+            <w:pPr>
+              <w:spacing w:after="0" w:line="280"/>
+            </w:pPr>
+            <w:r>
+              <w:rPr>
+                <w:rFonts w:ascii="Yu Gothic" w:cs="Yu Gothic" w:eastAsia="Yu Gothic" w:hAnsi="Yu Gothic"/>
+                <w:b/>
+                <w:bCs/>
+                <w:color w:val="1E2761"/>
+                <w:sz w:val="18"/>
+                <w:szCs w:val="18"/>
+              </w:rPr>
+              <w:t xml:space="preserve">時間</w:t>
+            </w:r>
+          </w:p>
+        </w:tc>
+        <w:tc>
+          <w:tcPr>
+            <w:tcW w:type="dxa" w:w="2400"/>
+            <w:shd w:fill="EDF1FA" w:color="auto" w:val="clear"/>
+            <w:tcMar>
+              <w:top w:type="dxa" w:w="70"/>
+              <w:left w:type="dxa" w:w="110"/>
+              <w:bottom w:type="dxa" w:w="70"/>
+              <w:right w:type="dxa" w:w="110"/>
+            </w:tcMar>
+          </w:tcPr>
+          <w:p>
+            <w:pPr>
+              <w:spacing w:after="0" w:line="280"/>
+            </w:pPr>
+            <w:r>
+              <w:rPr>
+                <w:rFonts w:ascii="Yu Gothic" w:cs="Yu Gothic" w:eastAsia="Yu Gothic" w:hAnsi="Yu Gothic"/>
+                <w:b/>
+                <w:bCs/>
+                <w:color w:val="1E2761"/>
+                <w:sz w:val="18"/>
+                <w:szCs w:val="18"/>
+              </w:rPr>
+              <w:t xml:space="preserve">1(木)</w:t>
+            </w:r>
+          </w:p>
+        </w:tc>
+        <w:tc>
+          <w:tcPr>
+            <w:tcW w:type="dxa" w:w="2400"/>
+            <w:shd w:fill="EDF1FA" w:color="auto" w:val="clear"/>
+            <w:tcMar>
+              <w:top w:type="dxa" w:w="70"/>
+              <w:left w:type="dxa" w:w="110"/>
+              <w:bottom w:type="dxa" w:w="70"/>
+              <w:right w:type="dxa" w:w="110"/>
+            </w:tcMar>
+          </w:tcPr>
+          <w:p>
+            <w:pPr>
+              <w:spacing w:after="0" w:line="280"/>
+            </w:pPr>
+            <w:r>
+              <w:rPr>
+                <w:rFonts w:ascii="Yu Gothic" w:cs="Yu Gothic" w:eastAsia="Yu Gothic" w:hAnsi="Yu Gothic"/>
+                <w:b/>
+                <w:bCs/>
+                <w:color w:val="1E2761"/>
+                <w:sz w:val="18"/>
+                <w:szCs w:val="18"/>
+              </w:rPr>
+              <w:t xml:space="preserve">2(金)</w:t>
+            </w:r>
+          </w:p>
+        </w:tc>
+        <w:tc>
+          <w:tcPr>
+            <w:tcW w:type="dxa" w:w="2400"/>
+            <w:shd w:fill="EDF1FA" w:color="auto" w:val="clear"/>
+            <w:tcMar>
+              <w:top w:type="dxa" w:w="70"/>
+              <w:left w:type="dxa" w:w="110"/>
+              <w:bottom w:type="dxa" w:w="70"/>
+              <w:right w:type="dxa" w:w="110"/>
+            </w:tcMar>
+          </w:tcPr>
+          <w:p>
+            <w:pPr>
+              <w:spacing w:after="0" w:line="280"/>
+            </w:pPr>
+            <w:r>
+              <w:rPr>
+                <w:rFonts w:ascii="Yu Gothic" w:cs="Yu Gothic" w:eastAsia="Yu Gothic" w:hAnsi="Yu Gothic"/>
+                <w:b/>
+                <w:bCs/>
+                <w:color w:val="1E2761"/>
+                <w:sz w:val="18"/>
+                <w:szCs w:val="18"/>
+              </w:rPr>
+              <w:t xml:space="preserve">3(土)</w:t>
+            </w:r>
+          </w:p>
+        </w:tc>
+      </w:tr>
+      <w:tr>
+        <w:tc>
+          <w:tcPr>
+            <w:tcW w:type="dxa" w:w="2200"/>
+            <w:tcMar>
+              <w:top w:type="dxa" w:w="70"/>
+              <w:left w:type="dxa" w:w="110"/>
+              <w:bottom w:type="dxa" w:w="70"/>
+              <w:right w:type="dxa" w:w="110"/>
+            </w:tcMar>
+          </w:tcPr>
+          <w:p>
+            <w:pPr>
+              <w:spacing w:after="0" w:line="280"/>
+            </w:pPr>
+            <w:r>
+              <w:rPr>
+                <w:rFonts w:ascii="Yu Gothic" w:cs="Yu Gothic" w:eastAsia="Yu Gothic" w:hAnsi="Yu Gothic"/>
+                <w:sz w:val="18"/>
+                <w:szCs w:val="18"/>
+              </w:rPr>
+              <w:t xml:space="preserve">09:00</w:t>
+            </w:r>
+          </w:p>
+        </w:tc>
+        <w:tc>
+          <w:tcPr>
+            <w:tcW w:type="dxa" w:w="2400"/>
+            <w:tcMar>
+              <w:top w:type="dxa" w:w="70"/>
+              <w:left w:type="dxa" w:w="110"/>
+              <w:bottom w:type="dxa" w:w="70"/>
+              <w:right w:type="dxa" w:w="110"/>
+            </w:tcMar>
+          </w:tcPr>
+          <w:p>
+            <w:pPr>
+              <w:spacing w:after="0" w:line="280"/>
+            </w:pPr>
+            <w:r>
+              <w:rPr>
+                <w:rFonts w:ascii="Yu Gothic" w:cs="Yu Gothic" w:eastAsia="Yu Gothic" w:hAnsi="Yu Gothic"/>
+                <w:sz w:val="18"/>
+                <w:szCs w:val="18"/>
+              </w:rPr>
+              <w:t xml:space="preserve">開始</w:t>
+            </w:r>
+          </w:p>
+        </w:tc>
+        <w:tc>
+          <w:tcPr>
+            <w:tcW w:type="dxa" w:w="2400"/>
+            <w:tcMar>
+              <w:top w:type="dxa" w:w="70"/>
+              <w:left w:type="dxa" w:w="110"/>
+              <w:bottom w:type="dxa" w:w="70"/>
+              <w:right w:type="dxa" w:w="110"/>
+            </w:tcMar>
+          </w:tcPr>
+          <w:p>
+            <w:pPr>
+              <w:spacing w:after="0" w:line="280"/>
+            </w:pPr>
+            <w:r>
+              <w:rPr>
+                <w:rFonts w:ascii="Yu Gothic" w:cs="Yu Gothic" w:eastAsia="Yu Gothic" w:hAnsi="Yu Gothic"/>
+                <w:sz w:val="18"/>
+                <w:szCs w:val="18"/>
+              </w:rPr>
+              <w:t xml:space="preserve">開始</w:t>
+            </w:r>
+          </w:p>
+        </w:tc>
+        <w:tc>
+          <w:tcPr>
+            <w:tcW w:type="dxa" w:w="2400"/>
+            <w:tcMar>
+              <w:top w:type="dxa" w:w="70"/>
+              <w:left w:type="dxa" w:w="110"/>
+              <w:bottom w:type="dxa" w:w="70"/>
+              <w:right w:type="dxa" w:w="110"/>
+            </w:tcMar>
+          </w:tcPr>
+          <w:p>
+            <w:pPr>
+              <w:spacing w:after="0" w:line="280"/>
+            </w:pPr>
+            <w:r>
+              <w:rPr>
+                <w:rFonts w:ascii="Yu Gothic" w:cs="Yu Gothic" w:eastAsia="Yu Gothic" w:hAnsi="Yu Gothic"/>
+                <w:sz w:val="18"/>
+                <w:szCs w:val="18"/>
+              </w:rPr>
+              <w:t xml:space="preserve"/>
+            </w:r>
+          </w:p>
+        </w:tc>
+      </w:tr>
+      <w:tr>
+        <w:tc>
+          <w:tcPr>
+            <w:tcW w:type="dxa" w:w="2200"/>
+            <w:tcMar>
+              <w:top w:type="dxa" w:w="70"/>
+              <w:left w:type="dxa" w:w="110"/>
+              <w:bottom w:type="dxa" w:w="70"/>
+              <w:right w:type="dxa" w:w="110"/>
+            </w:tcMar>
+          </w:tcPr>
+          <w:p>
+            <w:pPr>
+              <w:spacing w:after="0" w:line="280"/>
+            </w:pPr>
+            <w:r>
+              <w:rPr>
+                <w:rFonts w:ascii="Yu Gothic" w:cs="Yu Gothic" w:eastAsia="Yu Gothic" w:hAnsi="Yu Gothic"/>
+                <w:sz w:val="18"/>
+                <w:szCs w:val="18"/>
+              </w:rPr>
+              <w:t xml:space="preserve">12:00</w:t>
+            </w:r>
+          </w:p>
+        </w:tc>
+        <w:tc>
+          <w:tcPr>
+            <w:tcW w:type="dxa" w:w="2400"/>
+            <w:tcMar>
+              <w:top w:type="dxa" w:w="70"/>
+              <w:left w:type="dxa" w:w="110"/>
+              <w:bottom w:type="dxa" w:w="70"/>
+              <w:right w:type="dxa" w:w="110"/>
+            </w:tcMar>
+          </w:tcPr>
+          <w:p>
+            <w:pPr>
+              <w:spacing w:after="0" w:line="280"/>
+            </w:pPr>
+            <w:r>
+              <w:rPr>
+                <w:rFonts w:ascii="Yu Gothic" w:cs="Yu Gothic" w:eastAsia="Yu Gothic" w:hAnsi="Yu Gothic"/>
+                <w:sz w:val="18"/>
+                <w:szCs w:val="18"/>
+              </w:rPr>
+              <w:t xml:space="preserve"/>
+            </w:r>
+          </w:p>
+        </w:tc>
+        <w:tc>
+          <w:tcPr>
+            <w:tcW w:type="dxa" w:w="2400"/>
+            <w:tcMar>
+              <w:top w:type="dxa" w:w="70"/>
+              <w:left w:type="dxa" w:w="110"/>
+              <w:bottom w:type="dxa" w:w="70"/>
+              <w:right w:type="dxa" w:w="110"/>
+            </w:tcMar>
+          </w:tcPr>
+          <w:p>
+            <w:pPr>
+              <w:spacing w:after="0" w:line="280"/>
+            </w:pPr>
+            <w:r>
+              <w:rPr>
+                <w:rFonts w:ascii="Yu Gothic" w:cs="Yu Gothic" w:eastAsia="Yu Gothic" w:hAnsi="Yu Gothic"/>
+                <w:sz w:val="18"/>
+                <w:szCs w:val="18"/>
+              </w:rPr>
+              <w:t xml:space="preserve">終了</w:t>
+            </w:r>
+          </w:p>
+        </w:tc>
+        <w:tc>
+          <w:tcPr>
+            <w:tcW w:type="dxa" w:w="2400"/>
+            <w:tcMar>
+              <w:top w:type="dxa" w:w="70"/>
+              <w:left w:type="dxa" w:w="110"/>
+              <w:bottom w:type="dxa" w:w="70"/>
+              <w:right w:type="dxa" w:w="110"/>
+            </w:tcMar>
+          </w:tcPr>
+          <w:p>
+            <w:pPr>
+              <w:spacing w:after="0" w:line="280"/>
+            </w:pPr>
+            <w:r>
+              <w:rPr>
+                <w:rFonts w:ascii="Yu Gothic" w:cs="Yu Gothic" w:eastAsia="Yu Gothic" w:hAnsi="Yu Gothic"/>
+                <w:sz w:val="18"/>
+                <w:szCs w:val="18"/>
+              </w:rPr>
+              <w:t xml:space="preserve"/>
+            </w:r>
+          </w:p>
+        </w:tc>
+      </w:tr>
+      <w:tr>
+        <w:tc>
+          <w:tcPr>
+            <w:tcW w:type="dxa" w:w="2200"/>
+            <w:tcMar>
+              <w:top w:type="dxa" w:w="70"/>
+              <w:left w:type="dxa" w:w="110"/>
+              <w:bottom w:type="dxa" w:w="70"/>
+              <w:right w:type="dxa" w:w="110"/>
+            </w:tcMar>
+          </w:tcPr>
+          <w:p>
+            <w:pPr>
+              <w:spacing w:after="0" w:line="280"/>
+            </w:pPr>
+            <w:r>
+              <w:rPr>
+                <w:rFonts w:ascii="Yu Gothic" w:cs="Yu Gothic" w:eastAsia="Yu Gothic" w:hAnsi="Yu Gothic"/>
+                <w:sz w:val="18"/>
+                <w:szCs w:val="18"/>
+              </w:rPr>
+              <w:t xml:space="preserve">13:00</w:t>
+            </w:r>
+          </w:p>
+        </w:tc>
+        <w:tc>
+          <w:tcPr>
+            <w:tcW w:type="dxa" w:w="2400"/>
+            <w:tcMar>
+              <w:top w:type="dxa" w:w="70"/>
+              <w:left w:type="dxa" w:w="110"/>
+              <w:bottom w:type="dxa" w:w="70"/>
+              <w:right w:type="dxa" w:w="110"/>
+            </w:tcMar>
+          </w:tcPr>
+          <w:p>
+            <w:pPr>
+              <w:spacing w:after="0" w:line="280"/>
+            </w:pPr>
+            <w:r>
+              <w:rPr>
+                <w:rFonts w:ascii="Yu Gothic" w:cs="Yu Gothic" w:eastAsia="Yu Gothic" w:hAnsi="Yu Gothic"/>
+                <w:sz w:val="18"/>
+                <w:szCs w:val="18"/>
+              </w:rPr>
+              <w:t xml:space="preserve"/>
+            </w:r>
+          </w:p>
+        </w:tc>
+        <w:tc>
+          <w:tcPr>
+            <w:tcW w:type="dxa" w:w="2400"/>
+            <w:tcMar>
+              <w:top w:type="dxa" w:w="70"/>
+              <w:left w:type="dxa" w:w="110"/>
+              <w:bottom w:type="dxa" w:w="70"/>
+              <w:right w:type="dxa" w:w="110"/>
+            </w:tcMar>
+          </w:tcPr>
+          <w:p>
+            <w:pPr>
+              <w:spacing w:after="0" w:line="280"/>
+            </w:pPr>
+            <w:r>
+              <w:rPr>
+                <w:rFonts w:ascii="Yu Gothic" w:cs="Yu Gothic" w:eastAsia="Yu Gothic" w:hAnsi="Yu Gothic"/>
+                <w:sz w:val="18"/>
+                <w:szCs w:val="18"/>
+              </w:rPr>
+              <w:t xml:space="preserve">開始</w:t>
+            </w:r>
+          </w:p>
+        </w:tc>
+        <w:tc>
+          <w:tcPr>
+            <w:tcW w:type="dxa" w:w="2400"/>
+            <w:tcMar>
+              <w:top w:type="dxa" w:w="70"/>
+              <w:left w:type="dxa" w:w="110"/>
+              <w:bottom w:type="dxa" w:w="70"/>
+              <w:right w:type="dxa" w:w="110"/>
+            </w:tcMar>
+          </w:tcPr>
+          <w:p>
+            <w:pPr>
+              <w:spacing w:after="0" w:line="280"/>
+            </w:pPr>
+            <w:r>
+              <w:rPr>
+                <w:rFonts w:ascii="Yu Gothic" w:cs="Yu Gothic" w:eastAsia="Yu Gothic" w:hAnsi="Yu Gothic"/>
+                <w:sz w:val="18"/>
+                <w:szCs w:val="18"/>
+              </w:rPr>
+              <w:t xml:space="preserve"/>
+            </w:r>
+          </w:p>
+        </w:tc>
+      </w:tr>
+      <w:tr>
+        <w:tc>
+          <w:tcPr>
+            <w:tcW w:type="dxa" w:w="2200"/>
+            <w:tcMar>
+              <w:top w:type="dxa" w:w="70"/>
+              <w:left w:type="dxa" w:w="110"/>
+              <w:bottom w:type="dxa" w:w="70"/>
+              <w:right w:type="dxa" w:w="110"/>
+            </w:tcMar>
+          </w:tcPr>
+          <w:p>
+            <w:pPr>
+              <w:spacing w:after="0" w:line="280"/>
+            </w:pPr>
+            <w:r>
+              <w:rPr>
+                <w:rFonts w:ascii="Yu Gothic" w:cs="Yu Gothic" w:eastAsia="Yu Gothic" w:hAnsi="Yu Gothic"/>
+                <w:sz w:val="18"/>
+                <w:szCs w:val="18"/>
+              </w:rPr>
+              <w:t xml:space="preserve">17:00</w:t>
+            </w:r>
+          </w:p>
+        </w:tc>
+        <w:tc>
+          <w:tcPr>
+            <w:tcW w:type="dxa" w:w="2400"/>
+            <w:tcMar>
+              <w:top w:type="dxa" w:w="70"/>
+              <w:left w:type="dxa" w:w="110"/>
+              <w:bottom w:type="dxa" w:w="70"/>
+              <w:right w:type="dxa" w:w="110"/>
+            </w:tcMar>
+          </w:tcPr>
+          <w:p>
+            <w:pPr>
+              <w:spacing w:after="0" w:line="280"/>
+            </w:pPr>
+            <w:r>
+              <w:rPr>
+                <w:rFonts w:ascii="Yu Gothic" w:cs="Yu Gothic" w:eastAsia="Yu Gothic" w:hAnsi="Yu Gothic"/>
+                <w:sz w:val="18"/>
+                <w:szCs w:val="18"/>
+              </w:rPr>
+              <w:t xml:space="preserve"/>
+            </w:r>
+          </w:p>
+        </w:tc>
+        <w:tc>
+          <w:tcPr>
+            <w:tcW w:type="dxa" w:w="2400"/>
+            <w:tcMar>
+              <w:top w:type="dxa" w:w="70"/>
+              <w:left w:type="dxa" w:w="110"/>
+              <w:bottom w:type="dxa" w:w="70"/>
+              <w:right w:type="dxa" w:w="110"/>
+            </w:tcMar>
+          </w:tcPr>
+          <w:p>
+            <w:pPr>
+              <w:spacing w:after="0" w:line="280"/>
+            </w:pPr>
+            <w:r>
+              <w:rPr>
+                <w:rFonts w:ascii="Yu Gothic" w:cs="Yu Gothic" w:eastAsia="Yu Gothic" w:hAnsi="Yu Gothic"/>
+                <w:sz w:val="18"/>
+                <w:szCs w:val="18"/>
+              </w:rPr>
+              <w:t xml:space="preserve">終了</w:t>
+            </w:r>
+          </w:p>
+        </w:tc>
+        <w:tc>
+          <w:tcPr>
+            <w:tcW w:type="dxa" w:w="2400"/>
+            <w:tcMar>
+              <w:top w:type="dxa" w:w="70"/>
+              <w:left w:type="dxa" w:w="110"/>
+              <w:bottom w:type="dxa" w:w="70"/>
+              <w:right w:type="dxa" w:w="110"/>
+            </w:tcMar>
+          </w:tcPr>
+          <w:p>
+            <w:pPr>
+              <w:spacing w:after="0" w:line="280"/>
+            </w:pPr>
+            <w:r>
+              <w:rPr>
+                <w:rFonts w:ascii="Yu Gothic" w:cs="Yu Gothic" w:eastAsia="Yu Gothic" w:hAnsi="Yu Gothic"/>
+                <w:sz w:val="18"/>
+                <w:szCs w:val="18"/>
+              </w:rPr>
+              <w:t xml:space="preserve"/>
+            </w:r>
+          </w:p>
+        </w:tc>
+      </w:tr>
+      <w:tr>
+        <w:tc>
+          <w:tcPr>
+            <w:tcW w:type="dxa" w:w="2200"/>
+            <w:tcMar>
+              <w:top w:type="dxa" w:w="70"/>
+              <w:left w:type="dxa" w:w="110"/>
+              <w:bottom w:type="dxa" w:w="70"/>
+              <w:right w:type="dxa" w:w="110"/>
+            </w:tcMar>
+          </w:tcPr>
+          <w:p>
+            <w:pPr>
+              <w:spacing w:after="0" w:line="280"/>
+            </w:pPr>
+            <w:r>
+              <w:rPr>
+                <w:rFonts w:ascii="Yu Gothic" w:cs="Yu Gothic" w:eastAsia="Yu Gothic" w:hAnsi="Yu Gothic"/>
+                <w:sz w:val="18"/>
+                <w:szCs w:val="18"/>
+              </w:rPr>
+              <w:t xml:space="preserve">18:00</w:t>
+            </w:r>
+          </w:p>
+        </w:tc>
+        <w:tc>
+          <w:tcPr>
+            <w:tcW w:type="dxa" w:w="2400"/>
+            <w:tcMar>
+              <w:top w:type="dxa" w:w="70"/>
+              <w:left w:type="dxa" w:w="110"/>
+              <w:bottom w:type="dxa" w:w="70"/>
+              <w:right w:type="dxa" w:w="110"/>
+            </w:tcMar>
+          </w:tcPr>
+          <w:p>
+            <w:pPr>
+              <w:spacing w:after="0" w:line="280"/>
+            </w:pPr>
+            <w:r>
+              <w:rPr>
+                <w:rFonts w:ascii="Yu Gothic" w:cs="Yu Gothic" w:eastAsia="Yu Gothic" w:hAnsi="Yu Gothic"/>
+                <w:sz w:val="18"/>
+                <w:szCs w:val="18"/>
+              </w:rPr>
+              <w:t xml:space="preserve">終了</w:t>
+            </w:r>
+          </w:p>
+        </w:tc>
+        <w:tc>
+          <w:tcPr>
+            <w:tcW w:type="dxa" w:w="2400"/>
+            <w:tcMar>
+              <w:top w:type="dxa" w:w="70"/>
+              <w:left w:type="dxa" w:w="110"/>
+              <w:bottom w:type="dxa" w:w="70"/>
+              <w:right w:type="dxa" w:w="110"/>
+            </w:tcMar>
+          </w:tcPr>
+          <w:p>
+            <w:pPr>
+              <w:spacing w:after="0" w:line="280"/>
+            </w:pPr>
+            <w:r>
+              <w:rPr>
+                <w:rFonts w:ascii="Yu Gothic" w:cs="Yu Gothic" w:eastAsia="Yu Gothic" w:hAnsi="Yu Gothic"/>
+                <w:sz w:val="18"/>
+                <w:szCs w:val="18"/>
+              </w:rPr>
+              <w:t xml:space="preserve"/>
+            </w:r>
+          </w:p>
+        </w:tc>
+        <w:tc>
+          <w:tcPr>
+            <w:tcW w:type="dxa" w:w="2400"/>
+            <w:tcMar>
+              <w:top w:type="dxa" w:w="70"/>
+              <w:left w:type="dxa" w:w="110"/>
+              <w:bottom w:type="dxa" w:w="70"/>
+              <w:right w:type="dxa" w:w="110"/>
+            </w:tcMar>
+          </w:tcPr>
+          <w:p>
+            <w:pPr>
+              <w:spacing w:after="0" w:line="280"/>
+            </w:pPr>
+            <w:r>
+              <w:rPr>
+                <w:rFonts w:ascii="Yu Gothic" w:cs="Yu Gothic" w:eastAsia="Yu Gothic" w:hAnsi="Yu Gothic"/>
+                <w:sz w:val="18"/>
+                <w:szCs w:val="18"/>
+              </w:rPr>
+              <w:t xml:space="preserve"/>
+            </w:r>
+          </w:p>
+        </w:tc>
+      </w:tr>
+    </w:tbl>
     <w:p>
       <w:pPr>
         <w:spacing w:after="110"/>
+      </w:pPr>
+      <w:r>
+        <w:rPr>
+          <w:rFonts w:ascii="Yu Gothic" w:cs="Yu Gothic" w:eastAsia="Yu Gothic" w:hAnsi="Yu Gothic"/>
+          <w:sz w:val="2"/>
+          <w:szCs w:val="2"/>
+        </w:rPr>
+        <w:t xml:space="preserve"/>
+      </w:r>
+    </w:p>
+    <w:p>
+      <w:pPr>
+        <w:pStyle w:val="ListParagraph"/>
+        <w:numPr>
+          <w:ilvl w:val="0"/>
+          <w:numId w:val="2"/>
+        </w:numPr>
+        <w:spacing w:after="60" w:line="290"/>
+      </w:pPr>
+      <w:r>
+        <w:rPr>
+          <w:rFonts w:ascii="Yu Gothic" w:cs="Yu Gothic" w:eastAsia="Yu Gothic" w:hAnsi="Yu Gothic"/>
+          <w:b/>
+          <w:bCs/>
+          <w:sz w:val="20"/>
+          <w:szCs w:val="20"/>
+        </w:rPr>
+        <w:t xml:space="preserve">1日に2回出勤する場合</w:t>
+      </w:r>
+      <w:r>
+        <w:rPr>
+          <w:rFonts w:ascii="Yu Gothic" w:cs="Yu Gothic" w:eastAsia="Yu Gothic" w:hAnsi="Yu Gothic"/>
+          <w:sz w:val="20"/>
+          <w:szCs w:val="20"/>
+        </w:rPr>
+        <w:t xml:space="preserve">は、開始と終了を2組書きます</w:t>
+      </w:r>
+    </w:p>
+    <w:p>
+      <w:pPr>
+        <w:pStyle w:val="ListParagraph"/>
+        <w:numPr>
+          <w:ilvl w:val="0"/>
+          <w:numId w:val="2"/>
+        </w:numPr>
+        <w:spacing w:after="60" w:line="290"/>
+      </w:pPr>
+      <w:r>
+        <w:rPr>
+          <w:rFonts w:ascii="Yu Gothic" w:cs="Yu Gothic" w:eastAsia="Yu Gothic" w:hAnsi="Yu Gothic"/>
+          <w:sz w:val="20"/>
+          <w:szCs w:val="20"/>
+        </w:rPr>
+        <w:t xml:space="preserve">終了の時刻そのものの枠は作りません(18:00 と書くと最後の枠は 17:30 開始)</w:t>
+      </w:r>
+    </w:p>
+    <w:p>
+      <w:pPr>
+        <w:pStyle w:val="ListParagraph"/>
+        <w:numPr>
+          <w:ilvl w:val="0"/>
+          <w:numId w:val="2"/>
+        </w:numPr>
+        <w:spacing w:after="60" w:line="290"/>
+      </w:pPr>
+      <w:r>
+        <w:rPr>
+          <w:rFonts w:ascii="Yu Gothic" w:cs="Yu Gothic" w:eastAsia="Yu Gothic" w:hAnsi="Yu Gothic"/>
+          <w:sz w:val="20"/>
+          <w:szCs w:val="20"/>
+        </w:rPr>
+        <w:t xml:space="preserve">定員は1です。変えたい枠は「受付枠」画面で調整してください</w:t>
+      </w:r>
+    </w:p>
+    <w:p>
+      <w:pPr>
+        <w:pStyle w:val="ListParagraph"/>
+        <w:numPr>
+          <w:ilvl w:val="0"/>
+          <w:numId w:val="2"/>
+        </w:numPr>
+        <w:spacing w:after="60" w:line="290"/>
+      </w:pPr>
+      <w:r>
+        <w:rPr>
+          <w:rFonts w:ascii="Yu Gothic" w:cs="Yu Gothic" w:eastAsia="Yu Gothic" w:hAnsi="Yu Gothic"/>
+          <w:sz w:val="20"/>
+          <w:szCs w:val="20"/>
+        </w:rPr>
+        <w:t xml:space="preserve">空欄の日は、その日の出勤なしとして扱います</w:t>
+      </w:r>
+    </w:p>
+    <w:p>
+      <w:pPr>
+        <w:spacing w:after="80"/>
       </w:pPr>
       <w:r>
         <w:rPr>
@@ -9022,539 +9796,43 @@
         <w:tblLayout w:type="fixed"/>
       </w:tblPr>
       <w:tblGrid>
-        <w:gridCol w:w="1700"/>
-        <w:gridCol w:w="900"/>
-        <w:gridCol w:w="7100"/>
+        <w:gridCol w:w="9700"/>
       </w:tblGrid>
       <w:tr>
-        <w:trPr>
-          <w:tblHeader/>
-        </w:trPr>
-        <w:tc>
-          <w:tcPr>
-            <w:tcW w:type="dxa" w:w="1700"/>
-            <w:shd w:fill="EDF1FA" w:color="auto" w:val="clear"/>
-            <w:tcMar>
-              <w:top w:type="dxa" w:w="70"/>
-              <w:left w:type="dxa" w:w="110"/>
-              <w:bottom w:type="dxa" w:w="70"/>
-              <w:right w:type="dxa" w:w="110"/>
-            </w:tcMar>
-          </w:tcPr>
-          <w:p>
-            <w:pPr>
-              <w:spacing w:after="0" w:line="280"/>
-            </w:pPr>
+        <w:tc>
+          <w:tcPr>
+            <w:tcW w:type="dxa" w:w="9700"/>
+            <w:shd w:fill="F5F7FA" w:color="auto" w:val="clear"/>
+            <w:tcMar>
+              <w:top w:type="dxa" w:w="90"/>
+              <w:left w:type="dxa" w:w="130"/>
+              <w:bottom w:type="dxa" w:w="90"/>
+              <w:right w:type="dxa" w:w="130"/>
+            </w:tcMar>
+          </w:tcPr>
+          <w:p>
+            <w:pPr>
+              <w:spacing w:after="0" w:line="290"/>
+            </w:pPr>
+            <w:r>
+              <w:rPr>
+                <w:rFonts w:ascii="Yu Gothic" w:cs="Yu Gothic" w:eastAsia="Yu Gothic" w:hAnsi="Yu Gothic"/>
+                <w:color w:val="2C2C2A"/>
+                <w:sz w:val="19"/>
+                <w:szCs w:val="19"/>
+              </w:rPr>
+              <w:t xml:space="preserve">「開始」だけで「終了」がない、あるいは「終了」が先にある場合は、誰のいつの分かを添えてエラーを出します。</w:t>
+            </w:r>
             <w:r>
               <w:rPr>
                 <w:rFonts w:ascii="Yu Gothic" w:cs="Yu Gothic" w:eastAsia="Yu Gothic" w:hAnsi="Yu Gothic"/>
                 <w:b/>
                 <w:bCs/>
-                <w:color w:val="1E2761"/>
-                <w:sz w:val="18"/>
-                <w:szCs w:val="18"/>
-              </w:rPr>
-              <w:t xml:space="preserve">列</w:t>
-            </w:r>
-          </w:p>
-        </w:tc>
-        <w:tc>
-          <w:tcPr>
-            <w:tcW w:type="dxa" w:w="900"/>
-            <w:shd w:fill="EDF1FA" w:color="auto" w:val="clear"/>
-            <w:tcMar>
-              <w:top w:type="dxa" w:w="70"/>
-              <w:left w:type="dxa" w:w="110"/>
-              <w:bottom w:type="dxa" w:w="70"/>
-              <w:right w:type="dxa" w:w="110"/>
-            </w:tcMar>
-          </w:tcPr>
-          <w:p>
-            <w:pPr>
-              <w:spacing w:after="0" w:line="280"/>
-            </w:pPr>
-            <w:r>
-              <w:rPr>
-                <w:rFonts w:ascii="Yu Gothic" w:cs="Yu Gothic" w:eastAsia="Yu Gothic" w:hAnsi="Yu Gothic"/>
-                <w:b/>
-                <w:bCs/>
-                <w:color w:val="1E2761"/>
-                <w:sz w:val="18"/>
-                <w:szCs w:val="18"/>
-              </w:rPr>
-              <w:t xml:space="preserve">必須</w:t>
-            </w:r>
-          </w:p>
-        </w:tc>
-        <w:tc>
-          <w:tcPr>
-            <w:tcW w:type="dxa" w:w="7100"/>
-            <w:shd w:fill="EDF1FA" w:color="auto" w:val="clear"/>
-            <w:tcMar>
-              <w:top w:type="dxa" w:w="70"/>
-              <w:left w:type="dxa" w:w="110"/>
-              <w:bottom w:type="dxa" w:w="70"/>
-              <w:right w:type="dxa" w:w="110"/>
-            </w:tcMar>
-          </w:tcPr>
-          <w:p>
-            <w:pPr>
-              <w:spacing w:after="0" w:line="280"/>
-            </w:pPr>
-            <w:r>
-              <w:rPr>
-                <w:rFonts w:ascii="Yu Gothic" w:cs="Yu Gothic" w:eastAsia="Yu Gothic" w:hAnsi="Yu Gothic"/>
-                <w:b/>
-                <w:bCs/>
-                <w:color w:val="1E2761"/>
-                <w:sz w:val="18"/>
-                <w:szCs w:val="18"/>
-              </w:rPr>
-              <w:t xml:space="preserve">内容</w:t>
-            </w:r>
-          </w:p>
-        </w:tc>
-      </w:tr>
-      <w:tr>
-        <w:tc>
-          <w:tcPr>
-            <w:tcW w:type="dxa" w:w="1700"/>
-            <w:tcMar>
-              <w:top w:type="dxa" w:w="70"/>
-              <w:left w:type="dxa" w:w="110"/>
-              <w:bottom w:type="dxa" w:w="70"/>
-              <w:right w:type="dxa" w:w="110"/>
-            </w:tcMar>
-          </w:tcPr>
-          <w:p>
-            <w:pPr>
-              <w:spacing w:after="0" w:line="280"/>
-            </w:pPr>
-            <w:r>
-              <w:rPr>
-                <w:rFonts w:ascii="Yu Gothic" w:cs="Yu Gothic" w:eastAsia="Yu Gothic" w:hAnsi="Yu Gothic"/>
-                <w:sz w:val="18"/>
-                <w:szCs w:val="18"/>
-              </w:rPr>
-              <w:t xml:space="preserve">トレーナー</w:t>
-            </w:r>
-          </w:p>
-        </w:tc>
-        <w:tc>
-          <w:tcPr>
-            <w:tcW w:type="dxa" w:w="900"/>
-            <w:tcMar>
-              <w:top w:type="dxa" w:w="70"/>
-              <w:left w:type="dxa" w:w="110"/>
-              <w:bottom w:type="dxa" w:w="70"/>
-              <w:right w:type="dxa" w:w="110"/>
-            </w:tcMar>
-          </w:tcPr>
-          <w:p>
-            <w:pPr>
-              <w:spacing w:after="0" w:line="280"/>
-            </w:pPr>
-            <w:r>
-              <w:rPr>
-                <w:rFonts w:ascii="Yu Gothic" w:cs="Yu Gothic" w:eastAsia="Yu Gothic" w:hAnsi="Yu Gothic"/>
-                <w:sz w:val="18"/>
-                <w:szCs w:val="18"/>
-              </w:rPr>
-              <w:t xml:space="preserve">必須</w:t>
-            </w:r>
-          </w:p>
-        </w:tc>
-        <w:tc>
-          <w:tcPr>
-            <w:tcW w:type="dxa" w:w="7100"/>
-            <w:tcMar>
-              <w:top w:type="dxa" w:w="70"/>
-              <w:left w:type="dxa" w:w="110"/>
-              <w:bottom w:type="dxa" w:w="70"/>
-              <w:right w:type="dxa" w:w="110"/>
-            </w:tcMar>
-          </w:tcPr>
-          <w:p>
-            <w:pPr>
-              <w:spacing w:after="0" w:line="280"/>
-            </w:pPr>
-            <w:r>
-              <w:rPr>
-                <w:rFonts w:ascii="Yu Gothic" w:cs="Yu Gothic" w:eastAsia="Yu Gothic" w:hAnsi="Yu Gothic"/>
-                <w:sz w:val="18"/>
-                <w:szCs w:val="18"/>
-              </w:rPr>
-              <w:t xml:space="preserve">メールアドレス。氏名でも可(同姓同名がいる行はエラー)</w:t>
-            </w:r>
-          </w:p>
-        </w:tc>
-      </w:tr>
-      <w:tr>
-        <w:tc>
-          <w:tcPr>
-            <w:tcW w:type="dxa" w:w="1700"/>
-            <w:tcMar>
-              <w:top w:type="dxa" w:w="70"/>
-              <w:left w:type="dxa" w:w="110"/>
-              <w:bottom w:type="dxa" w:w="70"/>
-              <w:right w:type="dxa" w:w="110"/>
-            </w:tcMar>
-          </w:tcPr>
-          <w:p>
-            <w:pPr>
-              <w:spacing w:after="0" w:line="280"/>
-            </w:pPr>
-            <w:r>
-              <w:rPr>
-                <w:rFonts w:ascii="Yu Gothic" w:cs="Yu Gothic" w:eastAsia="Yu Gothic" w:hAnsi="Yu Gothic"/>
-                <w:sz w:val="18"/>
-                <w:szCs w:val="18"/>
-              </w:rPr>
-              <w:t xml:space="preserve">日付</w:t>
-            </w:r>
-          </w:p>
-        </w:tc>
-        <w:tc>
-          <w:tcPr>
-            <w:tcW w:type="dxa" w:w="900"/>
-            <w:tcMar>
-              <w:top w:type="dxa" w:w="70"/>
-              <w:left w:type="dxa" w:w="110"/>
-              <w:bottom w:type="dxa" w:w="70"/>
-              <w:right w:type="dxa" w:w="110"/>
-            </w:tcMar>
-          </w:tcPr>
-          <w:p>
-            <w:pPr>
-              <w:spacing w:after="0" w:line="280"/>
-            </w:pPr>
-            <w:r>
-              <w:rPr>
-                <w:rFonts w:ascii="Yu Gothic" w:cs="Yu Gothic" w:eastAsia="Yu Gothic" w:hAnsi="Yu Gothic"/>
-                <w:sz w:val="18"/>
-                <w:szCs w:val="18"/>
-              </w:rPr>
-              <w:t xml:space="preserve">必須</w:t>
-            </w:r>
-          </w:p>
-        </w:tc>
-        <w:tc>
-          <w:tcPr>
-            <w:tcW w:type="dxa" w:w="7100"/>
-            <w:tcMar>
-              <w:top w:type="dxa" w:w="70"/>
-              <w:left w:type="dxa" w:w="110"/>
-              <w:bottom w:type="dxa" w:w="70"/>
-              <w:right w:type="dxa" w:w="110"/>
-            </w:tcMar>
-          </w:tcPr>
-          <w:p>
-            <w:pPr>
-              <w:spacing w:after="0" w:line="280"/>
-            </w:pPr>
-            <w:r>
-              <w:rPr>
-                <w:rFonts w:ascii="Yu Gothic" w:cs="Yu Gothic" w:eastAsia="Yu Gothic" w:hAnsi="Yu Gothic"/>
-                <w:sz w:val="18"/>
-                <w:szCs w:val="18"/>
-              </w:rPr>
-              <w:t xml:space="preserve">2026/10/01 または 2026-10-01</w:t>
-            </w:r>
-          </w:p>
-        </w:tc>
-      </w:tr>
-      <w:tr>
-        <w:tc>
-          <w:tcPr>
-            <w:tcW w:type="dxa" w:w="1700"/>
-            <w:tcMar>
-              <w:top w:type="dxa" w:w="70"/>
-              <w:left w:type="dxa" w:w="110"/>
-              <w:bottom w:type="dxa" w:w="70"/>
-              <w:right w:type="dxa" w:w="110"/>
-            </w:tcMar>
-          </w:tcPr>
-          <w:p>
-            <w:pPr>
-              <w:spacing w:after="0" w:line="280"/>
-            </w:pPr>
-            <w:r>
-              <w:rPr>
-                <w:rFonts w:ascii="Yu Gothic" w:cs="Yu Gothic" w:eastAsia="Yu Gothic" w:hAnsi="Yu Gothic"/>
-                <w:sz w:val="18"/>
-                <w:szCs w:val="18"/>
-              </w:rPr>
-              <w:t xml:space="preserve">終了日</w:t>
-            </w:r>
-          </w:p>
-        </w:tc>
-        <w:tc>
-          <w:tcPr>
-            <w:tcW w:type="dxa" w:w="900"/>
-            <w:tcMar>
-              <w:top w:type="dxa" w:w="70"/>
-              <w:left w:type="dxa" w:w="110"/>
-              <w:bottom w:type="dxa" w:w="70"/>
-              <w:right w:type="dxa" w:w="110"/>
-            </w:tcMar>
-          </w:tcPr>
-          <w:p>
-            <w:pPr>
-              <w:spacing w:after="0" w:line="280"/>
-            </w:pPr>
-            <w:r>
-              <w:rPr>
-                <w:rFonts w:ascii="Yu Gothic" w:cs="Yu Gothic" w:eastAsia="Yu Gothic" w:hAnsi="Yu Gothic"/>
-                <w:sz w:val="18"/>
-                <w:szCs w:val="18"/>
-              </w:rPr>
-              <w:t xml:space="preserve">任意</w:t>
-            </w:r>
-          </w:p>
-        </w:tc>
-        <w:tc>
-          <w:tcPr>
-            <w:tcW w:type="dxa" w:w="7100"/>
-            <w:tcMar>
-              <w:top w:type="dxa" w:w="70"/>
-              <w:left w:type="dxa" w:w="110"/>
-              <w:bottom w:type="dxa" w:w="70"/>
-              <w:right w:type="dxa" w:w="110"/>
-            </w:tcMar>
-          </w:tcPr>
-          <w:p>
-            <w:pPr>
-              <w:spacing w:after="0" w:line="280"/>
-            </w:pPr>
-            <w:r>
-              <w:rPr>
-                <w:rFonts w:ascii="Yu Gothic" w:cs="Yu Gothic" w:eastAsia="Yu Gothic" w:hAnsi="Yu Gothic"/>
-                <w:sz w:val="18"/>
-                <w:szCs w:val="18"/>
-              </w:rPr>
-              <w:t xml:space="preserve">入れると期間ぶんまとめて作ります。空ならその日だけ</w:t>
-            </w:r>
-          </w:p>
-        </w:tc>
-      </w:tr>
-      <w:tr>
-        <w:tc>
-          <w:tcPr>
-            <w:tcW w:type="dxa" w:w="1700"/>
-            <w:tcMar>
-              <w:top w:type="dxa" w:w="70"/>
-              <w:left w:type="dxa" w:w="110"/>
-              <w:bottom w:type="dxa" w:w="70"/>
-              <w:right w:type="dxa" w:w="110"/>
-            </w:tcMar>
-          </w:tcPr>
-          <w:p>
-            <w:pPr>
-              <w:spacing w:after="0" w:line="280"/>
-            </w:pPr>
-            <w:r>
-              <w:rPr>
-                <w:rFonts w:ascii="Yu Gothic" w:cs="Yu Gothic" w:eastAsia="Yu Gothic" w:hAnsi="Yu Gothic"/>
-                <w:sz w:val="18"/>
-                <w:szCs w:val="18"/>
-              </w:rPr>
-              <w:t xml:space="preserve">開始</w:t>
-            </w:r>
-          </w:p>
-        </w:tc>
-        <w:tc>
-          <w:tcPr>
-            <w:tcW w:type="dxa" w:w="900"/>
-            <w:tcMar>
-              <w:top w:type="dxa" w:w="70"/>
-              <w:left w:type="dxa" w:w="110"/>
-              <w:bottom w:type="dxa" w:w="70"/>
-              <w:right w:type="dxa" w:w="110"/>
-            </w:tcMar>
-          </w:tcPr>
-          <w:p>
-            <w:pPr>
-              <w:spacing w:after="0" w:line="280"/>
-            </w:pPr>
-            <w:r>
-              <w:rPr>
-                <w:rFonts w:ascii="Yu Gothic" w:cs="Yu Gothic" w:eastAsia="Yu Gothic" w:hAnsi="Yu Gothic"/>
-                <w:sz w:val="18"/>
-                <w:szCs w:val="18"/>
-              </w:rPr>
-              <w:t xml:space="preserve">必須</w:t>
-            </w:r>
-          </w:p>
-        </w:tc>
-        <w:tc>
-          <w:tcPr>
-            <w:tcW w:type="dxa" w:w="7100"/>
-            <w:tcMar>
-              <w:top w:type="dxa" w:w="70"/>
-              <w:left w:type="dxa" w:w="110"/>
-              <w:bottom w:type="dxa" w:w="70"/>
-              <w:right w:type="dxa" w:w="110"/>
-            </w:tcMar>
-          </w:tcPr>
-          <w:p>
-            <w:pPr>
-              <w:spacing w:after="0" w:line="280"/>
-            </w:pPr>
-            <w:r>
-              <w:rPr>
-                <w:rFonts w:ascii="Yu Gothic" w:cs="Yu Gothic" w:eastAsia="Yu Gothic" w:hAnsi="Yu Gothic"/>
-                <w:sz w:val="18"/>
-                <w:szCs w:val="18"/>
-              </w:rPr>
-              <w:t xml:space="preserve">09:00</w:t>
-            </w:r>
-          </w:p>
-        </w:tc>
-      </w:tr>
-      <w:tr>
-        <w:tc>
-          <w:tcPr>
-            <w:tcW w:type="dxa" w:w="1700"/>
-            <w:tcMar>
-              <w:top w:type="dxa" w:w="70"/>
-              <w:left w:type="dxa" w:w="110"/>
-              <w:bottom w:type="dxa" w:w="70"/>
-              <w:right w:type="dxa" w:w="110"/>
-            </w:tcMar>
-          </w:tcPr>
-          <w:p>
-            <w:pPr>
-              <w:spacing w:after="0" w:line="280"/>
-            </w:pPr>
-            <w:r>
-              <w:rPr>
-                <w:rFonts w:ascii="Yu Gothic" w:cs="Yu Gothic" w:eastAsia="Yu Gothic" w:hAnsi="Yu Gothic"/>
-                <w:sz w:val="18"/>
-                <w:szCs w:val="18"/>
-              </w:rPr>
-              <w:t xml:space="preserve">終了</w:t>
-            </w:r>
-          </w:p>
-        </w:tc>
-        <w:tc>
-          <w:tcPr>
-            <w:tcW w:type="dxa" w:w="900"/>
-            <w:tcMar>
-              <w:top w:type="dxa" w:w="70"/>
-              <w:left w:type="dxa" w:w="110"/>
-              <w:bottom w:type="dxa" w:w="70"/>
-              <w:right w:type="dxa" w:w="110"/>
-            </w:tcMar>
-          </w:tcPr>
-          <w:p>
-            <w:pPr>
-              <w:spacing w:after="0" w:line="280"/>
-            </w:pPr>
-            <w:r>
-              <w:rPr>
-                <w:rFonts w:ascii="Yu Gothic" w:cs="Yu Gothic" w:eastAsia="Yu Gothic" w:hAnsi="Yu Gothic"/>
-                <w:sz w:val="18"/>
-                <w:szCs w:val="18"/>
-              </w:rPr>
-              <w:t xml:space="preserve">必須</w:t>
-            </w:r>
-          </w:p>
-        </w:tc>
-        <w:tc>
-          <w:tcPr>
-            <w:tcW w:type="dxa" w:w="7100"/>
-            <w:tcMar>
-              <w:top w:type="dxa" w:w="70"/>
-              <w:left w:type="dxa" w:w="110"/>
-              <w:bottom w:type="dxa" w:w="70"/>
-              <w:right w:type="dxa" w:w="110"/>
-            </w:tcMar>
-          </w:tcPr>
-          <w:p>
-            <w:pPr>
-              <w:spacing w:after="0" w:line="280"/>
-            </w:pPr>
-            <w:r>
-              <w:rPr>
-                <w:rFonts w:ascii="Yu Gothic" w:cs="Yu Gothic" w:eastAsia="Yu Gothic" w:hAnsi="Yu Gothic"/>
-                <w:sz w:val="18"/>
-                <w:szCs w:val="18"/>
-              </w:rPr>
-              <w:t xml:space="preserve">18:00(この時刻の枠は作りません。最後は17:30開始)</w:t>
-            </w:r>
-          </w:p>
-        </w:tc>
-      </w:tr>
-      <w:tr>
-        <w:tc>
-          <w:tcPr>
-            <w:tcW w:type="dxa" w:w="1700"/>
-            <w:tcMar>
-              <w:top w:type="dxa" w:w="70"/>
-              <w:left w:type="dxa" w:w="110"/>
-              <w:bottom w:type="dxa" w:w="70"/>
-              <w:right w:type="dxa" w:w="110"/>
-            </w:tcMar>
-          </w:tcPr>
-          <w:p>
-            <w:pPr>
-              <w:spacing w:after="0" w:line="280"/>
-            </w:pPr>
-            <w:r>
-              <w:rPr>
-                <w:rFonts w:ascii="Yu Gothic" w:cs="Yu Gothic" w:eastAsia="Yu Gothic" w:hAnsi="Yu Gothic"/>
-                <w:sz w:val="18"/>
-                <w:szCs w:val="18"/>
-              </w:rPr>
-              <w:t xml:space="preserve">定員</w:t>
-            </w:r>
-          </w:p>
-        </w:tc>
-        <w:tc>
-          <w:tcPr>
-            <w:tcW w:type="dxa" w:w="900"/>
-            <w:tcMar>
-              <w:top w:type="dxa" w:w="70"/>
-              <w:left w:type="dxa" w:w="110"/>
-              <w:bottom w:type="dxa" w:w="70"/>
-              <w:right w:type="dxa" w:w="110"/>
-            </w:tcMar>
-          </w:tcPr>
-          <w:p>
-            <w:pPr>
-              <w:spacing w:after="0" w:line="280"/>
-            </w:pPr>
-            <w:r>
-              <w:rPr>
-                <w:rFonts w:ascii="Yu Gothic" w:cs="Yu Gothic" w:eastAsia="Yu Gothic" w:hAnsi="Yu Gothic"/>
-                <w:sz w:val="18"/>
-                <w:szCs w:val="18"/>
-              </w:rPr>
-              <w:t xml:space="preserve">任意</w:t>
-            </w:r>
-          </w:p>
-        </w:tc>
-        <w:tc>
-          <w:tcPr>
-            <w:tcW w:type="dxa" w:w="7100"/>
-            <w:tcMar>
-              <w:top w:type="dxa" w:w="70"/>
-              <w:left w:type="dxa" w:w="110"/>
-              <w:bottom w:type="dxa" w:w="70"/>
-              <w:right w:type="dxa" w:w="110"/>
-            </w:tcMar>
-          </w:tcPr>
-          <w:p>
-            <w:pPr>
-              <w:spacing w:after="0" w:line="280"/>
-            </w:pPr>
-            <w:r>
-              <w:rPr>
-                <w:rFonts w:ascii="Yu Gothic" w:cs="Yu Gothic" w:eastAsia="Yu Gothic" w:hAnsi="Yu Gothic"/>
-                <w:sz w:val="18"/>
-                <w:szCs w:val="18"/>
-              </w:rPr>
-              <w:t xml:space="preserve">空なら1</w:t>
+                <w:color w:val="2C2C2A"/>
+                <w:sz w:val="19"/>
+                <w:szCs w:val="19"/>
+              </w:rPr>
+              <w:t xml:space="preserve">その箇所以外はそのまま登録されます。</w:t>
             </w:r>
           </w:p>
         </w:tc>
@@ -9562,7 +9840,61 @@
     </w:tbl>
     <w:p>
       <w:pPr>
-        <w:spacing w:after="110"/>
+        <w:spacing w:after="80"/>
+      </w:pPr>
+      <w:r>
+        <w:rPr>
+          <w:rFonts w:ascii="Yu Gothic" w:cs="Yu Gothic" w:eastAsia="Yu Gothic" w:hAnsi="Yu Gothic"/>
+          <w:sz w:val="2"/>
+          <w:szCs w:val="2"/>
+        </w:rPr>
+        <w:t xml:space="preserve"/>
+      </w:r>
+    </w:p>
+    <w:p>
+      <w:pPr>
+        <w:spacing w:after="110" w:line="300"/>
+      </w:pPr>
+      <w:r>
+        <w:rPr>
+          <w:rFonts w:ascii="Yu Gothic" w:cs="Yu Gothic" w:eastAsia="Yu Gothic" w:hAnsi="Yu Gothic"/>
+          <w:b/>
+          <w:bCs/>
+          <w:sz w:val="20"/>
+          <w:szCs w:val="20"/>
+        </w:rPr>
+        <w:t xml:space="preserve">対象月</w:t>
+      </w:r>
+      <w:r>
+        <w:rPr>
+          <w:rFonts w:ascii="Yu Gothic" w:cs="Yu Gothic" w:eastAsia="Yu Gothic" w:hAnsi="Yu Gothic"/>
+          <w:sz w:val="20"/>
+          <w:szCs w:val="20"/>
+        </w:rPr>
+        <w:t xml:space="preserve">の行と</w:t>
+      </w:r>
+      <w:r>
+        <w:rPr>
+          <w:rFonts w:ascii="Yu Gothic" w:cs="Yu Gothic" w:eastAsia="Yu Gothic" w:hAnsi="Yu Gothic"/>
+          <w:b/>
+          <w:bCs/>
+          <w:sz w:val="20"/>
+          <w:szCs w:val="20"/>
+        </w:rPr>
+        <w:t xml:space="preserve">トレーナー</w:t>
+      </w:r>
+      <w:r>
+        <w:rPr>
+          <w:rFonts w:ascii="Yu Gothic" w:cs="Yu Gothic" w:eastAsia="Yu Gothic" w:hAnsi="Yu Gothic"/>
+          <w:sz w:val="20"/>
+          <w:szCs w:val="20"/>
+        </w:rPr>
+        <w:t xml:space="preserve">の行は消さないでください。日付の見出しが「1(木)」のような日だけの表記のため、対象月が無いと何月か判断できません。</w:t>
+      </w:r>
+    </w:p>
+    <w:p>
+      <w:pPr>
+        <w:spacing w:after="80"/>
       </w:pPr>
       <w:r>
         <w:rPr>
@@ -9588,53 +9920,449 @@
           <w:sz w:val="20"/>
           <w:szCs w:val="20"/>
         </w:rPr>
-        <w:t xml:space="preserve">列の順番は見出しで判断します。並び替えても読み込めます</w:t>
-      </w:r>
-    </w:p>
-    <w:p>
-      <w:pPr>
-        <w:pStyle w:val="ListParagraph"/>
-        <w:numPr>
-          <w:ilvl w:val="0"/>
-          <w:numId w:val="2"/>
-        </w:numPr>
-        <w:spacing w:after="60" w:line="290"/>
-      </w:pPr>
-      <w:r>
-        <w:rPr>
-          <w:rFonts w:ascii="Yu Gothic" w:cs="Yu Gothic" w:eastAsia="Yu Gothic" w:hAnsi="Yu Gothic"/>
-          <w:b/>
-          <w:bCs/>
-          <w:sz w:val="20"/>
-          <w:szCs w:val="20"/>
-        </w:rPr>
-        <w:t xml:space="preserve">1行が駄目でも残りは登録します。</w:t>
-      </w:r>
-      <w:r>
-        <w:rPr>
-          <w:rFonts w:ascii="Yu Gothic" w:cs="Yu Gothic" w:eastAsia="Yu Gothic" w:hAnsi="Yu Gothic"/>
-          <w:sz w:val="20"/>
-          <w:szCs w:val="20"/>
-        </w:rPr>
-        <w:t xml:space="preserve">何行目がなぜ駄目だったかが表示されます</w:t>
-      </w:r>
-    </w:p>
-    <w:p>
-      <w:pPr>
-        <w:pStyle w:val="ListParagraph"/>
-        <w:numPr>
-          <w:ilvl w:val="0"/>
-          <w:numId w:val="2"/>
-        </w:numPr>
-        <w:spacing w:after="60" w:line="290"/>
-      </w:pPr>
-      <w:r>
-        <w:rPr>
-          <w:rFonts w:ascii="Yu Gothic" w:cs="Yu Gothic" w:eastAsia="Yu Gothic" w:hAnsi="Yu Gothic"/>
-          <w:sz w:val="20"/>
-          <w:szCs w:val="20"/>
-        </w:rPr>
-        <w:t xml:space="preserve">すでにある枠は作り直さないので、同じファイルを二度読み込んでも壊れません</w:t>
+        <w:t xml:space="preserve">以前の「1行に1期間」の形式(トレーナー・日付・開始・終了)も引き続き読めます</w:t>
+      </w:r>
+    </w:p>
+    <w:p>
+      <w:pPr>
+        <w:spacing w:after="80"/>
+      </w:pPr>
+      <w:r>
+        <w:rPr>
+          <w:rFonts w:ascii="Yu Gothic" w:cs="Yu Gothic" w:eastAsia="Yu Gothic" w:hAnsi="Yu Gothic"/>
+          <w:sz w:val="2"/>
+          <w:szCs w:val="2"/>
+        </w:rPr>
+        <w:t xml:space="preserve"/>
+      </w:r>
+    </w:p>
+    <w:p>
+      <w:pPr>
+        <w:spacing w:after="80" w:before="170"/>
+      </w:pPr>
+      <w:r>
+        <w:rPr>
+          <w:rFonts w:ascii="Yu Gothic" w:cs="Yu Gothic" w:eastAsia="Yu Gothic" w:hAnsi="Yu Gothic"/>
+          <w:b/>
+          <w:bCs/>
+          <w:color w:val="1E2761"/>
+          <w:sz w:val="21"/>
+          <w:szCs w:val="21"/>
+        </w:rPr>
+        <w:t xml:space="preserve">同じ月を二度読み込んだとき</w:t>
+      </w:r>
+    </w:p>
+    <w:p>
+      <w:pPr>
+        <w:spacing w:after="110" w:line="300"/>
+      </w:pPr>
+      <w:r>
+        <w:rPr>
+          <w:rFonts w:ascii="Yu Gothic" w:cs="Yu Gothic" w:eastAsia="Yu Gothic" w:hAnsi="Yu Gothic"/>
+          <w:sz w:val="20"/>
+          <w:szCs w:val="20"/>
+        </w:rPr>
+        <w:t xml:space="preserve">登録の直前に</w:t>
+      </w:r>
+      <w:r>
+        <w:rPr>
+          <w:rFonts w:ascii="Yu Gothic" w:cs="Yu Gothic" w:eastAsia="Yu Gothic" w:hAnsi="Yu Gothic"/>
+          <w:b/>
+          <w:bCs/>
+          <w:sz w:val="20"/>
+          <w:szCs w:val="20"/>
+        </w:rPr>
+        <w:t xml:space="preserve">「この期間の枠を入れ替える」</w:t>
+      </w:r>
+      <w:r>
+        <w:rPr>
+          <w:rFonts w:ascii="Yu Gothic" w:cs="Yu Gothic" w:eastAsia="Yu Gothic" w:hAnsi="Yu Gothic"/>
+          <w:sz w:val="20"/>
+          <w:szCs w:val="20"/>
+        </w:rPr>
+        <w:t xml:space="preserve">というチェックが出ます。ここで動きが変わります。</w:t>
+      </w:r>
+    </w:p>
+    <w:p>
+      <w:pPr>
+        <w:spacing w:after="60"/>
+      </w:pPr>
+      <w:r>
+        <w:rPr>
+          <w:rFonts w:ascii="Yu Gothic" w:cs="Yu Gothic" w:eastAsia="Yu Gothic" w:hAnsi="Yu Gothic"/>
+          <w:sz w:val="2"/>
+          <w:szCs w:val="2"/>
+        </w:rPr>
+        <w:t xml:space="preserve"/>
+      </w:r>
+    </w:p>
+    <w:tbl>
+      <w:tblPr>
+        <w:tblW w:type="dxa" w:w="9700"/>
+        <w:tblBorders>
+          <w:top w:val="single" w:color="D8DCE8" w:sz="4"/>
+          <w:left w:val="single" w:color="D8DCE8" w:sz="4"/>
+          <w:bottom w:val="single" w:color="D8DCE8" w:sz="4"/>
+          <w:right w:val="single" w:color="D8DCE8" w:sz="4"/>
+          <w:insideH w:val="single" w:color="D8DCE8" w:sz="4"/>
+          <w:insideV w:val="single" w:color="D8DCE8" w:sz="4"/>
+        </w:tblBorders>
+        <w:tblLayout w:type="fixed"/>
+      </w:tblPr>
+      <w:tblGrid>
+        <w:gridCol w:w="1800"/>
+        <w:gridCol w:w="4900"/>
+        <w:gridCol w:w="3000"/>
+      </w:tblGrid>
+      <w:tr>
+        <w:trPr>
+          <w:tblHeader/>
+        </w:trPr>
+        <w:tc>
+          <w:tcPr>
+            <w:tcW w:type="dxa" w:w="1800"/>
+            <w:shd w:fill="EDF1FA" w:color="auto" w:val="clear"/>
+            <w:tcMar>
+              <w:top w:type="dxa" w:w="70"/>
+              <w:left w:type="dxa" w:w="110"/>
+              <w:bottom w:type="dxa" w:w="70"/>
+              <w:right w:type="dxa" w:w="110"/>
+            </w:tcMar>
+          </w:tcPr>
+          <w:p>
+            <w:pPr>
+              <w:spacing w:after="0" w:line="280"/>
+            </w:pPr>
+            <w:r>
+              <w:rPr>
+                <w:rFonts w:ascii="Yu Gothic" w:cs="Yu Gothic" w:eastAsia="Yu Gothic" w:hAnsi="Yu Gothic"/>
+                <w:b/>
+                <w:bCs/>
+                <w:color w:val="1E2761"/>
+                <w:sz w:val="18"/>
+                <w:szCs w:val="18"/>
+              </w:rPr>
+              <w:t xml:space="preserve">チェック</w:t>
+            </w:r>
+          </w:p>
+        </w:tc>
+        <w:tc>
+          <w:tcPr>
+            <w:tcW w:type="dxa" w:w="4900"/>
+            <w:shd w:fill="EDF1FA" w:color="auto" w:val="clear"/>
+            <w:tcMar>
+              <w:top w:type="dxa" w:w="70"/>
+              <w:left w:type="dxa" w:w="110"/>
+              <w:bottom w:type="dxa" w:w="70"/>
+              <w:right w:type="dxa" w:w="110"/>
+            </w:tcMar>
+          </w:tcPr>
+          <w:p>
+            <w:pPr>
+              <w:spacing w:after="0" w:line="280"/>
+            </w:pPr>
+            <w:r>
+              <w:rPr>
+                <w:rFonts w:ascii="Yu Gothic" w:cs="Yu Gothic" w:eastAsia="Yu Gothic" w:hAnsi="Yu Gothic"/>
+                <w:b/>
+                <w:bCs/>
+                <w:color w:val="1E2761"/>
+                <w:sz w:val="18"/>
+                <w:szCs w:val="18"/>
+              </w:rPr>
+              <w:t xml:space="preserve">動き</w:t>
+            </w:r>
+          </w:p>
+        </w:tc>
+        <w:tc>
+          <w:tcPr>
+            <w:tcW w:type="dxa" w:w="3000"/>
+            <w:shd w:fill="EDF1FA" w:color="auto" w:val="clear"/>
+            <w:tcMar>
+              <w:top w:type="dxa" w:w="70"/>
+              <w:left w:type="dxa" w:w="110"/>
+              <w:bottom w:type="dxa" w:w="70"/>
+              <w:right w:type="dxa" w:w="110"/>
+            </w:tcMar>
+          </w:tcPr>
+          <w:p>
+            <w:pPr>
+              <w:spacing w:after="0" w:line="280"/>
+            </w:pPr>
+            <w:r>
+              <w:rPr>
+                <w:rFonts w:ascii="Yu Gothic" w:cs="Yu Gothic" w:eastAsia="Yu Gothic" w:hAnsi="Yu Gothic"/>
+                <w:b/>
+                <w:bCs/>
+                <w:color w:val="1E2761"/>
+                <w:sz w:val="18"/>
+                <w:szCs w:val="18"/>
+              </w:rPr>
+              <w:t xml:space="preserve">使う場面</w:t>
+            </w:r>
+          </w:p>
+        </w:tc>
+      </w:tr>
+      <w:tr>
+        <w:tc>
+          <w:tcPr>
+            <w:tcW w:type="dxa" w:w="1800"/>
+            <w:tcMar>
+              <w:top w:type="dxa" w:w="70"/>
+              <w:left w:type="dxa" w:w="110"/>
+              <w:bottom w:type="dxa" w:w="70"/>
+              <w:right w:type="dxa" w:w="110"/>
+            </w:tcMar>
+          </w:tcPr>
+          <w:p>
+            <w:pPr>
+              <w:spacing w:after="0" w:line="280"/>
+            </w:pPr>
+            <w:r>
+              <w:rPr>
+                <w:rFonts w:ascii="Yu Gothic" w:cs="Yu Gothic" w:eastAsia="Yu Gothic" w:hAnsi="Yu Gothic"/>
+                <w:sz w:val="18"/>
+                <w:szCs w:val="18"/>
+              </w:rPr>
+              <w:t xml:space="preserve">入れない(既定)</w:t>
+            </w:r>
+          </w:p>
+        </w:tc>
+        <w:tc>
+          <w:tcPr>
+            <w:tcW w:type="dxa" w:w="4900"/>
+            <w:tcMar>
+              <w:top w:type="dxa" w:w="70"/>
+              <w:left w:type="dxa" w:w="110"/>
+              <w:bottom w:type="dxa" w:w="70"/>
+              <w:right w:type="dxa" w:w="110"/>
+            </w:tcMar>
+          </w:tcPr>
+          <w:p>
+            <w:pPr>
+              <w:spacing w:after="0" w:line="280"/>
+            </w:pPr>
+            <w:r>
+              <w:rPr>
+                <w:rFonts w:ascii="Yu Gothic" w:cs="Yu Gothic" w:eastAsia="Yu Gothic" w:hAnsi="Yu Gothic"/>
+                <w:sz w:val="18"/>
+                <w:szCs w:val="18"/>
+              </w:rPr>
+              <w:t xml:space="preserve">足りない枠を足すだけ。既存の枠はそのまま残ります</w:t>
+            </w:r>
+          </w:p>
+        </w:tc>
+        <w:tc>
+          <w:tcPr>
+            <w:tcW w:type="dxa" w:w="3000"/>
+            <w:tcMar>
+              <w:top w:type="dxa" w:w="70"/>
+              <w:left w:type="dxa" w:w="110"/>
+              <w:bottom w:type="dxa" w:w="70"/>
+              <w:right w:type="dxa" w:w="110"/>
+            </w:tcMar>
+          </w:tcPr>
+          <w:p>
+            <w:pPr>
+              <w:spacing w:after="0" w:line="280"/>
+            </w:pPr>
+            <w:r>
+              <w:rPr>
+                <w:rFonts w:ascii="Yu Gothic" w:cs="Yu Gothic" w:eastAsia="Yu Gothic" w:hAnsi="Yu Gothic"/>
+                <w:sz w:val="18"/>
+                <w:szCs w:val="18"/>
+              </w:rPr>
+              <w:t xml:space="preserve">出勤を追加する</w:t>
+            </w:r>
+          </w:p>
+        </w:tc>
+      </w:tr>
+      <w:tr>
+        <w:tc>
+          <w:tcPr>
+            <w:tcW w:type="dxa" w:w="1800"/>
+            <w:tcMar>
+              <w:top w:type="dxa" w:w="70"/>
+              <w:left w:type="dxa" w:w="110"/>
+              <w:bottom w:type="dxa" w:w="70"/>
+              <w:right w:type="dxa" w:w="110"/>
+            </w:tcMar>
+          </w:tcPr>
+          <w:p>
+            <w:pPr>
+              <w:spacing w:after="0" w:line="280"/>
+            </w:pPr>
+            <w:r>
+              <w:rPr>
+                <w:rFonts w:ascii="Yu Gothic" w:cs="Yu Gothic" w:eastAsia="Yu Gothic" w:hAnsi="Yu Gothic"/>
+                <w:sz w:val="18"/>
+                <w:szCs w:val="18"/>
+              </w:rPr>
+              <w:t xml:space="preserve">入れる</w:t>
+            </w:r>
+          </w:p>
+        </w:tc>
+        <w:tc>
+          <w:tcPr>
+            <w:tcW w:type="dxa" w:w="4900"/>
+            <w:tcMar>
+              <w:top w:type="dxa" w:w="70"/>
+              <w:left w:type="dxa" w:w="110"/>
+              <w:bottom w:type="dxa" w:w="70"/>
+              <w:right w:type="dxa" w:w="110"/>
+            </w:tcMar>
+          </w:tcPr>
+          <w:p>
+            <w:pPr>
+              <w:spacing w:after="0" w:line="280"/>
+            </w:pPr>
+            <w:r>
+              <w:rPr>
+                <w:rFonts w:ascii="Yu Gothic" w:cs="Yu Gothic" w:eastAsia="Yu Gothic" w:hAnsi="Yu Gothic"/>
+                <w:sz w:val="18"/>
+                <w:szCs w:val="18"/>
+              </w:rPr>
+              <w:t xml:space="preserve">その期間の枠を一度消してから登録し直します</w:t>
+            </w:r>
+          </w:p>
+        </w:tc>
+        <w:tc>
+          <w:tcPr>
+            <w:tcW w:type="dxa" w:w="3000"/>
+            <w:tcMar>
+              <w:top w:type="dxa" w:w="70"/>
+              <w:left w:type="dxa" w:w="110"/>
+              <w:bottom w:type="dxa" w:w="70"/>
+              <w:right w:type="dxa" w:w="110"/>
+            </w:tcMar>
+          </w:tcPr>
+          <w:p>
+            <w:pPr>
+              <w:spacing w:after="0" w:line="280"/>
+            </w:pPr>
+            <w:r>
+              <w:rPr>
+                <w:rFonts w:ascii="Yu Gothic" w:cs="Yu Gothic" w:eastAsia="Yu Gothic" w:hAnsi="Yu Gothic"/>
+                <w:sz w:val="18"/>
+                <w:szCs w:val="18"/>
+              </w:rPr>
+              <w:t xml:space="preserve">出勤表を直して出し直す</w:t>
+            </w:r>
+          </w:p>
+        </w:tc>
+      </w:tr>
+    </w:tbl>
+    <w:p>
+      <w:pPr>
+        <w:spacing w:after="110"/>
+      </w:pPr>
+      <w:r>
+        <w:rPr>
+          <w:rFonts w:ascii="Yu Gothic" w:cs="Yu Gothic" w:eastAsia="Yu Gothic" w:hAnsi="Yu Gothic"/>
+          <w:sz w:val="2"/>
+          <w:szCs w:val="2"/>
+        </w:rPr>
+        <w:t xml:space="preserve"/>
+      </w:r>
+    </w:p>
+    <w:tbl>
+      <w:tblPr>
+        <w:tblW w:type="dxa" w:w="9700"/>
+        <w:tblBorders>
+          <w:top w:val="single" w:color="854F0B" w:sz="4"/>
+          <w:left w:val="single" w:color="854F0B" w:sz="4"/>
+          <w:bottom w:val="single" w:color="854F0B" w:sz="4"/>
+          <w:right w:val="single" w:color="854F0B" w:sz="4"/>
+          <w:insideH w:val="single" w:color="854F0B" w:sz="4"/>
+          <w:insideV w:val="single" w:color="854F0B" w:sz="4"/>
+        </w:tblBorders>
+        <w:tblLayout w:type="fixed"/>
+      </w:tblPr>
+      <w:tblGrid>
+        <w:gridCol w:w="9700"/>
+      </w:tblGrid>
+      <w:tr>
+        <w:tc>
+          <w:tcPr>
+            <w:tcW w:type="dxa" w:w="9700"/>
+            <w:shd w:fill="FBF1DE" w:color="auto" w:val="clear"/>
+            <w:tcMar>
+              <w:top w:type="dxa" w:w="90"/>
+              <w:left w:type="dxa" w:w="130"/>
+              <w:bottom w:type="dxa" w:w="90"/>
+              <w:right w:type="dxa" w:w="130"/>
+            </w:tcMar>
+          </w:tcPr>
+          <w:p>
+            <w:pPr>
+              <w:spacing w:after="0" w:line="290"/>
+            </w:pPr>
+            <w:r>
+              <w:rPr>
+                <w:rFonts w:ascii="Yu Gothic" w:cs="Yu Gothic" w:eastAsia="Yu Gothic" w:hAnsi="Yu Gothic"/>
+                <w:b/>
+                <w:bCs/>
+                <w:color w:val="854F0B"/>
+                <w:sz w:val="19"/>
+                <w:szCs w:val="19"/>
+              </w:rPr>
+              <w:t xml:space="preserve">直した出勤表を出し直すときは、必ずチェックを入れてください。</w:t>
+            </w:r>
+            <w:r>
+              <w:rPr>
+                <w:rFonts w:ascii="Yu Gothic" w:cs="Yu Gothic" w:eastAsia="Yu Gothic" w:hAnsi="Yu Gothic"/>
+                <w:color w:val="854F0B"/>
+                <w:sz w:val="19"/>
+                <w:szCs w:val="19"/>
+              </w:rPr>
+              <w:t xml:space="preserve">チェックを入れないと、18:00→15:00 に短くしても 15:00〜18:00 の枠が残り、出勤を取り消して空欄にしてもその日の枠が残ります。</w:t>
+            </w:r>
+          </w:p>
+        </w:tc>
+      </w:tr>
+    </w:tbl>
+    <w:p>
+      <w:pPr>
+        <w:spacing w:after="80"/>
+      </w:pPr>
+      <w:r>
+        <w:rPr>
+          <w:rFonts w:ascii="Yu Gothic" w:cs="Yu Gothic" w:eastAsia="Yu Gothic" w:hAnsi="Yu Gothic"/>
+          <w:sz w:val="2"/>
+          <w:szCs w:val="2"/>
+        </w:rPr>
+        <w:t xml:space="preserve"/>
+      </w:r>
+    </w:p>
+    <w:p>
+      <w:pPr>
+        <w:spacing w:after="110" w:line="300"/>
+      </w:pPr>
+      <w:r>
+        <w:rPr>
+          <w:rFonts w:ascii="Yu Gothic" w:cs="Yu Gothic" w:eastAsia="Yu Gothic" w:hAnsi="Yu Gothic"/>
+          <w:sz w:val="20"/>
+          <w:szCs w:val="20"/>
+        </w:rPr>
+        <w:t xml:space="preserve">入れ替えでも、</w:t>
+      </w:r>
+      <w:r>
+        <w:rPr>
+          <w:rFonts w:ascii="Yu Gothic" w:cs="Yu Gothic" w:eastAsia="Yu Gothic" w:hAnsi="Yu Gothic"/>
+          <w:b/>
+          <w:bCs/>
+          <w:sz w:val="20"/>
+          <w:szCs w:val="20"/>
+        </w:rPr>
+        <w:t xml:space="preserve">予約が入っている枠は消しません。</w:t>
+      </w:r>
+      <w:r>
+        <w:rPr>
+          <w:rFonts w:ascii="Yu Gothic" w:cs="Yu Gothic" w:eastAsia="Yu Gothic" w:hAnsi="Yu Gothic"/>
+          <w:sz w:val="20"/>
+          <w:szCs w:val="20"/>
+        </w:rPr>
+        <w:t xml:space="preserve">消さなかった枠の数は結果に表示されるので、必要に応じて予約状況の画面でご対応ください。</w:t>
       </w:r>
     </w:p>
     <w:p>
